--- a/docs/fotobox_dokumentation.docx
+++ b/docs/fotobox_dokumentation.docx
@@ -28,7 +28,23 @@
           <w:iCs/>
           <w:color w:val="555555"/>
         </w:rPr>
-        <w:t>Stand: Juli 2026 · Raspberry Pi 5, Debian trixie</w:t>
+        <w:t xml:space="preserve">Stand: </w:t>
+      </w:r>
+      <w:r>
+        <w:rPr>
+          <w:i/>
+          <w:iCs/>
+          <w:color w:val="555555"/>
+        </w:rPr>
+        <w:t xml:space="preserve">2. </w:t>
+      </w:r>
+      <w:r>
+        <w:rPr>
+          <w:i/>
+          <w:iCs/>
+          <w:color w:val="555555"/>
+        </w:rPr>
+        <w:t>August 2026 · Raspberry Pi 5, Debian trixie</w:t>
       </w:r>
     </w:p>
     <w:p>
@@ -83,7 +99,23 @@
         <w:spacing w:after="160"/>
       </w:pPr>
       <w:r>
-        <w:t>Die Software steuert Peripherie und Benutzeroberfläche als unidirektionale State Machine: jedes Ereignis (Touch, Taster, Timer) wird gegen den aktuellen AppState geprüft und liefert ein neues Modell plus auszuführende Aktionen zurück. Die folgende Liste nennt die tatsächlichen Zustandsnamen aus states.py (autoritativ) mit ihrer Bedeutung für den Gast-Ablauf.</w:t>
+        <w:t xml:space="preserve">Die Software steuert Peripherie und Benutzeroberfläche als unidirektionale State Machine: jedes Ereignis (Touch, Taster, Timer) wird gegen den aktuellen AppState geprüft und liefert ein neues Modell plus auszuführende Aktionen zurück. Die folgende Liste nennt die tatsächlichen Zustandsnamen aus </w:t>
+      </w:r>
+      <w:r>
+        <w:rPr>
+          <w:rStyle w:val="CodeZchn"/>
+        </w:rPr>
+        <w:t>states.py</w:t>
+      </w:r>
+      <w:r>
+        <w:rPr>
+          <w:sz w:val="18"/>
+          <w:szCs w:val="18"/>
+        </w:rPr>
+        <w:t xml:space="preserve"> </w:t>
+      </w:r>
+      <w:r>
+        <w:t>(autoritativ) mit ihrer Bedeutung für den Gast-Ablauf.</w:t>
       </w:r>
     </w:p>
     <w:tbl>
@@ -108,12 +140,6 @@
         <w:gridCol w:w="6900"/>
       </w:tblGrid>
       <w:tr>
-        <w:tblPrEx>
-          <w:tblCellMar>
-            <w:top w:w="0" w:type="dxa"/>
-            <w:bottom w:w="0" w:type="dxa"/>
-          </w:tblCellMar>
-        </w:tblPrEx>
         <w:trPr>
           <w:tblHeader/>
         </w:trPr>
@@ -165,12 +191,6 @@
         </w:tc>
       </w:tr>
       <w:tr>
-        <w:tblPrEx>
-          <w:tblCellMar>
-            <w:top w:w="0" w:type="dxa"/>
-            <w:bottom w:w="0" w:type="dxa"/>
-          </w:tblCellMar>
-        </w:tblPrEx>
         <w:tc>
           <w:tcPr>
             <w:tcW w:w="2400" w:type="dxa"/>
@@ -213,12 +233,6 @@
         </w:tc>
       </w:tr>
       <w:tr>
-        <w:tblPrEx>
-          <w:tblCellMar>
-            <w:top w:w="0" w:type="dxa"/>
-            <w:bottom w:w="0" w:type="dxa"/>
-          </w:tblCellMar>
-        </w:tblPrEx>
         <w:tc>
           <w:tcPr>
             <w:tcW w:w="2400" w:type="dxa"/>
@@ -274,12 +288,6 @@
         </w:tc>
       </w:tr>
       <w:tr>
-        <w:tblPrEx>
-          <w:tblCellMar>
-            <w:top w:w="0" w:type="dxa"/>
-            <w:bottom w:w="0" w:type="dxa"/>
-          </w:tblCellMar>
-        </w:tblPrEx>
         <w:tc>
           <w:tcPr>
             <w:tcW w:w="2400" w:type="dxa"/>
@@ -322,12 +330,6 @@
         </w:tc>
       </w:tr>
       <w:tr>
-        <w:tblPrEx>
-          <w:tblCellMar>
-            <w:top w:w="0" w:type="dxa"/>
-            <w:bottom w:w="0" w:type="dxa"/>
-          </w:tblCellMar>
-        </w:tblPrEx>
         <w:tc>
           <w:tcPr>
             <w:tcW w:w="2400" w:type="dxa"/>
@@ -370,12 +372,6 @@
         </w:tc>
       </w:tr>
       <w:tr>
-        <w:tblPrEx>
-          <w:tblCellMar>
-            <w:top w:w="0" w:type="dxa"/>
-            <w:bottom w:w="0" w:type="dxa"/>
-          </w:tblCellMar>
-        </w:tblPrEx>
         <w:tc>
           <w:tcPr>
             <w:tcW w:w="2400" w:type="dxa"/>
@@ -418,12 +414,6 @@
         </w:tc>
       </w:tr>
       <w:tr>
-        <w:tblPrEx>
-          <w:tblCellMar>
-            <w:top w:w="0" w:type="dxa"/>
-            <w:bottom w:w="0" w:type="dxa"/>
-          </w:tblCellMar>
-        </w:tblPrEx>
         <w:tc>
           <w:tcPr>
             <w:tcW w:w="2400" w:type="dxa"/>
@@ -466,12 +456,6 @@
         </w:tc>
       </w:tr>
       <w:tr>
-        <w:tblPrEx>
-          <w:tblCellMar>
-            <w:top w:w="0" w:type="dxa"/>
-            <w:bottom w:w="0" w:type="dxa"/>
-          </w:tblCellMar>
-        </w:tblPrEx>
         <w:tc>
           <w:tcPr>
             <w:tcW w:w="2400" w:type="dxa"/>
@@ -488,7 +472,7 @@
                 <w:sz w:val="19"/>
                 <w:szCs w:val="19"/>
               </w:rPr>
-              <w:t>PHOTO_INTRO</w:t>
+              <w:t>GALLERY_PHOTO_QR</w:t>
             </w:r>
           </w:p>
         </w:tc>
@@ -508,18 +492,12 @@
                 <w:sz w:val="19"/>
                 <w:szCs w:val="19"/>
               </w:rPr>
-              <w:t>Anleitungstext, „Countdown starten“-Button. LED-Ring: zwei gegenläufig rotierende türkise Kometen.</w:t>
+              <w:t>NEU (Sprint 11): aus GALLERY_FULLSCREEN per Doppeltap auf das Foto oder über das Icon „QR-Code anfordern“ erreichbar. Zeigt den Download-QR-Code für genau dieses eine Foto, 30 Sekunden lang oder bis „Zurück“ gedrückt wird — Nachfolger des direkt nach dem Speichern gezeigten Sofort-QR-Codes (siehe QR_DISPLAY). LED-Ring: oranges Blinken (wie QR_DISPLAY).</w:t>
             </w:r>
           </w:p>
         </w:tc>
       </w:tr>
       <w:tr>
-        <w:tblPrEx>
-          <w:tblCellMar>
-            <w:top w:w="0" w:type="dxa"/>
-            <w:bottom w:w="0" w:type="dxa"/>
-          </w:tblCellMar>
-        </w:tblPrEx>
         <w:tc>
           <w:tcPr>
             <w:tcW w:w="2400" w:type="dxa"/>
@@ -536,7 +514,7 @@
                 <w:sz w:val="19"/>
                 <w:szCs w:val="19"/>
               </w:rPr>
-              <w:t>PHOTO_PREVIEW</w:t>
+              <w:t>PHOTO_INTRO</w:t>
             </w:r>
           </w:p>
         </w:tc>
@@ -556,18 +534,12 @@
                 <w:sz w:val="19"/>
                 <w:szCs w:val="19"/>
               </w:rPr>
-              <w:t>Live-Kamerabild, Aufforderung „Bitte auf die Markierung stellen!“. LED-Ring dauerhaft weiß, Taster-LED dauerhaft an. Countdown startet nach kurzer Wartezeit automatisch.</w:t>
+              <w:t>Anleitungstext, „Countdown starten“-Button. LED-Ring: zwei gegenläufig rotierende türkise Kometen.</w:t>
             </w:r>
           </w:p>
         </w:tc>
       </w:tr>
       <w:tr>
-        <w:tblPrEx>
-          <w:tblCellMar>
-            <w:top w:w="0" w:type="dxa"/>
-            <w:bottom w:w="0" w:type="dxa"/>
-          </w:tblCellMar>
-        </w:tblPrEx>
         <w:tc>
           <w:tcPr>
             <w:tcW w:w="2400" w:type="dxa"/>
@@ -584,7 +556,7 @@
                 <w:sz w:val="19"/>
                 <w:szCs w:val="19"/>
               </w:rPr>
-              <w:t>COUNTDOWN</w:t>
+              <w:t>PHOTO_PREVIEW</w:t>
             </w:r>
           </w:p>
         </w:tc>
@@ -604,18 +576,12 @@
                 <w:sz w:val="19"/>
                 <w:szCs w:val="19"/>
               </w:rPr>
-              <w:t>5-4-3-2-1 über dem Livebild. LED-Ring: rotierendes Blockmuster in aufsteigend warmer Farbe je Ziffer, letzte Sekunde Weißblitz.</w:t>
+              <w:t>Live-Kamerabild, Aufforderung „Bitte auf die Markierung stellen!“. LED-Ring dauerhaft weiß, Taster-LED dauerhaft an. Countdown startet nach kurzer Wartezeit automatisch.</w:t>
             </w:r>
           </w:p>
         </w:tc>
       </w:tr>
       <w:tr>
-        <w:tblPrEx>
-          <w:tblCellMar>
-            <w:top w:w="0" w:type="dxa"/>
-            <w:bottom w:w="0" w:type="dxa"/>
-          </w:tblCellMar>
-        </w:tblPrEx>
         <w:tc>
           <w:tcPr>
             <w:tcW w:w="2400" w:type="dxa"/>
@@ -632,7 +598,7 @@
                 <w:sz w:val="19"/>
                 <w:szCs w:val="19"/>
               </w:rPr>
-              <w:t>CAPTURE_PENDING</w:t>
+              <w:t>COUNTDOWN</w:t>
             </w:r>
           </w:p>
         </w:tc>
@@ -652,18 +618,62 @@
                 <w:sz w:val="19"/>
                 <w:szCs w:val="19"/>
               </w:rPr>
-              <w:t>GPIO-Auslöseimpuls (Optokoppler) und gphoto2-Download. Kurz vor dem eigentlichen Impuls wird der Ring dunkel geschaltet (keine Reflexionen in Brillen), danach Verarbeitungs-Effekt.</w:t>
+              <w:t>5-4-3-2-1 über dem Livebild. LED-Ring: rotierendes Blockmuster in aufsteigend warmer Farbe je Ziffer, letzte Sekunde Weißblitz.</w:t>
             </w:r>
           </w:p>
         </w:tc>
       </w:tr>
       <w:tr>
-        <w:tblPrEx>
-          <w:tblCellMar>
-            <w:top w:w="0" w:type="dxa"/>
-            <w:bottom w:w="0" w:type="dxa"/>
-          </w:tblCellMar>
-        </w:tblPrEx>
+        <w:tc>
+          <w:tcPr>
+            <w:tcW w:w="2400" w:type="dxa"/>
+            <w:tcMar>
+              <w:top w:w="60" w:type="dxa"/>
+              <w:left w:w="100" w:type="dxa"/>
+              <w:bottom w:w="60" w:type="dxa"/>
+              <w:right w:w="100" w:type="dxa"/>
+            </w:tcMar>
+          </w:tcPr>
+          <w:p>
+            <w:r>
+              <w:rPr>
+                <w:sz w:val="19"/>
+                <w:szCs w:val="19"/>
+              </w:rPr>
+              <w:t>CAPTURE_PENDING</w:t>
+            </w:r>
+          </w:p>
+        </w:tc>
+        <w:tc>
+          <w:tcPr>
+            <w:tcW w:w="6900" w:type="dxa"/>
+            <w:tcMar>
+              <w:top w:w="60" w:type="dxa"/>
+              <w:left w:w="100" w:type="dxa"/>
+              <w:bottom w:w="60" w:type="dxa"/>
+              <w:right w:w="100" w:type="dxa"/>
+            </w:tcMar>
+          </w:tcPr>
+          <w:p>
+            <w:r>
+              <w:rPr>
+                <w:sz w:val="19"/>
+                <w:szCs w:val="19"/>
+              </w:rPr>
+              <w:t xml:space="preserve">GPIO-Auslöseimpuls (Optokoppler) und gphoto2-Download. Kurz vor dem eigentlichen Impuls wird der Ring dunkel geschaltet (keine Reflexionen in Brillen). Seit Sprint 11 läuft der gesamte Download im Hintergrund-Thread, damit Bildschirm und LED-Ring </w:t>
+            </w:r>
+            <w:r>
+              <w:rPr>
+                <w:sz w:val="19"/>
+                <w:szCs w:val="19"/>
+              </w:rPr>
+              <w:lastRenderedPageBreak/>
+              <w:t>währenddessen flüssig weiterlaufen: deutlich größerer Statustext, ein wanderndes Datei-Symbol zwischen Kamera- und Speicher-Symbol sowie ein von 9 über 12 bis 3 Uhr wandernder LED-Punkt, beide ungefähr synchron zur tatsächlichen Übertragungsdauer (siehe capture_timing.py).</w:t>
+            </w:r>
+          </w:p>
+        </w:tc>
+      </w:tr>
+      <w:tr>
         <w:tc>
           <w:tcPr>
             <w:tcW w:w="2400" w:type="dxa"/>
@@ -720,12 +730,6 @@
         </w:tc>
       </w:tr>
       <w:tr>
-        <w:tblPrEx>
-          <w:tblCellMar>
-            <w:top w:w="0" w:type="dxa"/>
-            <w:bottom w:w="0" w:type="dxa"/>
-          </w:tblCellMar>
-        </w:tblPrEx>
         <w:tc>
           <w:tcPr>
             <w:tcW w:w="2400" w:type="dxa"/>
@@ -768,12 +772,6 @@
         </w:tc>
       </w:tr>
       <w:tr>
-        <w:tblPrEx>
-          <w:tblCellMar>
-            <w:top w:w="0" w:type="dxa"/>
-            <w:bottom w:w="0" w:type="dxa"/>
-          </w:tblCellMar>
-        </w:tblPrEx>
         <w:tc>
           <w:tcPr>
             <w:tcW w:w="2400" w:type="dxa"/>
@@ -810,18 +808,12 @@
                 <w:sz w:val="19"/>
                 <w:szCs w:val="19"/>
               </w:rPr>
-              <w:t>QR-Code für 60 Sekunden. LED-Ring: oranges Blinken. Abbrechen-Button führt zurück zu PHOTO_INTRO.</w:t>
+              <w:t>Seit Sprint 11 KEIN Sofort-QR-Code mehr, sondern 20 Sekunden lang ein Hinweistext, der auf die Galerie verweist (Gäste verwechselten das grüne Verarbeitungs-Leuchten mit dem Auslösemoment, verstanden den Sofort-QR-Code oft nicht oder waren zu langsam beim Scannen). LED-Ring: oranges Blinken (unverändert). Abbrechen-Button führt zurück zu PHOTO_INTRO.</w:t>
             </w:r>
           </w:p>
         </w:tc>
       </w:tr>
       <w:tr>
-        <w:tblPrEx>
-          <w:tblCellMar>
-            <w:top w:w="0" w:type="dxa"/>
-            <w:bottom w:w="0" w:type="dxa"/>
-          </w:tblCellMar>
-        </w:tblPrEx>
         <w:tc>
           <w:tcPr>
             <w:tcW w:w="2400" w:type="dxa"/>
@@ -864,12 +856,6 @@
         </w:tc>
       </w:tr>
       <w:tr>
-        <w:tblPrEx>
-          <w:tblCellMar>
-            <w:top w:w="0" w:type="dxa"/>
-            <w:bottom w:w="0" w:type="dxa"/>
-          </w:tblCellMar>
-        </w:tblPrEx>
         <w:tc>
           <w:tcPr>
             <w:tcW w:w="2400" w:type="dxa"/>
@@ -912,12 +898,6 @@
         </w:tc>
       </w:tr>
       <w:tr>
-        <w:tblPrEx>
-          <w:tblCellMar>
-            <w:top w:w="0" w:type="dxa"/>
-            <w:bottom w:w="0" w:type="dxa"/>
-          </w:tblCellMar>
-        </w:tblPrEx>
         <w:tc>
           <w:tcPr>
             <w:tcW w:w="2400" w:type="dxa"/>
@@ -960,12 +940,6 @@
         </w:tc>
       </w:tr>
       <w:tr>
-        <w:tblPrEx>
-          <w:tblCellMar>
-            <w:top w:w="0" w:type="dxa"/>
-            <w:bottom w:w="0" w:type="dxa"/>
-          </w:tblCellMar>
-        </w:tblPrEx>
         <w:tc>
           <w:tcPr>
             <w:tcW w:w="2400" w:type="dxa"/>
@@ -1008,12 +982,6 @@
         </w:tc>
       </w:tr>
       <w:tr>
-        <w:tblPrEx>
-          <w:tblCellMar>
-            <w:top w:w="0" w:type="dxa"/>
-            <w:bottom w:w="0" w:type="dxa"/>
-          </w:tblCellMar>
-        </w:tblPrEx>
         <w:tc>
           <w:tcPr>
             <w:tcW w:w="2400" w:type="dxa"/>
@@ -1136,7 +1104,16 @@
         <w:spacing w:after="90"/>
       </w:pPr>
       <w:r>
-        <w:t>Bei korrekter PIN erscheint der Abschieds-Screen mit einer Sonnenuntergangs-Animation am LED-Ring (ca. 9 Sekunden, led_shutdown.py); danach führt die App shutdown -h now aus.</w:t>
+        <w:t xml:space="preserve">Bei korrekter PIN erscheint der Abschieds-Screen mit einer Sonnenuntergangs-Animation am LED-Ring (ca. 9 Sekunden, led_shutdown.py); danach führt die App </w:t>
+      </w:r>
+      <w:r>
+        <w:rPr>
+          <w:rStyle w:val="CodeZchn"/>
+        </w:rPr>
+        <w:t>shutdown -h</w:t>
+      </w:r>
+      <w:r>
+        <w:t xml:space="preserve"> now aus.</w:t>
       </w:r>
     </w:p>
     <w:p>
@@ -1244,7 +1221,16 @@
         <w:spacing w:after="160"/>
       </w:pPr>
       <w:r>
-        <w:t>Die drei Geste-Werte sind optional (Fallback in config.py); nur die PIN ist Pflicht. Nicht-geheime Parameter (Sperr-Zeiten, Farben der Fehler-Optik, Animationsdauer goodbye_seconds) stehen in config.py in der Unter-Config ShutdownConfig.</w:t>
+        <w:t xml:space="preserve">Die drei Geste-Werte sind optional (Fallback in </w:t>
+      </w:r>
+      <w:r>
+        <w:rPr>
+          <w:rStyle w:val="CodeZchn"/>
+        </w:rPr>
+        <w:t>config.py</w:t>
+      </w:r>
+      <w:r>
+        <w:t>); nur die PIN ist Pflicht. Nicht-geheime Parameter (Sperr-Zeiten, Farben der Fehler-Optik, Animationsdauer goodbye_seconds) stehen in config.py in der Unter-Config ShutdownConfig.</w:t>
       </w:r>
     </w:p>
     <w:p>
@@ -1261,7 +1247,16 @@
         <w:spacing w:after="160"/>
       </w:pPr>
       <w:r>
-        <w:t>Nach max_pin_attempts Fehlversuchen (Standard 3) wird für lockout_seconds (Standard 30 Minuten) gesperrt. Zähler und Sperre liegen in data/shutdown_lockout.json und überstehen einen Neustart, ein Reboot hebt die Sperre also nicht auf (Schutz gegen Reboot-Bypass). Von Hand zurücksetzen:</w:t>
+        <w:t xml:space="preserve">Nach max_pin_attempts Fehlversuchen (Standard 3) wird für lockout_seconds (Standard 30 Minuten) gesperrt. Zähler und Sperre liegen in </w:t>
+      </w:r>
+      <w:r>
+        <w:rPr>
+          <w:rStyle w:val="CodeZchn"/>
+        </w:rPr>
+        <w:t>data/shutdown_lockout.json</w:t>
+      </w:r>
+      <w:r>
+        <w:t xml:space="preserve"> und überstehen einen Neustart, ein Reboot hebt die Sperre also nicht auf (Schutz gegen Reboot-Bypass). Von Hand zurücksetzen:</w:t>
       </w:r>
     </w:p>
     <w:p>
@@ -1315,7 +1310,13 @@
         <w:spacing w:after="160"/>
       </w:pPr>
       <w:r>
-        <w:t>app_with_hw.py läuft ohnehin als root, daher genügt der direkte shutdown-Aufruf; die restriktive sudoers-Regel muss dafür nicht erweitert werden. Ein während der Entwicklung genutzter Debug-Hotkey wurde für den Produktivbetrieb bewusst wieder entfernt, damit im Code keine Abkürzung in den Shutdown-Pfad verbleibt. Der einzige Weg ist Geste, dann PIN, dann Sperre.</w:t>
+        <w:rPr>
+          <w:rStyle w:val="CodeZchn"/>
+        </w:rPr>
+        <w:t>app_with_hw.py</w:t>
+      </w:r>
+      <w:r>
+        <w:t xml:space="preserve"> läuft ohnehin als root, daher genügt der direkte shutdown-Aufruf; die restriktive sudoers-Regel muss dafür nicht erweitert werden. Ein während der Entwicklung genutzter Debug-Hotkey wurde für den Produktivbetrieb bewusst wieder entfernt, damit im Code keine Abkürzung in den Shutdown-Pfad verbleibt. Der einzige Weg ist Geste, dann PIN, dann Sperre.</w:t>
       </w:r>
     </w:p>
     <w:p>
@@ -1331,7 +1332,16 @@
         <w:spacing w:after="160"/>
       </w:pPr>
       <w:r>
-        <w:t>Über die versteckte Geste plus PIN erreichbar (siehe voriges Kapitel). Sechs Punkte im festen 2×3-Raster, zentral definiert in admin_menu.py (Beschriftung, Rasterposition, Farbe und ausgelöstes Event an einer Stelle, damit Renderer und Treffererkennung nicht auseinanderlaufen können).</w:t>
+        <w:t xml:space="preserve">Über die versteckte Geste plus PIN erreichbar (siehe voriges Kapitel). Sieben Punkte im festen 2×4-Raster (seit Sprint 11 — vorher 2×3, siehe „Kamera-Einstellungen“ unten; die neue Zeile wurde bewusst oberhalb von „Zurück“/„Alle Bilder löschen“ eingefügt, damit deren Eck-Platzierung unverändert bleibt), zentral definiert in </w:t>
+      </w:r>
+      <w:r>
+        <w:rPr>
+          <w:rStyle w:val="CodeZchn"/>
+        </w:rPr>
+        <w:t>admin_menu.py</w:t>
+      </w:r>
+      <w:r>
+        <w:t xml:space="preserve"> (Beschriftung, Rasterposition, Farbe und ausgelöstes Event an einer Stelle, damit Renderer und Treffererkennung nicht auseinanderlaufen können).</w:t>
       </w:r>
     </w:p>
     <w:tbl>
@@ -1356,12 +1366,6 @@
         <w:gridCol w:w="6500"/>
       </w:tblGrid>
       <w:tr>
-        <w:tblPrEx>
-          <w:tblCellMar>
-            <w:top w:w="0" w:type="dxa"/>
-            <w:bottom w:w="0" w:type="dxa"/>
-          </w:tblCellMar>
-        </w:tblPrEx>
         <w:trPr>
           <w:tblHeader/>
         </w:trPr>
@@ -1413,12 +1417,6 @@
         </w:tc>
       </w:tr>
       <w:tr>
-        <w:tblPrEx>
-          <w:tblCellMar>
-            <w:top w:w="0" w:type="dxa"/>
-            <w:bottom w:w="0" w:type="dxa"/>
-          </w:tblCellMar>
-        </w:tblPrEx>
         <w:tc>
           <w:tcPr>
             <w:tcW w:w="2800" w:type="dxa"/>
@@ -1461,12 +1459,6 @@
         </w:tc>
       </w:tr>
       <w:tr>
-        <w:tblPrEx>
-          <w:tblCellMar>
-            <w:top w:w="0" w:type="dxa"/>
-            <w:bottom w:w="0" w:type="dxa"/>
-          </w:tblCellMar>
-        </w:tblPrEx>
         <w:tc>
           <w:tcPr>
             <w:tcW w:w="2800" w:type="dxa"/>
@@ -1509,12 +1501,6 @@
         </w:tc>
       </w:tr>
       <w:tr>
-        <w:tblPrEx>
-          <w:tblCellMar>
-            <w:top w:w="0" w:type="dxa"/>
-            <w:bottom w:w="0" w:type="dxa"/>
-          </w:tblCellMar>
-        </w:tblPrEx>
         <w:tc>
           <w:tcPr>
             <w:tcW w:w="2800" w:type="dxa"/>
@@ -1551,18 +1537,27 @@
                 <w:sz w:val="19"/>
                 <w:szCs w:val="19"/>
               </w:rPr>
-              <w:t>Kurzer Zwischenscreen, danach beendet sich die App — start_fotobox.sh startet automatisch neu.</w:t>
+              <w:t xml:space="preserve">Kurzer Zwischenscreen, danach beendet sich die App — </w:t>
+            </w:r>
+            <w:r>
+              <w:rPr>
+                <w:rStyle w:val="CodeZchn"/>
+                <w:sz w:val="16"/>
+                <w:szCs w:val="16"/>
+              </w:rPr>
+              <w:t>start_fotobox.sh</w:t>
+            </w:r>
+            <w:r>
+              <w:rPr>
+                <w:sz w:val="19"/>
+                <w:szCs w:val="19"/>
+              </w:rPr>
+              <w:t xml:space="preserve"> startet automatisch neu.</w:t>
             </w:r>
           </w:p>
         </w:tc>
       </w:tr>
       <w:tr>
-        <w:tblPrEx>
-          <w:tblCellMar>
-            <w:top w:w="0" w:type="dxa"/>
-            <w:bottom w:w="0" w:type="dxa"/>
-          </w:tblCellMar>
-        </w:tblPrEx>
         <w:tc>
           <w:tcPr>
             <w:tcW w:w="2800" w:type="dxa"/>
@@ -1605,12 +1600,6 @@
         </w:tc>
       </w:tr>
       <w:tr>
-        <w:tblPrEx>
-          <w:tblCellMar>
-            <w:top w:w="0" w:type="dxa"/>
-            <w:bottom w:w="0" w:type="dxa"/>
-          </w:tblCellMar>
-        </w:tblPrEx>
         <w:tc>
           <w:tcPr>
             <w:tcW w:w="2800" w:type="dxa"/>
@@ -1627,7 +1616,7 @@
                 <w:sz w:val="19"/>
                 <w:szCs w:val="19"/>
               </w:rPr>
-              <w:t>Zurück</w:t>
+              <w:t>Kamera-Einstellungen</w:t>
             </w:r>
           </w:p>
         </w:tc>
@@ -1647,18 +1636,69 @@
                 <w:sz w:val="19"/>
                 <w:szCs w:val="19"/>
               </w:rPr>
-              <w:t>Zurück ins Hauptmenü.</w:t>
+              <w:t>NEU (Sprint 11): ISO und Blende direkt über die bestehende USB-Verbindung anpassen (</w:t>
+            </w:r>
+            <w:r>
+              <w:rPr>
+                <w:rStyle w:val="CodeZchn"/>
+                <w:sz w:val="16"/>
+                <w:szCs w:val="16"/>
+              </w:rPr>
+              <w:t>hw_camera_settings_provider.py</w:t>
+            </w:r>
+            <w:r>
+              <w:rPr>
+                <w:sz w:val="19"/>
+                <w:szCs w:val="19"/>
+              </w:rPr>
+              <w:t>), ohne die Kamera aus dem Gehäuse zu nehmen, Kabel zu lösen und danach neu auszurichten. Gültige Werte werden live von der Kamera gelesen (abhängig vom montierten Objektiv), die Kamera muss im Modus M stehen.</w:t>
             </w:r>
           </w:p>
         </w:tc>
       </w:tr>
       <w:tr>
-        <w:tblPrEx>
-          <w:tblCellMar>
-            <w:top w:w="0" w:type="dxa"/>
-            <w:bottom w:w="0" w:type="dxa"/>
-          </w:tblCellMar>
-        </w:tblPrEx>
+        <w:tc>
+          <w:tcPr>
+            <w:tcW w:w="2800" w:type="dxa"/>
+            <w:tcMar>
+              <w:top w:w="60" w:type="dxa"/>
+              <w:left w:w="100" w:type="dxa"/>
+              <w:bottom w:w="60" w:type="dxa"/>
+              <w:right w:w="100" w:type="dxa"/>
+            </w:tcMar>
+          </w:tcPr>
+          <w:p>
+            <w:r>
+              <w:rPr>
+                <w:sz w:val="19"/>
+                <w:szCs w:val="19"/>
+              </w:rPr>
+              <w:t>Zurück</w:t>
+            </w:r>
+          </w:p>
+        </w:tc>
+        <w:tc>
+          <w:tcPr>
+            <w:tcW w:w="6500" w:type="dxa"/>
+            <w:tcMar>
+              <w:top w:w="60" w:type="dxa"/>
+              <w:left w:w="100" w:type="dxa"/>
+              <w:bottom w:w="60" w:type="dxa"/>
+              <w:right w:w="100" w:type="dxa"/>
+            </w:tcMar>
+          </w:tcPr>
+          <w:p>
+            <w:r>
+              <w:rPr>
+                <w:sz w:val="19"/>
+                <w:szCs w:val="19"/>
+              </w:rPr>
+              <w:t>Zurück ins Hauptmenü.</w:t>
+            </w:r>
+          </w:p>
+        </w:tc>
+      </w:tr>
+      <w:tr>
         <w:tc>
           <w:tcPr>
             <w:tcW w:w="2800" w:type="dxa"/>
@@ -1714,7 +1754,16 @@
         <w:spacing w:after="160"/>
       </w:pPr>
       <w:r>
-        <w:t>Bei jedem Aufruf synchron ermittelt (admin_diagnostics.py), unabhängig voneinander — eine nicht erreichbare Quelle unterdrückt nicht die übrigen Zeilen:</w:t>
+        <w:t>Bei jedem Aufruf synchron ermittelt (</w:t>
+      </w:r>
+      <w:r>
+        <w:rPr>
+          <w:rStyle w:val="CodeZchn"/>
+        </w:rPr>
+        <w:t>admin_diagnostics.py</w:t>
+      </w:r>
+      <w:r>
+        <w:t>), unabhängig voneinander — eine nicht erreichbare Quelle unterdrückt nicht die übrigen Zeilen:</w:t>
       </w:r>
     </w:p>
     <w:p>
@@ -1753,7 +1802,16 @@
         <w:spacing w:after="90"/>
       </w:pPr>
       <w:r>
-        <w:t>Kamera-Verbindung (gphoto2 --auto-detect, ohne den laufenden Vorschau-Betrieb zu stören)</w:t>
+        <w:t>Kamera-Verbindung (</w:t>
+      </w:r>
+      <w:r>
+        <w:rPr>
+          <w:rStyle w:val="CodeZchn"/>
+        </w:rPr>
+        <w:t>gphoto2 --auto-detect</w:t>
+      </w:r>
+      <w:r>
+        <w:t>, ohne den laufenden Vorschau-Betrieb zu stören)</w:t>
       </w:r>
     </w:p>
     <w:p>
@@ -1779,6 +1837,7 @@
         <w:spacing w:after="90"/>
       </w:pPr>
       <w:r>
+        <w:lastRenderedPageBreak/>
         <w:t>Vorhandensein aller geschützten Dateien (siehe unten), fehlende werden namentlich benannt</w:t>
       </w:r>
     </w:p>
@@ -1805,7 +1864,6 @@
         <w:spacing w:after="90"/>
       </w:pPr>
       <w:r>
-        <w:lastRenderedPageBreak/>
         <w:t>Laufzeit der App seit dem letzten Start</w:t>
       </w:r>
     </w:p>
@@ -1882,7 +1940,25 @@
         <w:spacing w:after="90"/>
       </w:pPr>
       <w:r>
-        <w:t>„Umbenennen“ (Standard, nicht-destruktiv): die vorhandene Datei auf dem Stick bleibt unangetastet, die neue Datei bekommt das Schema name_001.jpg, name_002.jpg, ...</w:t>
+        <w:t xml:space="preserve">„Umbenennen“ (Standard, nicht-destruktiv): die vorhandene Datei auf dem Stick bleibt unangetastet, die neue Datei bekommt das Schema </w:t>
+      </w:r>
+      <w:r>
+        <w:rPr>
+          <w:rStyle w:val="CodeZchn"/>
+        </w:rPr>
+        <w:t>name_001.jpg</w:t>
+      </w:r>
+      <w:r>
+        <w:t xml:space="preserve">, </w:t>
+      </w:r>
+      <w:r>
+        <w:rPr>
+          <w:rStyle w:val="CodeZchn"/>
+        </w:rPr>
+        <w:t>name_002.jpg</w:t>
+      </w:r>
+      <w:r>
+        <w:t>, ...</w:t>
       </w:r>
     </w:p>
     <w:p>
@@ -1908,7 +1984,15 @@
         <w:spacing w:after="90"/>
       </w:pPr>
       <w:r>
-        <w:t>Liste scrollbar bei vielen Konflikten; Titel, Spaltenköpfe und die „Alle auswählen“-Zeile bleiben dabei fest stehen.</w:t>
+        <w:t xml:space="preserve">Liste scrollbar bei vielen Konflikten; Titel, Spaltenköpfe und die „Alle auswählen“-Zeile bleiben dabei </w:t>
+      </w:r>
+      <w:proofErr w:type="gramStart"/>
+      <w:r>
+        <w:t>fest stehen</w:t>
+      </w:r>
+      <w:proofErr w:type="gramEnd"/>
+      <w:r>
+        <w:t>.</w:t>
       </w:r>
     </w:p>
     <w:p>
@@ -1952,7 +2036,25 @@
         <w:spacing w:after="160"/>
       </w:pPr>
       <w:r>
-        <w:t>Löscht an drei Orten: data/photos/ (Originale), data/web/ (exportierte Kopien für den QR-Download — leicht zu vergessen, aber über nginx im Gäste-WLAN erreichbar) und die Kamera-Speicherkarte per gphoto2. Jede Datei wird vor dem Entfernen einmal mit Nullen überschrieben (Best-Effort-Zusatz).</w:t>
+        <w:t xml:space="preserve">Löscht an drei Orten: </w:t>
+      </w:r>
+      <w:r>
+        <w:rPr>
+          <w:rStyle w:val="CodeZchn"/>
+        </w:rPr>
+        <w:t>data/photos/</w:t>
+      </w:r>
+      <w:r>
+        <w:t xml:space="preserve"> (Originale), </w:t>
+      </w:r>
+      <w:r>
+        <w:rPr>
+          <w:rStyle w:val="CodeZchn"/>
+        </w:rPr>
+        <w:t>data/web/</w:t>
+      </w:r>
+      <w:r>
+        <w:t xml:space="preserve"> (exportierte Kopien für den QR-Download — leicht zu vergessen, aber über nginx im Gäste-WLAN erreichbar) und die Kamera-Speicherkarte per gphoto2. Jede Datei wird vor dem Entfernen einmal mit Nullen überschrieben (Best-Effort-Zusatz).</w:t>
       </w:r>
     </w:p>
     <w:p>
@@ -1975,7 +2077,16 @@
         <w:spacing w:after="160"/>
       </w:pPr>
       <w:r>
-        <w:t>Ein Löschprotokoll wird ausschließlich lokal unter data/logs/ abgelegt (nicht auf einem USB-Stick) und listet jede gelöschte Datei mit Größe und Änderungszeitpunkt auf. Die vier geschützten Dateien (siehe unten) überleben jeden Löschlauf.</w:t>
+        <w:t xml:space="preserve">Ein Löschprotokoll wird ausschließlich lokal unter </w:t>
+      </w:r>
+      <w:r>
+        <w:rPr>
+          <w:rStyle w:val="CodeZchn"/>
+        </w:rPr>
+        <w:t>data/logs/</w:t>
+      </w:r>
+      <w:r>
+        <w:t xml:space="preserve"> abgelegt (nicht auf einem USB-Stick) und listet jede gelöschte Datei mit Größe und Änderungszeitpunkt auf. Die vier geschützten Dateien (siehe unten) überleben jeden Löschlauf.</w:t>
       </w:r>
     </w:p>
     <w:p>
@@ -1991,7 +2102,13 @@
         <w:spacing w:after="160"/>
       </w:pPr>
       <w:r>
-        <w:t>storage_alarm.py prüft periodisch (Standard alle 30 Sekunden) den freien Speicherplatz und leitet daraus eine von drei Alarmstufen ab. Die durchschnittliche Fotogröße für die Rest-Kapazitäts-Schätzung wird aus den tatsächlich vorhandenen Fotos berechnet; existieren noch keine, greift ein konfigurierbarer Erfahrungswert (Standard 13 MB, aus einer echten Veranstaltung: 775 MB bei 63 Aufnahmen).</w:t>
+        <w:rPr>
+          <w:rStyle w:val="CodeZchn"/>
+        </w:rPr>
+        <w:t>storage_alarm.py</w:t>
+      </w:r>
+      <w:r>
+        <w:t xml:space="preserve"> prüft periodisch (Standard alle 30 Sekunden) den freien Speicherplatz und leitet daraus eine von drei Alarmstufen ab. Die durchschnittliche Fotogröße für die Rest-Kapazitäts-Schätzung wird aus den tatsächlich vorhandenen Fotos berechnet; existieren noch keine, greift ein konfigurierbarer Erfahrungswert (Standard 13 MB, aus einer echten Veranstaltung: 775 MB bei 63 Aufnahmen).</w:t>
       </w:r>
     </w:p>
     <w:tbl>
@@ -2017,12 +2134,6 @@
         <w:gridCol w:w="5300"/>
       </w:tblGrid>
       <w:tr>
-        <w:tblPrEx>
-          <w:tblCellMar>
-            <w:top w:w="0" w:type="dxa"/>
-            <w:bottom w:w="0" w:type="dxa"/>
-          </w:tblCellMar>
-        </w:tblPrEx>
         <w:trPr>
           <w:tblHeader/>
         </w:trPr>
@@ -2097,12 +2208,6 @@
         </w:tc>
       </w:tr>
       <w:tr>
-        <w:tblPrEx>
-          <w:tblCellMar>
-            <w:top w:w="0" w:type="dxa"/>
-            <w:bottom w:w="0" w:type="dxa"/>
-          </w:tblCellMar>
-        </w:tblPrEx>
         <w:tc>
           <w:tcPr>
             <w:tcW w:w="2300" w:type="dxa"/>
@@ -2165,12 +2270,6 @@
         </w:tc>
       </w:tr>
       <w:tr>
-        <w:tblPrEx>
-          <w:tblCellMar>
-            <w:top w:w="0" w:type="dxa"/>
-            <w:bottom w:w="0" w:type="dxa"/>
-          </w:tblCellMar>
-        </w:tblPrEx>
         <w:tc>
           <w:tcPr>
             <w:tcW w:w="2300" w:type="dxa"/>
@@ -2233,12 +2332,6 @@
         </w:tc>
       </w:tr>
       <w:tr>
-        <w:tblPrEx>
-          <w:tblCellMar>
-            <w:top w:w="0" w:type="dxa"/>
-            <w:bottom w:w="0" w:type="dxa"/>
-          </w:tblCellMar>
-        </w:tblPrEx>
         <w:tc>
           <w:tcPr>
             <w:tcW w:w="2300" w:type="dxa"/>
@@ -2255,48 +2348,55 @@
                 <w:sz w:val="19"/>
                 <w:szCs w:val="19"/>
               </w:rPr>
+              <w:t>2 — kritisch</w:t>
+            </w:r>
+          </w:p>
+        </w:tc>
+        <w:tc>
+          <w:tcPr>
+            <w:tcW w:w="1700" w:type="dxa"/>
+            <w:tcMar>
+              <w:top w:w="60" w:type="dxa"/>
+              <w:left w:w="100" w:type="dxa"/>
+              <w:bottom w:w="60" w:type="dxa"/>
+              <w:right w:w="100" w:type="dxa"/>
+            </w:tcMar>
+          </w:tcPr>
+          <w:p>
+            <w:r>
+              <w:rPr>
+                <w:sz w:val="19"/>
+                <w:szCs w:val="19"/>
+              </w:rPr>
+              <w:t>≤ 5% frei</w:t>
+            </w:r>
+          </w:p>
+        </w:tc>
+        <w:tc>
+          <w:tcPr>
+            <w:tcW w:w="5300" w:type="dxa"/>
+            <w:tcMar>
+              <w:top w:w="60" w:type="dxa"/>
+              <w:left w:w="100" w:type="dxa"/>
+              <w:bottom w:w="60" w:type="dxa"/>
+              <w:right w:w="100" w:type="dxa"/>
+            </w:tcMar>
+          </w:tcPr>
+          <w:p>
+            <w:r>
+              <w:rPr>
+                <w:sz w:val="19"/>
+                <w:szCs w:val="19"/>
+              </w:rPr>
+              <w:t>Keine neuen Aufnahmen mehr möglich (Sperre auf MAIN_MENU und GALLERY_EMPTY); Bildschirm zeigt einen blinkenden roten Rahmen mit dem Text „ACHTUNG: Bitte Techniker rufen!“, LED-</w:t>
+            </w:r>
+            <w:r>
+              <w:rPr>
+                <w:sz w:val="19"/>
+                <w:szCs w:val="19"/>
+              </w:rPr>
               <w:lastRenderedPageBreak/>
-              <w:t>2 — kritisch</w:t>
-            </w:r>
-          </w:p>
-        </w:tc>
-        <w:tc>
-          <w:tcPr>
-            <w:tcW w:w="1700" w:type="dxa"/>
-            <w:tcMar>
-              <w:top w:w="60" w:type="dxa"/>
-              <w:left w:w="100" w:type="dxa"/>
-              <w:bottom w:w="60" w:type="dxa"/>
-              <w:right w:w="100" w:type="dxa"/>
-            </w:tcMar>
-          </w:tcPr>
-          <w:p>
-            <w:r>
-              <w:rPr>
-                <w:sz w:val="19"/>
-                <w:szCs w:val="19"/>
-              </w:rPr>
-              <w:t>≤ 5% frei</w:t>
-            </w:r>
-          </w:p>
-        </w:tc>
-        <w:tc>
-          <w:tcPr>
-            <w:tcW w:w="5300" w:type="dxa"/>
-            <w:tcMar>
-              <w:top w:w="60" w:type="dxa"/>
-              <w:left w:w="100" w:type="dxa"/>
-              <w:bottom w:w="60" w:type="dxa"/>
-              <w:right w:w="100" w:type="dxa"/>
-            </w:tcMar>
-          </w:tcPr>
-          <w:p>
-            <w:r>
-              <w:rPr>
-                <w:sz w:val="19"/>
-                <w:szCs w:val="19"/>
-              </w:rPr>
-              <w:t>Keine neuen Aufnahmen mehr möglich (Sperre auf MAIN_MENU und GALLERY_EMPTY); Bildschirm zeigt einen blinkenden roten Rahmen mit dem Text „ACHTUNG: Bitte Techniker rufen!“, LED-Ring erzwingt schnelles Rot-Blinken (5 Hz, derselbe Effekt wie ERROR_SCREEN).</w:t>
+              <w:t>Ring erzwingt schnelles Rot-Blinken (5 Hz, derselbe Effekt wie ERROR_SCREEN).</w:t>
             </w:r>
           </w:p>
         </w:tc>
@@ -2307,6 +2407,7 @@
         <w:spacing w:after="160"/>
       </w:pPr>
       <w:r>
+        <w:lastRenderedPageBreak/>
         <w:t>Die Sperre betrifft ausschließlich das Starten einer NEUEN Aufnahme — bereits vorhandene Fotos können weiterhin angesehen und über das Service-Menü gelöscht werden (was ja Platz schafft). Sobald wieder ausreichend Speicher frei ist, verschwindet die Sperre automatisch bei der nächsten periodischen Prüfung, ohne App-Neustart.</w:t>
       </w:r>
     </w:p>
@@ -2344,27 +2445,39 @@
         <w:spacing w:after="160"/>
       </w:pPr>
       <w:r>
-        <w:t>Titel, Foto-Präfix und Gäste-WLAN-Passwort ändern sich mit jeder Veranstaltung und liegen daher nicht im Code, sondern in event_config.json im Hauptverzeichnis (nicht versioniert, analog zu local_secrets.py — beide sind „Setup-Dateien“, die von Hand vor jedem Event angepasst werden, im Unterschied zu Laufzeitdaten unter data/).</w:t>
-      </w:r>
-    </w:p>
-    <w:p>
-      <w:pPr>
-        <w:shd w:val="clear" w:color="auto" w:fill="F0F0F0"/>
-        <w:spacing w:before="80" w:after="160"/>
-      </w:pPr>
-      <w:r>
-        <w:rPr>
-          <w:rFonts w:ascii="Consolas" w:eastAsia="Consolas" w:hAnsi="Consolas" w:cs="Consolas"/>
-          <w:sz w:val="19"/>
-          <w:szCs w:val="19"/>
+        <w:t xml:space="preserve">Titel, Foto-Präfix und Gäste-WLAN-Passwort ändern sich mit jeder Veranstaltung und liegen daher nicht im Code, sondern in </w:t>
+      </w:r>
+      <w:r>
+        <w:rPr>
+          <w:rStyle w:val="CodeZchn"/>
+        </w:rPr>
+        <w:t>event_config.json</w:t>
+      </w:r>
+      <w:r>
+        <w:t xml:space="preserve"> im Hauptverzeichnis (nicht versioniert, analog zu local_secrets.py — beide sind „Setup-Dateien“, die von Hand vor jedem Event angepasst werden, im Unterschied zu Laufzeitdaten unter data/).</w:t>
+      </w:r>
+    </w:p>
+    <w:p>
+      <w:pPr>
+        <w:pStyle w:val="Code"/>
+      </w:pPr>
+    </w:p>
+    <w:p>
+      <w:pPr>
+        <w:pStyle w:val="Code"/>
+        <w:rPr>
+          <w:lang w:val="en-US"/>
+        </w:rPr>
+      </w:pPr>
+      <w:r>
+        <w:rPr>
+          <w:lang w:val="en-US"/>
         </w:rPr>
         <w:t>cp event_config_example.json event_config.json</w:t>
       </w:r>
       <w:r>
         <w:rPr>
-          <w:rFonts w:ascii="Consolas" w:eastAsia="Consolas" w:hAnsi="Consolas" w:cs="Consolas"/>
-          <w:sz w:val="19"/>
-          <w:szCs w:val="19"/>
+          <w:lang w:val="en-US"/>
         </w:rPr>
         <w:br/>
         <w:t>nano event_config.json</w:t>
@@ -2372,60 +2485,49 @@
     </w:p>
     <w:p>
       <w:pPr>
-        <w:shd w:val="clear" w:color="auto" w:fill="F0F0F0"/>
-        <w:spacing w:before="80" w:after="160"/>
-      </w:pPr>
-      <w:r>
-        <w:rPr>
-          <w:rFonts w:ascii="Consolas" w:eastAsia="Consolas" w:hAnsi="Consolas" w:cs="Consolas"/>
-          <w:sz w:val="19"/>
-          <w:szCs w:val="19"/>
+        <w:pStyle w:val="Code"/>
+      </w:pPr>
+      <w:r>
+        <w:rPr>
+          <w:lang w:val="en-US"/>
         </w:rPr>
         <w:t>{</w:t>
       </w:r>
       <w:r>
         <w:rPr>
-          <w:rFonts w:ascii="Consolas" w:eastAsia="Consolas" w:hAnsi="Consolas" w:cs="Consolas"/>
-          <w:sz w:val="19"/>
-          <w:szCs w:val="19"/>
+          <w:lang w:val="en-US"/>
         </w:rPr>
         <w:br/>
         <w:t xml:space="preserve">  "event_title": "Minas Geburtstags-Fotobox",</w:t>
       </w:r>
       <w:r>
         <w:rPr>
-          <w:rFonts w:ascii="Consolas" w:eastAsia="Consolas" w:hAnsi="Consolas" w:cs="Consolas"/>
-          <w:sz w:val="19"/>
-          <w:szCs w:val="19"/>
+          <w:lang w:val="en-US"/>
         </w:rPr>
         <w:br/>
         <w:t xml:space="preserve">  "photo_prefix": "mina_",</w:t>
       </w:r>
       <w:r>
         <w:rPr>
-          <w:rFonts w:ascii="Consolas" w:eastAsia="Consolas" w:hAnsi="Consolas" w:cs="Consolas"/>
-          <w:sz w:val="19"/>
-          <w:szCs w:val="19"/>
-        </w:rPr>
-        <w:br/>
-      </w:r>
-      <w:r>
-        <w:rPr>
-          <w:rFonts w:ascii="Consolas" w:eastAsia="Consolas" w:hAnsi="Consolas" w:cs="Consolas"/>
-          <w:sz w:val="19"/>
-          <w:szCs w:val="19"/>
-        </w:rPr>
+          <w:lang w:val="en-US"/>
+        </w:rPr>
+        <w:br/>
         <w:t xml:space="preserve">  "guest_wifi_password": "..."</w:t>
       </w:r>
       <w:r>
         <w:rPr>
-          <w:rFonts w:ascii="Consolas" w:eastAsia="Consolas" w:hAnsi="Consolas" w:cs="Consolas"/>
-          <w:sz w:val="19"/>
-          <w:szCs w:val="19"/>
-        </w:rPr>
-        <w:br/>
+          <w:lang w:val="en-US"/>
+        </w:rPr>
+        <w:br/>
+      </w:r>
+      <w:r>
         <w:t>}</w:t>
       </w:r>
+    </w:p>
+    <w:p>
+      <w:pPr>
+        <w:pStyle w:val="Code"/>
+      </w:pPr>
     </w:p>
     <w:p>
       <w:pPr>
@@ -2482,12 +2584,6 @@
         <w:gridCol w:w="4800"/>
       </w:tblGrid>
       <w:tr>
-        <w:tblPrEx>
-          <w:tblCellMar>
-            <w:top w:w="0" w:type="dxa"/>
-            <w:bottom w:w="0" w:type="dxa"/>
-          </w:tblCellMar>
-        </w:tblPrEx>
         <w:trPr>
           <w:tblHeader/>
         </w:trPr>
@@ -2562,12 +2658,6 @@
         </w:tc>
       </w:tr>
       <w:tr>
-        <w:tblPrEx>
-          <w:tblCellMar>
-            <w:top w:w="0" w:type="dxa"/>
-            <w:bottom w:w="0" w:type="dxa"/>
-          </w:tblCellMar>
-        </w:tblPrEx>
         <w:tc>
           <w:tcPr>
             <w:tcW w:w="2700" w:type="dxa"/>
@@ -2630,12 +2720,6 @@
         </w:tc>
       </w:tr>
       <w:tr>
-        <w:tblPrEx>
-          <w:tblCellMar>
-            <w:top w:w="0" w:type="dxa"/>
-            <w:bottom w:w="0" w:type="dxa"/>
-          </w:tblCellMar>
-        </w:tblPrEx>
         <w:tc>
           <w:tcPr>
             <w:tcW w:w="2700" w:type="dxa"/>
@@ -2692,7 +2776,20 @@
                 <w:sz w:val="19"/>
                 <w:szCs w:val="19"/>
               </w:rPr>
-              <w:t>Diagnosebild, per nginx unter /fotos/testbild.png erreichbar, nirgends in der App sichtbar.</w:t>
+              <w:t xml:space="preserve">Diagnosebild, per nginx unter </w:t>
+            </w:r>
+            <w:r>
+              <w:rPr>
+                <w:rStyle w:val="CodeZchn"/>
+              </w:rPr>
+              <w:t>/fotos/testbild.png</w:t>
+            </w:r>
+            <w:r>
+              <w:rPr>
+                <w:sz w:val="19"/>
+                <w:szCs w:val="19"/>
+              </w:rPr>
+              <w:t xml:space="preserve"> erreichbar, nirgends in der App sichtbar.</w:t>
             </w:r>
           </w:p>
         </w:tc>
@@ -2711,7 +2808,6 @@
         <w:pStyle w:val="berschrift1"/>
       </w:pPr>
       <w:r>
-        <w:lastRenderedPageBreak/>
         <w:t>LED-Ring &amp; Taster-LED — Verhalten je Zustand</w:t>
       </w:r>
     </w:p>
@@ -2720,7 +2816,42 @@
         <w:spacing w:after="160"/>
       </w:pPr>
       <w:r>
-        <w:t>Diese Tabelle bildet den tatsächlichen Code-Stand ab (app_with_hw.py::_sync_led / _sync_button_led, led_service.py, hw_led_provider.py) und wird bei jeder neuen LED-relevanten Änderung aktualisiert.</w:t>
+        <w:t>Diese Tabelle bildet den tatsächlichen Code-Stand ab (</w:t>
+      </w:r>
+      <w:proofErr w:type="gramStart"/>
+      <w:r>
+        <w:rPr>
+          <w:rStyle w:val="CodeZchn"/>
+        </w:rPr>
+        <w:t>app_with_hw.py::</w:t>
+      </w:r>
+      <w:proofErr w:type="gramEnd"/>
+      <w:r>
+        <w:rPr>
+          <w:rStyle w:val="CodeZchn"/>
+        </w:rPr>
+        <w:t>_sync_led / _sync_button_led</w:t>
+      </w:r>
+      <w:r>
+        <w:t xml:space="preserve">, </w:t>
+      </w:r>
+      <w:r>
+        <w:rPr>
+          <w:rStyle w:val="CodeZchn"/>
+        </w:rPr>
+        <w:t>led_service.py</w:t>
+      </w:r>
+      <w:r>
+        <w:t xml:space="preserve">, </w:t>
+      </w:r>
+      <w:r>
+        <w:rPr>
+          <w:rStyle w:val="CodeZchn"/>
+        </w:rPr>
+        <w:t>hw_led_provider.py</w:t>
+      </w:r>
+      <w:r>
+        <w:t>) und wird bei jeder neuen LED-relevanten Änderung aktualisiert.</w:t>
       </w:r>
     </w:p>
     <w:tbl>
@@ -2746,12 +2877,6 @@
         <w:gridCol w:w="2900"/>
       </w:tblGrid>
       <w:tr>
-        <w:tblPrEx>
-          <w:tblCellMar>
-            <w:top w:w="0" w:type="dxa"/>
-            <w:bottom w:w="0" w:type="dxa"/>
-          </w:tblCellMar>
-        </w:tblPrEx>
         <w:trPr>
           <w:tblHeader/>
         </w:trPr>
@@ -2826,12 +2951,6 @@
         </w:tc>
       </w:tr>
       <w:tr>
-        <w:tblPrEx>
-          <w:tblCellMar>
-            <w:top w:w="0" w:type="dxa"/>
-            <w:bottom w:w="0" w:type="dxa"/>
-          </w:tblCellMar>
-        </w:tblPrEx>
         <w:tc>
           <w:tcPr>
             <w:tcW w:w="2600" w:type="dxa"/>
@@ -2894,12 +3013,6 @@
         </w:tc>
       </w:tr>
       <w:tr>
-        <w:tblPrEx>
-          <w:tblCellMar>
-            <w:top w:w="0" w:type="dxa"/>
-            <w:bottom w:w="0" w:type="dxa"/>
-          </w:tblCellMar>
-        </w:tblPrEx>
         <w:tc>
           <w:tcPr>
             <w:tcW w:w="2600" w:type="dxa"/>
@@ -2911,10 +3024,16 @@
             </w:tcMar>
           </w:tcPr>
           <w:p>
-            <w:r>
-              <w:rPr>
-                <w:sz w:val="19"/>
-                <w:szCs w:val="19"/>
+            <w:pPr>
+              <w:rPr>
+                <w:lang w:val="en-US"/>
+              </w:rPr>
+            </w:pPr>
+            <w:r>
+              <w:rPr>
+                <w:sz w:val="19"/>
+                <w:szCs w:val="19"/>
+                <w:lang w:val="en-US"/>
               </w:rPr>
               <w:t>MAIN_MENU, ATTRACT_GALLERY, TERMS</w:t>
             </w:r>
@@ -2962,12 +3081,6 @@
         </w:tc>
       </w:tr>
       <w:tr>
-        <w:tblPrEx>
-          <w:tblCellMar>
-            <w:top w:w="0" w:type="dxa"/>
-            <w:bottom w:w="0" w:type="dxa"/>
-          </w:tblCellMar>
-        </w:tblPrEx>
         <w:tc>
           <w:tcPr>
             <w:tcW w:w="2600" w:type="dxa"/>
@@ -2984,6 +3097,7 @@
                 <w:sz w:val="19"/>
                 <w:szCs w:val="19"/>
               </w:rPr>
+              <w:lastRenderedPageBreak/>
               <w:t>GALLERY_GRID</w:t>
             </w:r>
           </w:p>
@@ -3030,12 +3144,6 @@
         </w:tc>
       </w:tr>
       <w:tr>
-        <w:tblPrEx>
-          <w:tblCellMar>
-            <w:top w:w="0" w:type="dxa"/>
-            <w:bottom w:w="0" w:type="dxa"/>
-          </w:tblCellMar>
-        </w:tblPrEx>
         <w:tc>
           <w:tcPr>
             <w:tcW w:w="2600" w:type="dxa"/>
@@ -3098,12 +3206,6 @@
         </w:tc>
       </w:tr>
       <w:tr>
-        <w:tblPrEx>
-          <w:tblCellMar>
-            <w:top w:w="0" w:type="dxa"/>
-            <w:bottom w:w="0" w:type="dxa"/>
-          </w:tblCellMar>
-        </w:tblPrEx>
         <w:tc>
           <w:tcPr>
             <w:tcW w:w="2600" w:type="dxa"/>
@@ -3166,12 +3268,6 @@
         </w:tc>
       </w:tr>
       <w:tr>
-        <w:tblPrEx>
-          <w:tblCellMar>
-            <w:top w:w="0" w:type="dxa"/>
-            <w:bottom w:w="0" w:type="dxa"/>
-          </w:tblCellMar>
-        </w:tblPrEx>
         <w:tc>
           <w:tcPr>
             <w:tcW w:w="2600" w:type="dxa"/>
@@ -3234,12 +3330,6 @@
         </w:tc>
       </w:tr>
       <w:tr>
-        <w:tblPrEx>
-          <w:tblCellMar>
-            <w:top w:w="0" w:type="dxa"/>
-            <w:bottom w:w="0" w:type="dxa"/>
-          </w:tblCellMar>
-        </w:tblPrEx>
         <w:tc>
           <w:tcPr>
             <w:tcW w:w="2600" w:type="dxa"/>
@@ -3302,12 +3392,6 @@
         </w:tc>
       </w:tr>
       <w:tr>
-        <w:tblPrEx>
-          <w:tblCellMar>
-            <w:top w:w="0" w:type="dxa"/>
-            <w:bottom w:w="0" w:type="dxa"/>
-          </w:tblCellMar>
-        </w:tblPrEx>
         <w:tc>
           <w:tcPr>
             <w:tcW w:w="2600" w:type="dxa"/>
@@ -3370,12 +3454,6 @@
         </w:tc>
       </w:tr>
       <w:tr>
-        <w:tblPrEx>
-          <w:tblCellMar>
-            <w:top w:w="0" w:type="dxa"/>
-            <w:bottom w:w="0" w:type="dxa"/>
-          </w:tblCellMar>
-        </w:tblPrEx>
         <w:tc>
           <w:tcPr>
             <w:tcW w:w="2600" w:type="dxa"/>
@@ -3412,7 +3490,7 @@
                 <w:sz w:val="19"/>
                 <w:szCs w:val="19"/>
               </w:rPr>
-              <w:t>Kurz vor Auslösung dunkel, danach Verarbeitungs-Effekt</w:t>
+              <w:t>Kurz vor Auslösung dunkel, danach wandernder Punkt (9 → 12 → 3 Uhr, Sprint 11)</w:t>
             </w:r>
           </w:p>
         </w:tc>
@@ -3438,12 +3516,6 @@
         </w:tc>
       </w:tr>
       <w:tr>
-        <w:tblPrEx>
-          <w:tblCellMar>
-            <w:top w:w="0" w:type="dxa"/>
-            <w:bottom w:w="0" w:type="dxa"/>
-          </w:tblCellMar>
-        </w:tblPrEx>
         <w:tc>
           <w:tcPr>
             <w:tcW w:w="2600" w:type="dxa"/>
@@ -3506,12 +3578,6 @@
         </w:tc>
       </w:tr>
       <w:tr>
-        <w:tblPrEx>
-          <w:tblCellMar>
-            <w:top w:w="0" w:type="dxa"/>
-            <w:bottom w:w="0" w:type="dxa"/>
-          </w:tblCellMar>
-        </w:tblPrEx>
         <w:tc>
           <w:tcPr>
             <w:tcW w:w="2600" w:type="dxa"/>
@@ -3574,12 +3640,6 @@
         </w:tc>
       </w:tr>
       <w:tr>
-        <w:tblPrEx>
-          <w:tblCellMar>
-            <w:top w:w="0" w:type="dxa"/>
-            <w:bottom w:w="0" w:type="dxa"/>
-          </w:tblCellMar>
-        </w:tblPrEx>
         <w:tc>
           <w:tcPr>
             <w:tcW w:w="2600" w:type="dxa"/>
@@ -3642,12 +3702,6 @@
         </w:tc>
       </w:tr>
       <w:tr>
-        <w:tblPrEx>
-          <w:tblCellMar>
-            <w:top w:w="0" w:type="dxa"/>
-            <w:bottom w:w="0" w:type="dxa"/>
-          </w:tblCellMar>
-        </w:tblPrEx>
         <w:tc>
           <w:tcPr>
             <w:tcW w:w="2600" w:type="dxa"/>
@@ -3664,7 +3718,7 @@
                 <w:sz w:val="19"/>
                 <w:szCs w:val="19"/>
               </w:rPr>
-              <w:t>INSTRUCTIONS</w:t>
+              <w:t>GALLERY_PHOTO_QR</w:t>
             </w:r>
           </w:p>
         </w:tc>
@@ -3684,7 +3738,7 @@
                 <w:sz w:val="19"/>
                 <w:szCs w:val="19"/>
               </w:rPr>
-              <w:t>Violette Lichtwelle (kein Blinken)</w:t>
+              <w:t>Oranges Blinken (wie QR_DISPLAY)</w:t>
             </w:r>
           </w:p>
         </w:tc>
@@ -3710,12 +3764,6 @@
         </w:tc>
       </w:tr>
       <w:tr>
-        <w:tblPrEx>
-          <w:tblCellMar>
-            <w:top w:w="0" w:type="dxa"/>
-            <w:bottom w:w="0" w:type="dxa"/>
-          </w:tblCellMar>
-        </w:tblPrEx>
         <w:tc>
           <w:tcPr>
             <w:tcW w:w="2600" w:type="dxa"/>
@@ -3732,7 +3780,7 @@
                 <w:sz w:val="19"/>
                 <w:szCs w:val="19"/>
               </w:rPr>
-              <w:t>ERROR_SCREEN</w:t>
+              <w:t>INSTRUCTIONS</w:t>
             </w:r>
           </w:p>
         </w:tc>
@@ -3752,7 +3800,7 @@
                 <w:sz w:val="19"/>
                 <w:szCs w:val="19"/>
               </w:rPr>
-              <w:t>Schnelles Rot-Blinken (5 Hz)</w:t>
+              <w:t>Violette Lichtwelle (kein Blinken)</w:t>
             </w:r>
           </w:p>
         </w:tc>
@@ -3778,12 +3826,6 @@
         </w:tc>
       </w:tr>
       <w:tr>
-        <w:tblPrEx>
-          <w:tblCellMar>
-            <w:top w:w="0" w:type="dxa"/>
-            <w:bottom w:w="0" w:type="dxa"/>
-          </w:tblCellMar>
-        </w:tblPrEx>
         <w:tc>
           <w:tcPr>
             <w:tcW w:w="2600" w:type="dxa"/>
@@ -3800,7 +3842,7 @@
                 <w:sz w:val="19"/>
                 <w:szCs w:val="19"/>
               </w:rPr>
-              <w:t>PIN_ENTRY</w:t>
+              <w:t>ERROR_SCREEN</w:t>
             </w:r>
           </w:p>
         </w:tc>
@@ -3820,7 +3862,7 @@
                 <w:sz w:val="19"/>
                 <w:szCs w:val="19"/>
               </w:rPr>
-              <w:t>Rot/Gelb-Blitz nur bei Fehleingabe, sonst aus</w:t>
+              <w:t>Schnelles Rot-Blinken (5 Hz)</w:t>
             </w:r>
           </w:p>
         </w:tc>
@@ -3840,18 +3882,12 @@
                 <w:sz w:val="19"/>
                 <w:szCs w:val="19"/>
               </w:rPr>
-              <w:t>Synchron zum Fehlerblitz, sonst aus</w:t>
+              <w:t>Aus</w:t>
             </w:r>
           </w:p>
         </w:tc>
       </w:tr>
       <w:tr>
-        <w:tblPrEx>
-          <w:tblCellMar>
-            <w:top w:w="0" w:type="dxa"/>
-            <w:bottom w:w="0" w:type="dxa"/>
-          </w:tblCellMar>
-        </w:tblPrEx>
         <w:tc>
           <w:tcPr>
             <w:tcW w:w="2600" w:type="dxa"/>
@@ -3868,7 +3904,7 @@
                 <w:sz w:val="19"/>
                 <w:szCs w:val="19"/>
               </w:rPr>
-              <w:t>SHUTDOWN_GOODBYE</w:t>
+              <w:t>PIN_ENTRY</w:t>
             </w:r>
           </w:p>
         </w:tc>
@@ -3888,7 +3924,7 @@
                 <w:sz w:val="19"/>
                 <w:szCs w:val="19"/>
               </w:rPr>
-              <w:t>Sonnenuntergangs-Animation (led_shutdown.py)</w:t>
+              <w:t>Rot/Gelb-Blitz nur bei Fehleingabe, sonst aus</w:t>
             </w:r>
           </w:p>
         </w:tc>
@@ -3908,18 +3944,12 @@
                 <w:sz w:val="19"/>
                 <w:szCs w:val="19"/>
               </w:rPr>
-              <w:t>Aus</w:t>
+              <w:t>Synchron zum Fehlerblitz, sonst aus</w:t>
             </w:r>
           </w:p>
         </w:tc>
       </w:tr>
       <w:tr>
-        <w:tblPrEx>
-          <w:tblCellMar>
-            <w:top w:w="0" w:type="dxa"/>
-            <w:bottom w:w="0" w:type="dxa"/>
-          </w:tblCellMar>
-        </w:tblPrEx>
         <w:tc>
           <w:tcPr>
             <w:tcW w:w="2600" w:type="dxa"/>
@@ -3936,7 +3966,7 @@
                 <w:sz w:val="19"/>
                 <w:szCs w:val="19"/>
               </w:rPr>
-              <w:t>ADMIN_MENU, ADMIN_STATUS, ADMIN_DELETE_DONE, ADMIN_USB_READY, ADMIN_USB_REMOVE, ADMIN_USB_EXPORT_DONE</w:t>
+              <w:t>SHUTDOWN_GOODBYE</w:t>
             </w:r>
           </w:p>
         </w:tc>
@@ -3956,7 +3986,7 @@
                 <w:sz w:val="19"/>
                 <w:szCs w:val="19"/>
               </w:rPr>
-              <w:t>Violette Lichtwelle (wiederverwendet)</w:t>
+              <w:t>Sonnenuntergangs-Animation (led_shutdown.py)</w:t>
             </w:r>
           </w:p>
         </w:tc>
@@ -3982,12 +4012,6 @@
         </w:tc>
       </w:tr>
       <w:tr>
-        <w:tblPrEx>
-          <w:tblCellMar>
-            <w:top w:w="0" w:type="dxa"/>
-            <w:bottom w:w="0" w:type="dxa"/>
-          </w:tblCellMar>
-        </w:tblPrEx>
         <w:tc>
           <w:tcPr>
             <w:tcW w:w="2600" w:type="dxa"/>
@@ -3999,12 +4023,18 @@
             </w:tcMar>
           </w:tcPr>
           <w:p>
-            <w:r>
-              <w:rPr>
-                <w:sz w:val="19"/>
-                <w:szCs w:val="19"/>
-              </w:rPr>
-              <w:t>ADMIN_RESTART_PENDING, ADMIN_USB_CHECK, ADMIN_USB_EJECT</w:t>
+            <w:pPr>
+              <w:rPr>
+                <w:lang w:val="en-US"/>
+              </w:rPr>
+            </w:pPr>
+            <w:r>
+              <w:rPr>
+                <w:sz w:val="19"/>
+                <w:szCs w:val="19"/>
+                <w:lang w:val="en-US"/>
+              </w:rPr>
+              <w:t>ADMIN_MENU, ADMIN_STATUS, ADMIN_CAMERA_SETTINGS, ADMIN_DELETE_DONE, ADMIN_USB_READY, ADMIN_USB_REMOVE, ADMIN_USB_EXPORT_DONE</w:t>
             </w:r>
           </w:p>
         </w:tc>
@@ -4024,7 +4054,7 @@
                 <w:sz w:val="19"/>
                 <w:szCs w:val="19"/>
               </w:rPr>
-              <w:t>Verarbeitungs-Effekt</w:t>
+              <w:t>Violette Lichtwelle (wiederverwendet)</w:t>
             </w:r>
           </w:p>
         </w:tc>
@@ -4050,12 +4080,6 @@
         </w:tc>
       </w:tr>
       <w:tr>
-        <w:tblPrEx>
-          <w:tblCellMar>
-            <w:top w:w="0" w:type="dxa"/>
-            <w:bottom w:w="0" w:type="dxa"/>
-          </w:tblCellMar>
-        </w:tblPrEx>
         <w:tc>
           <w:tcPr>
             <w:tcW w:w="2600" w:type="dxa"/>
@@ -4067,12 +4091,18 @@
             </w:tcMar>
           </w:tcPr>
           <w:p>
-            <w:r>
-              <w:rPr>
-                <w:sz w:val="19"/>
-                <w:szCs w:val="19"/>
-              </w:rPr>
-              <w:t>ADMIN_DELETE_CONFIRM, ADMIN_DELETE_RUNNING</w:t>
+            <w:pPr>
+              <w:rPr>
+                <w:lang w:val="en-US"/>
+              </w:rPr>
+            </w:pPr>
+            <w:r>
+              <w:rPr>
+                <w:sz w:val="19"/>
+                <w:szCs w:val="19"/>
+                <w:lang w:val="en-US"/>
+              </w:rPr>
+              <w:t>ADMIN_RESTART_PENDING, ADMIN_USB_CHECK, ADMIN_USB_EJECT</w:t>
             </w:r>
           </w:p>
         </w:tc>
@@ -4092,7 +4122,7 @@
                 <w:sz w:val="19"/>
                 <w:szCs w:val="19"/>
               </w:rPr>
-              <w:t>Langsames rotes Warnblinken</w:t>
+              <w:t>Verarbeitungs-Effekt</w:t>
             </w:r>
           </w:p>
         </w:tc>
@@ -4118,12 +4148,6 @@
         </w:tc>
       </w:tr>
       <w:tr>
-        <w:tblPrEx>
-          <w:tblCellMar>
-            <w:top w:w="0" w:type="dxa"/>
-            <w:bottom w:w="0" w:type="dxa"/>
-          </w:tblCellMar>
-        </w:tblPrEx>
         <w:tc>
           <w:tcPr>
             <w:tcW w:w="2600" w:type="dxa"/>
@@ -4135,12 +4159,18 @@
             </w:tcMar>
           </w:tcPr>
           <w:p>
-            <w:r>
-              <w:rPr>
-                <w:sz w:val="19"/>
-                <w:szCs w:val="19"/>
-              </w:rPr>
-              <w:t>ADMIN_USB_WAIT</w:t>
+            <w:pPr>
+              <w:rPr>
+                <w:lang w:val="en-US"/>
+              </w:rPr>
+            </w:pPr>
+            <w:r>
+              <w:rPr>
+                <w:sz w:val="19"/>
+                <w:szCs w:val="19"/>
+                <w:lang w:val="en-US"/>
+              </w:rPr>
+              <w:t>ADMIN_DELETE_CONFIRM, ADMIN_DELETE_RUNNING</w:t>
             </w:r>
           </w:p>
         </w:tc>
@@ -4160,7 +4190,7 @@
                 <w:sz w:val="19"/>
                 <w:szCs w:val="19"/>
               </w:rPr>
-              <w:t>Oranges Blinken (∼1,5 Hz)</w:t>
+              <w:t>Langsames rotes Warnblinken</w:t>
             </w:r>
           </w:p>
         </w:tc>
@@ -4186,12 +4216,6 @@
         </w:tc>
       </w:tr>
       <w:tr>
-        <w:tblPrEx>
-          <w:tblCellMar>
-            <w:top w:w="0" w:type="dxa"/>
-            <w:bottom w:w="0" w:type="dxa"/>
-          </w:tblCellMar>
-        </w:tblPrEx>
         <w:tc>
           <w:tcPr>
             <w:tcW w:w="2600" w:type="dxa"/>
@@ -4208,7 +4232,7 @@
                 <w:sz w:val="19"/>
                 <w:szCs w:val="19"/>
               </w:rPr>
-              <w:t>ADMIN_USB_PROBLEM, ADMIN_USB_CONFLICTS</w:t>
+              <w:t>ADMIN_USB_WAIT</w:t>
             </w:r>
           </w:p>
         </w:tc>
@@ -4228,7 +4252,7 @@
                 <w:sz w:val="19"/>
                 <w:szCs w:val="19"/>
               </w:rPr>
-              <w:t>Gelbes Atmen (wiederverwendet)</w:t>
+              <w:t>Oranges Blinken (∼1,5 Hz)</w:t>
             </w:r>
           </w:p>
         </w:tc>
@@ -4254,12 +4278,6 @@
         </w:tc>
       </w:tr>
       <w:tr>
-        <w:tblPrEx>
-          <w:tblCellMar>
-            <w:top w:w="0" w:type="dxa"/>
-            <w:bottom w:w="0" w:type="dxa"/>
-          </w:tblCellMar>
-        </w:tblPrEx>
         <w:tc>
           <w:tcPr>
             <w:tcW w:w="2600" w:type="dxa"/>
@@ -4271,12 +4289,18 @@
             </w:tcMar>
           </w:tcPr>
           <w:p>
-            <w:r>
-              <w:rPr>
-                <w:sz w:val="19"/>
-                <w:szCs w:val="19"/>
-              </w:rPr>
-              <w:t>ADMIN_USB_COPY, ADMIN_USB_RESOLVE</w:t>
+            <w:pPr>
+              <w:rPr>
+                <w:lang w:val="en-US"/>
+              </w:rPr>
+            </w:pPr>
+            <w:r>
+              <w:rPr>
+                <w:sz w:val="19"/>
+                <w:szCs w:val="19"/>
+                <w:lang w:val="en-US"/>
+              </w:rPr>
+              <w:t>ADMIN_USB_PROBLEM, ADMIN_USB_CONFLICTS</w:t>
             </w:r>
           </w:p>
         </w:tc>
@@ -4296,7 +4320,7 @@
                 <w:sz w:val="19"/>
                 <w:szCs w:val="19"/>
               </w:rPr>
-              <w:t>Rotierender Teilkreis</w:t>
+              <w:t>Gelbes Atmen (wiederverwendet)</w:t>
             </w:r>
           </w:p>
         </w:tc>
@@ -4322,12 +4346,74 @@
         </w:tc>
       </w:tr>
       <w:tr>
-        <w:tblPrEx>
-          <w:tblCellMar>
-            <w:top w:w="0" w:type="dxa"/>
-            <w:bottom w:w="0" w:type="dxa"/>
-          </w:tblCellMar>
-        </w:tblPrEx>
+        <w:tc>
+          <w:tcPr>
+            <w:tcW w:w="2600" w:type="dxa"/>
+            <w:tcMar>
+              <w:top w:w="60" w:type="dxa"/>
+              <w:left w:w="100" w:type="dxa"/>
+              <w:bottom w:w="60" w:type="dxa"/>
+              <w:right w:w="100" w:type="dxa"/>
+            </w:tcMar>
+          </w:tcPr>
+          <w:p>
+            <w:pPr>
+              <w:rPr>
+                <w:lang w:val="en-US"/>
+              </w:rPr>
+            </w:pPr>
+            <w:r>
+              <w:rPr>
+                <w:sz w:val="19"/>
+                <w:szCs w:val="19"/>
+                <w:lang w:val="en-US"/>
+              </w:rPr>
+              <w:t>ADMIN_USB_COPY, ADMIN_USB_RESOLVE</w:t>
+            </w:r>
+          </w:p>
+        </w:tc>
+        <w:tc>
+          <w:tcPr>
+            <w:tcW w:w="3900" w:type="dxa"/>
+            <w:tcMar>
+              <w:top w:w="60" w:type="dxa"/>
+              <w:left w:w="100" w:type="dxa"/>
+              <w:bottom w:w="60" w:type="dxa"/>
+              <w:right w:w="100" w:type="dxa"/>
+            </w:tcMar>
+          </w:tcPr>
+          <w:p>
+            <w:r>
+              <w:rPr>
+                <w:sz w:val="19"/>
+                <w:szCs w:val="19"/>
+              </w:rPr>
+              <w:t>Rotierender Teilkreis</w:t>
+            </w:r>
+          </w:p>
+        </w:tc>
+        <w:tc>
+          <w:tcPr>
+            <w:tcW w:w="2900" w:type="dxa"/>
+            <w:tcMar>
+              <w:top w:w="60" w:type="dxa"/>
+              <w:left w:w="100" w:type="dxa"/>
+              <w:bottom w:w="60" w:type="dxa"/>
+              <w:right w:w="100" w:type="dxa"/>
+            </w:tcMar>
+          </w:tcPr>
+          <w:p>
+            <w:r>
+              <w:rPr>
+                <w:sz w:val="19"/>
+                <w:szCs w:val="19"/>
+              </w:rPr>
+              <w:t>Aus</w:t>
+            </w:r>
+          </w:p>
+        </w:tc>
+      </w:tr>
+      <w:tr>
         <w:tc>
           <w:tcPr>
             <w:tcW w:w="2600" w:type="dxa"/>
@@ -4430,51 +4516,33 @@
     </w:p>
     <w:p>
       <w:pPr>
-        <w:shd w:val="clear" w:color="auto" w:fill="F0F0F0"/>
-        <w:spacing w:before="80" w:after="160"/>
-      </w:pPr>
-      <w:r>
-        <w:rPr>
-          <w:rFonts w:ascii="Consolas" w:eastAsia="Consolas" w:hAnsi="Consolas" w:cs="Consolas"/>
-          <w:sz w:val="19"/>
-          <w:szCs w:val="19"/>
-        </w:rPr>
+        <w:pStyle w:val="Code"/>
+      </w:pPr>
+    </w:p>
+    <w:p>
+      <w:pPr>
+        <w:pStyle w:val="Code"/>
+      </w:pPr>
+      <w:r>
         <w:t>sudo apt update</w:t>
       </w:r>
       <w:r>
-        <w:rPr>
-          <w:rFonts w:ascii="Consolas" w:eastAsia="Consolas" w:hAnsi="Consolas" w:cs="Consolas"/>
-          <w:sz w:val="19"/>
-          <w:szCs w:val="19"/>
-        </w:rPr>
-        <w:br/>
-      </w:r>
-      <w:r>
-        <w:rPr>
-          <w:rFonts w:ascii="Consolas" w:eastAsia="Consolas" w:hAnsi="Consolas" w:cs="Consolas"/>
-          <w:sz w:val="19"/>
-          <w:szCs w:val="19"/>
-        </w:rPr>
+        <w:br/>
         <w:t>sudo apt upgrade -y</w:t>
       </w:r>
       <w:r>
-        <w:rPr>
-          <w:rFonts w:ascii="Consolas" w:eastAsia="Consolas" w:hAnsi="Consolas" w:cs="Consolas"/>
-          <w:sz w:val="19"/>
-          <w:szCs w:val="19"/>
-        </w:rPr>
         <w:br/>
         <w:t>sudo apt install python3-pygame python3-qrcode python3-pil \</w:t>
       </w:r>
       <w:r>
-        <w:rPr>
-          <w:rFonts w:ascii="Consolas" w:eastAsia="Consolas" w:hAnsi="Consolas" w:cs="Consolas"/>
-          <w:sz w:val="19"/>
-          <w:szCs w:val="19"/>
-        </w:rPr>
         <w:br/>
         <w:t xml:space="preserve">    python3-gphoto2 libgphoto2-6 ufw -y</w:t>
       </w:r>
+    </w:p>
+    <w:p>
+      <w:pPr>
+        <w:pStyle w:val="Code"/>
+      </w:pPr>
     </w:p>
     <w:p>
       <w:pPr>
@@ -4502,10 +4570,10 @@
           <w:noProof/>
         </w:rPr>
         <w:drawing>
-          <wp:inline distT="0" distB="0" distL="0" distR="0" wp14:anchorId="1277A207" wp14:editId="128F9E84">
-            <wp:extent cx="4381500" cy="3276600"/>
+          <wp:inline distT="0" distB="0" distL="0" distR="0" wp14:anchorId="7D5ED5E5" wp14:editId="5A3D5B04">
+            <wp:extent cx="4387215" cy="3282315"/>
             <wp:effectExtent l="0" t="0" r="0" b="0"/>
-            <wp:docPr id="1" name="Grafik 1"/>
+            <wp:docPr id="705019613" name="Grafik 13" descr="Ein Bild, das Text, Screenshot, Software, Display enthält.&#10;&#10;KI-generierte Inhalte können fehlerhaft sein."/>
             <wp:cNvGraphicFramePr>
               <a:graphicFrameLocks xmlns:a="http://schemas.openxmlformats.org/drawingml/2006/main" noChangeAspect="1"/>
             </wp:cNvGraphicFramePr>
@@ -4513,13 +4581,19 @@
               <a:graphicData uri="http://schemas.openxmlformats.org/drawingml/2006/picture">
                 <pic:pic xmlns:pic="http://schemas.openxmlformats.org/drawingml/2006/picture">
                   <pic:nvPicPr>
-                    <pic:cNvPr id="0" name=""/>
+                    <pic:cNvPr id="705019613" name="Grafik 13" descr="Ein Bild, das Text, Screenshot, Software, Display enthält.&#10;&#10;KI-generierte Inhalte können fehlerhaft sein."/>
                     <pic:cNvPicPr>
                       <a:picLocks noChangeAspect="1" noChangeArrowheads="1"/>
                     </pic:cNvPicPr>
                   </pic:nvPicPr>
                   <pic:blipFill>
-                    <a:blip r:embed="rId5"/>
+                    <a:blip r:embed="rId5" cstate="print">
+                      <a:extLst>
+                        <a:ext uri="{28A0092B-C50C-407E-A947-70E740481C1C}">
+                          <a14:useLocalDpi xmlns:a14="http://schemas.microsoft.com/office/drawing/2010/main" val="0"/>
+                        </a:ext>
+                      </a:extLst>
+                    </a:blip>
                     <a:srcRect/>
                     <a:stretch>
                       <a:fillRect/>
@@ -4528,11 +4602,15 @@
                   <pic:spPr bwMode="auto">
                     <a:xfrm>
                       <a:off x="0" y="0"/>
-                      <a:ext cx="4381500" cy="3276600"/>
+                      <a:ext cx="4387215" cy="3282315"/>
                     </a:xfrm>
                     <a:prstGeom prst="rect">
                       <a:avLst/>
                     </a:prstGeom>
+                    <a:noFill/>
+                    <a:ln>
+                      <a:noFill/>
+                    </a:ln>
                   </pic:spPr>
                 </pic:pic>
               </a:graphicData>
@@ -4582,17 +4660,21 @@
     </w:p>
     <w:p>
       <w:pPr>
-        <w:shd w:val="clear" w:color="auto" w:fill="F0F0F0"/>
-        <w:spacing w:before="80" w:after="160"/>
-      </w:pPr>
-      <w:r>
-        <w:rPr>
-          <w:rFonts w:ascii="Consolas" w:eastAsia="Consolas" w:hAnsi="Consolas" w:cs="Consolas"/>
-          <w:sz w:val="19"/>
-          <w:szCs w:val="19"/>
-        </w:rPr>
+        <w:pStyle w:val="Code"/>
+      </w:pPr>
+    </w:p>
+    <w:p>
+      <w:pPr>
+        <w:pStyle w:val="Code"/>
+      </w:pPr>
+      <w:r>
         <w:t>sudo raspi-config</w:t>
       </w:r>
+    </w:p>
+    <w:p>
+      <w:pPr>
+        <w:pStyle w:val="Code"/>
+      </w:pPr>
     </w:p>
     <w:p>
       <w:pPr>
@@ -4618,10 +4700,10 @@
         </w:rPr>
         <w:lastRenderedPageBreak/>
         <w:drawing>
-          <wp:inline distT="0" distB="0" distL="0" distR="0" wp14:anchorId="2AC0FBBB" wp14:editId="4885FD3D">
-            <wp:extent cx="4381500" cy="3038475"/>
-            <wp:effectExtent l="0" t="0" r="0" b="0"/>
-            <wp:docPr id="1523891900" name="Grafik 1523891900"/>
+          <wp:inline distT="0" distB="0" distL="0" distR="0" wp14:anchorId="3A409D0A" wp14:editId="15B70FFB">
+            <wp:extent cx="4387215" cy="3039110"/>
+            <wp:effectExtent l="0" t="0" r="0" b="8890"/>
+            <wp:docPr id="940987799" name="Grafik 12" descr="Ein Bild, das Text, Screenshot, Software, Multimedia-Software enthält.&#10;&#10;KI-generierte Inhalte können fehlerhaft sein."/>
             <wp:cNvGraphicFramePr>
               <a:graphicFrameLocks xmlns:a="http://schemas.openxmlformats.org/drawingml/2006/main" noChangeAspect="1"/>
             </wp:cNvGraphicFramePr>
@@ -4629,13 +4711,19 @@
               <a:graphicData uri="http://schemas.openxmlformats.org/drawingml/2006/picture">
                 <pic:pic xmlns:pic="http://schemas.openxmlformats.org/drawingml/2006/picture">
                   <pic:nvPicPr>
-                    <pic:cNvPr id="0" name=""/>
+                    <pic:cNvPr id="940987799" name="Grafik 12" descr="Ein Bild, das Text, Screenshot, Software, Multimedia-Software enthält.&#10;&#10;KI-generierte Inhalte können fehlerhaft sein."/>
                     <pic:cNvPicPr>
                       <a:picLocks noChangeAspect="1" noChangeArrowheads="1"/>
                     </pic:cNvPicPr>
                   </pic:nvPicPr>
                   <pic:blipFill>
-                    <a:blip r:embed="rId6"/>
+                    <a:blip r:embed="rId6">
+                      <a:extLst>
+                        <a:ext uri="{28A0092B-C50C-407E-A947-70E740481C1C}">
+                          <a14:useLocalDpi xmlns:a14="http://schemas.microsoft.com/office/drawing/2010/main" val="0"/>
+                        </a:ext>
+                      </a:extLst>
+                    </a:blip>
                     <a:srcRect/>
                     <a:stretch>
                       <a:fillRect/>
@@ -4644,11 +4732,15 @@
                   <pic:spPr bwMode="auto">
                     <a:xfrm>
                       <a:off x="0" y="0"/>
-                      <a:ext cx="4381500" cy="3038475"/>
+                      <a:ext cx="4387215" cy="3039110"/>
                     </a:xfrm>
                     <a:prstGeom prst="rect">
                       <a:avLst/>
                     </a:prstGeom>
+                    <a:noFill/>
+                    <a:ln>
+                      <a:noFill/>
+                    </a:ln>
                   </pic:spPr>
                 </pic:pic>
               </a:graphicData>
@@ -4686,7 +4778,46 @@
         <w:spacing w:after="160"/>
       </w:pPr>
       <w:r>
-        <w:t>In /boot/firmware/config.txt:</w:t>
+        <w:t xml:space="preserve">In </w:t>
+      </w:r>
+      <w:r>
+        <w:rPr>
+          <w:rStyle w:val="CodeZchn"/>
+        </w:rPr>
+        <w:t>/boot/firmware/config.txt</w:t>
+      </w:r>
+      <w:r>
+        <w:t>:</w:t>
+      </w:r>
+    </w:p>
+    <w:p>
+      <w:pPr>
+        <w:pStyle w:val="Code"/>
+      </w:pPr>
+    </w:p>
+    <w:p>
+      <w:pPr>
+        <w:pStyle w:val="Code"/>
+      </w:pPr>
+      <w:r>
+        <w:t># Bluetooth komplett deaktivieren</w:t>
+      </w:r>
+      <w:r>
+        <w:br/>
+        <w:t>dtoverlay=disable-bt</w:t>
+      </w:r>
+    </w:p>
+    <w:p>
+      <w:pPr>
+        <w:pStyle w:val="Code"/>
+      </w:pPr>
+    </w:p>
+    <w:p>
+      <w:pPr>
+        <w:spacing w:after="160"/>
+      </w:pPr>
+      <w:r>
+        <w:t>Zusätzlich den Systemdienst deaktivieren, damit kein vergeblicher Startversuch im Hintergrund läuft:</w:t>
       </w:r>
     </w:p>
     <w:p>
@@ -4700,16 +4831,15 @@
           <w:sz w:val="19"/>
           <w:szCs w:val="19"/>
         </w:rPr>
-        <w:t># Bluetooth komplett deaktivieren</w:t>
-      </w:r>
-      <w:r>
-        <w:rPr>
-          <w:rFonts w:ascii="Consolas" w:eastAsia="Consolas" w:hAnsi="Consolas" w:cs="Consolas"/>
-          <w:sz w:val="19"/>
-          <w:szCs w:val="19"/>
-        </w:rPr>
-        <w:br/>
-        <w:t>dtoverlay=disable-bt</w:t>
+        <w:t>sudo systemctl disable bluetooth.service</w:t>
+      </w:r>
+    </w:p>
+    <w:p>
+      <w:pPr>
+        <w:pStyle w:val="berschrift2"/>
+      </w:pPr>
+      <w:r>
+        <w:t>VNC (nur per SSH-Tunnel, siehe Netzwerk-Kapitel)</w:t>
       </w:r>
     </w:p>
     <w:p>
@@ -4717,52 +4847,26 @@
         <w:spacing w:after="160"/>
       </w:pPr>
       <w:r>
-        <w:t>Zusätzlich den Systemdienst deaktivieren, damit kein vergeblicher Startversuch im Hintergrund läuft:</w:t>
-      </w:r>
-    </w:p>
-    <w:p>
-      <w:pPr>
-        <w:shd w:val="clear" w:color="auto" w:fill="F0F0F0"/>
-        <w:spacing w:before="80" w:after="160"/>
-      </w:pPr>
-      <w:r>
-        <w:rPr>
-          <w:rFonts w:ascii="Consolas" w:eastAsia="Consolas" w:hAnsi="Consolas" w:cs="Consolas"/>
-          <w:sz w:val="19"/>
-          <w:szCs w:val="19"/>
-        </w:rPr>
-        <w:t>sudo systemctl disable bluetooth.service</w:t>
-      </w:r>
-    </w:p>
-    <w:p>
-      <w:pPr>
-        <w:pStyle w:val="berschrift2"/>
-      </w:pPr>
-      <w:r>
-        <w:t>VNC (nur per SSH-Tunnel, siehe Netzwerk-Kapitel)</w:t>
-      </w:r>
-    </w:p>
-    <w:p>
-      <w:pPr>
-        <w:spacing w:after="160"/>
-      </w:pPr>
-      <w:r>
         <w:t>VNC-Server aktivieren, aber NICHT direkt im Netz exponieren — die Erreichbarkeit läuft ausschließlich über einen SSH-Tunnel (siehe Kapitel „Netzwerk &amp; Firewall“).</w:t>
       </w:r>
     </w:p>
     <w:p>
       <w:pPr>
-        <w:shd w:val="clear" w:color="auto" w:fill="F0F0F0"/>
-        <w:spacing w:before="80" w:after="160"/>
-      </w:pPr>
-      <w:r>
-        <w:rPr>
-          <w:rFonts w:ascii="Consolas" w:eastAsia="Consolas" w:hAnsi="Consolas" w:cs="Consolas"/>
-          <w:sz w:val="19"/>
-          <w:szCs w:val="19"/>
-        </w:rPr>
+        <w:pStyle w:val="Code"/>
+      </w:pPr>
+    </w:p>
+    <w:p>
+      <w:pPr>
+        <w:pStyle w:val="Code"/>
+      </w:pPr>
+      <w:r>
         <w:t>sudo raspi-config</w:t>
       </w:r>
+    </w:p>
+    <w:p>
+      <w:pPr>
+        <w:pStyle w:val="Code"/>
+      </w:pPr>
     </w:p>
     <w:p>
       <w:pPr>
@@ -4785,27 +4889,40 @@
           <w:numId w:val="1"/>
         </w:numPr>
         <w:spacing w:after="90"/>
-      </w:pPr>
-      <w:r>
+        <w:rPr>
+          <w:lang w:val="en-US"/>
+        </w:rPr>
+      </w:pPr>
+      <w:r>
+        <w:rPr>
+          <w:lang w:val="en-US"/>
+        </w:rPr>
         <w:t>6 Advanced Options → A7 Wayland → X11 auswählen (nicht Wayland)</w:t>
       </w:r>
     </w:p>
     <w:p>
       <w:pPr>
-        <w:shd w:val="clear" w:color="auto" w:fill="F0F0F0"/>
-        <w:spacing w:before="80" w:after="160"/>
-      </w:pPr>
-      <w:r>
-        <w:rPr>
-          <w:rFonts w:ascii="Consolas" w:eastAsia="Consolas" w:hAnsi="Consolas" w:cs="Consolas"/>
-          <w:sz w:val="19"/>
-          <w:szCs w:val="19"/>
-        </w:rPr>
+        <w:pStyle w:val="Code"/>
+        <w:rPr>
+          <w:lang w:val="en-US"/>
+        </w:rPr>
+      </w:pPr>
+    </w:p>
+    <w:p>
+      <w:pPr>
+        <w:pStyle w:val="Code"/>
+      </w:pPr>
+      <w:r>
         <w:t>sudo reboot</w:t>
       </w:r>
     </w:p>
     <w:p>
       <w:pPr>
+        <w:pStyle w:val="Code"/>
+      </w:pPr>
+    </w:p>
+    <w:p>
+      <w:pPr>
         <w:pStyle w:val="berschrift3"/>
       </w:pPr>
       <w:r>
@@ -4822,22 +4939,25 @@
     </w:p>
     <w:p>
       <w:pPr>
-        <w:shd w:val="clear" w:color="auto" w:fill="F0F0F0"/>
-        <w:spacing w:before="80" w:after="160"/>
-      </w:pPr>
-      <w:r>
-        <w:rPr>
-          <w:rFonts w:ascii="Consolas" w:eastAsia="Consolas" w:hAnsi="Consolas" w:cs="Consolas"/>
-          <w:sz w:val="19"/>
-          <w:szCs w:val="19"/>
+        <w:pStyle w:val="Code"/>
+      </w:pPr>
+    </w:p>
+    <w:p>
+      <w:pPr>
+        <w:pStyle w:val="Code"/>
+        <w:rPr>
+          <w:lang w:val="en-US"/>
+        </w:rPr>
+      </w:pPr>
+      <w:r>
+        <w:rPr>
+          <w:lang w:val="en-US"/>
         </w:rPr>
         <w:t>sudo systemctl stop wayvnc</w:t>
       </w:r>
       <w:r>
         <w:rPr>
-          <w:rFonts w:ascii="Consolas" w:eastAsia="Consolas" w:hAnsi="Consolas" w:cs="Consolas"/>
-          <w:sz w:val="19"/>
-          <w:szCs w:val="19"/>
+          <w:lang w:val="en-US"/>
         </w:rPr>
         <w:br/>
         <w:t>sudo systemctl disable wayvnc</w:t>
@@ -4845,48 +4965,85 @@
     </w:p>
     <w:p>
       <w:pPr>
+        <w:pStyle w:val="Code"/>
+        <w:rPr>
+          <w:lang w:val="en-US"/>
+        </w:rPr>
+      </w:pPr>
+    </w:p>
+    <w:p>
+      <w:pPr>
         <w:spacing w:after="160"/>
-      </w:pPr>
-      <w:r>
-        <w:t>Danach in /boot/firmware/config.txt:</w:t>
-      </w:r>
-    </w:p>
-    <w:p>
-      <w:pPr>
-        <w:shd w:val="clear" w:color="auto" w:fill="F0F0F0"/>
-        <w:spacing w:before="80" w:after="160"/>
-      </w:pPr>
-      <w:r>
-        <w:rPr>
-          <w:rFonts w:ascii="Consolas" w:eastAsia="Consolas" w:hAnsi="Consolas" w:cs="Consolas"/>
-          <w:sz w:val="19"/>
-          <w:szCs w:val="19"/>
+        <w:rPr>
+          <w:lang w:val="en-US"/>
+        </w:rPr>
+      </w:pPr>
+    </w:p>
+    <w:p>
+      <w:pPr>
+        <w:spacing w:after="160"/>
+        <w:rPr>
+          <w:lang w:val="en-US"/>
+        </w:rPr>
+      </w:pPr>
+      <w:r>
+        <w:rPr>
+          <w:lang w:val="en-US"/>
+        </w:rPr>
+        <w:t xml:space="preserve">Danach in </w:t>
+      </w:r>
+      <w:r>
+        <w:rPr>
+          <w:rStyle w:val="CodeZchn"/>
+          <w:lang w:val="en-US"/>
+        </w:rPr>
+        <w:t>/boot/firmware/config.txt</w:t>
+      </w:r>
+      <w:r>
+        <w:rPr>
+          <w:lang w:val="en-US"/>
+        </w:rPr>
+        <w:t>:</w:t>
+      </w:r>
+    </w:p>
+    <w:p>
+      <w:pPr>
+        <w:pStyle w:val="Code"/>
+        <w:rPr>
+          <w:lang w:val="en-US"/>
+        </w:rPr>
+      </w:pPr>
+    </w:p>
+    <w:p>
+      <w:pPr>
+        <w:pStyle w:val="Code"/>
+        <w:rPr>
+          <w:lang w:val="en-US"/>
+        </w:rPr>
+      </w:pPr>
+      <w:r>
+        <w:rPr>
+          <w:lang w:val="en-US"/>
         </w:rPr>
         <w:t># Fix für grauen VNC-Bildschirm bei Headless-Boot</w:t>
       </w:r>
       <w:r>
         <w:rPr>
-          <w:rFonts w:ascii="Consolas" w:eastAsia="Consolas" w:hAnsi="Consolas" w:cs="Consolas"/>
-          <w:sz w:val="19"/>
-          <w:szCs w:val="19"/>
+          <w:lang w:val="en-US"/>
         </w:rPr>
         <w:br/>
         <w:t>hdmi_force_hotplug=1</w:t>
       </w:r>
       <w:r>
         <w:rPr>
-          <w:rFonts w:ascii="Consolas" w:eastAsia="Consolas" w:hAnsi="Consolas" w:cs="Consolas"/>
-          <w:sz w:val="19"/>
-          <w:szCs w:val="19"/>
+          <w:lang w:val="en-US"/>
         </w:rPr>
         <w:br/>
         <w:t>hdmi_group=2</w:t>
       </w:r>
       <w:r>
         <w:rPr>
-          <w:rFonts w:ascii="Consolas" w:eastAsia="Consolas" w:hAnsi="Consolas" w:cs="Consolas"/>
-          <w:sz w:val="19"/>
-          <w:szCs w:val="19"/>
+          <w:lang w:val="en-US"/>
         </w:rPr>
         <w:br/>
         <w:t>hdmi_mode=82</w:t>
@@ -4894,17 +5051,16 @@
     </w:p>
     <w:p>
       <w:pPr>
-        <w:shd w:val="clear" w:color="auto" w:fill="F0F0F0"/>
-        <w:spacing w:before="80" w:after="160"/>
-      </w:pPr>
-      <w:r>
-        <w:rPr>
-          <w:rFonts w:ascii="Consolas" w:eastAsia="Consolas" w:hAnsi="Consolas" w:cs="Consolas"/>
-          <w:sz w:val="19"/>
-          <w:szCs w:val="19"/>
-        </w:rPr>
+        <w:pStyle w:val="Code"/>
+      </w:pPr>
+      <w:r>
         <w:t>sudo reboot</w:t>
       </w:r>
+    </w:p>
+    <w:p>
+      <w:pPr>
+        <w:pStyle w:val="Code"/>
+      </w:pPr>
     </w:p>
     <w:p>
       <w:r>
@@ -4952,12 +5108,6 @@
         <w:gridCol w:w="2100"/>
       </w:tblGrid>
       <w:tr>
-        <w:tblPrEx>
-          <w:tblCellMar>
-            <w:top w:w="0" w:type="dxa"/>
-            <w:bottom w:w="0" w:type="dxa"/>
-          </w:tblCellMar>
-        </w:tblPrEx>
         <w:trPr>
           <w:tblHeader/>
         </w:trPr>
@@ -5055,12 +5205,6 @@
         </w:tc>
       </w:tr>
       <w:tr>
-        <w:tblPrEx>
-          <w:tblCellMar>
-            <w:top w:w="0" w:type="dxa"/>
-            <w:bottom w:w="0" w:type="dxa"/>
-          </w:tblCellMar>
-        </w:tblPrEx>
         <w:tc>
           <w:tcPr>
             <w:tcW w:w="1600" w:type="dxa"/>
@@ -5143,12 +5287,6 @@
         </w:tc>
       </w:tr>
       <w:tr>
-        <w:tblPrEx>
-          <w:tblCellMar>
-            <w:top w:w="0" w:type="dxa"/>
-            <w:bottom w:w="0" w:type="dxa"/>
-          </w:tblCellMar>
-        </w:tblPrEx>
         <w:tc>
           <w:tcPr>
             <w:tcW w:w="1600" w:type="dxa"/>
@@ -5231,12 +5369,6 @@
         </w:tc>
       </w:tr>
       <w:tr>
-        <w:tblPrEx>
-          <w:tblCellMar>
-            <w:top w:w="0" w:type="dxa"/>
-            <w:bottom w:w="0" w:type="dxa"/>
-          </w:tblCellMar>
-        </w:tblPrEx>
         <w:tc>
           <w:tcPr>
             <w:tcW w:w="1600" w:type="dxa"/>
@@ -5319,12 +5451,6 @@
         </w:tc>
       </w:tr>
       <w:tr>
-        <w:tblPrEx>
-          <w:tblCellMar>
-            <w:top w:w="0" w:type="dxa"/>
-            <w:bottom w:w="0" w:type="dxa"/>
-          </w:tblCellMar>
-        </w:tblPrEx>
         <w:tc>
           <w:tcPr>
             <w:tcW w:w="1600" w:type="dxa"/>
@@ -5407,12 +5533,6 @@
         </w:tc>
       </w:tr>
       <w:tr>
-        <w:tblPrEx>
-          <w:tblCellMar>
-            <w:top w:w="0" w:type="dxa"/>
-            <w:bottom w:w="0" w:type="dxa"/>
-          </w:tblCellMar>
-        </w:tblPrEx>
         <w:tc>
           <w:tcPr>
             <w:tcW w:w="1600" w:type="dxa"/>
@@ -5495,12 +5615,6 @@
         </w:tc>
       </w:tr>
       <w:tr>
-        <w:tblPrEx>
-          <w:tblCellMar>
-            <w:top w:w="0" w:type="dxa"/>
-            <w:bottom w:w="0" w:type="dxa"/>
-          </w:tblCellMar>
-        </w:tblPrEx>
         <w:tc>
           <w:tcPr>
             <w:tcW w:w="1600" w:type="dxa"/>
@@ -5583,12 +5697,6 @@
         </w:tc>
       </w:tr>
       <w:tr>
-        <w:tblPrEx>
-          <w:tblCellMar>
-            <w:top w:w="0" w:type="dxa"/>
-            <w:bottom w:w="0" w:type="dxa"/>
-          </w:tblCellMar>
-        </w:tblPrEx>
         <w:tc>
           <w:tcPr>
             <w:tcW w:w="1600" w:type="dxa"/>
@@ -5640,10 +5748,16 @@
             </w:tcMar>
           </w:tcPr>
           <w:p>
-            <w:r>
-              <w:rPr>
-                <w:sz w:val="19"/>
-                <w:szCs w:val="19"/>
+            <w:pPr>
+              <w:rPr>
+                <w:lang w:val="en-US"/>
+              </w:rPr>
+            </w:pPr>
+            <w:r>
+              <w:rPr>
+                <w:sz w:val="19"/>
+                <w:szCs w:val="19"/>
+                <w:lang w:val="en-US"/>
               </w:rPr>
               <w:t>Shutter-Trigger (Ausgang, active LOW)</w:t>
             </w:r>
@@ -5671,12 +5785,6 @@
         </w:tc>
       </w:tr>
       <w:tr>
-        <w:tblPrEx>
-          <w:tblCellMar>
-            <w:top w:w="0" w:type="dxa"/>
-            <w:bottom w:w="0" w:type="dxa"/>
-          </w:tblCellMar>
-        </w:tblPrEx>
         <w:tc>
           <w:tcPr>
             <w:tcW w:w="1600" w:type="dxa"/>
@@ -5759,12 +5867,6 @@
         </w:tc>
       </w:tr>
       <w:tr>
-        <w:tblPrEx>
-          <w:tblCellMar>
-            <w:top w:w="0" w:type="dxa"/>
-            <w:bottom w:w="0" w:type="dxa"/>
-          </w:tblCellMar>
-        </w:tblPrEx>
         <w:tc>
           <w:tcPr>
             <w:tcW w:w="1600" w:type="dxa"/>
@@ -5847,12 +5949,6 @@
         </w:tc>
       </w:tr>
       <w:tr>
-        <w:tblPrEx>
-          <w:tblCellMar>
-            <w:top w:w="0" w:type="dxa"/>
-            <w:bottom w:w="0" w:type="dxa"/>
-          </w:tblCellMar>
-        </w:tblPrEx>
         <w:tc>
           <w:tcPr>
             <w:tcW w:w="1600" w:type="dxa"/>
@@ -5904,10 +6000,16 @@
             </w:tcMar>
           </w:tcPr>
           <w:p>
-            <w:r>
-              <w:rPr>
-                <w:sz w:val="19"/>
-                <w:szCs w:val="19"/>
+            <w:pPr>
+              <w:rPr>
+                <w:lang w:val="en-US"/>
+              </w:rPr>
+            </w:pPr>
+            <w:r>
+              <w:rPr>
+                <w:sz w:val="19"/>
+                <w:szCs w:val="19"/>
+                <w:lang w:val="en-US"/>
               </w:rPr>
               <w:t>LED-Ring DI (SPI0 MOSI, neopixel_spi)</w:t>
             </w:r>
@@ -5935,12 +6037,6 @@
         </w:tc>
       </w:tr>
       <w:tr>
-        <w:tblPrEx>
-          <w:tblCellMar>
-            <w:top w:w="0" w:type="dxa"/>
-            <w:bottom w:w="0" w:type="dxa"/>
-          </w:tblCellMar>
-        </w:tblPrEx>
         <w:tc>
           <w:tcPr>
             <w:tcW w:w="1600" w:type="dxa"/>
@@ -6033,10 +6129,10 @@
           <w:noProof/>
         </w:rPr>
         <w:drawing>
-          <wp:inline distT="0" distB="0" distL="0" distR="0" wp14:anchorId="5750F1DD" wp14:editId="575B89EB">
-            <wp:extent cx="4762500" cy="2733675"/>
-            <wp:effectExtent l="0" t="0" r="0" b="0"/>
-            <wp:docPr id="1585162868" name="Grafik 1585162868"/>
+          <wp:inline distT="0" distB="0" distL="0" distR="0" wp14:anchorId="5BD5635F" wp14:editId="3765DF89">
+            <wp:extent cx="4756785" cy="2732405"/>
+            <wp:effectExtent l="0" t="0" r="5715" b="0"/>
+            <wp:docPr id="1414820450" name="Grafik 11" descr="Ein Bild, das Text, Zahl enthält.&#10;&#10;KI-generierte Inhalte können fehlerhaft sein."/>
             <wp:cNvGraphicFramePr>
               <a:graphicFrameLocks xmlns:a="http://schemas.openxmlformats.org/drawingml/2006/main" noChangeAspect="1"/>
             </wp:cNvGraphicFramePr>
@@ -6044,13 +6140,19 @@
               <a:graphicData uri="http://schemas.openxmlformats.org/drawingml/2006/picture">
                 <pic:pic xmlns:pic="http://schemas.openxmlformats.org/drawingml/2006/picture">
                   <pic:nvPicPr>
-                    <pic:cNvPr id="0" name=""/>
+                    <pic:cNvPr id="1414820450" name="Grafik 11" descr="Ein Bild, das Text, Zahl enthält.&#10;&#10;KI-generierte Inhalte können fehlerhaft sein."/>
                     <pic:cNvPicPr>
                       <a:picLocks noChangeAspect="1" noChangeArrowheads="1"/>
                     </pic:cNvPicPr>
                   </pic:nvPicPr>
                   <pic:blipFill>
-                    <a:blip r:embed="rId7"/>
+                    <a:blip r:embed="rId7" cstate="print">
+                      <a:extLst>
+                        <a:ext uri="{28A0092B-C50C-407E-A947-70E740481C1C}">
+                          <a14:useLocalDpi xmlns:a14="http://schemas.microsoft.com/office/drawing/2010/main" val="0"/>
+                        </a:ext>
+                      </a:extLst>
+                    </a:blip>
                     <a:srcRect/>
                     <a:stretch>
                       <a:fillRect/>
@@ -6059,11 +6161,15 @@
                   <pic:spPr bwMode="auto">
                     <a:xfrm>
                       <a:off x="0" y="0"/>
-                      <a:ext cx="4762500" cy="2733675"/>
+                      <a:ext cx="4756785" cy="2732405"/>
                     </a:xfrm>
                     <a:prstGeom prst="rect">
                       <a:avLst/>
                     </a:prstGeom>
+                    <a:noFill/>
+                    <a:ln>
+                      <a:noFill/>
+                    </a:ln>
                   </pic:spPr>
                 </pic:pic>
               </a:graphicData>
@@ -6151,46 +6257,35 @@
     </w:p>
     <w:p>
       <w:pPr>
-        <w:shd w:val="clear" w:color="auto" w:fill="F0F0F0"/>
-        <w:spacing w:before="80" w:after="160"/>
-      </w:pPr>
-      <w:r>
-        <w:rPr>
-          <w:rFonts w:ascii="Consolas" w:eastAsia="Consolas" w:hAnsi="Consolas" w:cs="Consolas"/>
-          <w:sz w:val="19"/>
-          <w:szCs w:val="19"/>
-        </w:rPr>
+        <w:pStyle w:val="Code"/>
+      </w:pPr>
+    </w:p>
+    <w:p>
+      <w:pPr>
+        <w:pStyle w:val="Code"/>
+      </w:pPr>
+      <w:r>
         <w:t>GPIO 15 (Pin 10) --[interner Pull-up]--&gt; Taster-Pin 1</w:t>
       </w:r>
       <w:r>
-        <w:rPr>
-          <w:rFonts w:ascii="Consolas" w:eastAsia="Consolas" w:hAnsi="Consolas" w:cs="Consolas"/>
-          <w:sz w:val="19"/>
-          <w:szCs w:val="19"/>
-        </w:rPr>
         <w:br/>
         <w:t>GND (Pin 14)     ------------------------&gt; Taster-Pin 2</w:t>
       </w:r>
       <w:r>
-        <w:rPr>
-          <w:rFonts w:ascii="Consolas" w:eastAsia="Consolas" w:hAnsi="Consolas" w:cs="Consolas"/>
-          <w:sz w:val="19"/>
-          <w:szCs w:val="19"/>
-        </w:rPr>
-        <w:br/>
-      </w:r>
-      <w:r>
-        <w:rPr>
-          <w:rFonts w:ascii="Consolas" w:eastAsia="Consolas" w:hAnsi="Consolas" w:cs="Consolas"/>
-          <w:sz w:val="19"/>
-          <w:szCs w:val="19"/>
-        </w:rPr>
+        <w:br/>
+      </w:r>
+      <w:r>
         <w:br/>
         <w:t>-&gt; Druck zieht GPIO 15 auf LOW</w:t>
       </w:r>
     </w:p>
     <w:p>
       <w:pPr>
+        <w:pStyle w:val="Code"/>
+      </w:pPr>
+    </w:p>
+    <w:p>
+      <w:pPr>
         <w:pStyle w:val="berschrift2"/>
       </w:pPr>
       <w:r>
@@ -6202,241 +6297,129 @@
         <w:spacing w:after="160"/>
       </w:pPr>
       <w:r>
-        <w:t>Die im Taster integrierte LED ist für 5V ausgelegt und darf nicht direkt an einen GPIO-Pin (3,3V, max. 10-15 mA). Die Entkopplung erfolgt über einen NPN-Transistor (z. B. BC547, BC548 oder PN2222, TO-92-Gehäuse) mit 1-kΩ-Basiswiderstand: Der Pi schaltet über GPIO 16 nur den minimalen Basisstrom, der Transistor schaltet die eigentliche 5V-Versorgung der LED.</w:t>
-      </w:r>
-    </w:p>
-    <w:p>
-      <w:pPr>
-        <w:shd w:val="clear" w:color="auto" w:fill="F0F0F0"/>
-        <w:spacing w:before="80" w:after="160"/>
-      </w:pPr>
-      <w:r>
-        <w:rPr>
-          <w:rFonts w:ascii="Consolas" w:eastAsia="Consolas" w:hAnsi="Consolas" w:cs="Consolas"/>
-          <w:sz w:val="19"/>
-          <w:szCs w:val="19"/>
-        </w:rPr>
-        <w:t>TO-92 Gehaeuse (flache Seite vorn)</w:t>
-      </w:r>
-      <w:r>
-        <w:rPr>
-          <w:rFonts w:ascii="Consolas" w:eastAsia="Consolas" w:hAnsi="Consolas" w:cs="Consolas"/>
-          <w:sz w:val="19"/>
-          <w:szCs w:val="19"/>
-        </w:rPr>
+        <w:t xml:space="preserve">Die im Taster integrierte LED ist für 5V ausgelegt und darf nicht direkt an einen GPIO-Pin (3,3V, max. 10-15 mA). Die Entkopplung erfolgt über einen NPN-Transistor (z. B. BC547, BC548 oder PN2222, TO-92-Gehäuse) mit 1-kΩ-Basiswiderstand: </w:t>
+      </w:r>
+      <w:proofErr w:type="gramStart"/>
+      <w:r>
+        <w:t>Der Pi</w:t>
+      </w:r>
+      <w:proofErr w:type="gramEnd"/>
+      <w:r>
+        <w:t xml:space="preserve"> schaltet über GPIO 16 nur den minimalen Basisstrom, der Transistor schaltet die eigentliche 5V-Versorgung der LED.</w:t>
+      </w:r>
+    </w:p>
+    <w:p>
+      <w:pPr>
+        <w:pStyle w:val="Code"/>
+      </w:pPr>
+    </w:p>
+    <w:p>
+      <w:pPr>
+        <w:pStyle w:val="Code"/>
+      </w:pPr>
+      <w:r>
+        <w:t>TO-92 Geh</w:t>
+      </w:r>
+      <w:r>
+        <w:t>ä</w:t>
+      </w:r>
+      <w:r>
+        <w:t>use (flache Seite vorn)</w:t>
+      </w:r>
+      <w:r>
         <w:br/>
         <w:t xml:space="preserve">   .------.</w:t>
       </w:r>
       <w:r>
-        <w:rPr>
-          <w:rFonts w:ascii="Consolas" w:eastAsia="Consolas" w:hAnsi="Consolas" w:cs="Consolas"/>
-          <w:sz w:val="19"/>
-          <w:szCs w:val="19"/>
-        </w:rPr>
         <w:br/>
         <w:t xml:space="preserve">  /        \</w:t>
       </w:r>
       <w:r>
-        <w:rPr>
-          <w:rFonts w:ascii="Consolas" w:eastAsia="Consolas" w:hAnsi="Consolas" w:cs="Consolas"/>
-          <w:sz w:val="19"/>
-          <w:szCs w:val="19"/>
-        </w:rPr>
         <w:br/>
         <w:t xml:space="preserve"> |  BC547   |</w:t>
       </w:r>
       <w:r>
-        <w:rPr>
-          <w:rFonts w:ascii="Consolas" w:eastAsia="Consolas" w:hAnsi="Consolas" w:cs="Consolas"/>
-          <w:sz w:val="19"/>
-          <w:szCs w:val="19"/>
-        </w:rPr>
         <w:br/>
         <w:t xml:space="preserve"> |__________|</w:t>
       </w:r>
       <w:r>
-        <w:rPr>
-          <w:rFonts w:ascii="Consolas" w:eastAsia="Consolas" w:hAnsi="Consolas" w:cs="Consolas"/>
-          <w:sz w:val="19"/>
-          <w:szCs w:val="19"/>
-        </w:rPr>
         <w:br/>
         <w:t xml:space="preserve">    |  |  |</w:t>
       </w:r>
       <w:r>
-        <w:rPr>
-          <w:rFonts w:ascii="Consolas" w:eastAsia="Consolas" w:hAnsi="Consolas" w:cs="Consolas"/>
-          <w:sz w:val="19"/>
-          <w:szCs w:val="19"/>
-        </w:rPr>
         <w:br/>
         <w:t xml:space="preserve">    C  B  E</w:t>
       </w:r>
       <w:r>
-        <w:rPr>
-          <w:rFonts w:ascii="Consolas" w:eastAsia="Consolas" w:hAnsi="Consolas" w:cs="Consolas"/>
-          <w:sz w:val="19"/>
-          <w:szCs w:val="19"/>
-        </w:rPr>
         <w:br/>
         <w:t xml:space="preserve">    |  |  |</w:t>
       </w:r>
       <w:r>
-        <w:rPr>
-          <w:rFonts w:ascii="Consolas" w:eastAsia="Consolas" w:hAnsi="Consolas" w:cs="Consolas"/>
-          <w:sz w:val="19"/>
-          <w:szCs w:val="19"/>
-        </w:rPr>
-        <w:br/>
-      </w:r>
-      <w:r>
-        <w:rPr>
-          <w:rFonts w:ascii="Consolas" w:eastAsia="Consolas" w:hAnsi="Consolas" w:cs="Consolas"/>
-          <w:sz w:val="19"/>
-          <w:szCs w:val="19"/>
-        </w:rPr>
-        <w:t xml:space="preserve">    |  |  +---&gt; Emitter (E) --&gt; GND (Pin 34)</w:t>
-      </w:r>
-      <w:r>
-        <w:rPr>
-          <w:rFonts w:ascii="Consolas" w:eastAsia="Consolas" w:hAnsi="Consolas" w:cs="Consolas"/>
-          <w:sz w:val="19"/>
-          <w:szCs w:val="19"/>
-        </w:rPr>
-        <w:br/>
-        <w:t xml:space="preserve">    |  +------&gt; Basis (B) --&gt; [1 kOhm] --&gt; GPIO 16 (Pin 36)</w:t>
-      </w:r>
-      <w:r>
-        <w:rPr>
-          <w:rFonts w:ascii="Consolas" w:eastAsia="Consolas" w:hAnsi="Consolas" w:cs="Consolas"/>
-          <w:sz w:val="19"/>
-          <w:szCs w:val="19"/>
-        </w:rPr>
+        <w:br/>
+        <w:t xml:space="preserve">    |  |  +---&gt; Emitter (E)   --&gt; GND (Pin 34)</w:t>
+      </w:r>
+      <w:r>
+        <w:br/>
+        <w:t xml:space="preserve">    |  +------&gt; Basis (B)     --&gt; [1 kOhm] --&gt; GPIO 16 (Pin 36)</w:t>
+      </w:r>
+      <w:r>
         <w:br/>
         <w:t xml:space="preserve">    +---------&gt; Kollektor (C) --&gt; Taster-LED Minuspol (-)</w:t>
       </w:r>
       <w:r>
-        <w:rPr>
-          <w:rFonts w:ascii="Consolas" w:eastAsia="Consolas" w:hAnsi="Consolas" w:cs="Consolas"/>
-          <w:sz w:val="19"/>
-          <w:szCs w:val="19"/>
-        </w:rPr>
-        <w:br/>
-      </w:r>
-      <w:r>
-        <w:rPr>
-          <w:rFonts w:ascii="Consolas" w:eastAsia="Consolas" w:hAnsi="Consolas" w:cs="Consolas"/>
-          <w:sz w:val="19"/>
-          <w:szCs w:val="19"/>
-        </w:rPr>
+        <w:br/>
+      </w:r>
+      <w:r>
         <w:br/>
         <w:t>Schaltplan-Logik:</w:t>
       </w:r>
       <w:r>
-        <w:rPr>
-          <w:rFonts w:ascii="Consolas" w:eastAsia="Consolas" w:hAnsi="Consolas" w:cs="Consolas"/>
-          <w:sz w:val="19"/>
-          <w:szCs w:val="19"/>
-        </w:rPr>
-        <w:br/>
-      </w:r>
-      <w:r>
-        <w:rPr>
-          <w:rFonts w:ascii="Consolas" w:eastAsia="Consolas" w:hAnsi="Consolas" w:cs="Consolas"/>
-          <w:sz w:val="19"/>
-          <w:szCs w:val="19"/>
-        </w:rPr>
+        <w:br/>
+      </w:r>
+      <w:r>
         <w:br/>
         <w:t>[Raspi 5V, Pin 4] ---------&gt; (+) [Taster-LED] (-)</w:t>
       </w:r>
       <w:r>
-        <w:rPr>
-          <w:rFonts w:ascii="Consolas" w:eastAsia="Consolas" w:hAnsi="Consolas" w:cs="Consolas"/>
-          <w:sz w:val="19"/>
-          <w:szCs w:val="19"/>
-        </w:rPr>
         <w:br/>
         <w:t xml:space="preserve">                                        |</w:t>
       </w:r>
       <w:r>
-        <w:rPr>
-          <w:rFonts w:ascii="Consolas" w:eastAsia="Consolas" w:hAnsi="Consolas" w:cs="Consolas"/>
-          <w:sz w:val="19"/>
-          <w:szCs w:val="19"/>
-        </w:rPr>
         <w:br/>
         <w:t xml:space="preserve">                                        v</w:t>
       </w:r>
       <w:r>
-        <w:rPr>
-          <w:rFonts w:ascii="Consolas" w:eastAsia="Consolas" w:hAnsi="Consolas" w:cs="Consolas"/>
-          <w:sz w:val="19"/>
-          <w:szCs w:val="19"/>
-        </w:rPr>
         <w:br/>
         <w:t xml:space="preserve">                                  (Kollektor C)</w:t>
       </w:r>
       <w:r>
-        <w:rPr>
-          <w:rFonts w:ascii="Consolas" w:eastAsia="Consolas" w:hAnsi="Consolas" w:cs="Consolas"/>
-          <w:sz w:val="19"/>
-          <w:szCs w:val="19"/>
-        </w:rPr>
-        <w:br/>
-      </w:r>
-      <w:r>
-        <w:rPr>
-          <w:rFonts w:ascii="Consolas" w:eastAsia="Consolas" w:hAnsi="Consolas" w:cs="Consolas"/>
-          <w:sz w:val="19"/>
-          <w:szCs w:val="19"/>
-        </w:rPr>
+        <w:br/>
+      </w:r>
+      <w:r>
         <w:br/>
         <w:t>[Raspi GPIO 16, Pin 36] ---&gt; [1 kOhm] ---&gt; (Basis B) [NPN-Transistor]</w:t>
       </w:r>
       <w:r>
-        <w:rPr>
-          <w:rFonts w:ascii="Consolas" w:eastAsia="Consolas" w:hAnsi="Consolas" w:cs="Consolas"/>
-          <w:sz w:val="19"/>
-          <w:szCs w:val="19"/>
-        </w:rPr>
         <w:br/>
         <w:t xml:space="preserve">                                                (Emitter E)</w:t>
       </w:r>
       <w:r>
-        <w:rPr>
-          <w:rFonts w:ascii="Consolas" w:eastAsia="Consolas" w:hAnsi="Consolas" w:cs="Consolas"/>
-          <w:sz w:val="19"/>
-          <w:szCs w:val="19"/>
-        </w:rPr>
-        <w:br/>
-        <w:t xml:space="preserve">                </w:t>
-      </w:r>
-      <w:r>
-        <w:rPr>
-          <w:rFonts w:ascii="Consolas" w:eastAsia="Consolas" w:hAnsi="Consolas" w:cs="Consolas"/>
-          <w:sz w:val="19"/>
-          <w:szCs w:val="19"/>
-        </w:rPr>
-        <w:t xml:space="preserve">                                     |</w:t>
-      </w:r>
-      <w:r>
-        <w:rPr>
-          <w:rFonts w:ascii="Consolas" w:eastAsia="Consolas" w:hAnsi="Consolas" w:cs="Consolas"/>
-          <w:sz w:val="19"/>
-          <w:szCs w:val="19"/>
-        </w:rPr>
+        <w:br/>
+        <w:t xml:space="preserve">                                                     |</w:t>
+      </w:r>
+      <w:r>
         <w:br/>
         <w:t xml:space="preserve">                                                     v</w:t>
       </w:r>
       <w:r>
-        <w:rPr>
-          <w:rFonts w:ascii="Consolas" w:eastAsia="Consolas" w:hAnsi="Consolas" w:cs="Consolas"/>
-          <w:sz w:val="19"/>
-          <w:szCs w:val="19"/>
-        </w:rPr>
-        <w:br/>
-        <w:t xml:space="preserve">                                          [Raspi GND, Pin 34]</w:t>
-      </w:r>
+        <w:br/>
+        <w:t xml:space="preserve">                                            [Raspi GND, Pin 34]</w:t>
+      </w:r>
+    </w:p>
+    <w:p>
+      <w:pPr>
+        <w:pStyle w:val="Code"/>
+      </w:pPr>
     </w:p>
     <w:p>
       <w:pPr>
@@ -6456,148 +6439,110 @@
     </w:p>
     <w:p>
       <w:pPr>
-        <w:shd w:val="clear" w:color="auto" w:fill="F0F0F0"/>
-        <w:spacing w:before="80" w:after="160"/>
-      </w:pPr>
-      <w:r>
-        <w:rPr>
-          <w:rFonts w:ascii="Consolas" w:eastAsia="Consolas" w:hAnsi="Consolas" w:cs="Consolas"/>
-          <w:sz w:val="19"/>
-          <w:szCs w:val="19"/>
-        </w:rPr>
-        <w:t>Raspberry Pi        OPTOKOPPLER (PC817)         Nikon D3300</w:t>
-      </w:r>
-      <w:r>
-        <w:rPr>
-          <w:rFonts w:ascii="Consolas" w:eastAsia="Consolas" w:hAnsi="Consolas" w:cs="Consolas"/>
-          <w:sz w:val="19"/>
-          <w:szCs w:val="19"/>
-        </w:rPr>
-        <w:br/>
-        <w:t xml:space="preserve">                        +--------+</w:t>
-      </w:r>
-      <w:r>
-        <w:rPr>
-          <w:rFonts w:ascii="Consolas" w:eastAsia="Consolas" w:hAnsi="Consolas" w:cs="Consolas"/>
-          <w:sz w:val="19"/>
-          <w:szCs w:val="19"/>
-        </w:rPr>
-        <w:br/>
-        <w:t>Pin 11 (GPIO17) -&gt; 220 Ohm -&gt; | 1    4 | ===&gt; Pin 5 (FOCUS) + Pin 6 (SHUTTER)</w:t>
-      </w:r>
-      <w:r>
-        <w:rPr>
-          <w:rFonts w:ascii="Consolas" w:eastAsia="Consolas" w:hAnsi="Consolas" w:cs="Consolas"/>
-          <w:sz w:val="19"/>
-          <w:szCs w:val="19"/>
-        </w:rPr>
-        <w:br/>
-        <w:t xml:space="preserve">                       |        |        (beide zusammengeloetet!)</w:t>
-      </w:r>
-      <w:r>
-        <w:rPr>
-          <w:rFonts w:ascii="Consolas" w:eastAsia="Consolas" w:hAnsi="Consolas" w:cs="Consolas"/>
-          <w:sz w:val="19"/>
-          <w:szCs w:val="19"/>
-        </w:rPr>
-        <w:br/>
-        <w:t>Pin 9 (GND) -----------------&gt; | 2    3 | ===&gt; Pin 3 (GND)</w:t>
-      </w:r>
-      <w:r>
-        <w:rPr>
-          <w:rFonts w:ascii="Consolas" w:eastAsia="Consolas" w:hAnsi="Consolas" w:cs="Consolas"/>
-          <w:sz w:val="19"/>
-          <w:szCs w:val="19"/>
-        </w:rPr>
-        <w:br/>
-      </w:r>
-      <w:r>
-        <w:rPr>
-          <w:rFonts w:ascii="Consolas" w:eastAsia="Consolas" w:hAnsi="Consolas" w:cs="Consolas"/>
-          <w:sz w:val="19"/>
-          <w:szCs w:val="19"/>
-        </w:rPr>
+        <w:pStyle w:val="Code"/>
+      </w:pPr>
+    </w:p>
+    <w:p>
+      <w:pPr>
+        <w:pStyle w:val="Code"/>
+      </w:pPr>
+      <w:r>
+        <w:t>Raspberry Pi                  OPTOKOPPLER (PC817)         Nikon D3300</w:t>
+      </w:r>
+      <w:r>
+        <w:br/>
+        <w:t xml:space="preserve">                                +--------+</w:t>
+      </w:r>
+      <w:r>
+        <w:br/>
+        <w:t xml:space="preserve">Pin 11 (GPIO17)  -&gt; 220 Ohm -&gt;  | 1    4 | </w:t>
+      </w:r>
+      <w:r>
+        <w:t xml:space="preserve"> </w:t>
+      </w:r>
+      <w:r>
+        <w:t xml:space="preserve"> ===&gt; </w:t>
+      </w:r>
+      <w:r>
+        <w:t xml:space="preserve"> </w:t>
+      </w:r>
+      <w:r>
+        <w:t>Pin 5 (FOCUS) + Pin 6 (SHUTTER)</w:t>
+      </w:r>
+      <w:r>
+        <w:br/>
+        <w:t xml:space="preserve">                                |        |        </w:t>
+      </w:r>
+      <w:r>
+        <w:t xml:space="preserve">  </w:t>
+      </w:r>
+      <w:r>
+        <w:t>(beide zusammengel</w:t>
+      </w:r>
+      <w:r>
+        <w:t>ö</w:t>
+      </w:r>
+      <w:r>
+        <w:t>tet!)</w:t>
+      </w:r>
+      <w:r>
+        <w:br/>
+        <w:t xml:space="preserve">Pin 9 (GND) -----------------&gt;  | 2    3 | </w:t>
+      </w:r>
+      <w:r>
+        <w:t xml:space="preserve">  </w:t>
+      </w:r>
+      <w:r>
+        <w:t xml:space="preserve">===&gt; </w:t>
+      </w:r>
+      <w:r>
+        <w:t xml:space="preserve"> </w:t>
+      </w:r>
+      <w:r>
+        <w:t>Pin 3 (GND)</w:t>
+      </w:r>
+      <w:r>
+        <w:br/>
+        <w:t xml:space="preserve">                                +--------+</w:t>
+      </w:r>
+      <w:r>
+        <w:br/>
+      </w:r>
+      <w:r>
+        <w:br/>
+        <w:t>Eingang Optokoppler:</w:t>
+      </w:r>
+      <w:r>
+        <w:br/>
+        <w:t xml:space="preserve">  Pi Pin 11 (GPIO17) -&gt; 220 Ohm -&gt; Optokoppler Pin 1</w:t>
+      </w:r>
+      <w:r>
+        <w:br/>
+      </w:r>
+      <w:r>
         <w:lastRenderedPageBreak/>
-        <w:t xml:space="preserve">                        +--------+</w:t>
-      </w:r>
-      <w:r>
-        <w:rPr>
-          <w:rFonts w:ascii="Consolas" w:eastAsia="Consolas" w:hAnsi="Consolas" w:cs="Consolas"/>
-          <w:sz w:val="19"/>
-          <w:szCs w:val="19"/>
-        </w:rPr>
-        <w:br/>
-      </w:r>
-      <w:r>
-        <w:rPr>
-          <w:rFonts w:ascii="Consolas" w:eastAsia="Consolas" w:hAnsi="Consolas" w:cs="Consolas"/>
-          <w:sz w:val="19"/>
-          <w:szCs w:val="19"/>
-        </w:rPr>
-        <w:br/>
-        <w:t>Eingang Optokoppler:</w:t>
-      </w:r>
-      <w:r>
-        <w:rPr>
-          <w:rFonts w:ascii="Consolas" w:eastAsia="Consolas" w:hAnsi="Consolas" w:cs="Consolas"/>
-          <w:sz w:val="19"/>
-          <w:szCs w:val="19"/>
-        </w:rPr>
-        <w:br/>
-        <w:t xml:space="preserve">  Pi Pin 11 (GPIO17) -&gt; 220 Ohm -&gt; Optokoppler Pin 1</w:t>
-      </w:r>
-      <w:r>
-        <w:rPr>
-          <w:rFonts w:ascii="Consolas" w:eastAsia="Consolas" w:hAnsi="Consolas" w:cs="Consolas"/>
-          <w:sz w:val="19"/>
-          <w:szCs w:val="19"/>
-        </w:rPr>
-        <w:br/>
         <w:t xml:space="preserve">  Pi Pin 9 (GND)     -&gt; Optokoppler Pin 2</w:t>
       </w:r>
       <w:r>
-        <w:rPr>
-          <w:rFonts w:ascii="Consolas" w:eastAsia="Consolas" w:hAnsi="Consolas" w:cs="Consolas"/>
-          <w:sz w:val="19"/>
-          <w:szCs w:val="19"/>
-        </w:rPr>
-        <w:br/>
-      </w:r>
-      <w:r>
-        <w:rPr>
-          <w:rFonts w:ascii="Consolas" w:eastAsia="Consolas" w:hAnsi="Consolas" w:cs="Consolas"/>
-          <w:sz w:val="19"/>
-          <w:szCs w:val="19"/>
-        </w:rPr>
+        <w:br/>
+      </w:r>
+      <w:r>
         <w:br/>
         <w:t>Ausgang Optokoppler:</w:t>
       </w:r>
       <w:r>
-        <w:rPr>
-          <w:rFonts w:ascii="Consolas" w:eastAsia="Consolas" w:hAnsi="Consolas" w:cs="Consolas"/>
-          <w:sz w:val="19"/>
-          <w:szCs w:val="19"/>
-        </w:rPr>
         <w:br/>
         <w:t xml:space="preserve">  Optokoppler Pin 4 -&gt; Nikon-Stecker Pin 5+6 (FOCUS + SHUTTER)</w:t>
       </w:r>
       <w:r>
-        <w:rPr>
-          <w:rFonts w:ascii="Consolas" w:eastAsia="Consolas" w:hAnsi="Consolas" w:cs="Consolas"/>
-          <w:sz w:val="19"/>
-          <w:szCs w:val="19"/>
-        </w:rPr>
-        <w:br/>
-        <w:t xml:space="preserve">  Optokoppler Pin 3 -&gt; Nikon-Stecke</w:t>
-      </w:r>
-      <w:r>
-        <w:rPr>
-          <w:rFonts w:ascii="Consolas" w:eastAsia="Consolas" w:hAnsi="Consolas" w:cs="Consolas"/>
-          <w:sz w:val="19"/>
-          <w:szCs w:val="19"/>
-        </w:rPr>
-        <w:t>r Pin 3 (GND)</w:t>
-      </w:r>
+        <w:br/>
+        <w:t xml:space="preserve">  Optokoppler Pin 3 -&gt; Nikon-Stecker Pin 3 (GND)</w:t>
+      </w:r>
+    </w:p>
+    <w:p>
+      <w:pPr>
+        <w:pStyle w:val="Code"/>
+      </w:pPr>
     </w:p>
     <w:p>
       <w:pPr>
@@ -6627,157 +6572,125 @@
         <w:spacing w:after="160"/>
       </w:pPr>
       <w:r>
-        <w:t>35 LEDs, angesteuert über SPI0 (GPIO 10 / Pin 19) mit der Bibliothek neopixel_spi. Eigenes 5V/5A-Netzteil für die Stromversorgung des Rings, über eine Diode leicht gedrosselt; 220-Ohm-Schutzwiderstand in der Datenleitung.</w:t>
-      </w:r>
-    </w:p>
-    <w:p>
-      <w:pPr>
-        <w:shd w:val="clear" w:color="auto" w:fill="F0F0F0"/>
-        <w:spacing w:before="80" w:after="160"/>
-      </w:pPr>
-      <w:r>
-        <w:rPr>
-          <w:rFonts w:ascii="Consolas" w:eastAsia="Consolas" w:hAnsi="Consolas" w:cs="Consolas"/>
-          <w:sz w:val="19"/>
-          <w:szCs w:val="19"/>
-        </w:rPr>
+        <w:t xml:space="preserve">35 LEDs, angesteuert über SPI0 (GPIO 10 / Pin 19) mit der Bibliothek </w:t>
+      </w:r>
+      <w:r>
+        <w:rPr>
+          <w:rStyle w:val="CodeZchn"/>
+        </w:rPr>
+        <w:t>neopixel_spi</w:t>
+      </w:r>
+      <w:r>
+        <w:t>. Eigenes 5V/5A-Netzteil für die Stromversorgung des Rings, über eine Diode leicht gedrosselt; 220-Ohm-Schutzwiderstand in der Datenleitung.</w:t>
+      </w:r>
+    </w:p>
+    <w:p>
+      <w:pPr>
+        <w:pStyle w:val="Code"/>
+      </w:pPr>
+    </w:p>
+    <w:p>
+      <w:pPr>
+        <w:pStyle w:val="Code"/>
+      </w:pPr>
+      <w:r>
         <w:t>5V/5A Netzteil</w:t>
       </w:r>
       <w:r>
-        <w:rPr>
-          <w:rFonts w:ascii="Consolas" w:eastAsia="Consolas" w:hAnsi="Consolas" w:cs="Consolas"/>
-          <w:sz w:val="19"/>
-          <w:szCs w:val="19"/>
-        </w:rPr>
         <w:br/>
         <w:t>+--------+</w:t>
       </w:r>
       <w:r>
-        <w:rPr>
-          <w:rFonts w:ascii="Consolas" w:eastAsia="Consolas" w:hAnsi="Consolas" w:cs="Consolas"/>
-          <w:sz w:val="19"/>
-          <w:szCs w:val="19"/>
-        </w:rPr>
-        <w:br/>
-        <w:t>| +5V    |----[ Diode: 1N4001 ]----&gt; Ring: +5V / VCC</w:t>
-      </w:r>
-      <w:r>
-        <w:rPr>
-          <w:rFonts w:ascii="Consolas" w:eastAsia="Consolas" w:hAnsi="Consolas" w:cs="Consolas"/>
-          <w:sz w:val="19"/>
-          <w:szCs w:val="19"/>
-        </w:rPr>
-        <w:br/>
-        <w:t>|        |    (Kathode zeigt zum Ring!)</w:t>
-      </w:r>
-      <w:r>
-        <w:rPr>
-          <w:rFonts w:ascii="Consolas" w:eastAsia="Consolas" w:hAnsi="Consolas" w:cs="Consolas"/>
-          <w:sz w:val="19"/>
-          <w:szCs w:val="19"/>
-        </w:rPr>
-        <w:br/>
-        <w:t>|        |    [ Elko 470uF ] [ Kerko 100nF ] (parallel, am Ring)</w:t>
-      </w:r>
-      <w:r>
-        <w:rPr>
-          <w:rFonts w:ascii="Consolas" w:eastAsia="Consolas" w:hAnsi="Consolas" w:cs="Consolas"/>
-          <w:sz w:val="19"/>
-          <w:szCs w:val="19"/>
-        </w:rPr>
+        <w:br/>
+        <w:t>| +5V    |----</w:t>
+      </w:r>
+      <w:r>
+        <w:t xml:space="preserve"> </w:t>
+      </w:r>
+      <w:r>
+        <w:t>[ Diode: 1N4001 ]</w:t>
+      </w:r>
+      <w:r>
+        <w:t xml:space="preserve"> </w:t>
+      </w:r>
+      <w:r>
+        <w:t>---</w:t>
+      </w:r>
+      <w:r>
+        <w:t>----</w:t>
+      </w:r>
+      <w:r>
+        <w:t>-&gt; Ring: +5V / VCC</w:t>
+      </w:r>
+      <w:r>
+        <w:br/>
+        <w:t>|        |   (Kathode zeigt zum Ring!)</w:t>
+      </w:r>
+      <w:r>
+        <w:br/>
+        <w:t xml:space="preserve">|        |    </w:t>
+      </w:r>
+      <w:r>
+        <w:t xml:space="preserve"> </w:t>
+      </w:r>
+      <w:r>
+        <w:t>[ Elko 470uF ] [ Kerko 100nF ] (parallel, am Ring)</w:t>
+      </w:r>
+      <w:r>
         <w:br/>
         <w:t>| GND    |----+</w:t>
       </w:r>
       <w:r>
-        <w:rPr>
-          <w:rFonts w:ascii="Consolas" w:eastAsia="Consolas" w:hAnsi="Consolas" w:cs="Consolas"/>
-          <w:sz w:val="19"/>
-          <w:szCs w:val="19"/>
-        </w:rPr>
         <w:br/>
         <w:t>+--------+    |</w:t>
       </w:r>
       <w:r>
-        <w:rPr>
-          <w:rFonts w:ascii="Consolas" w:eastAsia="Consolas" w:hAnsi="Consolas" w:cs="Consolas"/>
-          <w:sz w:val="19"/>
-          <w:szCs w:val="19"/>
-        </w:rPr>
         <w:br/>
         <w:t xml:space="preserve">              |</w:t>
       </w:r>
       <w:r>
-        <w:rPr>
-          <w:rFonts w:ascii="Consolas" w:eastAsia="Consolas" w:hAnsi="Consolas" w:cs="Consolas"/>
-          <w:sz w:val="19"/>
-          <w:szCs w:val="19"/>
-        </w:rPr>
         <w:br/>
         <w:t>Raspberry Pi 5|</w:t>
       </w:r>
       <w:r>
-        <w:rPr>
-          <w:rFonts w:ascii="Consolas" w:eastAsia="Consolas" w:hAnsi="Consolas" w:cs="Consolas"/>
-          <w:sz w:val="19"/>
-          <w:szCs w:val="19"/>
-        </w:rPr>
         <w:br/>
         <w:t>+--------+    |</w:t>
       </w:r>
       <w:r>
-        <w:rPr>
-          <w:rFonts w:ascii="Consolas" w:eastAsia="Consolas" w:hAnsi="Consolas" w:cs="Consolas"/>
-          <w:sz w:val="19"/>
-          <w:szCs w:val="19"/>
-        </w:rPr>
-        <w:br/>
-        <w:t>| GND    |----+----------------------------------&gt; Ring: GND</w:t>
-      </w:r>
-      <w:r>
-        <w:rPr>
-          <w:rFonts w:ascii="Consolas" w:eastAsia="Consolas" w:hAnsi="Consolas" w:cs="Consolas"/>
-          <w:sz w:val="19"/>
-          <w:szCs w:val="19"/>
-        </w:rPr>
+        <w:br/>
+        <w:t>| GND    |----+--------------------------------</w:t>
+      </w:r>
+      <w:r>
+        <w:t>-</w:t>
+      </w:r>
+      <w:r>
+        <w:t>--&gt; Ring: GND</w:t>
+      </w:r>
+      <w:r>
         <w:br/>
         <w:t>| (Pin20)|</w:t>
       </w:r>
       <w:r>
-        <w:rPr>
-          <w:rFonts w:ascii="Consolas" w:eastAsia="Consolas" w:hAnsi="Consolas" w:cs="Consolas"/>
-          <w:sz w:val="19"/>
-          <w:szCs w:val="19"/>
-        </w:rPr>
         <w:br/>
         <w:t>|        |</w:t>
       </w:r>
       <w:r>
-        <w:rPr>
-          <w:rFonts w:ascii="Consolas" w:eastAsia="Consolas" w:hAnsi="Consolas" w:cs="Consolas"/>
-          <w:sz w:val="19"/>
-          <w:szCs w:val="19"/>
-        </w:rPr>
         <w:br/>
         <w:t>| GPIO10 |-----[ 220 Ohm ]------------------------&gt; Ring: DI (Data Input)</w:t>
       </w:r>
       <w:r>
-        <w:rPr>
-          <w:rFonts w:ascii="Consolas" w:eastAsia="Consolas" w:hAnsi="Consolas" w:cs="Consolas"/>
-          <w:sz w:val="19"/>
-          <w:szCs w:val="19"/>
-        </w:rPr>
         <w:br/>
         <w:t>| (Pin19)|</w:t>
       </w:r>
       <w:r>
-        <w:rPr>
-          <w:rFonts w:ascii="Consolas" w:eastAsia="Consolas" w:hAnsi="Consolas" w:cs="Consolas"/>
-          <w:sz w:val="19"/>
-          <w:szCs w:val="19"/>
-        </w:rPr>
         <w:br/>
         <w:t>+--------+</w:t>
       </w:r>
+    </w:p>
+    <w:p>
+      <w:pPr>
+        <w:pStyle w:val="Code"/>
+      </w:pPr>
     </w:p>
     <w:p>
       <w:pPr>
@@ -6815,7 +6728,7 @@
         <w:spacing w:after="90"/>
       </w:pPr>
       <w:r>
-        <w:t>Datenfluss: Pi GPIO 10 → 220-Ohm-Widerstand → Ring DI.</w:t>
+        <w:t>Datenfluss: Pi GPIO 10 → 220 Ohm-Widerstand → Ring DI.</w:t>
       </w:r>
     </w:p>
     <w:p>
@@ -6907,6 +6820,21 @@
     </w:p>
     <w:p>
       <w:pPr>
+        <w:shd w:val="clear" w:color="auto" w:fill="FFF3CD"/>
+        <w:spacing w:before="80" w:after="160"/>
+      </w:pPr>
+      <w:r>
+        <w:rPr>
+          <w:i/>
+          <w:iCs/>
+          <w:sz w:val="21"/>
+          <w:szCs w:val="21"/>
+        </w:rPr>
+        <w:t>Hinweis (Sprint 11): ISO und Blende lassen sich seither direkt über das Service-Menü („Kamera-Einstellungen“) über die bestehende USB-Verbindung anpassen, ohne die Kamera aus dem Gehäuse zu nehmen und Kabel zu lösen (siehe hw_camera_settings_provider.py sowie das Kapitel „Service-/Admin-Menü“). Voraussetzung bleibt weiterhin der Modus M; der gültige Blenden-Wertebereich hängt vom montierten Objektiv ab und wird live von der Kamera gelesen, nie hartkodiert.</w:t>
+      </w:r>
+    </w:p>
+    <w:p>
+      <w:pPr>
         <w:pStyle w:val="berschrift2"/>
       </w:pPr>
       <w:r>
@@ -6923,10 +6851,10 @@
           <w:noProof/>
         </w:rPr>
         <w:drawing>
-          <wp:inline distT="0" distB="0" distL="0" distR="0" wp14:anchorId="6DC6E604" wp14:editId="02732C01">
-            <wp:extent cx="3619500" cy="2714625"/>
-            <wp:effectExtent l="0" t="0" r="0" b="0"/>
-            <wp:docPr id="1528579807" name="Grafik 1528579807"/>
+          <wp:inline distT="0" distB="0" distL="0" distR="0" wp14:anchorId="24520C14" wp14:editId="73484AAE">
+            <wp:extent cx="3615055" cy="2711450"/>
+            <wp:effectExtent l="0" t="0" r="4445" b="0"/>
+            <wp:docPr id="11511881" name="Grafik 10" descr="Ein Bild, das Text, Screenshot, Multimedia-Software, Software enthält.&#10;&#10;KI-generierte Inhalte können fehlerhaft sein."/>
             <wp:cNvGraphicFramePr>
               <a:graphicFrameLocks xmlns:a="http://schemas.openxmlformats.org/drawingml/2006/main" noChangeAspect="1"/>
             </wp:cNvGraphicFramePr>
@@ -6934,13 +6862,19 @@
               <a:graphicData uri="http://schemas.openxmlformats.org/drawingml/2006/picture">
                 <pic:pic xmlns:pic="http://schemas.openxmlformats.org/drawingml/2006/picture">
                   <pic:nvPicPr>
-                    <pic:cNvPr id="0" name=""/>
+                    <pic:cNvPr id="11511881" name="Grafik 10" descr="Ein Bild, das Text, Screenshot, Multimedia-Software, Software enthält.&#10;&#10;KI-generierte Inhalte können fehlerhaft sein."/>
                     <pic:cNvPicPr>
                       <a:picLocks noChangeAspect="1" noChangeArrowheads="1"/>
                     </pic:cNvPicPr>
                   </pic:nvPicPr>
                   <pic:blipFill>
-                    <a:blip r:embed="rId8"/>
+                    <a:blip r:embed="rId8" cstate="print">
+                      <a:extLst>
+                        <a:ext uri="{28A0092B-C50C-407E-A947-70E740481C1C}">
+                          <a14:useLocalDpi xmlns:a14="http://schemas.microsoft.com/office/drawing/2010/main" val="0"/>
+                        </a:ext>
+                      </a:extLst>
+                    </a:blip>
                     <a:srcRect/>
                     <a:stretch>
                       <a:fillRect/>
@@ -6949,11 +6883,15 @@
                   <pic:spPr bwMode="auto">
                     <a:xfrm>
                       <a:off x="0" y="0"/>
-                      <a:ext cx="3619500" cy="2714625"/>
+                      <a:ext cx="3615055" cy="2711450"/>
                     </a:xfrm>
                     <a:prstGeom prst="rect">
                       <a:avLst/>
                     </a:prstGeom>
+                    <a:noFill/>
+                    <a:ln>
+                      <a:noFill/>
+                    </a:ln>
                   </pic:spPr>
                 </pic:pic>
               </a:graphicData>
@@ -6966,6 +6904,9 @@
       <w:pPr>
         <w:spacing w:after="240"/>
         <w:jc w:val="center"/>
+        <w:rPr>
+          <w:lang w:val="en-US"/>
+        </w:rPr>
       </w:pPr>
       <w:r>
         <w:rPr>
@@ -6974,6 +6915,7 @@
           <w:color w:val="555555"/>
           <w:sz w:val="18"/>
           <w:szCs w:val="18"/>
+          <w:lang w:val="en-US"/>
         </w:rPr>
         <w:t>MC-DC2-Stecker (Quelle: nikonites.com/forum/threads/help-with-plug.41380)</w:t>
       </w:r>
@@ -7020,8 +6962,14 @@
           <w:numId w:val="1"/>
         </w:numPr>
         <w:spacing w:after="90"/>
-      </w:pPr>
-      <w:r>
+        <w:rPr>
+          <w:lang w:val="en-US"/>
+        </w:rPr>
+      </w:pPr>
+      <w:r>
+        <w:rPr>
+          <w:lang w:val="en-US"/>
+        </w:rPr>
         <w:t>Focus- und Shutter-Kontakte — es bleiben nur 2 Kabel übrig: Pin 5 (Shutter Release partially pressed, shorts to ground) und Pin 6 (Shutter Release fully pressed, shorts to ground).</w:t>
       </w:r>
     </w:p>
@@ -7049,10 +6997,10 @@
         </w:rPr>
         <w:lastRenderedPageBreak/>
         <w:drawing>
-          <wp:inline distT="0" distB="0" distL="0" distR="0" wp14:anchorId="176BE248" wp14:editId="20D49550">
-            <wp:extent cx="2095500" cy="4429125"/>
-            <wp:effectExtent l="0" t="0" r="0" b="0"/>
-            <wp:docPr id="1386816165" name="Grafik 1386816165"/>
+          <wp:inline distT="0" distB="0" distL="0" distR="0" wp14:anchorId="7AA62990" wp14:editId="00483754">
+            <wp:extent cx="2092960" cy="4429125"/>
+            <wp:effectExtent l="0" t="0" r="2540" b="9525"/>
+            <wp:docPr id="1343198557" name="Grafik 9" descr="Ein Bild, das Text, Screenshot, Diagramm, Schrift enthält.&#10;&#10;KI-generierte Inhalte können fehlerhaft sein."/>
             <wp:cNvGraphicFramePr>
               <a:graphicFrameLocks xmlns:a="http://schemas.openxmlformats.org/drawingml/2006/main" noChangeAspect="1"/>
             </wp:cNvGraphicFramePr>
@@ -7060,13 +7008,19 @@
               <a:graphicData uri="http://schemas.openxmlformats.org/drawingml/2006/picture">
                 <pic:pic xmlns:pic="http://schemas.openxmlformats.org/drawingml/2006/picture">
                   <pic:nvPicPr>
-                    <pic:cNvPr id="0" name=""/>
+                    <pic:cNvPr id="1343198557" name="Grafik 9" descr="Ein Bild, das Text, Screenshot, Diagramm, Schrift enthält.&#10;&#10;KI-generierte Inhalte können fehlerhaft sein."/>
                     <pic:cNvPicPr>
                       <a:picLocks noChangeAspect="1" noChangeArrowheads="1"/>
                     </pic:cNvPicPr>
                   </pic:nvPicPr>
                   <pic:blipFill>
-                    <a:blip r:embed="rId9"/>
+                    <a:blip r:embed="rId9">
+                      <a:extLst>
+                        <a:ext uri="{28A0092B-C50C-407E-A947-70E740481C1C}">
+                          <a14:useLocalDpi xmlns:a14="http://schemas.microsoft.com/office/drawing/2010/main" val="0"/>
+                        </a:ext>
+                      </a:extLst>
+                    </a:blip>
                     <a:srcRect/>
                     <a:stretch>
                       <a:fillRect/>
@@ -7075,11 +7029,15 @@
                   <pic:spPr bwMode="auto">
                     <a:xfrm>
                       <a:off x="0" y="0"/>
-                      <a:ext cx="2095500" cy="4429125"/>
+                      <a:ext cx="2092960" cy="4429125"/>
                     </a:xfrm>
                     <a:prstGeom prst="rect">
                       <a:avLst/>
                     </a:prstGeom>
+                    <a:noFill/>
+                    <a:ln>
+                      <a:noFill/>
+                    </a:ln>
                   </pic:spPr>
                 </pic:pic>
               </a:graphicData>
@@ -7092,8 +7050,6 @@
       <w:pPr>
         <w:spacing w:after="240"/>
         <w:jc w:val="center"/>
-      </w:pPr>
-      <w:r>
         <w:rPr>
           <w:i/>
           <w:iCs/>
@@ -7101,7 +7057,36 @@
           <w:sz w:val="18"/>
           <w:szCs w:val="18"/>
         </w:rPr>
-        <w:t>Verdrahtung Nikon D3300 – Optokoppler – Raspberry. Im Bild sind 470 Ω eingezeichnet — tatsächlich verwendet: 220 Ω (siehe GPIO-Kapitel).</w:t>
+      </w:pPr>
+      <w:r>
+        <w:rPr>
+          <w:i/>
+          <w:iCs/>
+          <w:color w:val="555555"/>
+          <w:sz w:val="18"/>
+          <w:szCs w:val="18"/>
+        </w:rPr>
+        <w:t>Verdrahtung Nikon D3300 – Optokoppler – Raspberry. Im Bild sind 470 Ohm eingezeichnet</w:t>
+      </w:r>
+    </w:p>
+    <w:p>
+      <w:pPr>
+        <w:numPr>
+          <w:ilvl w:val="0"/>
+          <w:numId w:val="2"/>
+        </w:numPr>
+        <w:spacing w:after="240"/>
+        <w:jc w:val="center"/>
+      </w:pPr>
+      <w:r>
+        <w:rPr>
+          <w:i/>
+          <w:iCs/>
+          <w:color w:val="555555"/>
+          <w:sz w:val="18"/>
+          <w:szCs w:val="18"/>
+        </w:rPr>
+        <w:t xml:space="preserve"> tatsächlich verwendet: 220 Ohm (siehe GPIO-Kapitel).</w:t>
       </w:r>
     </w:p>
     <w:p>
@@ -7130,10 +7115,10 @@
           <w:noProof/>
         </w:rPr>
         <w:drawing>
-          <wp:inline distT="0" distB="0" distL="0" distR="0" wp14:anchorId="1670EE8A" wp14:editId="057BDAC2">
-            <wp:extent cx="2667000" cy="1857375"/>
+          <wp:inline distT="0" distB="0" distL="0" distR="0" wp14:anchorId="53957265" wp14:editId="6D7F4690">
+            <wp:extent cx="2668905" cy="1855470"/>
             <wp:effectExtent l="0" t="0" r="0" b="0"/>
-            <wp:docPr id="415783414" name="Grafik 415783414"/>
+            <wp:docPr id="1671420273" name="Grafik 8" descr="Ein Bild, das Gerät, Elektronisches Gerät, Multimedia, Text enthält.&#10;&#10;KI-generierte Inhalte können fehlerhaft sein."/>
             <wp:cNvGraphicFramePr>
               <a:graphicFrameLocks xmlns:a="http://schemas.openxmlformats.org/drawingml/2006/main" noChangeAspect="1"/>
             </wp:cNvGraphicFramePr>
@@ -7141,13 +7126,19 @@
               <a:graphicData uri="http://schemas.openxmlformats.org/drawingml/2006/picture">
                 <pic:pic xmlns:pic="http://schemas.openxmlformats.org/drawingml/2006/picture">
                   <pic:nvPicPr>
-                    <pic:cNvPr id="0" name=""/>
+                    <pic:cNvPr id="1671420273" name="Grafik 8" descr="Ein Bild, das Gerät, Elektronisches Gerät, Multimedia, Text enthält.&#10;&#10;KI-generierte Inhalte können fehlerhaft sein."/>
                     <pic:cNvPicPr>
                       <a:picLocks noChangeAspect="1" noChangeArrowheads="1"/>
                     </pic:cNvPicPr>
                   </pic:nvPicPr>
                   <pic:blipFill>
-                    <a:blip r:embed="rId10"/>
+                    <a:blip r:embed="rId10">
+                      <a:extLst>
+                        <a:ext uri="{28A0092B-C50C-407E-A947-70E740481C1C}">
+                          <a14:useLocalDpi xmlns:a14="http://schemas.microsoft.com/office/drawing/2010/main" val="0"/>
+                        </a:ext>
+                      </a:extLst>
+                    </a:blip>
                     <a:srcRect/>
                     <a:stretch>
                       <a:fillRect/>
@@ -7156,11 +7147,15 @@
                   <pic:spPr bwMode="auto">
                     <a:xfrm>
                       <a:off x="0" y="0"/>
-                      <a:ext cx="2667000" cy="1857375"/>
+                      <a:ext cx="2668905" cy="1855470"/>
                     </a:xfrm>
                     <a:prstGeom prst="rect">
                       <a:avLst/>
                     </a:prstGeom>
+                    <a:noFill/>
+                    <a:ln>
+                      <a:noFill/>
+                    </a:ln>
                   </pic:spPr>
                 </pic:pic>
               </a:graphicData>
@@ -7178,12 +7173,11 @@
         <w:rPr>
           <w:noProof/>
         </w:rPr>
-        <w:lastRenderedPageBreak/>
         <w:drawing>
-          <wp:inline distT="0" distB="0" distL="0" distR="0" wp14:anchorId="7B8407E9" wp14:editId="133061C5">
-            <wp:extent cx="2667000" cy="1943100"/>
+          <wp:inline distT="0" distB="0" distL="0" distR="0" wp14:anchorId="27527AEA" wp14:editId="46C2F33B">
+            <wp:extent cx="2668905" cy="1945005"/>
             <wp:effectExtent l="0" t="0" r="0" b="0"/>
-            <wp:docPr id="26574583" name="Grafik 26574583"/>
+            <wp:docPr id="1579579187" name="Grafik 7" descr="Ein Bild, das Text, Screenshot, Spielstandanzeige, Zahl enthält.&#10;&#10;KI-generierte Inhalte können fehlerhaft sein."/>
             <wp:cNvGraphicFramePr>
               <a:graphicFrameLocks xmlns:a="http://schemas.openxmlformats.org/drawingml/2006/main" noChangeAspect="1"/>
             </wp:cNvGraphicFramePr>
@@ -7191,13 +7185,19 @@
               <a:graphicData uri="http://schemas.openxmlformats.org/drawingml/2006/picture">
                 <pic:pic xmlns:pic="http://schemas.openxmlformats.org/drawingml/2006/picture">
                   <pic:nvPicPr>
-                    <pic:cNvPr id="0" name=""/>
+                    <pic:cNvPr id="1579579187" name="Grafik 7" descr="Ein Bild, das Text, Screenshot, Spielstandanzeige, Zahl enthält.&#10;&#10;KI-generierte Inhalte können fehlerhaft sein."/>
                     <pic:cNvPicPr>
                       <a:picLocks noChangeAspect="1" noChangeArrowheads="1"/>
                     </pic:cNvPicPr>
                   </pic:nvPicPr>
                   <pic:blipFill>
-                    <a:blip r:embed="rId11"/>
+                    <a:blip r:embed="rId11">
+                      <a:extLst>
+                        <a:ext uri="{28A0092B-C50C-407E-A947-70E740481C1C}">
+                          <a14:useLocalDpi xmlns:a14="http://schemas.microsoft.com/office/drawing/2010/main" val="0"/>
+                        </a:ext>
+                      </a:extLst>
+                    </a:blip>
                     <a:srcRect/>
                     <a:stretch>
                       <a:fillRect/>
@@ -7206,11 +7206,15 @@
                   <pic:spPr bwMode="auto">
                     <a:xfrm>
                       <a:off x="0" y="0"/>
-                      <a:ext cx="2667000" cy="1943100"/>
+                      <a:ext cx="2668905" cy="1945005"/>
                     </a:xfrm>
                     <a:prstGeom prst="rect">
                       <a:avLst/>
                     </a:prstGeom>
+                    <a:noFill/>
+                    <a:ln>
+                      <a:noFill/>
+                    </a:ln>
                   </pic:spPr>
                 </pic:pic>
               </a:graphicData>
@@ -7232,6 +7236,7 @@
           <w:sz w:val="18"/>
           <w:szCs w:val="18"/>
         </w:rPr>
+        <w:lastRenderedPageBreak/>
         <w:t>I-Taste (links) und Fokus-Moduswahl AF-S/AF-F/MF (rechts)</w:t>
       </w:r>
     </w:p>
@@ -7261,10 +7266,10 @@
           <w:noProof/>
         </w:rPr>
         <w:drawing>
-          <wp:inline distT="0" distB="0" distL="0" distR="0" wp14:anchorId="42237A3D" wp14:editId="66154E6C">
-            <wp:extent cx="2857500" cy="2000250"/>
-            <wp:effectExtent l="0" t="0" r="0" b="0"/>
-            <wp:docPr id="260381689" name="Grafik 260381689"/>
+          <wp:inline distT="0" distB="0" distL="0" distR="0" wp14:anchorId="22421DE7" wp14:editId="3FF9FC78">
+            <wp:extent cx="2854325" cy="1997710"/>
+            <wp:effectExtent l="0" t="0" r="3175" b="2540"/>
+            <wp:docPr id="107657010" name="Grafik 6" descr="Ein Bild, das Auto, Kamera enthält.&#10;&#10;KI-generierte Inhalte können fehlerhaft sein."/>
             <wp:cNvGraphicFramePr>
               <a:graphicFrameLocks xmlns:a="http://schemas.openxmlformats.org/drawingml/2006/main" noChangeAspect="1"/>
             </wp:cNvGraphicFramePr>
@@ -7272,13 +7277,19 @@
               <a:graphicData uri="http://schemas.openxmlformats.org/drawingml/2006/picture">
                 <pic:pic xmlns:pic="http://schemas.openxmlformats.org/drawingml/2006/picture">
                   <pic:nvPicPr>
-                    <pic:cNvPr id="0" name=""/>
+                    <pic:cNvPr id="107657010" name="Grafik 6" descr="Ein Bild, das Auto, Kamera enthält.&#10;&#10;KI-generierte Inhalte können fehlerhaft sein."/>
                     <pic:cNvPicPr>
                       <a:picLocks noChangeAspect="1" noChangeArrowheads="1"/>
                     </pic:cNvPicPr>
                   </pic:nvPicPr>
                   <pic:blipFill>
-                    <a:blip r:embed="rId12"/>
+                    <a:blip r:embed="rId12">
+                      <a:extLst>
+                        <a:ext uri="{28A0092B-C50C-407E-A947-70E740481C1C}">
+                          <a14:useLocalDpi xmlns:a14="http://schemas.microsoft.com/office/drawing/2010/main" val="0"/>
+                        </a:ext>
+                      </a:extLst>
+                    </a:blip>
                     <a:srcRect/>
                     <a:stretch>
                       <a:fillRect/>
@@ -7287,11 +7298,15 @@
                   <pic:spPr bwMode="auto">
                     <a:xfrm>
                       <a:off x="0" y="0"/>
-                      <a:ext cx="2857500" cy="2000250"/>
+                      <a:ext cx="2854325" cy="1997710"/>
                     </a:xfrm>
                     <a:prstGeom prst="rect">
                       <a:avLst/>
                     </a:prstGeom>
+                    <a:noFill/>
+                    <a:ln>
+                      <a:noFill/>
+                    </a:ln>
                   </pic:spPr>
                 </pic:pic>
               </a:graphicData>
@@ -7334,10 +7349,10 @@
           <w:noProof/>
         </w:rPr>
         <w:drawing>
-          <wp:inline distT="0" distB="0" distL="0" distR="0" wp14:anchorId="5A6E8463" wp14:editId="5CD9AD2B">
-            <wp:extent cx="2857500" cy="1962150"/>
-            <wp:effectExtent l="0" t="0" r="0" b="0"/>
-            <wp:docPr id="301401528" name="Grafik 301401528"/>
+          <wp:inline distT="0" distB="0" distL="0" distR="0" wp14:anchorId="5D81F7EA" wp14:editId="74575FDB">
+            <wp:extent cx="2859405" cy="1960880"/>
+            <wp:effectExtent l="0" t="0" r="0" b="1270"/>
+            <wp:docPr id="265019795" name="Grafik 5" descr="Ein Bild, das Gamecontroller, Joystick, Elektronisches Gerät, Gerät enthält.&#10;&#10;KI-generierte Inhalte können fehlerhaft sein."/>
             <wp:cNvGraphicFramePr>
               <a:graphicFrameLocks xmlns:a="http://schemas.openxmlformats.org/drawingml/2006/main" noChangeAspect="1"/>
             </wp:cNvGraphicFramePr>
@@ -7345,13 +7360,19 @@
               <a:graphicData uri="http://schemas.openxmlformats.org/drawingml/2006/picture">
                 <pic:pic xmlns:pic="http://schemas.openxmlformats.org/drawingml/2006/picture">
                   <pic:nvPicPr>
-                    <pic:cNvPr id="0" name=""/>
+                    <pic:cNvPr id="265019795" name="Grafik 5" descr="Ein Bild, das Gamecontroller, Joystick, Elektronisches Gerät, Gerät enthält.&#10;&#10;KI-generierte Inhalte können fehlerhaft sein."/>
                     <pic:cNvPicPr>
                       <a:picLocks noChangeAspect="1" noChangeArrowheads="1"/>
                     </pic:cNvPicPr>
                   </pic:nvPicPr>
                   <pic:blipFill>
-                    <a:blip r:embed="rId13"/>
+                    <a:blip r:embed="rId13">
+                      <a:extLst>
+                        <a:ext uri="{28A0092B-C50C-407E-A947-70E740481C1C}">
+                          <a14:useLocalDpi xmlns:a14="http://schemas.microsoft.com/office/drawing/2010/main" val="0"/>
+                        </a:ext>
+                      </a:extLst>
+                    </a:blip>
                     <a:srcRect/>
                     <a:stretch>
                       <a:fillRect/>
@@ -7360,11 +7381,15 @@
                   <pic:spPr bwMode="auto">
                     <a:xfrm>
                       <a:off x="0" y="0"/>
-                      <a:ext cx="2857500" cy="1962150"/>
+                      <a:ext cx="2859405" cy="1960880"/>
                     </a:xfrm>
                     <a:prstGeom prst="rect">
                       <a:avLst/>
                     </a:prstGeom>
+                    <a:noFill/>
+                    <a:ln>
+                      <a:noFill/>
+                    </a:ln>
                   </pic:spPr>
                 </pic:pic>
               </a:graphicData>
@@ -7382,12 +7407,11 @@
         <w:rPr>
           <w:noProof/>
         </w:rPr>
-        <w:lastRenderedPageBreak/>
         <w:drawing>
-          <wp:inline distT="0" distB="0" distL="0" distR="0" wp14:anchorId="25D53758" wp14:editId="7FB8F3F2">
-            <wp:extent cx="2476500" cy="1857375"/>
-            <wp:effectExtent l="0" t="0" r="0" b="0"/>
-            <wp:docPr id="1075318647" name="Grafik 1075318647"/>
+          <wp:inline distT="0" distB="0" distL="0" distR="0" wp14:anchorId="5E10B368" wp14:editId="570553B6">
+            <wp:extent cx="2479040" cy="1860550"/>
+            <wp:effectExtent l="0" t="0" r="0" b="6350"/>
+            <wp:docPr id="454348676" name="Grafik 4" descr="Ein Bild, das Text, Screenshot, Multimedia, Medien enthält.&#10;&#10;KI-generierte Inhalte können fehlerhaft sein."/>
             <wp:cNvGraphicFramePr>
               <a:graphicFrameLocks xmlns:a="http://schemas.openxmlformats.org/drawingml/2006/main" noChangeAspect="1"/>
             </wp:cNvGraphicFramePr>
@@ -7395,13 +7419,19 @@
               <a:graphicData uri="http://schemas.openxmlformats.org/drawingml/2006/picture">
                 <pic:pic xmlns:pic="http://schemas.openxmlformats.org/drawingml/2006/picture">
                   <pic:nvPicPr>
-                    <pic:cNvPr id="0" name=""/>
+                    <pic:cNvPr id="454348676" name="Grafik 4" descr="Ein Bild, das Text, Screenshot, Multimedia, Medien enthält.&#10;&#10;KI-generierte Inhalte können fehlerhaft sein."/>
                     <pic:cNvPicPr>
                       <a:picLocks noChangeAspect="1" noChangeArrowheads="1"/>
                     </pic:cNvPicPr>
                   </pic:nvPicPr>
                   <pic:blipFill>
-                    <a:blip r:embed="rId14"/>
+                    <a:blip r:embed="rId14">
+                      <a:extLst>
+                        <a:ext uri="{28A0092B-C50C-407E-A947-70E740481C1C}">
+                          <a14:useLocalDpi xmlns:a14="http://schemas.microsoft.com/office/drawing/2010/main" val="0"/>
+                        </a:ext>
+                      </a:extLst>
+                    </a:blip>
                     <a:srcRect/>
                     <a:stretch>
                       <a:fillRect/>
@@ -7410,11 +7440,15 @@
                   <pic:spPr bwMode="auto">
                     <a:xfrm>
                       <a:off x="0" y="0"/>
-                      <a:ext cx="2476500" cy="1857375"/>
+                      <a:ext cx="2479040" cy="1860550"/>
                     </a:xfrm>
                     <a:prstGeom prst="rect">
                       <a:avLst/>
                     </a:prstGeom>
+                    <a:noFill/>
+                    <a:ln>
+                      <a:noFill/>
+                    </a:ln>
                   </pic:spPr>
                 </pic:pic>
               </a:graphicData>
@@ -7457,10 +7491,10 @@
           <w:noProof/>
         </w:rPr>
         <w:drawing>
-          <wp:inline distT="0" distB="0" distL="0" distR="0" wp14:anchorId="757387F7" wp14:editId="6C341513">
-            <wp:extent cx="2476500" cy="2476500"/>
+          <wp:inline distT="0" distB="0" distL="0" distR="0" wp14:anchorId="41BF9019" wp14:editId="28DE4D4D">
+            <wp:extent cx="898525" cy="898525"/>
             <wp:effectExtent l="0" t="0" r="0" b="0"/>
-            <wp:docPr id="230432739" name="Grafik 230432739"/>
+            <wp:docPr id="16360672" name="Grafik 3" descr="Ein Bild, das Schwarz, Dunkelheit enthält.&#10;&#10;KI-generierte Inhalte können fehlerhaft sein."/>
             <wp:cNvGraphicFramePr>
               <a:graphicFrameLocks xmlns:a="http://schemas.openxmlformats.org/drawingml/2006/main" noChangeAspect="1"/>
             </wp:cNvGraphicFramePr>
@@ -7468,13 +7502,19 @@
               <a:graphicData uri="http://schemas.openxmlformats.org/drawingml/2006/picture">
                 <pic:pic xmlns:pic="http://schemas.openxmlformats.org/drawingml/2006/picture">
                   <pic:nvPicPr>
-                    <pic:cNvPr id="0" name=""/>
+                    <pic:cNvPr id="16360672" name="Grafik 3" descr="Ein Bild, das Schwarz, Dunkelheit enthält.&#10;&#10;KI-generierte Inhalte können fehlerhaft sein."/>
                     <pic:cNvPicPr>
                       <a:picLocks noChangeAspect="1" noChangeArrowheads="1"/>
                     </pic:cNvPicPr>
                   </pic:nvPicPr>
                   <pic:blipFill>
-                    <a:blip r:embed="rId15"/>
+                    <a:blip r:embed="rId15" cstate="print">
+                      <a:extLst>
+                        <a:ext uri="{28A0092B-C50C-407E-A947-70E740481C1C}">
+                          <a14:useLocalDpi xmlns:a14="http://schemas.microsoft.com/office/drawing/2010/main" val="0"/>
+                        </a:ext>
+                      </a:extLst>
+                    </a:blip>
                     <a:srcRect/>
                     <a:stretch>
                       <a:fillRect/>
@@ -7483,11 +7523,15 @@
                   <pic:spPr bwMode="auto">
                     <a:xfrm>
                       <a:off x="0" y="0"/>
-                      <a:ext cx="2476500" cy="2476500"/>
+                      <a:ext cx="898525" cy="898525"/>
                     </a:xfrm>
                     <a:prstGeom prst="rect">
                       <a:avLst/>
                     </a:prstGeom>
+                    <a:noFill/>
+                    <a:ln>
+                      <a:noFill/>
+                    </a:ln>
                   </pic:spPr>
                 </pic:pic>
               </a:graphicData>
@@ -7517,6 +7561,7 @@
         <w:spacing w:after="160"/>
       </w:pPr>
       <w:r>
+        <w:lastRenderedPageBreak/>
         <w:t>Da die im Taster integrierte LED für 5V DC ausgelegt ist, um ihre maximale Leuchtkraft zu entfalten, darf sie keinesfalls direkt an einen Steuer-Pin des Raspberry Pi 5 angeschlossen werden — dessen GPIO-Schnittstellen arbeiten strikt mit 3,3V Logikpegeln und verkraften nur minimale Ströme (10-15 mA). Die sichere Entkopplung erfolgt über eine Transistorschaltung (siehe Verkabelungskapitel).</w:t>
       </w:r>
     </w:p>
@@ -7533,10 +7578,7 @@
         <w:spacing w:after="160"/>
       </w:pPr>
       <w:r>
-        <w:t>Der ursprünglich vorgesehene HDMI-Grabber (UGREEN 15389 / UGREEN HDMI Video Card MC629) wird nicht mehr verwendet und ist physisch abgebaut. Grund: Die Nikon D3300 deaktiviert die HDMI-LiveView-Ausgabe automatisch, sobald eine USB-Verbindung erkannt wird (Kamera-Firmware-Verhalten, nicht softwareseitig behebbar) und aktiviert sie nicht selbständig wieder – nur der physische LV-Knopf an der Kamera oder ein aktiver gphoto2-Befehl stellen sie wieder her. Da USB ohnehin für den Bilddownload benötigt wird, ist H</w:t>
-      </w:r>
-      <w:r>
-        <w:t>DMI+USB mit dieser Kamera nicht gleichzeitig nutzbar.</w:t>
+        <w:t>Der ursprünglich vorgesehene HDMI-Grabber (UGREEN 15389 / UGREEN HDMI Video Card MC629) wird nicht mehr verwendet und ist physisch abgebaut. Grund: Die Nikon D3300 deaktiviert die HDMI-LiveView-Ausgabe automatisch, sobald eine USB-Verbindung erkannt wird (Kamera-Firmware-Verhalten, nicht softwareseitig behebbar) und aktiviert sie nicht selbständig wieder – nur der physische LV-Knopf an der Kamera oder ein aktiver gphoto2-Befehl stellen sie wieder her. Da USB ohnehin für den Bilddownload benötigt wird, ist HDMI+USB mit dieser Kamera nicht gleichzeitig nutzbar.</w:t>
       </w:r>
     </w:p>
     <w:p>
@@ -7544,7 +7586,32 @@
         <w:spacing w:after="160"/>
       </w:pPr>
       <w:r>
-        <w:t>Die Live-Vorschau läuft stattdessen über gphoto2s capture_preview() via USB (siehe hw_gphoto2_preview_provider.py) – ca. 640×424 JPEG-Frames bei ~8 fps, weniger flüssig als HDMI, aber für den Fotobox-Einsatz ausreichend.</w:t>
+        <w:t xml:space="preserve">Die Live-Vorschau läuft stattdessen über </w:t>
+      </w:r>
+      <w:r>
+        <w:rPr>
+          <w:rStyle w:val="CodeZchn"/>
+        </w:rPr>
+        <w:t>gphoto2s capture_preview()</w:t>
+      </w:r>
+      <w:r>
+        <w:rPr>
+          <w:sz w:val="18"/>
+          <w:szCs w:val="18"/>
+        </w:rPr>
+        <w:t xml:space="preserve"> </w:t>
+      </w:r>
+      <w:r>
+        <w:t xml:space="preserve">via USB (siehe </w:t>
+      </w:r>
+      <w:r>
+        <w:rPr>
+          <w:rStyle w:val="CodeZchn"/>
+        </w:rPr>
+        <w:t>hw_gphoto2_preview_provider.py</w:t>
+      </w:r>
+      <w:r>
+        <w:t>) – ca. 640×424 JPEG-Frames bei ~8 fps, weniger flüssig als HDMI, aber für den Fotobox-Einsatz ausreichend.</w:t>
       </w:r>
     </w:p>
     <w:p>
@@ -7566,7 +7633,25 @@
         <w:spacing w:after="160"/>
       </w:pPr>
       <w:r>
-        <w:t>Vollständige Absicherungsmaßnahmen (fail2ban, SSH-Härtung, Update-Benachrichtigung) siehe README.md, Kapitel „Sicherheit / Härtung“ — hier die Kernkonfiguration zur Referenz beim Verkabeln/Einrichten neuer Hardware.</w:t>
+        <w:t>Vollständige Absicherungsmaßnahmen (</w:t>
+      </w:r>
+      <w:r>
+        <w:rPr>
+          <w:rStyle w:val="CodeZchn"/>
+        </w:rPr>
+        <w:t>fail2ban</w:t>
+      </w:r>
+      <w:r>
+        <w:t xml:space="preserve">, SSH-Härtung, Update-Benachrichtigung) siehe </w:t>
+      </w:r>
+      <w:r>
+        <w:rPr>
+          <w:rStyle w:val="CodeZchn"/>
+        </w:rPr>
+        <w:t>README.md</w:t>
+      </w:r>
+      <w:r>
+        <w:t>, Kapitel „Sicherheit / Härtung“ — hier die Kernkonfiguration zur Referenz beim Verkabeln/Einrichten neuer Hardware.</w:t>
       </w:r>
     </w:p>
     <w:p>
@@ -7601,12 +7686,6 @@
         <w:gridCol w:w="2100"/>
       </w:tblGrid>
       <w:tr>
-        <w:tblPrEx>
-          <w:tblCellMar>
-            <w:top w:w="0" w:type="dxa"/>
-            <w:bottom w:w="0" w:type="dxa"/>
-          </w:tblCellMar>
-        </w:tblPrEx>
         <w:trPr>
           <w:tblHeader/>
         </w:trPr>
@@ -7704,12 +7783,6 @@
         </w:tc>
       </w:tr>
       <w:tr>
-        <w:tblPrEx>
-          <w:tblCellMar>
-            <w:top w:w="0" w:type="dxa"/>
-            <w:bottom w:w="0" w:type="dxa"/>
-          </w:tblCellMar>
-        </w:tblPrEx>
         <w:tc>
           <w:tcPr>
             <w:tcW w:w="2600" w:type="dxa"/>
@@ -7792,12 +7865,6 @@
         </w:tc>
       </w:tr>
       <w:tr>
-        <w:tblPrEx>
-          <w:tblCellMar>
-            <w:top w:w="0" w:type="dxa"/>
-            <w:bottom w:w="0" w:type="dxa"/>
-          </w:tblCellMar>
-        </w:tblPrEx>
         <w:tc>
           <w:tcPr>
             <w:tcW w:w="2600" w:type="dxa"/>
@@ -7880,12 +7947,6 @@
         </w:tc>
       </w:tr>
       <w:tr>
-        <w:tblPrEx>
-          <w:tblCellMar>
-            <w:top w:w="0" w:type="dxa"/>
-            <w:bottom w:w="0" w:type="dxa"/>
-          </w:tblCellMar>
-        </w:tblPrEx>
         <w:tc>
           <w:tcPr>
             <w:tcW w:w="2600" w:type="dxa"/>
@@ -7986,10 +8047,10 @@
           <w:noProof/>
         </w:rPr>
         <w:drawing>
-          <wp:inline distT="0" distB="0" distL="0" distR="0" wp14:anchorId="25196DF8" wp14:editId="5B9C8481">
-            <wp:extent cx="4000500" cy="1666875"/>
+          <wp:inline distT="0" distB="0" distL="0" distR="0" wp14:anchorId="6D07D776" wp14:editId="020C31C7">
+            <wp:extent cx="4001135" cy="1664970"/>
             <wp:effectExtent l="0" t="0" r="0" b="0"/>
-            <wp:docPr id="1572401057" name="Grafik 1572401057"/>
+            <wp:docPr id="350359564" name="Grafik 2" descr="Ein Bild, das Text, Screenshot, Schrift, Software enthält.&#10;&#10;KI-generierte Inhalte können fehlerhaft sein."/>
             <wp:cNvGraphicFramePr>
               <a:graphicFrameLocks xmlns:a="http://schemas.openxmlformats.org/drawingml/2006/main" noChangeAspect="1"/>
             </wp:cNvGraphicFramePr>
@@ -7997,13 +8058,19 @@
               <a:graphicData uri="http://schemas.openxmlformats.org/drawingml/2006/picture">
                 <pic:pic xmlns:pic="http://schemas.openxmlformats.org/drawingml/2006/picture">
                   <pic:nvPicPr>
-                    <pic:cNvPr id="0" name=""/>
+                    <pic:cNvPr id="350359564" name="Grafik 2" descr="Ein Bild, das Text, Screenshot, Schrift, Software enthält.&#10;&#10;KI-generierte Inhalte können fehlerhaft sein."/>
                     <pic:cNvPicPr>
                       <a:picLocks noChangeAspect="1" noChangeArrowheads="1"/>
                     </pic:cNvPicPr>
                   </pic:nvPicPr>
                   <pic:blipFill>
-                    <a:blip r:embed="rId16"/>
+                    <a:blip r:embed="rId16" cstate="print">
+                      <a:extLst>
+                        <a:ext uri="{28A0092B-C50C-407E-A947-70E740481C1C}">
+                          <a14:useLocalDpi xmlns:a14="http://schemas.microsoft.com/office/drawing/2010/main" val="0"/>
+                        </a:ext>
+                      </a:extLst>
+                    </a:blip>
                     <a:srcRect/>
                     <a:stretch>
                       <a:fillRect/>
@@ -8012,11 +8079,15 @@
                   <pic:spPr bwMode="auto">
                     <a:xfrm>
                       <a:off x="0" y="0"/>
-                      <a:ext cx="4000500" cy="1666875"/>
+                      <a:ext cx="4001135" cy="1664970"/>
                     </a:xfrm>
                     <a:prstGeom prst="rect">
                       <a:avLst/>
                     </a:prstGeom>
+                    <a:noFill/>
+                    <a:ln>
+                      <a:noFill/>
+                    </a:ln>
                   </pic:spPr>
                 </pic:pic>
               </a:graphicData>
@@ -8051,10 +8122,10 @@
           <w:noProof/>
         </w:rPr>
         <w:drawing>
-          <wp:inline distT="0" distB="0" distL="0" distR="0" wp14:anchorId="1E9438A9" wp14:editId="374E5F2C">
-            <wp:extent cx="4000500" cy="409575"/>
-            <wp:effectExtent l="0" t="0" r="0" b="0"/>
-            <wp:docPr id="1545347845" name="Grafik 1545347845"/>
+          <wp:inline distT="0" distB="0" distL="0" distR="0" wp14:anchorId="60E1B58A" wp14:editId="393D5C56">
+            <wp:extent cx="4001135" cy="412115"/>
+            <wp:effectExtent l="0" t="0" r="0" b="6985"/>
+            <wp:docPr id="1713491484" name="Grafik 1"/>
             <wp:cNvGraphicFramePr>
               <a:graphicFrameLocks xmlns:a="http://schemas.openxmlformats.org/drawingml/2006/main" noChangeAspect="1"/>
             </wp:cNvGraphicFramePr>
@@ -8062,13 +8133,19 @@
               <a:graphicData uri="http://schemas.openxmlformats.org/drawingml/2006/picture">
                 <pic:pic xmlns:pic="http://schemas.openxmlformats.org/drawingml/2006/picture">
                   <pic:nvPicPr>
-                    <pic:cNvPr id="0" name=""/>
+                    <pic:cNvPr id="0" name="Grafik 1545347845"/>
                     <pic:cNvPicPr>
                       <a:picLocks noChangeAspect="1" noChangeArrowheads="1"/>
                     </pic:cNvPicPr>
                   </pic:nvPicPr>
                   <pic:blipFill>
-                    <a:blip r:embed="rId17"/>
+                    <a:blip r:embed="rId17" cstate="print">
+                      <a:extLst>
+                        <a:ext uri="{28A0092B-C50C-407E-A947-70E740481C1C}">
+                          <a14:useLocalDpi xmlns:a14="http://schemas.microsoft.com/office/drawing/2010/main" val="0"/>
+                        </a:ext>
+                      </a:extLst>
+                    </a:blip>
                     <a:srcRect/>
                     <a:stretch>
                       <a:fillRect/>
@@ -8077,11 +8154,15 @@
                   <pic:spPr bwMode="auto">
                     <a:xfrm>
                       <a:off x="0" y="0"/>
-                      <a:ext cx="4000500" cy="409575"/>
+                      <a:ext cx="4001135" cy="412115"/>
                     </a:xfrm>
                     <a:prstGeom prst="rect">
                       <a:avLst/>
                     </a:prstGeom>
+                    <a:noFill/>
+                    <a:ln>
+                      <a:noFill/>
+                    </a:ln>
                   </pic:spPr>
                 </pic:pic>
               </a:graphicData>
@@ -8137,12 +8218,6 @@
         <w:gridCol w:w="2600"/>
       </w:tblGrid>
       <w:tr>
-        <w:tblPrEx>
-          <w:tblCellMar>
-            <w:top w:w="0" w:type="dxa"/>
-            <w:bottom w:w="0" w:type="dxa"/>
-          </w:tblCellMar>
-        </w:tblPrEx>
         <w:trPr>
           <w:tblHeader/>
         </w:trPr>
@@ -8217,12 +8292,6 @@
         </w:tc>
       </w:tr>
       <w:tr>
-        <w:tblPrEx>
-          <w:tblCellMar>
-            <w:top w:w="0" w:type="dxa"/>
-            <w:bottom w:w="0" w:type="dxa"/>
-          </w:tblCellMar>
-        </w:tblPrEx>
         <w:tc>
           <w:tcPr>
             <w:tcW w:w="2600" w:type="dxa"/>
@@ -8285,12 +8354,6 @@
         </w:tc>
       </w:tr>
       <w:tr>
-        <w:tblPrEx>
-          <w:tblCellMar>
-            <w:top w:w="0" w:type="dxa"/>
-            <w:bottom w:w="0" w:type="dxa"/>
-          </w:tblCellMar>
-        </w:tblPrEx>
         <w:tc>
           <w:tcPr>
             <w:tcW w:w="2600" w:type="dxa"/>
@@ -8373,7 +8436,6 @@
         <w:pStyle w:val="berschrift2"/>
       </w:pPr>
       <w:r>
-        <w:lastRenderedPageBreak/>
         <w:t>ufw-Regeln auf dem Pi</w:t>
       </w:r>
     </w:p>
@@ -8397,16 +8459,10 @@
       <w:tblGrid>
         <w:gridCol w:w="1400"/>
         <w:gridCol w:w="1800"/>
-        <w:gridCol w:w="3100"/>
-        <w:gridCol w:w="3500"/>
+        <w:gridCol w:w="2145"/>
+        <w:gridCol w:w="4455"/>
       </w:tblGrid>
       <w:tr>
-        <w:tblPrEx>
-          <w:tblCellMar>
-            <w:top w:w="0" w:type="dxa"/>
-            <w:bottom w:w="0" w:type="dxa"/>
-          </w:tblCellMar>
-        </w:tblPrEx>
         <w:trPr>
           <w:tblHeader/>
         </w:trPr>
@@ -8458,7 +8514,7 @@
         </w:tc>
         <w:tc>
           <w:tcPr>
-            <w:tcW w:w="3100" w:type="dxa"/>
+            <w:tcW w:w="2145" w:type="dxa"/>
             <w:shd w:val="clear" w:color="auto" w:fill="DCE6F1"/>
             <w:tcMar>
               <w:top w:w="60" w:type="dxa"/>
@@ -8481,7 +8537,7 @@
         </w:tc>
         <w:tc>
           <w:tcPr>
-            <w:tcW w:w="3500" w:type="dxa"/>
+            <w:tcW w:w="4455" w:type="dxa"/>
             <w:shd w:val="clear" w:color="auto" w:fill="DCE6F1"/>
             <w:tcMar>
               <w:top w:w="60" w:type="dxa"/>
@@ -8504,12 +8560,6 @@
         </w:tc>
       </w:tr>
       <w:tr>
-        <w:tblPrEx>
-          <w:tblCellMar>
-            <w:top w:w="0" w:type="dxa"/>
-            <w:bottom w:w="0" w:type="dxa"/>
-          </w:tblCellMar>
-        </w:tblPrEx>
         <w:tc>
           <w:tcPr>
             <w:tcW w:w="1400" w:type="dxa"/>
@@ -8552,7 +8602,7 @@
         </w:tc>
         <w:tc>
           <w:tcPr>
-            <w:tcW w:w="3100" w:type="dxa"/>
+            <w:tcW w:w="2145" w:type="dxa"/>
             <w:tcMar>
               <w:top w:w="60" w:type="dxa"/>
               <w:left w:w="100" w:type="dxa"/>
@@ -8572,7 +8622,7 @@
         </w:tc>
         <w:tc>
           <w:tcPr>
-            <w:tcW w:w="3500" w:type="dxa"/>
+            <w:tcW w:w="4455" w:type="dxa"/>
             <w:tcMar>
               <w:top w:w="60" w:type="dxa"/>
               <w:left w:w="100" w:type="dxa"/>
@@ -8592,12 +8642,6 @@
         </w:tc>
       </w:tr>
       <w:tr>
-        <w:tblPrEx>
-          <w:tblCellMar>
-            <w:top w:w="0" w:type="dxa"/>
-            <w:bottom w:w="0" w:type="dxa"/>
-          </w:tblCellMar>
-        </w:tblPrEx>
         <w:tc>
           <w:tcPr>
             <w:tcW w:w="1400" w:type="dxa"/>
@@ -8640,7 +8684,7 @@
         </w:tc>
         <w:tc>
           <w:tcPr>
-            <w:tcW w:w="3100" w:type="dxa"/>
+            <w:tcW w:w="2145" w:type="dxa"/>
             <w:tcMar>
               <w:top w:w="60" w:type="dxa"/>
               <w:left w:w="100" w:type="dxa"/>
@@ -8660,7 +8704,7 @@
         </w:tc>
         <w:tc>
           <w:tcPr>
-            <w:tcW w:w="3500" w:type="dxa"/>
+            <w:tcW w:w="4455" w:type="dxa"/>
             <w:tcMar>
               <w:top w:w="60" w:type="dxa"/>
               <w:left w:w="100" w:type="dxa"/>
@@ -8680,12 +8724,6 @@
         </w:tc>
       </w:tr>
       <w:tr>
-        <w:tblPrEx>
-          <w:tblCellMar>
-            <w:top w:w="0" w:type="dxa"/>
-            <w:bottom w:w="0" w:type="dxa"/>
-          </w:tblCellMar>
-        </w:tblPrEx>
         <w:tc>
           <w:tcPr>
             <w:tcW w:w="1400" w:type="dxa"/>
@@ -8728,7 +8766,7 @@
         </w:tc>
         <w:tc>
           <w:tcPr>
-            <w:tcW w:w="3100" w:type="dxa"/>
+            <w:tcW w:w="2145" w:type="dxa"/>
             <w:tcMar>
               <w:top w:w="60" w:type="dxa"/>
               <w:left w:w="100" w:type="dxa"/>
@@ -8748,7 +8786,7 @@
         </w:tc>
         <w:tc>
           <w:tcPr>
-            <w:tcW w:w="3500" w:type="dxa"/>
+            <w:tcW w:w="4455" w:type="dxa"/>
             <w:tcMar>
               <w:top w:w="60" w:type="dxa"/>
               <w:left w:w="100" w:type="dxa"/>
@@ -8768,12 +8806,6 @@
         </w:tc>
       </w:tr>
       <w:tr>
-        <w:tblPrEx>
-          <w:tblCellMar>
-            <w:top w:w="0" w:type="dxa"/>
-            <w:bottom w:w="0" w:type="dxa"/>
-          </w:tblCellMar>
-        </w:tblPrEx>
         <w:tc>
           <w:tcPr>
             <w:tcW w:w="1400" w:type="dxa"/>
@@ -8790,6 +8822,7 @@
                 <w:sz w:val="19"/>
                 <w:szCs w:val="19"/>
               </w:rPr>
+              <w:lastRenderedPageBreak/>
               <w:t>22</w:t>
             </w:r>
           </w:p>
@@ -8816,7 +8849,7 @@
         </w:tc>
         <w:tc>
           <w:tcPr>
-            <w:tcW w:w="3100" w:type="dxa"/>
+            <w:tcW w:w="2145" w:type="dxa"/>
             <w:tcMar>
               <w:top w:w="60" w:type="dxa"/>
               <w:left w:w="100" w:type="dxa"/>
@@ -8836,7 +8869,7 @@
         </w:tc>
         <w:tc>
           <w:tcPr>
-            <w:tcW w:w="3500" w:type="dxa"/>
+            <w:tcW w:w="4455" w:type="dxa"/>
             <w:tcMar>
               <w:top w:w="60" w:type="dxa"/>
               <w:left w:w="100" w:type="dxa"/>
@@ -8856,12 +8889,6 @@
         </w:tc>
       </w:tr>
       <w:tr>
-        <w:tblPrEx>
-          <w:tblCellMar>
-            <w:top w:w="0" w:type="dxa"/>
-            <w:bottom w:w="0" w:type="dxa"/>
-          </w:tblCellMar>
-        </w:tblPrEx>
         <w:tc>
           <w:tcPr>
             <w:tcW w:w="1400" w:type="dxa"/>
@@ -8904,7 +8931,7 @@
         </w:tc>
         <w:tc>
           <w:tcPr>
-            <w:tcW w:w="3100" w:type="dxa"/>
+            <w:tcW w:w="2145" w:type="dxa"/>
             <w:tcMar>
               <w:top w:w="60" w:type="dxa"/>
               <w:left w:w="100" w:type="dxa"/>
@@ -8924,7 +8951,7 @@
         </w:tc>
         <w:tc>
           <w:tcPr>
-            <w:tcW w:w="3500" w:type="dxa"/>
+            <w:tcW w:w="4455" w:type="dxa"/>
             <w:tcMar>
               <w:top w:w="60" w:type="dxa"/>
               <w:left w:w="100" w:type="dxa"/>
@@ -8949,31 +8976,39 @@
         <w:spacing w:after="160"/>
       </w:pPr>
       <w:r>
-        <w:t>VNC für den Admin-Laptop bewusst nicht als eigene ufw-Regel auf Port 5900 freigegeben, sondern per SSH-Tunnel über den bereits offenen Port 22 gefahren:</w:t>
-      </w:r>
-    </w:p>
-    <w:p>
-      <w:pPr>
-        <w:shd w:val="clear" w:color="auto" w:fill="F0F0F0"/>
-        <w:spacing w:before="80" w:after="160"/>
-      </w:pPr>
-      <w:r>
-        <w:rPr>
-          <w:rFonts w:ascii="Consolas" w:eastAsia="Consolas" w:hAnsi="Consolas" w:cs="Consolas"/>
-          <w:sz w:val="19"/>
-          <w:szCs w:val="19"/>
-        </w:rPr>
+        <w:t xml:space="preserve">VNC für den Admin-Laptop bewusst nicht als eigene </w:t>
+      </w:r>
+      <w:r>
+        <w:rPr>
+          <w:rStyle w:val="CodeZchn"/>
+        </w:rPr>
+        <w:t>ufw</w:t>
+      </w:r>
+      <w:r>
+        <w:t>-Regel auf Port 5900 freigegeben, sondern per SSH-Tunnel über den bereits offenen Port 22 gefahren:</w:t>
+      </w:r>
+    </w:p>
+    <w:p>
+      <w:pPr>
+        <w:pStyle w:val="Code"/>
+      </w:pPr>
+    </w:p>
+    <w:p>
+      <w:pPr>
+        <w:pStyle w:val="Code"/>
+      </w:pPr>
+      <w:r>
         <w:t>ssh -L 5901:localhost:5900 photobox@192.168.0.10</w:t>
       </w:r>
       <w:r>
-        <w:rPr>
-          <w:rFonts w:ascii="Consolas" w:eastAsia="Consolas" w:hAnsi="Consolas" w:cs="Consolas"/>
-          <w:sz w:val="19"/>
-          <w:szCs w:val="19"/>
-        </w:rPr>
         <w:br/>
         <w:t># danach VNC-Viewer gegen localhost:5901 verbinden</w:t>
       </w:r>
+    </w:p>
+    <w:p>
+      <w:pPr>
+        <w:pStyle w:val="Code"/>
+      </w:pPr>
     </w:p>
     <w:p>
       <w:pPr>
@@ -9022,12 +9057,6 @@
         <w:gridCol w:w="2200"/>
       </w:tblGrid>
       <w:tr>
-        <w:tblPrEx>
-          <w:tblCellMar>
-            <w:top w:w="0" w:type="dxa"/>
-            <w:bottom w:w="0" w:type="dxa"/>
-          </w:tblCellMar>
-        </w:tblPrEx>
         <w:trPr>
           <w:tblHeader/>
         </w:trPr>
@@ -9125,12 +9154,6 @@
         </w:tc>
       </w:tr>
       <w:tr>
-        <w:tblPrEx>
-          <w:tblCellMar>
-            <w:top w:w="0" w:type="dxa"/>
-            <w:bottom w:w="0" w:type="dxa"/>
-          </w:tblCellMar>
-        </w:tblPrEx>
         <w:tc>
           <w:tcPr>
             <w:tcW w:w="2200" w:type="dxa"/>
@@ -9213,12 +9236,6 @@
         </w:tc>
       </w:tr>
       <w:tr>
-        <w:tblPrEx>
-          <w:tblCellMar>
-            <w:top w:w="0" w:type="dxa"/>
-            <w:bottom w:w="0" w:type="dxa"/>
-          </w:tblCellMar>
-        </w:tblPrEx>
         <w:tc>
           <w:tcPr>
             <w:tcW w:w="2200" w:type="dxa"/>
@@ -9301,12 +9318,6 @@
         </w:tc>
       </w:tr>
       <w:tr>
-        <w:tblPrEx>
-          <w:tblCellMar>
-            <w:top w:w="0" w:type="dxa"/>
-            <w:bottom w:w="0" w:type="dxa"/>
-          </w:tblCellMar>
-        </w:tblPrEx>
         <w:tc>
           <w:tcPr>
             <w:tcW w:w="2200" w:type="dxa"/>
@@ -9478,7 +9489,7 @@
           <w:szCs w:val="19"/>
         </w:rPr>
         <w:br/>
-        <w:t>├── start_fotobox.sh          # Autostart-Skript mit Neustart-Schleife</w:t>
+        <w:t>├── start_fotobox.sh           # Autostart-Skript mit Neustart-Schleife</w:t>
       </w:r>
       <w:r>
         <w:rPr>
@@ -9496,7 +9507,7 @@
           <w:szCs w:val="19"/>
         </w:rPr>
         <w:br/>
-        <w:t>├── app_with_hw.py            # Haupteinstiegspunkt, Event-Loop, Hardware-Wiring</w:t>
+        <w:t>├── app_with_hw.py             # Haupteinstiegspunkt, Event-Loop, Hardware-Wiring</w:t>
       </w:r>
       <w:r>
         <w:rPr>
@@ -9505,7 +9516,7 @@
           <w:szCs w:val="19"/>
         </w:rPr>
         <w:br/>
-        <w:t>├── config.py                 # Zentrale Konfiguration (AppConfig + Unter-Configs)</w:t>
+        <w:t>├── config.py                  # Zentrale Konfiguration (AppConfig + Unter-Configs)</w:t>
       </w:r>
       <w:r>
         <w:rPr>
@@ -9514,7 +9525,7 @@
           <w:szCs w:val="19"/>
         </w:rPr>
         <w:br/>
-        <w:t>├── models.py                 # AppModel, TimerState, SessionState, UiState</w:t>
+        <w:t>├── models.py                  # AppModel, TimerState, SessionState, UiState</w:t>
       </w:r>
       <w:r>
         <w:rPr>
@@ -9523,7 +9534,7 @@
           <w:szCs w:val="19"/>
         </w:rPr>
         <w:br/>
-        <w:t>├── events.py                 # EventType-Enum</w:t>
+        <w:t>├── events.py                  # EventType-Enum</w:t>
       </w:r>
       <w:r>
         <w:rPr>
@@ -9532,7 +9543,7 @@
           <w:szCs w:val="19"/>
         </w:rPr>
         <w:br/>
-        <w:t>├── states.py                 # AppState-Enum (autoritativ)</w:t>
+        <w:t>├── states.py                  # AppState-Enum (autoritativ)</w:t>
       </w:r>
       <w:r>
         <w:rPr>
@@ -9541,7 +9552,7 @@
           <w:szCs w:val="19"/>
         </w:rPr>
         <w:br/>
-        <w:t>├── state_machine.py          # StateMachine, TransitionResult (hardwarefrei)</w:t>
+        <w:t>├── state_machine.py           # StateMachine, TransitionResult (hardwarefrei)</w:t>
       </w:r>
       <w:r>
         <w:rPr>
@@ -9550,7 +9561,7 @@
           <w:szCs w:val="19"/>
         </w:rPr>
         <w:br/>
-        <w:t>├── layout.py</w:t>
+        <w:t>├── layout.py                  # Layout-Rects fuer Buttons &amp; Elemente</w:t>
       </w:r>
       <w:r>
         <w:rPr>
@@ -9558,7 +9569,8 @@
           <w:sz w:val="19"/>
           <w:szCs w:val="19"/>
         </w:rPr>
-        <w:t xml:space="preserve">                 # Layout-Rects fuer Buttons &amp; Elemente</w:t>
+        <w:br/>
+        <w:t>├── renderer.py                # Pygame-Rendering</w:t>
       </w:r>
       <w:r>
         <w:rPr>
@@ -9567,7 +9579,7 @@
           <w:szCs w:val="19"/>
         </w:rPr>
         <w:br/>
-        <w:t>├── renderer.py                # Pygame-Rendering</w:t>
+        <w:t>│</w:t>
       </w:r>
       <w:r>
         <w:rPr>
@@ -9576,7 +9588,7 @@
           <w:szCs w:val="19"/>
         </w:rPr>
         <w:br/>
-        <w:t>│</w:t>
+        <w:t>├── led_service.py             # LedEffect-Enum</w:t>
       </w:r>
       <w:r>
         <w:rPr>
@@ -9585,7 +9597,7 @@
           <w:szCs w:val="19"/>
         </w:rPr>
         <w:br/>
-        <w:t>├── led_service.py            # LedEffect-Enum</w:t>
+        <w:t>├── hw_led_provider.py         # WS2812 LED-Ring Ansteuerung (SPI0/GPIO10)</w:t>
       </w:r>
       <w:r>
         <w:rPr>
@@ -9594,7 +9606,7 @@
           <w:szCs w:val="19"/>
         </w:rPr>
         <w:br/>
-        <w:t>├── hw_led_provider.py        # WS2812 LED-Ring Ansteuerung (SPI0/GPIO10)</w:t>
+        <w:t>├── led_shutdown.py            # LED-Animation fuer den Abschieds-Screen</w:t>
       </w:r>
       <w:r>
         <w:rPr>
@@ -9603,7 +9615,7 @@
           <w:szCs w:val="19"/>
         </w:rPr>
         <w:br/>
-        <w:t>├── led_shutdown.py           # LED-Animation fuer den Abschieds-Screen</w:t>
+        <w:t>├── hw_button_provider.py      # Trigger-Button (GPIO15/16) + Shutter (GPIO17)</w:t>
       </w:r>
       <w:r>
         <w:rPr>
@@ -9612,7 +9624,7 @@
           <w:szCs w:val="19"/>
         </w:rPr>
         <w:br/>
-        <w:t>├── hw_button_provider.py     # Trigger-Button (GPIO15/16) + Shutter (GPIO17)</w:t>
+        <w:t>├── hw_capture_provider.py     # Nikon D3300 Capture via gphoto2 (Hintergrund-Thread, Sprint 11)</w:t>
       </w:r>
       <w:r>
         <w:rPr>
@@ -9621,7 +9633,7 @@
           <w:szCs w:val="19"/>
         </w:rPr>
         <w:br/>
-        <w:t>├── hw_capture_provider.py    # Nikon D3300 Capture via gphoto2</w:t>
+        <w:t>├── hw_gphoto2_preview_provider.py  # Live-Vorschau via gphoto2 capture_preview()</w:t>
       </w:r>
       <w:r>
         <w:rPr>
@@ -9630,7 +9642,7 @@
           <w:szCs w:val="19"/>
         </w:rPr>
         <w:br/>
-        <w:t>├── hw_gphoto2_preview_provider.py  # Live-Vorschau via gphoto2 captu</w:t>
+        <w:t>├── hw_camera_settings_provider.py  # NEU (Sprint 11): ISO/Blende via USB lesen/setzen</w:t>
       </w:r>
       <w:r>
         <w:rPr>
@@ -9638,7 +9650,18 @@
           <w:sz w:val="19"/>
           <w:szCs w:val="19"/>
         </w:rPr>
-        <w:t>re_preview()</w:t>
+        <w:br/>
+        <w:t xml:space="preserve">├── </w:t>
+      </w:r>
+      <w:r>
+        <w:rPr>
+          <w:rFonts w:ascii="Consolas" w:eastAsia="Consolas" w:hAnsi="Consolas" w:cs="Consolas"/>
+          <w:i/>
+          <w:iCs/>
+          <w:sz w:val="19"/>
+          <w:szCs w:val="19"/>
+        </w:rPr>
+        <w:t>hw_grabber_provider.py</w:t>
       </w:r>
       <w:r>
         <w:rPr>
@@ -9646,8 +9669,7 @@
           <w:sz w:val="19"/>
           <w:szCs w:val="19"/>
         </w:rPr>
-        <w:br/>
-        <w:t>├── hw_grabber_provider.py    # (nicht mehr verwendet - HDMI-Grabber verworfen)</w:t>
+        <w:t xml:space="preserve">     # (nicht mehr verwendet - HDMI-Grabber verworfen)</w:t>
       </w:r>
       <w:r>
         <w:rPr>
@@ -9665,7 +9687,7 @@
           <w:szCs w:val="19"/>
         </w:rPr>
         <w:br/>
-        <w:t>├── fake_capture_service.py   # Fixture-basierte Provider fuer Entwicklung ohne Hardware</w:t>
+        <w:t>├── fake_capture_service.py    # Fixture-basierte Provider fuer Entwicklung ohne Hardware</w:t>
       </w:r>
       <w:r>
         <w:rPr>
@@ -9692,7 +9714,7 @@
           <w:szCs w:val="19"/>
         </w:rPr>
         <w:br/>
-        <w:t>├── gallery_service.py        # Foto-Listing, Thumbnail-/Vollbild-Cache, Loeschen</w:t>
+        <w:t>├── gallery_service.py         # Foto-Listing, Thumbnail-/Vollbild-Cache, Loeschen</w:t>
       </w:r>
       <w:r>
         <w:rPr>
@@ -9701,7 +9723,7 @@
           <w:szCs w:val="19"/>
         </w:rPr>
         <w:br/>
-        <w:t>├── storage_service.py        # Export ins Web-Verzeichnis, Datei-Operationen</w:t>
+        <w:t>├── storage_service.py         # Export ins Web-Verzeichnis, Datei-Operationen</w:t>
       </w:r>
       <w:r>
         <w:rPr>
@@ -9710,7 +9732,7 @@
           <w:szCs w:val="19"/>
         </w:rPr>
         <w:br/>
-        <w:t>├── storage_alarm.py          # Speicherplatz-Alarm (Alarmstufen)</w:t>
+        <w:t>├── storage_alarm.py           # Speicherplatz-Alarm (Alarmstufen)</w:t>
       </w:r>
       <w:r>
         <w:rPr>
@@ -9719,7 +9741,7 @@
           <w:szCs w:val="19"/>
         </w:rPr>
         <w:br/>
-        <w:t>├── qr_service.py             # QR-Code-Erzeugung</w:t>
+        <w:t>├── capture_timing.py          # NEU (Sprint 11): EMA-Schaetzung der Bilduebertragungsdauer</w:t>
       </w:r>
       <w:r>
         <w:rPr>
@@ -9728,7 +9750,7 @@
           <w:szCs w:val="19"/>
         </w:rPr>
         <w:br/>
-        <w:t xml:space="preserve">├── button_service.py </w:t>
+        <w:t>├── qr_service.py              # QR-Code-Erzeugung</w:t>
       </w:r>
       <w:r>
         <w:rPr>
@@ -9736,7 +9758,8 @@
           <w:sz w:val="19"/>
           <w:szCs w:val="19"/>
         </w:rPr>
-        <w:t xml:space="preserve">        # Hilfslogik fuer Taster-Events</w:t>
+        <w:br/>
+        <w:t>├── button_service.py          # Hilfslogik fuer Taster-Events</w:t>
       </w:r>
       <w:r>
         <w:rPr>
@@ -9745,7 +9768,7 @@
           <w:szCs w:val="19"/>
         </w:rPr>
         <w:br/>
-        <w:t>├── shutdown_service.py       # Geheim-Geste-Erkennung + PIN-Sperre</w:t>
+        <w:t>├── shutdown_service.py        # Geheim-Geste-Erkennung + PIN-Sperre</w:t>
       </w:r>
       <w:r>
         <w:rPr>
@@ -9763,7 +9786,7 @@
           <w:szCs w:val="19"/>
         </w:rPr>
         <w:br/>
-        <w:t>├── admin_menu.py             # Service-Menue: Button-Raster, zentrale Definition</w:t>
+        <w:t>├── admin_menu.py              # Service-Menue: Button-Raster, zentrale Definition</w:t>
       </w:r>
       <w:r>
         <w:rPr>
@@ -9772,7 +9795,7 @@
           <w:szCs w:val="19"/>
         </w:rPr>
         <w:br/>
-        <w:t>├── admin_diagnostics.py      # Diagnosefunktionen fuer 'Status / Diagnose'</w:t>
+        <w:t>├── admin_diagnostics.py       # Diagnosefunktionen fuer 'Status / Diagnose'</w:t>
       </w:r>
       <w:r>
         <w:rPr>
@@ -9781,7 +9804,7 @@
           <w:szCs w:val="19"/>
         </w:rPr>
         <w:br/>
-        <w:t>├── admin_usb_export.py       # USB-Export-Logik (SHA256, Konflikterkennung)</w:t>
+        <w:t>├── admin_usb_export.py        # USB-Export-Logik (SHA256, Konflikterkennung)</w:t>
       </w:r>
       <w:r>
         <w:rPr>
@@ -9790,7 +9813,7 @@
           <w:szCs w:val="19"/>
         </w:rPr>
         <w:br/>
-        <w:t>├── admin_usb_service.py      # USB-Stick-Erkennung/Mount</w:t>
+        <w:t>├── admin_usb_service.py       # USB-Stick-Erkennung/Mount</w:t>
       </w:r>
       <w:r>
         <w:rPr>
@@ -9799,7 +9822,7 @@
           <w:szCs w:val="19"/>
         </w:rPr>
         <w:br/>
-        <w:t>├── admin_delete_service.py   # 'Alle Bilder loeschen' mit Protokoll</w:t>
+        <w:t>├── admin_delete_service.py    # 'Alle Bilder loeschen' mit Protokoll</w:t>
       </w:r>
       <w:r>
         <w:rPr>
@@ -9817,7 +9840,7 @@
           <w:szCs w:val="19"/>
         </w:rPr>
         <w:br/>
-        <w:t>├── check_updates.py          # Update</w:t>
+        <w:t>├── check_updates.py           # Update-Benachrichtigung (apt/EEPROM/Router-Firmware)</w:t>
       </w:r>
       <w:r>
         <w:rPr>
@@ -9825,7 +9848,8 @@
           <w:sz w:val="19"/>
           <w:szCs w:val="19"/>
         </w:rPr>
-        <w:t>-Benachrichtigung (apt/EEPROM/Router-Firmware)</w:t>
+        <w:br/>
+        <w:t>│</w:t>
       </w:r>
       <w:r>
         <w:rPr>
@@ -9834,7 +9858,7 @@
           <w:szCs w:val="19"/>
         </w:rPr>
         <w:br/>
-        <w:t>│</w:t>
+        <w:t>├── local_secrets.py           # NICHT versioniert - PIN, Geste, SMTP-Zugangsdaten</w:t>
       </w:r>
       <w:r>
         <w:rPr>
@@ -9843,7 +9867,7 @@
           <w:szCs w:val="19"/>
         </w:rPr>
         <w:br/>
-        <w:t>├── local_secrets.py          # NICHT versioniert - PIN, Geste, SMTP-Zugangsdaten</w:t>
+        <w:t>├── local_secrets_example.py   # Versionierte Vorlage fuer lokal_secrets.py</w:t>
       </w:r>
       <w:r>
         <w:rPr>
@@ -9852,7 +9876,7 @@
           <w:szCs w:val="19"/>
         </w:rPr>
         <w:br/>
-        <w:t>├── local_secrets_example.py  # Versionierte Vorlage fuer lokal_secrets.py</w:t>
+        <w:t>├── event_config.json          # NICHT versioniert - Titel, Praefix, Gaeste-WLAN-PW</w:t>
       </w:r>
       <w:r>
         <w:rPr>
@@ -9861,7 +9885,7 @@
           <w:szCs w:val="19"/>
         </w:rPr>
         <w:br/>
-        <w:t>├── event_config.json         # NICHT versioniert - Titel, Praefix, Gaeste-WLAN-PW</w:t>
+        <w:t>├── event_config_example.json  # Versionierte Vorlage fuer event_config.json</w:t>
       </w:r>
       <w:r>
         <w:rPr>
@@ -9870,7 +9894,7 @@
           <w:szCs w:val="19"/>
         </w:rPr>
         <w:br/>
-        <w:t>├── event_config_example.json # Versionierte Vorlage fuer event_config.json</w:t>
+        <w:t>│</w:t>
       </w:r>
       <w:r>
         <w:rPr>
@@ -9879,7 +9903,7 @@
           <w:szCs w:val="19"/>
         </w:rPr>
         <w:br/>
-        <w:t>│</w:t>
+        <w:t>├── assets/</w:t>
       </w:r>
       <w:r>
         <w:rPr>
@@ -9888,7 +9912,7 @@
           <w:szCs w:val="19"/>
         </w:rPr>
         <w:br/>
-        <w:t>├── assets/</w:t>
+        <w:t>│   ├── hauptmenu_wallpaper.png</w:t>
       </w:r>
       <w:r>
         <w:rPr>
@@ -9897,7 +9921,7 @@
           <w:szCs w:val="19"/>
         </w:rPr>
         <w:br/>
-        <w:t>│   ├── hauptmenu_wallpaper.png</w:t>
+        <w:t>│   └── bitte_laecheln.png</w:t>
       </w:r>
       <w:r>
         <w:rPr>
@@ -9906,7 +9930,7 @@
           <w:szCs w:val="19"/>
         </w:rPr>
         <w:br/>
-        <w:t>│   └── bitte_laecheln.png</w:t>
+        <w:t>│</w:t>
       </w:r>
       <w:r>
         <w:rPr>
@@ -9915,7 +9939,7 @@
           <w:szCs w:val="19"/>
         </w:rPr>
         <w:br/>
-        <w:t>│</w:t>
+        <w:t>├── data/                      # Laufzeitdaten (nicht versioniert)</w:t>
       </w:r>
       <w:r>
         <w:rPr>
@@ -9924,7 +9948,7 @@
           <w:szCs w:val="19"/>
         </w:rPr>
         <w:br/>
-        <w:t>├── data/                     # Laufzeitdaten (nicht versioniert)</w:t>
+        <w:t>│   ├── logs/</w:t>
       </w:r>
       <w:r>
         <w:rPr>
@@ -9933,7 +9957,7 @@
           <w:szCs w:val="19"/>
         </w:rPr>
         <w:br/>
-        <w:t>│   ├─</w:t>
+        <w:t>│   │   ├── fotobox.log        # Laufzeit-Log (Autostart-Schleife)</w:t>
       </w:r>
       <w:r>
         <w:rPr>
@@ -9941,7 +9965,8 @@
           <w:sz w:val="19"/>
           <w:szCs w:val="19"/>
         </w:rPr>
-        <w:t>─ logs/</w:t>
+        <w:br/>
+        <w:t>│   │   └── usb_export.log     # Protokoll aller USB-Export-Aktionen</w:t>
       </w:r>
       <w:r>
         <w:rPr>
@@ -9950,7 +9975,7 @@
           <w:szCs w:val="19"/>
         </w:rPr>
         <w:br/>
-        <w:t>│   │   ├── fotobox.log       # Laufzeit-Log (Autostart-Schleife)</w:t>
+        <w:t>│   ├── web/                   # von nginx ausgelieferte Fotos (.../fotos/)</w:t>
       </w:r>
       <w:r>
         <w:rPr>
@@ -9959,7 +9984,7 @@
           <w:szCs w:val="19"/>
         </w:rPr>
         <w:br/>
-        <w:t>│   │   └── usb_export.log    # Protokoll aller USB-Export-Aktionen</w:t>
+        <w:t>│   │   └── testbild.png       # geschuetzt, siehe Kapitel 'Geschuetzte Dateien'</w:t>
       </w:r>
       <w:r>
         <w:rPr>
@@ -9968,7 +9993,7 @@
           <w:szCs w:val="19"/>
         </w:rPr>
         <w:br/>
-        <w:t>│   ├── web/                  # von nginx ausgelieferte Fotos (.../fotos/)</w:t>
+        <w:t>│   ├── cache/</w:t>
       </w:r>
       <w:r>
         <w:rPr>
@@ -9977,7 +10002,7 @@
           <w:szCs w:val="19"/>
         </w:rPr>
         <w:br/>
-        <w:t>│   │   └── testbild.png      # geschuetzt, siehe Kapitel 'Geschuetzte Dateien'</w:t>
+        <w:t>│   ├── photos/                # Original-Fotos</w:t>
       </w:r>
       <w:r>
         <w:rPr>
@@ -9986,7 +10011,7 @@
           <w:szCs w:val="19"/>
         </w:rPr>
         <w:br/>
-        <w:t>│   ├── cache/</w:t>
+        <w:t>│   │   ├── example_01.jpg     # geschuetzt (Fly-In-Fallback)</w:t>
       </w:r>
       <w:r>
         <w:rPr>
@@ -9995,7 +10020,7 @@
           <w:szCs w:val="19"/>
         </w:rPr>
         <w:br/>
-        <w:t>│   ├── photos/                # Original-Fotos</w:t>
+        <w:t>│   │   ├── example_02.jpg     # geschuetzt</w:t>
       </w:r>
       <w:r>
         <w:rPr>
@@ -10004,7 +10029,7 @@
           <w:szCs w:val="19"/>
         </w:rPr>
         <w:br/>
-        <w:t>│   │   ├── example_01.jpg    # geschuetzt (Fly-In-Fallback)</w:t>
+        <w:t>│   │   ├── example_03.jpg     # geschuetzt</w:t>
       </w:r>
       <w:r>
         <w:rPr>
@@ -10013,7 +10038,7 @@
           <w:szCs w:val="19"/>
         </w:rPr>
         <w:br/>
-        <w:t>│   │   ├── example_02.jpg    # geschuetzt</w:t>
+        <w:t>│   │   └── ...</w:t>
       </w:r>
       <w:r>
         <w:rPr>
@@ -10022,7 +10047,7 @@
           <w:szCs w:val="19"/>
         </w:rPr>
         <w:br/>
-        <w:t>│   │   ├── example_03.jpg    # geschuetzt</w:t>
+        <w:t>│   ├── shutdown_lockout.json  # PIN-Sperrzaehler (persistent)</w:t>
       </w:r>
       <w:r>
         <w:rPr>
@@ -10031,7 +10056,7 @@
           <w:szCs w:val="19"/>
         </w:rPr>
         <w:br/>
-        <w:t>│   │</w:t>
+        <w:t>│   └── capture_timing.json    # NEU (Sprint 11): EMA-Schaetzung Uebertragungsdauer</w:t>
       </w:r>
       <w:r>
         <w:rPr>
@@ -10039,7 +10064,7 @@
           <w:sz w:val="19"/>
           <w:szCs w:val="19"/>
         </w:rPr>
-        <w:t xml:space="preserve">   └── ...</w:t>
+        <w:br/>
       </w:r>
       <w:r>
         <w:rPr>
@@ -10047,24 +10072,7 @@
           <w:sz w:val="19"/>
           <w:szCs w:val="19"/>
         </w:rPr>
-        <w:br/>
-      </w:r>
-      <w:r>
-        <w:rPr>
-          <w:rFonts w:ascii="Consolas" w:eastAsia="Consolas" w:hAnsi="Consolas" w:cs="Consolas"/>
-          <w:sz w:val="19"/>
-          <w:szCs w:val="19"/>
-        </w:rPr>
         <w:lastRenderedPageBreak/>
-        <w:t>│   └── shutdown_lockout.json  # PIN-Sperrzaehler (persistent)</w:t>
-      </w:r>
-      <w:r>
-        <w:rPr>
-          <w:rFonts w:ascii="Consolas" w:eastAsia="Consolas" w:hAnsi="Consolas" w:cs="Consolas"/>
-          <w:sz w:val="19"/>
-          <w:szCs w:val="19"/>
-        </w:rPr>
-        <w:br/>
         <w:t>│</w:t>
       </w:r>
       <w:r>
@@ -10110,9 +10118,11 @@
         <w:t>Hinweis: hw_grabber_provider.py ist ein Relikt des verworfenen HDMI-Grabber-Ansatzes (siehe Kapitel „HDMI-Grabber – abgebaut“) und wird nicht mehr aufgerufen.</w:t>
       </w:r>
     </w:p>
+    <w:p/>
+    <w:p/>
     <w:sectPr>
       <w:pgSz w:w="11906" w:h="16838"/>
-      <w:pgMar w:top="1152" w:right="1296" w:bottom="1152" w:left="1296" w:header="708" w:footer="708" w:gutter="0"/>
+      <w:pgMar w:top="720" w:right="720" w:bottom="720" w:left="720" w:header="708" w:footer="708" w:gutter="0"/>
       <w:cols w:space="720"/>
       <w:docGrid w:linePitch="360"/>
     </w:sectPr>
@@ -10208,11 +10218,129 @@
       </w:pPr>
     </w:lvl>
   </w:abstractNum>
+  <w:abstractNum w:abstractNumId="1" w15:restartNumberingAfterBreak="0">
+    <w:nsid w:val="28602523"/>
+    <w:multiLevelType w:val="hybridMultilevel"/>
+    <w:tmpl w:val="B81CA388"/>
+    <w:lvl w:ilvl="0" w:tplc="195AD91C">
+      <w:numFmt w:val="bullet"/>
+      <w:lvlText w:val=""/>
+      <w:lvlJc w:val="left"/>
+      <w:pPr>
+        <w:ind w:left="720" w:hanging="360"/>
+      </w:pPr>
+      <w:rPr>
+        <w:rFonts w:ascii="Wingdings" w:eastAsia="Calibri" w:hAnsi="Wingdings" w:cs="Calibri" w:hint="default"/>
+        <w:i/>
+        <w:color w:val="555555"/>
+        <w:sz w:val="18"/>
+      </w:rPr>
+    </w:lvl>
+    <w:lvl w:ilvl="1" w:tplc="04070003" w:tentative="1">
+      <w:start w:val="1"/>
+      <w:numFmt w:val="bullet"/>
+      <w:lvlText w:val="o"/>
+      <w:lvlJc w:val="left"/>
+      <w:pPr>
+        <w:ind w:left="1440" w:hanging="360"/>
+      </w:pPr>
+      <w:rPr>
+        <w:rFonts w:ascii="Courier New" w:hAnsi="Courier New" w:cs="Courier New" w:hint="default"/>
+      </w:rPr>
+    </w:lvl>
+    <w:lvl w:ilvl="2" w:tplc="04070005" w:tentative="1">
+      <w:start w:val="1"/>
+      <w:numFmt w:val="bullet"/>
+      <w:lvlText w:val=""/>
+      <w:lvlJc w:val="left"/>
+      <w:pPr>
+        <w:ind w:left="2160" w:hanging="360"/>
+      </w:pPr>
+      <w:rPr>
+        <w:rFonts w:ascii="Wingdings" w:hAnsi="Wingdings" w:hint="default"/>
+      </w:rPr>
+    </w:lvl>
+    <w:lvl w:ilvl="3" w:tplc="04070001" w:tentative="1">
+      <w:start w:val="1"/>
+      <w:numFmt w:val="bullet"/>
+      <w:lvlText w:val=""/>
+      <w:lvlJc w:val="left"/>
+      <w:pPr>
+        <w:ind w:left="2880" w:hanging="360"/>
+      </w:pPr>
+      <w:rPr>
+        <w:rFonts w:ascii="Symbol" w:hAnsi="Symbol" w:hint="default"/>
+      </w:rPr>
+    </w:lvl>
+    <w:lvl w:ilvl="4" w:tplc="04070003" w:tentative="1">
+      <w:start w:val="1"/>
+      <w:numFmt w:val="bullet"/>
+      <w:lvlText w:val="o"/>
+      <w:lvlJc w:val="left"/>
+      <w:pPr>
+        <w:ind w:left="3600" w:hanging="360"/>
+      </w:pPr>
+      <w:rPr>
+        <w:rFonts w:ascii="Courier New" w:hAnsi="Courier New" w:cs="Courier New" w:hint="default"/>
+      </w:rPr>
+    </w:lvl>
+    <w:lvl w:ilvl="5" w:tplc="04070005" w:tentative="1">
+      <w:start w:val="1"/>
+      <w:numFmt w:val="bullet"/>
+      <w:lvlText w:val=""/>
+      <w:lvlJc w:val="left"/>
+      <w:pPr>
+        <w:ind w:left="4320" w:hanging="360"/>
+      </w:pPr>
+      <w:rPr>
+        <w:rFonts w:ascii="Wingdings" w:hAnsi="Wingdings" w:hint="default"/>
+      </w:rPr>
+    </w:lvl>
+    <w:lvl w:ilvl="6" w:tplc="04070001" w:tentative="1">
+      <w:start w:val="1"/>
+      <w:numFmt w:val="bullet"/>
+      <w:lvlText w:val=""/>
+      <w:lvlJc w:val="left"/>
+      <w:pPr>
+        <w:ind w:left="5040" w:hanging="360"/>
+      </w:pPr>
+      <w:rPr>
+        <w:rFonts w:ascii="Symbol" w:hAnsi="Symbol" w:hint="default"/>
+      </w:rPr>
+    </w:lvl>
+    <w:lvl w:ilvl="7" w:tplc="04070003" w:tentative="1">
+      <w:start w:val="1"/>
+      <w:numFmt w:val="bullet"/>
+      <w:lvlText w:val="o"/>
+      <w:lvlJc w:val="left"/>
+      <w:pPr>
+        <w:ind w:left="5760" w:hanging="360"/>
+      </w:pPr>
+      <w:rPr>
+        <w:rFonts w:ascii="Courier New" w:hAnsi="Courier New" w:cs="Courier New" w:hint="default"/>
+      </w:rPr>
+    </w:lvl>
+    <w:lvl w:ilvl="8" w:tplc="04070005" w:tentative="1">
+      <w:start w:val="1"/>
+      <w:numFmt w:val="bullet"/>
+      <w:lvlText w:val=""/>
+      <w:lvlJc w:val="left"/>
+      <w:pPr>
+        <w:ind w:left="6480" w:hanging="360"/>
+      </w:pPr>
+      <w:rPr>
+        <w:rFonts w:ascii="Wingdings" w:hAnsi="Wingdings" w:hint="default"/>
+      </w:rPr>
+    </w:lvl>
+  </w:abstractNum>
   <w:num w:numId="1" w16cid:durableId="56830691">
     <w:abstractNumId w:val="0"/>
     <w:lvlOverride w:ilvl="0">
       <w:startOverride w:val="1"/>
     </w:lvlOverride>
+  </w:num>
+  <w:num w:numId="2" w16cid:durableId="934748655">
+    <w:abstractNumId w:val="1"/>
   </w:num>
 </w:numbering>
 </file>
@@ -10825,6 +10953,33 @@
       <w:szCs w:val="20"/>
     </w:rPr>
   </w:style>
+  <w:style w:type="paragraph" w:customStyle="1" w:styleId="Code">
+    <w:name w:val="Code"/>
+    <w:basedOn w:val="Standard"/>
+    <w:link w:val="CodeZchn"/>
+    <w:qFormat/>
+    <w:rsid w:val="00774477"/>
+    <w:pPr>
+      <w:shd w:val="clear" w:color="auto" w:fill="D9D9D9"/>
+      <w:spacing w:line="276" w:lineRule="auto"/>
+    </w:pPr>
+    <w:rPr>
+      <w:rFonts w:ascii="Lucida Console" w:hAnsi="Lucida Console"/>
+      <w:sz w:val="18"/>
+      <w:szCs w:val="18"/>
+    </w:rPr>
+  </w:style>
+  <w:style w:type="character" w:customStyle="1" w:styleId="CodeZchn">
+    <w:name w:val="Code Zchn"/>
+    <w:link w:val="Code"/>
+    <w:rsid w:val="00774477"/>
+    <w:rPr>
+      <w:rFonts w:ascii="Lucida Console" w:hAnsi="Lucida Console"/>
+      <w:sz w:val="18"/>
+      <w:szCs w:val="18"/>
+      <w:shd w:val="clear" w:color="auto" w:fill="D9D9D9"/>
+    </w:rPr>
+  </w:style>
 </w:styles>
 </file>
 

--- a/docs/fotobox_dokumentation.docx
+++ b/docs/fotobox_dokumentation.docx
@@ -28,23 +28,7 @@
           <w:iCs/>
           <w:color w:val="555555"/>
         </w:rPr>
-        <w:t xml:space="preserve">Stand: </w:t>
-      </w:r>
-      <w:r>
-        <w:rPr>
-          <w:i/>
-          <w:iCs/>
-          <w:color w:val="555555"/>
-        </w:rPr>
-        <w:t xml:space="preserve">2. </w:t>
-      </w:r>
-      <w:r>
-        <w:rPr>
-          <w:i/>
-          <w:iCs/>
-          <w:color w:val="555555"/>
-        </w:rPr>
-        <w:t>August 2026 · Raspberry Pi 5, Debian trixie</w:t>
+        <w:t>Stand: 3. August 2026 · Raspberry Pi 5, Debian trixie</w:t>
       </w:r>
     </w:p>
     <w:p>
@@ -102,17 +86,7 @@
         <w:t xml:space="preserve">Die Software steuert Peripherie und Benutzeroberfläche als unidirektionale State Machine: jedes Ereignis (Touch, Taster, Timer) wird gegen den aktuellen AppState geprüft und liefert ein neues Modell plus auszuführende Aktionen zurück. Die folgende Liste nennt die tatsächlichen Zustandsnamen aus </w:t>
       </w:r>
       <w:r>
-        <w:rPr>
-          <w:rStyle w:val="CodeZchn"/>
-        </w:rPr>
-        <w:t>states.py</w:t>
-      </w:r>
-      <w:r>
-        <w:rPr>
-          <w:sz w:val="18"/>
-          <w:szCs w:val="18"/>
-        </w:rPr>
-        <w:t xml:space="preserve"> </w:t>
+        <w:t xml:space="preserve">states.py </w:t>
       </w:r>
       <w:r>
         <w:t>(autoritativ) mit ihrer Bedeutung für den Gast-Ablauf.</w:t>
@@ -766,7 +740,14 @@
                 <w:sz w:val="19"/>
                 <w:szCs w:val="19"/>
               </w:rPr>
-              <w:t>Sicherheitsabfrage vor dem Löschen des aktuellen Fotos. LED-Ring: rotes Blinken. 30s ohne Interaktion → automatisches Löschen, zurück zu MAIN_MENU.</w:t>
+              <w:t xml:space="preserve">Sicherheitsabfrage vor dem Löschen des aktuellen Fotos. LED-Ring: rotes Blinken. 30s ohne Interaktion → automatisches Löschen, zurück </w:t>
+            </w:r>
+            <w:r>
+              <w:rPr>
+                <w:sz w:val="19"/>
+                <w:szCs w:val="19"/>
+              </w:rPr>
+              <w:t>in einen neuen COUNTDOWN (seit der Sprint-11-Nachbesserung; vorher MAIN_MENU) - der Gast wollte in aller Regel gleich ein neues Foto aufnehmen.</w:t>
             </w:r>
           </w:p>
         </w:tc>
@@ -1107,9 +1088,6 @@
         <w:t xml:space="preserve">Bei korrekter PIN erscheint der Abschieds-Screen mit einer Sonnenuntergangs-Animation am LED-Ring (ca. 9 Sekunden, led_shutdown.py); danach führt die App </w:t>
       </w:r>
       <w:r>
-        <w:rPr>
-          <w:rStyle w:val="CodeZchn"/>
-        </w:rPr>
         <w:t>shutdown -h</w:t>
       </w:r>
       <w:r>
@@ -1224,9 +1202,6 @@
         <w:t xml:space="preserve">Die drei Geste-Werte sind optional (Fallback in </w:t>
       </w:r>
       <w:r>
-        <w:rPr>
-          <w:rStyle w:val="CodeZchn"/>
-        </w:rPr>
         <w:t>config.py</w:t>
       </w:r>
       <w:r>
@@ -1250,9 +1225,6 @@
         <w:t xml:space="preserve">Nach max_pin_attempts Fehlversuchen (Standard 3) wird für lockout_seconds (Standard 30 Minuten) gesperrt. Zähler und Sperre liegen in </w:t>
       </w:r>
       <w:r>
-        <w:rPr>
-          <w:rStyle w:val="CodeZchn"/>
-        </w:rPr>
         <w:t>data/shutdown_lockout.json</w:t>
       </w:r>
       <w:r>
@@ -1310,9 +1282,6 @@
         <w:spacing w:after="160"/>
       </w:pPr>
       <w:r>
-        <w:rPr>
-          <w:rStyle w:val="CodeZchn"/>
-        </w:rPr>
         <w:t>app_with_hw.py</w:t>
       </w:r>
       <w:r>
@@ -1335,9 +1304,6 @@
         <w:t xml:space="preserve">Über die versteckte Geste plus PIN erreichbar (siehe voriges Kapitel). Sieben Punkte im festen 2×4-Raster (seit Sprint 11 — vorher 2×3, siehe „Kamera-Einstellungen“ unten; die neue Zeile wurde bewusst oberhalb von „Zurück“/„Alle Bilder löschen“ eingefügt, damit deren Eck-Platzierung unverändert bleibt), zentral definiert in </w:t>
       </w:r>
       <w:r>
-        <w:rPr>
-          <w:rStyle w:val="CodeZchn"/>
-        </w:rPr>
         <w:t>admin_menu.py</w:t>
       </w:r>
       <w:r>
@@ -1541,9 +1507,7 @@
             </w:r>
             <w:r>
               <w:rPr>
-                <w:rStyle w:val="CodeZchn"/>
-                <w:sz w:val="16"/>
-                <w:szCs w:val="16"/>
+                <w:sz w:val="19"/>
               </w:rPr>
               <w:t>start_fotobox.sh</w:t>
             </w:r>
@@ -1640,9 +1604,7 @@
             </w:r>
             <w:r>
               <w:rPr>
-                <w:rStyle w:val="CodeZchn"/>
-                <w:sz w:val="16"/>
-                <w:szCs w:val="16"/>
+                <w:sz w:val="19"/>
               </w:rPr>
               <w:t>hw_camera_settings_provider.py</w:t>
             </w:r>
@@ -1651,7 +1613,35 @@
                 <w:sz w:val="19"/>
                 <w:szCs w:val="19"/>
               </w:rPr>
-              <w:t>), ohne die Kamera aus dem Gehäuse zu nehmen, Kabel zu lösen und danach neu auszurichten. Gültige Werte werden live von der Kamera gelesen (abhängig vom montierten Objektiv), die Kamera muss im Modus M stehen.</w:t>
+              <w:t xml:space="preserve">), ohne die Kamera aus dem Gehäuse zu nehmen, Kabel zu lösen und danach neu auszurichten. Gültige Werte werden live von der Kamera gelesen (abhängig vom montierten Objektiv), die Kamera </w:t>
+            </w:r>
+            <w:r>
+              <w:rPr>
+                <w:sz w:val="19"/>
+                <w:szCs w:val="19"/>
+              </w:rPr>
+              <w:t>sollte</w:t>
+            </w:r>
+            <w:r>
+              <w:rPr>
+                <w:sz w:val="19"/>
+                <w:szCs w:val="19"/>
+              </w:rPr>
+              <w:t xml:space="preserve"> im Modus </w:t>
+            </w:r>
+            <w:r>
+              <w:rPr>
+                <w:sz w:val="19"/>
+                <w:szCs w:val="19"/>
+              </w:rPr>
+              <w:t xml:space="preserve">A (Zeitautomatik) oder </w:t>
+            </w:r>
+            <w:r>
+              <w:rPr>
+                <w:sz w:val="19"/>
+                <w:szCs w:val="19"/>
+              </w:rPr>
+              <w:t>M stehen.</w:t>
             </w:r>
           </w:p>
         </w:tc>
@@ -1737,6 +1727,13 @@
               </w:rPr>
               <w:t>Löscht Fotos auf Pi und Kamera-Speicherkarte mit Protokoll; geschützte Dateien bleiben erhalten.</w:t>
             </w:r>
+            <w:r>
+              <w:rPr>
+                <w:sz w:val="19"/>
+                <w:szCs w:val="19"/>
+              </w:rPr>
+              <w:t xml:space="preserve"> Seit der Sprint-11-Nachbesserung begleitet eine Shredder-Animation (Bilddatei-Symbole fallen von oben in einen Shredder und kommen unten als Schnipsel heraus) zusätzlich zum Fortschrittsbalken den Löschlauf - rein optisch, ohne eigenen Bezug zu einzelnen tatsächlich gelöschten Dateien.</w:t>
+            </w:r>
           </w:p>
         </w:tc>
       </w:tr>
@@ -1757,9 +1754,6 @@
         <w:t>Bei jedem Aufruf synchron ermittelt (</w:t>
       </w:r>
       <w:r>
-        <w:rPr>
-          <w:rStyle w:val="CodeZchn"/>
-        </w:rPr>
         <w:t>admin_diagnostics.py</w:t>
       </w:r>
       <w:r>
@@ -1802,12 +1796,10 @@
         <w:spacing w:after="90"/>
       </w:pPr>
       <w:r>
+        <w:lastRenderedPageBreak/>
         <w:t>Kamera-Verbindung (</w:t>
       </w:r>
       <w:r>
-        <w:rPr>
-          <w:rStyle w:val="CodeZchn"/>
-        </w:rPr>
         <w:t>gphoto2 --auto-detect</w:t>
       </w:r>
       <w:r>
@@ -1837,7 +1829,6 @@
         <w:spacing w:after="90"/>
       </w:pPr>
       <w:r>
-        <w:lastRenderedPageBreak/>
         <w:t>Vorhandensein aller geschützten Dateien (siehe unten), fehlende werden namentlich benannt</w:t>
       </w:r>
     </w:p>
@@ -1943,18 +1934,12 @@
         <w:t xml:space="preserve">„Umbenennen“ (Standard, nicht-destruktiv): die vorhandene Datei auf dem Stick bleibt unangetastet, die neue Datei bekommt das Schema </w:t>
       </w:r>
       <w:r>
-        <w:rPr>
-          <w:rStyle w:val="CodeZchn"/>
-        </w:rPr>
         <w:t>name_001.jpg</w:t>
       </w:r>
       <w:r>
         <w:t xml:space="preserve">, </w:t>
       </w:r>
       <w:r>
-        <w:rPr>
-          <w:rStyle w:val="CodeZchn"/>
-        </w:rPr>
         <w:t>name_002.jpg</w:t>
       </w:r>
       <w:r>
@@ -1984,15 +1969,7 @@
         <w:spacing w:after="90"/>
       </w:pPr>
       <w:r>
-        <w:t xml:space="preserve">Liste scrollbar bei vielen Konflikten; Titel, Spaltenköpfe und die „Alle auswählen“-Zeile bleiben dabei </w:t>
-      </w:r>
-      <w:proofErr w:type="gramStart"/>
-      <w:r>
-        <w:t>fest stehen</w:t>
-      </w:r>
-      <w:proofErr w:type="gramEnd"/>
-      <w:r>
-        <w:t>.</w:t>
+        <w:t>Liste scrollbar bei vielen Konflikten; Titel, Spaltenköpfe und die „Alle auswählen“-Zeile bleiben dabei fest stehen.</w:t>
       </w:r>
     </w:p>
     <w:p>
@@ -2039,18 +2016,12 @@
         <w:t xml:space="preserve">Löscht an drei Orten: </w:t>
       </w:r>
       <w:r>
-        <w:rPr>
-          <w:rStyle w:val="CodeZchn"/>
-        </w:rPr>
         <w:t>data/photos/</w:t>
       </w:r>
       <w:r>
         <w:t xml:space="preserve"> (Originale), </w:t>
       </w:r>
       <w:r>
-        <w:rPr>
-          <w:rStyle w:val="CodeZchn"/>
-        </w:rPr>
         <w:t>data/web/</w:t>
       </w:r>
       <w:r>
@@ -2080,9 +2051,6 @@
         <w:t xml:space="preserve">Ein Löschprotokoll wird ausschließlich lokal unter </w:t>
       </w:r>
       <w:r>
-        <w:rPr>
-          <w:rStyle w:val="CodeZchn"/>
-        </w:rPr>
         <w:t>data/logs/</w:t>
       </w:r>
       <w:r>
@@ -2102,9 +2070,6 @@
         <w:spacing w:after="160"/>
       </w:pPr>
       <w:r>
-        <w:rPr>
-          <w:rStyle w:val="CodeZchn"/>
-        </w:rPr>
         <w:t>storage_alarm.py</w:t>
       </w:r>
       <w:r>
@@ -2348,6 +2313,7 @@
                 <w:sz w:val="19"/>
                 <w:szCs w:val="19"/>
               </w:rPr>
+              <w:lastRenderedPageBreak/>
               <w:t>2 — kritisch</w:t>
             </w:r>
           </w:p>
@@ -2388,15 +2354,7 @@
                 <w:sz w:val="19"/>
                 <w:szCs w:val="19"/>
               </w:rPr>
-              <w:t>Keine neuen Aufnahmen mehr möglich (Sperre auf MAIN_MENU und GALLERY_EMPTY); Bildschirm zeigt einen blinkenden roten Rahmen mit dem Text „ACHTUNG: Bitte Techniker rufen!“, LED-</w:t>
-            </w:r>
-            <w:r>
-              <w:rPr>
-                <w:sz w:val="19"/>
-                <w:szCs w:val="19"/>
-              </w:rPr>
-              <w:lastRenderedPageBreak/>
-              <w:t>Ring erzwingt schnelles Rot-Blinken (5 Hz, derselbe Effekt wie ERROR_SCREEN).</w:t>
+              <w:t>Keine neuen Aufnahmen mehr möglich (Sperre auf MAIN_MENU und GALLERY_EMPTY); Bildschirm zeigt einen blinkenden roten Rahmen mit dem Text „ACHTUNG: Bitte Techniker rufen!“, LED-Ring erzwingt schnelles Rot-Blinken (5 Hz, derselbe Effekt wie ERROR_SCREEN).</w:t>
             </w:r>
           </w:p>
         </w:tc>
@@ -2407,7 +2365,6 @@
         <w:spacing w:after="160"/>
       </w:pPr>
       <w:r>
-        <w:lastRenderedPageBreak/>
         <w:t>Die Sperre betrifft ausschließlich das Starten einer NEUEN Aufnahme — bereits vorhandene Fotos können weiterhin angesehen und über das Service-Menü gelöscht werden (was ja Platz schafft). Sobald wieder ausreichend Speicher frei ist, verschwindet die Sperre automatisch bei der nächsten periodischen Prüfung, ohne App-Neustart.</w:t>
       </w:r>
     </w:p>
@@ -2448,9 +2405,6 @@
         <w:t xml:space="preserve">Titel, Foto-Präfix und Gäste-WLAN-Passwort ändern sich mit jeder Veranstaltung und liegen daher nicht im Code, sondern in </w:t>
       </w:r>
       <w:r>
-        <w:rPr>
-          <w:rStyle w:val="CodeZchn"/>
-        </w:rPr>
         <w:t>event_config.json</w:t>
       </w:r>
       <w:r>
@@ -2459,24 +2413,24 @@
     </w:p>
     <w:p>
       <w:pPr>
-        <w:pStyle w:val="Code"/>
-      </w:pPr>
-    </w:p>
-    <w:p>
-      <w:pPr>
-        <w:pStyle w:val="Code"/>
+        <w:shd w:val="clear" w:color="auto" w:fill="F0F0F0"/>
+        <w:spacing w:before="80" w:after="160"/>
         <w:rPr>
           <w:lang w:val="en-US"/>
         </w:rPr>
       </w:pPr>
       <w:r>
         <w:rPr>
+          <w:rFonts w:ascii="Consolas" w:hAnsi="Consolas"/>
+          <w:sz w:val="19"/>
           <w:lang w:val="en-US"/>
         </w:rPr>
         <w:t>cp event_config_example.json event_config.json</w:t>
       </w:r>
       <w:r>
         <w:rPr>
+          <w:rFonts w:ascii="Consolas" w:hAnsi="Consolas"/>
+          <w:sz w:val="19"/>
           <w:lang w:val="en-US"/>
         </w:rPr>
         <w:br/>
@@ -2485,16 +2439,21 @@
     </w:p>
     <w:p>
       <w:pPr>
-        <w:pStyle w:val="Code"/>
-      </w:pPr>
-      <w:r>
-        <w:rPr>
+        <w:shd w:val="clear" w:color="auto" w:fill="F0F0F0"/>
+        <w:spacing w:before="80" w:after="160"/>
+      </w:pPr>
+      <w:r>
+        <w:rPr>
+          <w:rFonts w:ascii="Consolas" w:hAnsi="Consolas"/>
+          <w:sz w:val="19"/>
           <w:lang w:val="en-US"/>
         </w:rPr>
         <w:t>{</w:t>
       </w:r>
       <w:r>
         <w:rPr>
+          <w:rFonts w:ascii="Consolas" w:hAnsi="Consolas"/>
+          <w:sz w:val="19"/>
           <w:lang w:val="en-US"/>
         </w:rPr>
         <w:br/>
@@ -2502,6 +2461,8 @@
       </w:r>
       <w:r>
         <w:rPr>
+          <w:rFonts w:ascii="Consolas" w:hAnsi="Consolas"/>
+          <w:sz w:val="19"/>
           <w:lang w:val="en-US"/>
         </w:rPr>
         <w:br/>
@@ -2509,6 +2470,8 @@
       </w:r>
       <w:r>
         <w:rPr>
+          <w:rFonts w:ascii="Consolas" w:hAnsi="Consolas"/>
+          <w:sz w:val="19"/>
           <w:lang w:val="en-US"/>
         </w:rPr>
         <w:br/>
@@ -2516,18 +2479,19 @@
       </w:r>
       <w:r>
         <w:rPr>
+          <w:rFonts w:ascii="Consolas" w:hAnsi="Consolas"/>
+          <w:sz w:val="19"/>
           <w:lang w:val="en-US"/>
         </w:rPr>
         <w:br/>
       </w:r>
       <w:r>
+        <w:rPr>
+          <w:rFonts w:ascii="Consolas" w:hAnsi="Consolas"/>
+          <w:sz w:val="19"/>
+        </w:rPr>
         <w:t>}</w:t>
       </w:r>
-    </w:p>
-    <w:p>
-      <w:pPr>
-        <w:pStyle w:val="Code"/>
-      </w:pPr>
     </w:p>
     <w:p>
       <w:pPr>
@@ -2780,7 +2744,7 @@
             </w:r>
             <w:r>
               <w:rPr>
-                <w:rStyle w:val="CodeZchn"/>
+                <w:sz w:val="19"/>
               </w:rPr>
               <w:t>/fotos/testbild.png</w:t>
             </w:r>
@@ -2818,36 +2782,19 @@
       <w:r>
         <w:t>Diese Tabelle bildet den tatsächlichen Code-Stand ab (</w:t>
       </w:r>
-      <w:proofErr w:type="gramStart"/>
-      <w:r>
-        <w:rPr>
-          <w:rStyle w:val="CodeZchn"/>
-        </w:rPr>
-        <w:t>app_with_hw.py::</w:t>
-      </w:r>
-      <w:proofErr w:type="gramEnd"/>
-      <w:r>
-        <w:rPr>
-          <w:rStyle w:val="CodeZchn"/>
-        </w:rPr>
-        <w:t>_sync_led / _sync_button_led</w:t>
+      <w:r>
+        <w:t>app_with_hw.py::_sync_led / _sync_button_led</w:t>
       </w:r>
       <w:r>
         <w:t xml:space="preserve">, </w:t>
       </w:r>
       <w:r>
-        <w:rPr>
-          <w:rStyle w:val="CodeZchn"/>
-        </w:rPr>
         <w:t>led_service.py</w:t>
       </w:r>
       <w:r>
         <w:t xml:space="preserve">, </w:t>
       </w:r>
       <w:r>
-        <w:rPr>
-          <w:rStyle w:val="CodeZchn"/>
-        </w:rPr>
         <w:t>hw_led_provider.py</w:t>
       </w:r>
       <w:r>
@@ -3032,9 +2979,9 @@
             <w:r>
               <w:rPr>
                 <w:sz w:val="19"/>
-                <w:szCs w:val="19"/>
                 <w:lang w:val="en-US"/>
               </w:rPr>
+              <w:lastRenderedPageBreak/>
               <w:t>MAIN_MENU, ATTRACT_GALLERY, TERMS</w:t>
             </w:r>
           </w:p>
@@ -3097,7 +3044,6 @@
                 <w:sz w:val="19"/>
                 <w:szCs w:val="19"/>
               </w:rPr>
-              <w:lastRenderedPageBreak/>
               <w:t>GALLERY_GRID</w:t>
             </w:r>
           </w:p>
@@ -4031,7 +3977,6 @@
             <w:r>
               <w:rPr>
                 <w:sz w:val="19"/>
-                <w:szCs w:val="19"/>
                 <w:lang w:val="en-US"/>
               </w:rPr>
               <w:t>ADMIN_MENU, ADMIN_STATUS, ADMIN_CAMERA_SETTINGS, ADMIN_DELETE_DONE, ADMIN_USB_READY, ADMIN_USB_REMOVE, ADMIN_USB_EXPORT_DONE</w:t>
@@ -4099,7 +4044,6 @@
             <w:r>
               <w:rPr>
                 <w:sz w:val="19"/>
-                <w:szCs w:val="19"/>
                 <w:lang w:val="en-US"/>
               </w:rPr>
               <w:t>ADMIN_RESTART_PENDING, ADMIN_USB_CHECK, ADMIN_USB_EJECT</w:t>
@@ -4167,7 +4111,6 @@
             <w:r>
               <w:rPr>
                 <w:sz w:val="19"/>
-                <w:szCs w:val="19"/>
                 <w:lang w:val="en-US"/>
               </w:rPr>
               <w:t>ADMIN_DELETE_CONFIRM, ADMIN_DELETE_RUNNING</w:t>
@@ -4297,7 +4240,6 @@
             <w:r>
               <w:rPr>
                 <w:sz w:val="19"/>
-                <w:szCs w:val="19"/>
                 <w:lang w:val="en-US"/>
               </w:rPr>
               <w:t>ADMIN_USB_PROBLEM, ADMIN_USB_CONFLICTS</w:t>
@@ -4365,7 +4307,6 @@
             <w:r>
               <w:rPr>
                 <w:sz w:val="19"/>
-                <w:szCs w:val="19"/>
                 <w:lang w:val="en-US"/>
               </w:rPr>
               <w:t>ADMIN_USB_COPY, ADMIN_USB_RESOLVE</w:t>
@@ -4516,33 +4457,40 @@
     </w:p>
     <w:p>
       <w:pPr>
-        <w:pStyle w:val="Code"/>
-      </w:pPr>
-    </w:p>
-    <w:p>
-      <w:pPr>
-        <w:pStyle w:val="Code"/>
-      </w:pPr>
-      <w:r>
+        <w:shd w:val="clear" w:color="auto" w:fill="F0F0F0"/>
+        <w:spacing w:before="80" w:after="160"/>
+      </w:pPr>
+      <w:r>
+        <w:rPr>
+          <w:rFonts w:ascii="Consolas" w:hAnsi="Consolas"/>
+          <w:sz w:val="19"/>
+        </w:rPr>
         <w:t>sudo apt update</w:t>
       </w:r>
       <w:r>
+        <w:rPr>
+          <w:rFonts w:ascii="Consolas" w:hAnsi="Consolas"/>
+          <w:sz w:val="19"/>
+        </w:rPr>
         <w:br/>
         <w:t>sudo apt upgrade -y</w:t>
       </w:r>
       <w:r>
+        <w:rPr>
+          <w:rFonts w:ascii="Consolas" w:hAnsi="Consolas"/>
+          <w:sz w:val="19"/>
+        </w:rPr>
         <w:br/>
         <w:t>sudo apt install python3-pygame python3-qrcode python3-pil \</w:t>
       </w:r>
       <w:r>
+        <w:rPr>
+          <w:rFonts w:ascii="Consolas" w:hAnsi="Consolas"/>
+          <w:sz w:val="19"/>
+        </w:rPr>
         <w:br/>
         <w:t xml:space="preserve">    python3-gphoto2 libgphoto2-6 ufw -y</w:t>
       </w:r>
-    </w:p>
-    <w:p>
-      <w:pPr>
-        <w:pStyle w:val="Code"/>
-      </w:pPr>
     </w:p>
     <w:p>
       <w:pPr>
@@ -4570,10 +4518,10 @@
           <w:noProof/>
         </w:rPr>
         <w:drawing>
-          <wp:inline distT="0" distB="0" distL="0" distR="0" wp14:anchorId="7D5ED5E5" wp14:editId="5A3D5B04">
-            <wp:extent cx="4387215" cy="3282315"/>
+          <wp:inline distT="0" distB="0" distL="0" distR="0" wp14:anchorId="31D55B27" wp14:editId="3AB1FB11">
+            <wp:extent cx="4381500" cy="3276600"/>
             <wp:effectExtent l="0" t="0" r="0" b="0"/>
-            <wp:docPr id="705019613" name="Grafik 13" descr="Ein Bild, das Text, Screenshot, Software, Display enthält.&#10;&#10;KI-generierte Inhalte können fehlerhaft sein."/>
+            <wp:docPr id="1" name="Grafik 1" descr="Ein Bild, das Text, Screenshot, Software, Display enthält.&#10;&#10;KI-generierte Inhalte können fehlerhaft sein."/>
             <wp:cNvGraphicFramePr>
               <a:graphicFrameLocks xmlns:a="http://schemas.openxmlformats.org/drawingml/2006/main" noChangeAspect="1"/>
             </wp:cNvGraphicFramePr>
@@ -4581,19 +4529,13 @@
               <a:graphicData uri="http://schemas.openxmlformats.org/drawingml/2006/picture">
                 <pic:pic xmlns:pic="http://schemas.openxmlformats.org/drawingml/2006/picture">
                   <pic:nvPicPr>
-                    <pic:cNvPr id="705019613" name="Grafik 13" descr="Ein Bild, das Text, Screenshot, Software, Display enthält.&#10;&#10;KI-generierte Inhalte können fehlerhaft sein."/>
+                    <pic:cNvPr id="1" name="Grafik 1" descr="Ein Bild, das Text, Screenshot, Software, Display enthält.&#10;&#10;KI-generierte Inhalte können fehlerhaft sein."/>
                     <pic:cNvPicPr>
                       <a:picLocks noChangeAspect="1" noChangeArrowheads="1"/>
                     </pic:cNvPicPr>
                   </pic:nvPicPr>
                   <pic:blipFill>
-                    <a:blip r:embed="rId5" cstate="print">
-                      <a:extLst>
-                        <a:ext uri="{28A0092B-C50C-407E-A947-70E740481C1C}">
-                          <a14:useLocalDpi xmlns:a14="http://schemas.microsoft.com/office/drawing/2010/main" val="0"/>
-                        </a:ext>
-                      </a:extLst>
-                    </a:blip>
+                    <a:blip r:embed="rId5"/>
                     <a:srcRect/>
                     <a:stretch>
                       <a:fillRect/>
@@ -4602,15 +4544,11 @@
                   <pic:spPr bwMode="auto">
                     <a:xfrm>
                       <a:off x="0" y="0"/>
-                      <a:ext cx="4387215" cy="3282315"/>
+                      <a:ext cx="4381500" cy="3276600"/>
                     </a:xfrm>
                     <a:prstGeom prst="rect">
                       <a:avLst/>
                     </a:prstGeom>
-                    <a:noFill/>
-                    <a:ln>
-                      <a:noFill/>
-                    </a:ln>
                   </pic:spPr>
                 </pic:pic>
               </a:graphicData>
@@ -4660,21 +4598,16 @@
     </w:p>
     <w:p>
       <w:pPr>
-        <w:pStyle w:val="Code"/>
-      </w:pPr>
-    </w:p>
-    <w:p>
-      <w:pPr>
-        <w:pStyle w:val="Code"/>
-      </w:pPr>
-      <w:r>
+        <w:shd w:val="clear" w:color="auto" w:fill="F0F0F0"/>
+        <w:spacing w:before="80" w:after="160"/>
+      </w:pPr>
+      <w:r>
+        <w:rPr>
+          <w:rFonts w:ascii="Consolas" w:hAnsi="Consolas"/>
+          <w:sz w:val="19"/>
+        </w:rPr>
         <w:t>sudo raspi-config</w:t>
       </w:r>
-    </w:p>
-    <w:p>
-      <w:pPr>
-        <w:pStyle w:val="Code"/>
-      </w:pPr>
     </w:p>
     <w:p>
       <w:pPr>
@@ -4684,8 +4617,14 @@
           <w:numId w:val="1"/>
         </w:numPr>
         <w:spacing w:after="90"/>
-      </w:pPr>
-      <w:r>
+        <w:rPr>
+          <w:lang w:val="en-US"/>
+        </w:rPr>
+      </w:pPr>
+      <w:r>
+        <w:rPr>
+          <w:lang w:val="en-US"/>
+        </w:rPr>
         <w:t>Display Options → Screen Blanking → No</w:t>
       </w:r>
     </w:p>
@@ -4700,10 +4639,10 @@
         </w:rPr>
         <w:lastRenderedPageBreak/>
         <w:drawing>
-          <wp:inline distT="0" distB="0" distL="0" distR="0" wp14:anchorId="3A409D0A" wp14:editId="15B70FFB">
-            <wp:extent cx="4387215" cy="3039110"/>
-            <wp:effectExtent l="0" t="0" r="0" b="8890"/>
-            <wp:docPr id="940987799" name="Grafik 12" descr="Ein Bild, das Text, Screenshot, Software, Multimedia-Software enthält.&#10;&#10;KI-generierte Inhalte können fehlerhaft sein."/>
+          <wp:inline distT="0" distB="0" distL="0" distR="0" wp14:anchorId="3E901713" wp14:editId="58F98A99">
+            <wp:extent cx="4381500" cy="3038475"/>
+            <wp:effectExtent l="0" t="0" r="0" b="0"/>
+            <wp:docPr id="1523891900" name="Grafik 1523891900" descr="Ein Bild, das Text, Screenshot, Software, Multimedia-Software enthält.&#10;&#10;KI-generierte Inhalte können fehlerhaft sein."/>
             <wp:cNvGraphicFramePr>
               <a:graphicFrameLocks xmlns:a="http://schemas.openxmlformats.org/drawingml/2006/main" noChangeAspect="1"/>
             </wp:cNvGraphicFramePr>
@@ -4711,19 +4650,13 @@
               <a:graphicData uri="http://schemas.openxmlformats.org/drawingml/2006/picture">
                 <pic:pic xmlns:pic="http://schemas.openxmlformats.org/drawingml/2006/picture">
                   <pic:nvPicPr>
-                    <pic:cNvPr id="940987799" name="Grafik 12" descr="Ein Bild, das Text, Screenshot, Software, Multimedia-Software enthält.&#10;&#10;KI-generierte Inhalte können fehlerhaft sein."/>
+                    <pic:cNvPr id="1523891900" name="Grafik 1523891900" descr="Ein Bild, das Text, Screenshot, Software, Multimedia-Software enthält.&#10;&#10;KI-generierte Inhalte können fehlerhaft sein."/>
                     <pic:cNvPicPr>
                       <a:picLocks noChangeAspect="1" noChangeArrowheads="1"/>
                     </pic:cNvPicPr>
                   </pic:nvPicPr>
                   <pic:blipFill>
-                    <a:blip r:embed="rId6">
-                      <a:extLst>
-                        <a:ext uri="{28A0092B-C50C-407E-A947-70E740481C1C}">
-                          <a14:useLocalDpi xmlns:a14="http://schemas.microsoft.com/office/drawing/2010/main" val="0"/>
-                        </a:ext>
-                      </a:extLst>
-                    </a:blip>
+                    <a:blip r:embed="rId6"/>
                     <a:srcRect/>
                     <a:stretch>
                       <a:fillRect/>
@@ -4732,15 +4665,11 @@
                   <pic:spPr bwMode="auto">
                     <a:xfrm>
                       <a:off x="0" y="0"/>
-                      <a:ext cx="4387215" cy="3039110"/>
+                      <a:ext cx="4381500" cy="3038475"/>
                     </a:xfrm>
                     <a:prstGeom prst="rect">
                       <a:avLst/>
                     </a:prstGeom>
-                    <a:noFill/>
-                    <a:ln>
-                      <a:noFill/>
-                    </a:ln>
                   </pic:spPr>
                 </pic:pic>
               </a:graphicData>
@@ -4781,43 +4710,10 @@
         <w:t xml:space="preserve">In </w:t>
       </w:r>
       <w:r>
-        <w:rPr>
-          <w:rStyle w:val="CodeZchn"/>
-        </w:rPr>
         <w:t>/boot/firmware/config.txt</w:t>
       </w:r>
       <w:r>
         <w:t>:</w:t>
-      </w:r>
-    </w:p>
-    <w:p>
-      <w:pPr>
-        <w:pStyle w:val="Code"/>
-      </w:pPr>
-    </w:p>
-    <w:p>
-      <w:pPr>
-        <w:pStyle w:val="Code"/>
-      </w:pPr>
-      <w:r>
-        <w:t># Bluetooth komplett deaktivieren</w:t>
-      </w:r>
-      <w:r>
-        <w:br/>
-        <w:t>dtoverlay=disable-bt</w:t>
-      </w:r>
-    </w:p>
-    <w:p>
-      <w:pPr>
-        <w:pStyle w:val="Code"/>
-      </w:pPr>
-    </w:p>
-    <w:p>
-      <w:pPr>
-        <w:spacing w:after="160"/>
-      </w:pPr>
-      <w:r>
-        <w:t>Zusätzlich den Systemdienst deaktivieren, damit kein vergeblicher Startversuch im Hintergrund läuft:</w:t>
       </w:r>
     </w:p>
     <w:p>
@@ -4827,6 +4723,35 @@
       </w:pPr>
       <w:r>
         <w:rPr>
+          <w:rFonts w:ascii="Consolas" w:hAnsi="Consolas"/>
+          <w:sz w:val="19"/>
+        </w:rPr>
+        <w:t># Bluetooth komplett deaktivieren</w:t>
+      </w:r>
+      <w:r>
+        <w:rPr>
+          <w:rFonts w:ascii="Consolas" w:hAnsi="Consolas"/>
+          <w:sz w:val="19"/>
+        </w:rPr>
+        <w:br/>
+        <w:t>dtoverlay=disable-bt</w:t>
+      </w:r>
+    </w:p>
+    <w:p>
+      <w:pPr>
+        <w:spacing w:after="160"/>
+      </w:pPr>
+      <w:r>
+        <w:t>Zusätzlich den Systemdienst deaktivieren, damit kein vergeblicher Startversuch im Hintergrund läuft:</w:t>
+      </w:r>
+    </w:p>
+    <w:p>
+      <w:pPr>
+        <w:shd w:val="clear" w:color="auto" w:fill="F0F0F0"/>
+        <w:spacing w:before="80" w:after="160"/>
+      </w:pPr>
+      <w:r>
+        <w:rPr>
           <w:rFonts w:ascii="Consolas" w:eastAsia="Consolas" w:hAnsi="Consolas" w:cs="Consolas"/>
           <w:sz w:val="19"/>
           <w:szCs w:val="19"/>
@@ -4852,21 +4777,16 @@
     </w:p>
     <w:p>
       <w:pPr>
-        <w:pStyle w:val="Code"/>
-      </w:pPr>
-    </w:p>
-    <w:p>
-      <w:pPr>
-        <w:pStyle w:val="Code"/>
-      </w:pPr>
-      <w:r>
+        <w:shd w:val="clear" w:color="auto" w:fill="F0F0F0"/>
+        <w:spacing w:before="80" w:after="160"/>
+      </w:pPr>
+      <w:r>
+        <w:rPr>
+          <w:rFonts w:ascii="Consolas" w:hAnsi="Consolas"/>
+          <w:sz w:val="19"/>
+        </w:rPr>
         <w:t>sudo raspi-config</w:t>
       </w:r>
-    </w:p>
-    <w:p>
-      <w:pPr>
-        <w:pStyle w:val="Code"/>
-      </w:pPr>
     </w:p>
     <w:p>
       <w:pPr>
@@ -4876,8 +4796,14 @@
           <w:numId w:val="1"/>
         </w:numPr>
         <w:spacing w:after="90"/>
-      </w:pPr>
-      <w:r>
+        <w:rPr>
+          <w:lang w:val="en-US"/>
+        </w:rPr>
+      </w:pPr>
+      <w:r>
+        <w:rPr>
+          <w:lang w:val="en-US"/>
+        </w:rPr>
         <w:t>3 Interface Options → I3 VNC → Enable</w:t>
       </w:r>
     </w:p>
@@ -4902,165 +4828,129 @@
     </w:p>
     <w:p>
       <w:pPr>
-        <w:pStyle w:val="Code"/>
+        <w:shd w:val="clear" w:color="auto" w:fill="F0F0F0"/>
+        <w:spacing w:before="80" w:after="160"/>
+      </w:pPr>
+      <w:r>
+        <w:rPr>
+          <w:rFonts w:ascii="Consolas" w:hAnsi="Consolas"/>
+          <w:sz w:val="19"/>
+        </w:rPr>
+        <w:t>sudo reboot</w:t>
+      </w:r>
+    </w:p>
+    <w:p>
+      <w:pPr>
+        <w:pStyle w:val="berschrift3"/>
+      </w:pPr>
+      <w:r>
+        <w:t>Fix für grauen VNC-Bildschirm bei Headless-Boot</w:t>
+      </w:r>
+    </w:p>
+    <w:p>
+      <w:pPr>
+        <w:spacing w:after="160"/>
+      </w:pPr>
+      <w:r>
+        <w:t>Falls das System mit X11 läuft, den blockierenden Wayland-VNC-Dienst dauerhaft beenden:</w:t>
+      </w:r>
+    </w:p>
+    <w:p>
+      <w:pPr>
+        <w:shd w:val="clear" w:color="auto" w:fill="F0F0F0"/>
+        <w:spacing w:before="80" w:after="160"/>
         <w:rPr>
           <w:lang w:val="en-US"/>
         </w:rPr>
       </w:pPr>
-    </w:p>
-    <w:p>
-      <w:pPr>
-        <w:pStyle w:val="Code"/>
-      </w:pPr>
-      <w:r>
+      <w:r>
+        <w:rPr>
+          <w:rFonts w:ascii="Consolas" w:hAnsi="Consolas"/>
+          <w:sz w:val="19"/>
+          <w:lang w:val="en-US"/>
+        </w:rPr>
+        <w:t>sudo systemctl stop wayvnc</w:t>
+      </w:r>
+      <w:r>
+        <w:rPr>
+          <w:rFonts w:ascii="Consolas" w:hAnsi="Consolas"/>
+          <w:sz w:val="19"/>
+          <w:lang w:val="en-US"/>
+        </w:rPr>
+        <w:br/>
+        <w:t>sudo systemctl disable wayvnc</w:t>
+      </w:r>
+    </w:p>
+    <w:p>
+      <w:pPr>
+        <w:spacing w:after="160"/>
+        <w:rPr>
+          <w:lang w:val="en-US"/>
+        </w:rPr>
+      </w:pPr>
+      <w:r>
+        <w:rPr>
+          <w:lang w:val="en-US"/>
+        </w:rPr>
+        <w:t>Danach in /boot/firmware/config.txt:</w:t>
+      </w:r>
+    </w:p>
+    <w:p>
+      <w:pPr>
+        <w:shd w:val="clear" w:color="auto" w:fill="F0F0F0"/>
+        <w:spacing w:before="80" w:after="160"/>
+        <w:rPr>
+          <w:lang w:val="en-US"/>
+        </w:rPr>
+      </w:pPr>
+      <w:r>
+        <w:rPr>
+          <w:rFonts w:ascii="Consolas" w:hAnsi="Consolas"/>
+          <w:sz w:val="19"/>
+          <w:lang w:val="en-US"/>
+        </w:rPr>
+        <w:t># Fix für grauen VNC-Bildschirm bei Headless-Boot</w:t>
+      </w:r>
+      <w:r>
+        <w:rPr>
+          <w:rFonts w:ascii="Consolas" w:hAnsi="Consolas"/>
+          <w:sz w:val="19"/>
+          <w:lang w:val="en-US"/>
+        </w:rPr>
+        <w:br/>
+        <w:t>hdmi_force_hotplug=1</w:t>
+      </w:r>
+      <w:r>
+        <w:rPr>
+          <w:rFonts w:ascii="Consolas" w:hAnsi="Consolas"/>
+          <w:sz w:val="19"/>
+          <w:lang w:val="en-US"/>
+        </w:rPr>
+        <w:br/>
+        <w:t>hdmi_group=2</w:t>
+      </w:r>
+      <w:r>
+        <w:rPr>
+          <w:rFonts w:ascii="Consolas" w:hAnsi="Consolas"/>
+          <w:sz w:val="19"/>
+          <w:lang w:val="en-US"/>
+        </w:rPr>
+        <w:br/>
+        <w:t>hdmi_mode=82</w:t>
+      </w:r>
+    </w:p>
+    <w:p>
+      <w:pPr>
+        <w:shd w:val="clear" w:color="auto" w:fill="F0F0F0"/>
+        <w:spacing w:before="80" w:after="160"/>
+      </w:pPr>
+      <w:r>
+        <w:rPr>
+          <w:rFonts w:ascii="Consolas" w:hAnsi="Consolas"/>
+          <w:sz w:val="19"/>
+        </w:rPr>
         <w:t>sudo reboot</w:t>
       </w:r>
-    </w:p>
-    <w:p>
-      <w:pPr>
-        <w:pStyle w:val="Code"/>
-      </w:pPr>
-    </w:p>
-    <w:p>
-      <w:pPr>
-        <w:pStyle w:val="berschrift3"/>
-      </w:pPr>
-      <w:r>
-        <w:t>Fix für grauen VNC-Bildschirm bei Headless-Boot</w:t>
-      </w:r>
-    </w:p>
-    <w:p>
-      <w:pPr>
-        <w:spacing w:after="160"/>
-      </w:pPr>
-      <w:r>
-        <w:t>Falls das System mit X11 läuft, den blockierenden Wayland-VNC-Dienst dauerhaft beenden:</w:t>
-      </w:r>
-    </w:p>
-    <w:p>
-      <w:pPr>
-        <w:pStyle w:val="Code"/>
-      </w:pPr>
-    </w:p>
-    <w:p>
-      <w:pPr>
-        <w:pStyle w:val="Code"/>
-        <w:rPr>
-          <w:lang w:val="en-US"/>
-        </w:rPr>
-      </w:pPr>
-      <w:r>
-        <w:rPr>
-          <w:lang w:val="en-US"/>
-        </w:rPr>
-        <w:t>sudo systemctl stop wayvnc</w:t>
-      </w:r>
-      <w:r>
-        <w:rPr>
-          <w:lang w:val="en-US"/>
-        </w:rPr>
-        <w:br/>
-        <w:t>sudo systemctl disable wayvnc</w:t>
-      </w:r>
-    </w:p>
-    <w:p>
-      <w:pPr>
-        <w:pStyle w:val="Code"/>
-        <w:rPr>
-          <w:lang w:val="en-US"/>
-        </w:rPr>
-      </w:pPr>
-    </w:p>
-    <w:p>
-      <w:pPr>
-        <w:spacing w:after="160"/>
-        <w:rPr>
-          <w:lang w:val="en-US"/>
-        </w:rPr>
-      </w:pPr>
-    </w:p>
-    <w:p>
-      <w:pPr>
-        <w:spacing w:after="160"/>
-        <w:rPr>
-          <w:lang w:val="en-US"/>
-        </w:rPr>
-      </w:pPr>
-      <w:r>
-        <w:rPr>
-          <w:lang w:val="en-US"/>
-        </w:rPr>
-        <w:t xml:space="preserve">Danach in </w:t>
-      </w:r>
-      <w:r>
-        <w:rPr>
-          <w:rStyle w:val="CodeZchn"/>
-          <w:lang w:val="en-US"/>
-        </w:rPr>
-        <w:t>/boot/firmware/config.txt</w:t>
-      </w:r>
-      <w:r>
-        <w:rPr>
-          <w:lang w:val="en-US"/>
-        </w:rPr>
-        <w:t>:</w:t>
-      </w:r>
-    </w:p>
-    <w:p>
-      <w:pPr>
-        <w:pStyle w:val="Code"/>
-        <w:rPr>
-          <w:lang w:val="en-US"/>
-        </w:rPr>
-      </w:pPr>
-    </w:p>
-    <w:p>
-      <w:pPr>
-        <w:pStyle w:val="Code"/>
-        <w:rPr>
-          <w:lang w:val="en-US"/>
-        </w:rPr>
-      </w:pPr>
-      <w:r>
-        <w:rPr>
-          <w:lang w:val="en-US"/>
-        </w:rPr>
-        <w:t># Fix für grauen VNC-Bildschirm bei Headless-Boot</w:t>
-      </w:r>
-      <w:r>
-        <w:rPr>
-          <w:lang w:val="en-US"/>
-        </w:rPr>
-        <w:br/>
-        <w:t>hdmi_force_hotplug=1</w:t>
-      </w:r>
-      <w:r>
-        <w:rPr>
-          <w:lang w:val="en-US"/>
-        </w:rPr>
-        <w:br/>
-        <w:t>hdmi_group=2</w:t>
-      </w:r>
-      <w:r>
-        <w:rPr>
-          <w:lang w:val="en-US"/>
-        </w:rPr>
-        <w:br/>
-        <w:t>hdmi_mode=82</w:t>
-      </w:r>
-    </w:p>
-    <w:p>
-      <w:pPr>
-        <w:pStyle w:val="Code"/>
-      </w:pPr>
-      <w:r>
-        <w:t>sudo reboot</w:t>
-      </w:r>
-    </w:p>
-    <w:p>
-      <w:pPr>
-        <w:pStyle w:val="Code"/>
-      </w:pPr>
     </w:p>
     <w:p>
       <w:r>
@@ -5756,7 +5646,6 @@
             <w:r>
               <w:rPr>
                 <w:sz w:val="19"/>
-                <w:szCs w:val="19"/>
                 <w:lang w:val="en-US"/>
               </w:rPr>
               <w:t>Shutter-Trigger (Ausgang, active LOW)</w:t>
@@ -6008,7 +5897,6 @@
             <w:r>
               <w:rPr>
                 <w:sz w:val="19"/>
-                <w:szCs w:val="19"/>
                 <w:lang w:val="en-US"/>
               </w:rPr>
               <w:t>LED-Ring DI (SPI0 MOSI, neopixel_spi)</w:t>
@@ -6129,10 +6017,10 @@
           <w:noProof/>
         </w:rPr>
         <w:drawing>
-          <wp:inline distT="0" distB="0" distL="0" distR="0" wp14:anchorId="5BD5635F" wp14:editId="3765DF89">
-            <wp:extent cx="4756785" cy="2732405"/>
-            <wp:effectExtent l="0" t="0" r="5715" b="0"/>
-            <wp:docPr id="1414820450" name="Grafik 11" descr="Ein Bild, das Text, Zahl enthält.&#10;&#10;KI-generierte Inhalte können fehlerhaft sein."/>
+          <wp:inline distT="0" distB="0" distL="0" distR="0" wp14:anchorId="6D43853F" wp14:editId="7846FE19">
+            <wp:extent cx="4762500" cy="2733675"/>
+            <wp:effectExtent l="0" t="0" r="0" b="0"/>
+            <wp:docPr id="1585162868" name="Grafik 1585162868" descr="Ein Bild, das Text, Zahl enthält.&#10;&#10;KI-generierte Inhalte können fehlerhaft sein."/>
             <wp:cNvGraphicFramePr>
               <a:graphicFrameLocks xmlns:a="http://schemas.openxmlformats.org/drawingml/2006/main" noChangeAspect="1"/>
             </wp:cNvGraphicFramePr>
@@ -6140,19 +6028,13 @@
               <a:graphicData uri="http://schemas.openxmlformats.org/drawingml/2006/picture">
                 <pic:pic xmlns:pic="http://schemas.openxmlformats.org/drawingml/2006/picture">
                   <pic:nvPicPr>
-                    <pic:cNvPr id="1414820450" name="Grafik 11" descr="Ein Bild, das Text, Zahl enthält.&#10;&#10;KI-generierte Inhalte können fehlerhaft sein."/>
+                    <pic:cNvPr id="1585162868" name="Grafik 1585162868" descr="Ein Bild, das Text, Zahl enthält.&#10;&#10;KI-generierte Inhalte können fehlerhaft sein."/>
                     <pic:cNvPicPr>
                       <a:picLocks noChangeAspect="1" noChangeArrowheads="1"/>
                     </pic:cNvPicPr>
                   </pic:nvPicPr>
                   <pic:blipFill>
-                    <a:blip r:embed="rId7" cstate="print">
-                      <a:extLst>
-                        <a:ext uri="{28A0092B-C50C-407E-A947-70E740481C1C}">
-                          <a14:useLocalDpi xmlns:a14="http://schemas.microsoft.com/office/drawing/2010/main" val="0"/>
-                        </a:ext>
-                      </a:extLst>
-                    </a:blip>
+                    <a:blip r:embed="rId7"/>
                     <a:srcRect/>
                     <a:stretch>
                       <a:fillRect/>
@@ -6161,15 +6043,11 @@
                   <pic:spPr bwMode="auto">
                     <a:xfrm>
                       <a:off x="0" y="0"/>
-                      <a:ext cx="4756785" cy="2732405"/>
+                      <a:ext cx="4762500" cy="2733675"/>
                     </a:xfrm>
                     <a:prstGeom prst="rect">
                       <a:avLst/>
                     </a:prstGeom>
-                    <a:noFill/>
-                    <a:ln>
-                      <a:noFill/>
-                    </a:ln>
                   </pic:spPr>
                 </pic:pic>
               </a:graphicData>
@@ -6257,35 +6135,42 @@
     </w:p>
     <w:p>
       <w:pPr>
-        <w:pStyle w:val="Code"/>
-      </w:pPr>
-    </w:p>
-    <w:p>
-      <w:pPr>
-        <w:pStyle w:val="Code"/>
-      </w:pPr>
-      <w:r>
+        <w:shd w:val="clear" w:color="auto" w:fill="F0F0F0"/>
+        <w:spacing w:before="80" w:after="160"/>
+      </w:pPr>
+      <w:r>
+        <w:rPr>
+          <w:rFonts w:ascii="Consolas" w:hAnsi="Consolas"/>
+          <w:sz w:val="19"/>
+        </w:rPr>
         <w:t>GPIO 15 (Pin 10) --[interner Pull-up]--&gt; Taster-Pin 1</w:t>
       </w:r>
       <w:r>
+        <w:rPr>
+          <w:rFonts w:ascii="Consolas" w:hAnsi="Consolas"/>
+          <w:sz w:val="19"/>
+        </w:rPr>
         <w:br/>
         <w:t>GND (Pin 14)     ------------------------&gt; Taster-Pin 2</w:t>
       </w:r>
       <w:r>
-        <w:br/>
-      </w:r>
-      <w:r>
+        <w:rPr>
+          <w:rFonts w:ascii="Consolas" w:hAnsi="Consolas"/>
+          <w:sz w:val="19"/>
+        </w:rPr>
+        <w:br/>
+      </w:r>
+      <w:r>
+        <w:rPr>
+          <w:rFonts w:ascii="Consolas" w:hAnsi="Consolas"/>
+          <w:sz w:val="19"/>
+        </w:rPr>
         <w:br/>
         <w:t>-&gt; Druck zieht GPIO 15 auf LOW</w:t>
       </w:r>
     </w:p>
     <w:p>
       <w:pPr>
-        <w:pStyle w:val="Code"/>
-      </w:pPr>
-    </w:p>
-    <w:p>
-      <w:pPr>
         <w:pStyle w:val="berschrift2"/>
       </w:pPr>
       <w:r>
@@ -6297,129 +6182,217 @@
         <w:spacing w:after="160"/>
       </w:pPr>
       <w:r>
-        <w:t xml:space="preserve">Die im Taster integrierte LED ist für 5V ausgelegt und darf nicht direkt an einen GPIO-Pin (3,3V, max. 10-15 mA). Die Entkopplung erfolgt über einen NPN-Transistor (z. B. BC547, BC548 oder PN2222, TO-92-Gehäuse) mit 1-kΩ-Basiswiderstand: </w:t>
-      </w:r>
-      <w:proofErr w:type="gramStart"/>
-      <w:r>
-        <w:t>Der Pi</w:t>
-      </w:r>
-      <w:proofErr w:type="gramEnd"/>
-      <w:r>
-        <w:t xml:space="preserve"> schaltet über GPIO 16 nur den minimalen Basisstrom, der Transistor schaltet die eigentliche 5V-Versorgung der LED.</w:t>
-      </w:r>
-    </w:p>
-    <w:p>
-      <w:pPr>
-        <w:pStyle w:val="Code"/>
-      </w:pPr>
-    </w:p>
-    <w:p>
-      <w:pPr>
-        <w:pStyle w:val="Code"/>
-      </w:pPr>
-      <w:r>
-        <w:t>TO-92 Geh</w:t>
-      </w:r>
-      <w:r>
-        <w:t>ä</w:t>
-      </w:r>
-      <w:r>
-        <w:t>use (flache Seite vorn)</w:t>
-      </w:r>
-      <w:r>
+        <w:t>Die im Taster integrierte LED ist für 5V ausgelegt und darf nicht direkt an einen GPIO-Pin (3,3V, max. 10-15 mA). Die Entkopplung erfolgt über einen NPN-Transistor (z. B. BC547, BC548 oder PN2222, TO-92-Gehäuse) mit 1-kΩ-Basiswiderstand: Der Pi schaltet über GPIO 16 nur den minimalen Basisstrom, der Transistor schaltet die eigentliche 5V-Versorgung der LED.</w:t>
+      </w:r>
+    </w:p>
+    <w:p>
+      <w:pPr>
+        <w:shd w:val="clear" w:color="auto" w:fill="F0F0F0"/>
+        <w:spacing w:before="80" w:after="160"/>
+      </w:pPr>
+      <w:r>
+        <w:rPr>
+          <w:rFonts w:ascii="Consolas" w:hAnsi="Consolas"/>
+          <w:sz w:val="19"/>
+        </w:rPr>
+        <w:t xml:space="preserve">TO-92 </w:t>
+      </w:r>
+      <w:r>
+        <w:rPr>
+          <w:rFonts w:ascii="Consolas" w:eastAsia="Consolas" w:hAnsi="Consolas" w:cs="Consolas"/>
+          <w:sz w:val="19"/>
+          <w:szCs w:val="19"/>
+        </w:rPr>
+        <w:t>Gehaeuse</w:t>
+      </w:r>
+      <w:r>
+        <w:rPr>
+          <w:rFonts w:ascii="Consolas" w:hAnsi="Consolas"/>
+          <w:sz w:val="19"/>
+        </w:rPr>
+        <w:t xml:space="preserve"> (flache Seite vorn)</w:t>
+      </w:r>
+      <w:r>
+        <w:rPr>
+          <w:rFonts w:ascii="Consolas" w:hAnsi="Consolas"/>
+          <w:sz w:val="19"/>
+        </w:rPr>
         <w:br/>
         <w:t xml:space="preserve">   .------.</w:t>
       </w:r>
       <w:r>
+        <w:rPr>
+          <w:rFonts w:ascii="Consolas" w:hAnsi="Consolas"/>
+          <w:sz w:val="19"/>
+        </w:rPr>
         <w:br/>
         <w:t xml:space="preserve">  /        \</w:t>
       </w:r>
       <w:r>
+        <w:rPr>
+          <w:rFonts w:ascii="Consolas" w:hAnsi="Consolas"/>
+          <w:sz w:val="19"/>
+        </w:rPr>
         <w:br/>
         <w:t xml:space="preserve"> |  BC547   |</w:t>
       </w:r>
       <w:r>
+        <w:rPr>
+          <w:rFonts w:ascii="Consolas" w:hAnsi="Consolas"/>
+          <w:sz w:val="19"/>
+        </w:rPr>
         <w:br/>
         <w:t xml:space="preserve"> |__________|</w:t>
       </w:r>
       <w:r>
+        <w:rPr>
+          <w:rFonts w:ascii="Consolas" w:hAnsi="Consolas"/>
+          <w:sz w:val="19"/>
+        </w:rPr>
         <w:br/>
         <w:t xml:space="preserve">    |  |  |</w:t>
       </w:r>
       <w:r>
+        <w:rPr>
+          <w:rFonts w:ascii="Consolas" w:hAnsi="Consolas"/>
+          <w:sz w:val="19"/>
+        </w:rPr>
         <w:br/>
         <w:t xml:space="preserve">    C  B  E</w:t>
       </w:r>
       <w:r>
+        <w:rPr>
+          <w:rFonts w:ascii="Consolas" w:hAnsi="Consolas"/>
+          <w:sz w:val="19"/>
+        </w:rPr>
         <w:br/>
         <w:t xml:space="preserve">    |  |  |</w:t>
       </w:r>
       <w:r>
-        <w:br/>
-        <w:t xml:space="preserve">    |  |  +---&gt; Emitter (E)   --&gt; GND (Pin 34)</w:t>
-      </w:r>
-      <w:r>
-        <w:br/>
-        <w:t xml:space="preserve">    |  +------&gt; Basis (B)     --&gt; [1 kOhm] --&gt; GPIO 16 (Pin 36)</w:t>
-      </w:r>
-      <w:r>
+        <w:rPr>
+          <w:rFonts w:ascii="Consolas" w:hAnsi="Consolas"/>
+          <w:sz w:val="19"/>
+        </w:rPr>
+        <w:br/>
+        <w:t xml:space="preserve">    |  |  +---&gt; Emitter (E) --&gt; GND (Pin 34)</w:t>
+      </w:r>
+      <w:r>
+        <w:rPr>
+          <w:rFonts w:ascii="Consolas" w:hAnsi="Consolas"/>
+          <w:sz w:val="19"/>
+        </w:rPr>
+        <w:br/>
+        <w:t xml:space="preserve">    |  +------&gt; Basis (B) --&gt; [1 kOhm] --&gt; GPIO 16 (Pin 36)</w:t>
+      </w:r>
+      <w:r>
+        <w:rPr>
+          <w:rFonts w:ascii="Consolas" w:hAnsi="Consolas"/>
+          <w:sz w:val="19"/>
+        </w:rPr>
         <w:br/>
         <w:t xml:space="preserve">    +---------&gt; Kollektor (C) --&gt; Taster-LED Minuspol (-)</w:t>
       </w:r>
       <w:r>
-        <w:br/>
-      </w:r>
-      <w:r>
+        <w:rPr>
+          <w:rFonts w:ascii="Consolas" w:hAnsi="Consolas"/>
+          <w:sz w:val="19"/>
+        </w:rPr>
+        <w:br/>
+      </w:r>
+      <w:r>
+        <w:rPr>
+          <w:rFonts w:ascii="Consolas" w:hAnsi="Consolas"/>
+          <w:sz w:val="19"/>
+        </w:rPr>
         <w:br/>
         <w:t>Schaltplan-Logik:</w:t>
       </w:r>
       <w:r>
-        <w:br/>
-      </w:r>
-      <w:r>
+        <w:rPr>
+          <w:rFonts w:ascii="Consolas" w:hAnsi="Consolas"/>
+          <w:sz w:val="19"/>
+        </w:rPr>
+        <w:br/>
+      </w:r>
+      <w:r>
+        <w:rPr>
+          <w:rFonts w:ascii="Consolas" w:hAnsi="Consolas"/>
+          <w:sz w:val="19"/>
+        </w:rPr>
         <w:br/>
         <w:t>[Raspi 5V, Pin 4] ---------&gt; (+) [Taster-LED] (-)</w:t>
       </w:r>
       <w:r>
+        <w:rPr>
+          <w:rFonts w:ascii="Consolas" w:hAnsi="Consolas"/>
+          <w:sz w:val="19"/>
+        </w:rPr>
         <w:br/>
         <w:t xml:space="preserve">                                        |</w:t>
       </w:r>
       <w:r>
+        <w:rPr>
+          <w:rFonts w:ascii="Consolas" w:hAnsi="Consolas"/>
+          <w:sz w:val="19"/>
+        </w:rPr>
         <w:br/>
         <w:t xml:space="preserve">                                        v</w:t>
       </w:r>
       <w:r>
+        <w:rPr>
+          <w:rFonts w:ascii="Consolas" w:hAnsi="Consolas"/>
+          <w:sz w:val="19"/>
+        </w:rPr>
         <w:br/>
         <w:t xml:space="preserve">                                  (Kollektor C)</w:t>
       </w:r>
       <w:r>
-        <w:br/>
-      </w:r>
-      <w:r>
+        <w:rPr>
+          <w:rFonts w:ascii="Consolas" w:hAnsi="Consolas"/>
+          <w:sz w:val="19"/>
+        </w:rPr>
+        <w:br/>
+      </w:r>
+      <w:r>
+        <w:rPr>
+          <w:rFonts w:ascii="Consolas" w:hAnsi="Consolas"/>
+          <w:sz w:val="19"/>
+        </w:rPr>
         <w:br/>
         <w:t>[Raspi GPIO 16, Pin 36] ---&gt; [1 kOhm] ---&gt; (Basis B) [NPN-Transistor]</w:t>
       </w:r>
       <w:r>
+        <w:rPr>
+          <w:rFonts w:ascii="Consolas" w:hAnsi="Consolas"/>
+          <w:sz w:val="19"/>
+        </w:rPr>
         <w:br/>
         <w:t xml:space="preserve">                                                (Emitter E)</w:t>
       </w:r>
       <w:r>
+        <w:rPr>
+          <w:rFonts w:ascii="Consolas" w:hAnsi="Consolas"/>
+          <w:sz w:val="19"/>
+        </w:rPr>
         <w:br/>
         <w:t xml:space="preserve">                                                     |</w:t>
       </w:r>
       <w:r>
+        <w:rPr>
+          <w:rFonts w:ascii="Consolas" w:hAnsi="Consolas"/>
+          <w:sz w:val="19"/>
+        </w:rPr>
         <w:br/>
         <w:t xml:space="preserve">                                                     v</w:t>
       </w:r>
       <w:r>
-        <w:br/>
-        <w:t xml:space="preserve">                                            [Raspi GND, Pin 34]</w:t>
-      </w:r>
-    </w:p>
-    <w:p>
-      <w:pPr>
-        <w:pStyle w:val="Code"/>
-      </w:pPr>
+        <w:rPr>
+          <w:rFonts w:ascii="Consolas" w:hAnsi="Consolas"/>
+          <w:sz w:val="19"/>
+        </w:rPr>
+        <w:br/>
+        <w:t xml:space="preserve">                                          [Raspi GND, Pin 34]</w:t>
+      </w:r>
     </w:p>
     <w:p>
       <w:pPr>
@@ -6439,110 +6412,185 @@
     </w:p>
     <w:p>
       <w:pPr>
-        <w:pStyle w:val="Code"/>
-      </w:pPr>
-    </w:p>
-    <w:p>
-      <w:pPr>
-        <w:pStyle w:val="Code"/>
-      </w:pPr>
-      <w:r>
-        <w:t>Raspberry Pi                  OPTOKOPPLER (PC817)         Nikon D3300</w:t>
-      </w:r>
-      <w:r>
-        <w:br/>
-        <w:t xml:space="preserve">                                +--------+</w:t>
-      </w:r>
-      <w:r>
-        <w:br/>
-        <w:t xml:space="preserve">Pin 11 (GPIO17)  -&gt; 220 Ohm -&gt;  | 1    4 | </w:t>
-      </w:r>
-      <w:r>
-        <w:t xml:space="preserve"> </w:t>
-      </w:r>
-      <w:r>
-        <w:t xml:space="preserve"> ===&gt; </w:t>
-      </w:r>
-      <w:r>
-        <w:t xml:space="preserve"> </w:t>
-      </w:r>
-      <w:r>
-        <w:t>Pin 5 (FOCUS) + Pin 6 (SHUTTER)</w:t>
-      </w:r>
-      <w:r>
-        <w:br/>
-        <w:t xml:space="preserve">                                |        |        </w:t>
-      </w:r>
-      <w:r>
-        <w:t xml:space="preserve">  </w:t>
-      </w:r>
-      <w:r>
-        <w:t>(beide zusammengel</w:t>
-      </w:r>
-      <w:r>
-        <w:t>ö</w:t>
-      </w:r>
-      <w:r>
-        <w:t>tet!)</w:t>
-      </w:r>
-      <w:r>
-        <w:br/>
-        <w:t xml:space="preserve">Pin 9 (GND) -----------------&gt;  | 2    3 | </w:t>
-      </w:r>
-      <w:r>
-        <w:t xml:space="preserve">  </w:t>
-      </w:r>
-      <w:r>
-        <w:t xml:space="preserve">===&gt; </w:t>
-      </w:r>
-      <w:r>
-        <w:t xml:space="preserve"> </w:t>
-      </w:r>
-      <w:r>
-        <w:t>Pin 3 (GND)</w:t>
-      </w:r>
-      <w:r>
-        <w:br/>
-        <w:t xml:space="preserve">                                +--------+</w:t>
-      </w:r>
-      <w:r>
-        <w:br/>
-      </w:r>
-      <w:r>
+        <w:shd w:val="clear" w:color="auto" w:fill="F0F0F0"/>
+        <w:spacing w:before="80" w:after="160"/>
+      </w:pPr>
+      <w:r>
+        <w:rPr>
+          <w:rFonts w:ascii="Consolas" w:hAnsi="Consolas"/>
+          <w:sz w:val="19"/>
+        </w:rPr>
+        <w:t>Raspberry Pi        OPTOKOPPLER (PC817)         Nikon D3300</w:t>
+      </w:r>
+      <w:r>
+        <w:rPr>
+          <w:rFonts w:ascii="Consolas" w:hAnsi="Consolas"/>
+          <w:sz w:val="19"/>
+        </w:rPr>
+        <w:br/>
+        <w:t xml:space="preserve">                        +--------+</w:t>
+      </w:r>
+      <w:r>
+        <w:rPr>
+          <w:rFonts w:ascii="Consolas" w:hAnsi="Consolas"/>
+          <w:sz w:val="19"/>
+        </w:rPr>
+        <w:br/>
+        <w:t xml:space="preserve">Pin 11 (GPIO17) -&gt; 220 Ohm -&gt; | 1    4 | </w:t>
+      </w:r>
+      <w:r>
+        <w:rPr>
+          <w:rFonts w:ascii="Consolas" w:eastAsia="Consolas" w:hAnsi="Consolas" w:cs="Consolas"/>
+          <w:sz w:val="19"/>
+          <w:szCs w:val="19"/>
+        </w:rPr>
+        <w:t>===&gt;</w:t>
+      </w:r>
+      <w:r>
+        <w:rPr>
+          <w:rFonts w:ascii="Consolas" w:hAnsi="Consolas"/>
+          <w:sz w:val="19"/>
+        </w:rPr>
+        <w:t xml:space="preserve"> Pin 5 (FOCUS) + Pin 6 (SHUTTER)</w:t>
+      </w:r>
+      <w:r>
+        <w:rPr>
+          <w:rFonts w:ascii="Consolas" w:hAnsi="Consolas"/>
+          <w:sz w:val="19"/>
+        </w:rPr>
+        <w:br/>
+        <w:t xml:space="preserve">                       </w:t>
+      </w:r>
+      <w:r>
+        <w:rPr>
+          <w:rFonts w:ascii="Consolas" w:eastAsia="Consolas" w:hAnsi="Consolas" w:cs="Consolas"/>
+          <w:sz w:val="19"/>
+          <w:szCs w:val="19"/>
+        </w:rPr>
+        <w:t>|        |</w:t>
+      </w:r>
+      <w:r>
+        <w:rPr>
+          <w:rFonts w:ascii="Consolas" w:hAnsi="Consolas"/>
+          <w:sz w:val="19"/>
+        </w:rPr>
+        <w:t xml:space="preserve">        (beide </w:t>
+      </w:r>
+      <w:r>
+        <w:rPr>
+          <w:rFonts w:ascii="Consolas" w:eastAsia="Consolas" w:hAnsi="Consolas" w:cs="Consolas"/>
+          <w:sz w:val="19"/>
+          <w:szCs w:val="19"/>
+        </w:rPr>
+        <w:t>zusammengeloetet</w:t>
+      </w:r>
+      <w:r>
+        <w:rPr>
+          <w:rFonts w:ascii="Consolas" w:hAnsi="Consolas"/>
+          <w:sz w:val="19"/>
+        </w:rPr>
+        <w:t>!)</w:t>
+      </w:r>
+      <w:r>
+        <w:rPr>
+          <w:rFonts w:ascii="Consolas" w:hAnsi="Consolas"/>
+          <w:sz w:val="19"/>
+        </w:rPr>
+        <w:br/>
+        <w:t xml:space="preserve">Pin 9 (GND) -----------------&gt; | 2    3 | </w:t>
+      </w:r>
+      <w:r>
+        <w:rPr>
+          <w:rFonts w:ascii="Consolas" w:eastAsia="Consolas" w:hAnsi="Consolas" w:cs="Consolas"/>
+          <w:sz w:val="19"/>
+          <w:szCs w:val="19"/>
+        </w:rPr>
+        <w:t>===&gt;</w:t>
+      </w:r>
+      <w:r>
+        <w:rPr>
+          <w:rFonts w:ascii="Consolas" w:hAnsi="Consolas"/>
+          <w:sz w:val="19"/>
+        </w:rPr>
+        <w:t xml:space="preserve"> Pin 3 (GND)</w:t>
+      </w:r>
+      <w:r>
+        <w:rPr>
+          <w:rFonts w:ascii="Consolas" w:hAnsi="Consolas"/>
+          <w:sz w:val="19"/>
+        </w:rPr>
+        <w:br/>
+        <w:t xml:space="preserve">                        +--------+</w:t>
+      </w:r>
+      <w:r>
+        <w:rPr>
+          <w:rFonts w:ascii="Consolas" w:hAnsi="Consolas"/>
+          <w:sz w:val="19"/>
+        </w:rPr>
+        <w:br/>
+      </w:r>
+      <w:r>
+        <w:rPr>
+          <w:rFonts w:ascii="Consolas" w:hAnsi="Consolas"/>
+          <w:sz w:val="19"/>
+        </w:rPr>
         <w:br/>
         <w:t>Eingang Optokoppler:</w:t>
       </w:r>
       <w:r>
+        <w:rPr>
+          <w:rFonts w:ascii="Consolas" w:hAnsi="Consolas"/>
+          <w:sz w:val="19"/>
+        </w:rPr>
         <w:br/>
         <w:t xml:space="preserve">  Pi Pin 11 (GPIO17) -&gt; 220 Ohm -&gt; Optokoppler Pin 1</w:t>
       </w:r>
       <w:r>
-        <w:br/>
-      </w:r>
-      <w:r>
+        <w:rPr>
+          <w:rFonts w:ascii="Consolas" w:hAnsi="Consolas"/>
+          <w:sz w:val="19"/>
+        </w:rPr>
+        <w:br/>
+        <w:t xml:space="preserve">  Pi Pin 9 (GND)     -&gt; Optokoppler Pin 2</w:t>
+      </w:r>
+      <w:r>
+        <w:rPr>
+          <w:rFonts w:ascii="Consolas" w:hAnsi="Consolas"/>
+          <w:sz w:val="19"/>
+        </w:rPr>
+        <w:br/>
+      </w:r>
+      <w:r>
+        <w:rPr>
+          <w:rFonts w:ascii="Consolas" w:hAnsi="Consolas"/>
+          <w:sz w:val="19"/>
+        </w:rPr>
+        <w:br/>
+      </w:r>
+      <w:r>
+        <w:rPr>
+          <w:rFonts w:ascii="Consolas" w:hAnsi="Consolas"/>
+          <w:sz w:val="19"/>
+        </w:rPr>
         <w:lastRenderedPageBreak/>
-        <w:t xml:space="preserve">  Pi Pin 9 (GND)     -&gt; Optokoppler Pin 2</w:t>
-      </w:r>
-      <w:r>
-        <w:br/>
-      </w:r>
-      <w:r>
-        <w:br/>
         <w:t>Ausgang Optokoppler:</w:t>
       </w:r>
       <w:r>
+        <w:rPr>
+          <w:rFonts w:ascii="Consolas" w:hAnsi="Consolas"/>
+          <w:sz w:val="19"/>
+        </w:rPr>
         <w:br/>
         <w:t xml:space="preserve">  Optokoppler Pin 4 -&gt; Nikon-Stecker Pin 5+6 (FOCUS + SHUTTER)</w:t>
       </w:r>
       <w:r>
+        <w:rPr>
+          <w:rFonts w:ascii="Consolas" w:hAnsi="Consolas"/>
+          <w:sz w:val="19"/>
+        </w:rPr>
         <w:br/>
         <w:t xml:space="preserve">  Optokoppler Pin 3 -&gt; Nikon-Stecker Pin 3 (GND)</w:t>
       </w:r>
-    </w:p>
-    <w:p>
-      <w:pPr>
-        <w:pStyle w:val="Code"/>
-      </w:pPr>
     </w:p>
     <w:p>
       <w:pPr>
@@ -6575,9 +6623,6 @@
         <w:t xml:space="preserve">35 LEDs, angesteuert über SPI0 (GPIO 10 / Pin 19) mit der Bibliothek </w:t>
       </w:r>
       <w:r>
-        <w:rPr>
-          <w:rStyle w:val="CodeZchn"/>
-        </w:rPr>
         <w:t>neopixel_spi</w:t>
       </w:r>
       <w:r>
@@ -6586,111 +6631,196 @@
     </w:p>
     <w:p>
       <w:pPr>
-        <w:pStyle w:val="Code"/>
-      </w:pPr>
-    </w:p>
-    <w:p>
-      <w:pPr>
-        <w:pStyle w:val="Code"/>
-      </w:pPr>
-      <w:r>
+        <w:shd w:val="clear" w:color="auto" w:fill="F0F0F0"/>
+        <w:spacing w:before="80" w:after="160"/>
+      </w:pPr>
+      <w:r>
+        <w:rPr>
+          <w:rFonts w:ascii="Consolas" w:hAnsi="Consolas"/>
+          <w:sz w:val="19"/>
+        </w:rPr>
         <w:t>5V/5A Netzteil</w:t>
       </w:r>
       <w:r>
+        <w:rPr>
+          <w:rFonts w:ascii="Consolas" w:hAnsi="Consolas"/>
+          <w:sz w:val="19"/>
+        </w:rPr>
         <w:br/>
         <w:t>+--------+</w:t>
       </w:r>
       <w:r>
-        <w:br/>
-        <w:t>| +5V    |----</w:t>
-      </w:r>
-      <w:r>
+        <w:rPr>
+          <w:rFonts w:ascii="Consolas" w:hAnsi="Consolas"/>
+          <w:sz w:val="19"/>
+        </w:rPr>
+        <w:br/>
+        <w:t xml:space="preserve">| +5V    </w:t>
+      </w:r>
+      <w:r>
+        <w:rPr>
+          <w:rFonts w:ascii="Consolas" w:eastAsia="Consolas" w:hAnsi="Consolas" w:cs="Consolas"/>
+          <w:sz w:val="19"/>
+          <w:szCs w:val="19"/>
+        </w:rPr>
+        <w:t>|----[</w:t>
+      </w:r>
+      <w:r>
+        <w:rPr>
+          <w:rFonts w:ascii="Consolas" w:hAnsi="Consolas"/>
+          <w:sz w:val="19"/>
+        </w:rPr>
+        <w:t xml:space="preserve"> Diode: 1N4001 </w:t>
+      </w:r>
+      <w:r>
+        <w:rPr>
+          <w:rFonts w:ascii="Consolas" w:eastAsia="Consolas" w:hAnsi="Consolas" w:cs="Consolas"/>
+          <w:sz w:val="19"/>
+          <w:szCs w:val="19"/>
+        </w:rPr>
+        <w:t>]----&gt;</w:t>
+      </w:r>
+      <w:r>
+        <w:rPr>
+          <w:rFonts w:ascii="Consolas" w:hAnsi="Consolas"/>
+          <w:sz w:val="19"/>
+        </w:rPr>
+        <w:t xml:space="preserve"> Ring: +5V / VCC</w:t>
+      </w:r>
+      <w:r>
+        <w:rPr>
+          <w:rFonts w:ascii="Consolas" w:hAnsi="Consolas"/>
+          <w:sz w:val="19"/>
+        </w:rPr>
+        <w:br/>
+        <w:t xml:space="preserve">|        |   </w:t>
+      </w:r>
+      <w:r>
+        <w:rPr>
+          <w:rFonts w:ascii="Consolas" w:eastAsia="Consolas" w:hAnsi="Consolas" w:cs="Consolas"/>
+          <w:sz w:val="19"/>
+          <w:szCs w:val="19"/>
+        </w:rPr>
         <w:t xml:space="preserve"> </w:t>
       </w:r>
       <w:r>
-        <w:t>[ Diode: 1N4001 ]</w:t>
-      </w:r>
-      <w:r>
-        <w:t xml:space="preserve"> </w:t>
-      </w:r>
-      <w:r>
-        <w:t>---</w:t>
-      </w:r>
-      <w:r>
-        <w:t>----</w:t>
-      </w:r>
-      <w:r>
-        <w:t>-&gt; Ring: +5V / VCC</w:t>
-      </w:r>
-      <w:r>
-        <w:br/>
-        <w:t>|        |   (Kathode zeigt zum Ring!)</w:t>
-      </w:r>
-      <w:r>
-        <w:br/>
-        <w:t xml:space="preserve">|        |    </w:t>
-      </w:r>
-      <w:r>
-        <w:t xml:space="preserve"> </w:t>
-      </w:r>
-      <w:r>
-        <w:t>[ Elko 470uF ] [ Kerko 100nF ] (parallel, am Ring)</w:t>
-      </w:r>
-      <w:r>
+        <w:rPr>
+          <w:rFonts w:ascii="Consolas" w:hAnsi="Consolas"/>
+          <w:sz w:val="19"/>
+        </w:rPr>
+        <w:t>(Kathode zeigt zum Ring!)</w:t>
+      </w:r>
+      <w:r>
+        <w:rPr>
+          <w:rFonts w:ascii="Consolas" w:hAnsi="Consolas"/>
+          <w:sz w:val="19"/>
+        </w:rPr>
+        <w:br/>
+        <w:t>|        |    [ Elko 470uF ] [ Kerko 100nF ] (parallel, am Ring)</w:t>
+      </w:r>
+      <w:r>
+        <w:rPr>
+          <w:rFonts w:ascii="Consolas" w:hAnsi="Consolas"/>
+          <w:sz w:val="19"/>
+        </w:rPr>
         <w:br/>
         <w:t>| GND    |----+</w:t>
       </w:r>
       <w:r>
+        <w:rPr>
+          <w:rFonts w:ascii="Consolas" w:hAnsi="Consolas"/>
+          <w:sz w:val="19"/>
+        </w:rPr>
         <w:br/>
         <w:t>+--------+    |</w:t>
       </w:r>
       <w:r>
+        <w:rPr>
+          <w:rFonts w:ascii="Consolas" w:hAnsi="Consolas"/>
+          <w:sz w:val="19"/>
+        </w:rPr>
         <w:br/>
         <w:t xml:space="preserve">              |</w:t>
       </w:r>
       <w:r>
+        <w:rPr>
+          <w:rFonts w:ascii="Consolas" w:hAnsi="Consolas"/>
+          <w:sz w:val="19"/>
+        </w:rPr>
         <w:br/>
         <w:t>Raspberry Pi 5|</w:t>
       </w:r>
       <w:r>
+        <w:rPr>
+          <w:rFonts w:ascii="Consolas" w:hAnsi="Consolas"/>
+          <w:sz w:val="19"/>
+        </w:rPr>
         <w:br/>
         <w:t>+--------+    |</w:t>
       </w:r>
       <w:r>
-        <w:br/>
-        <w:t>| GND    |----+--------------------------------</w:t>
-      </w:r>
-      <w:r>
-        <w:t>-</w:t>
-      </w:r>
-      <w:r>
-        <w:t>--&gt; Ring: GND</w:t>
-      </w:r>
-      <w:r>
+        <w:rPr>
+          <w:rFonts w:ascii="Consolas" w:hAnsi="Consolas"/>
+          <w:sz w:val="19"/>
+        </w:rPr>
+        <w:br/>
+        <w:t xml:space="preserve">| GND    </w:t>
+      </w:r>
+      <w:r>
+        <w:rPr>
+          <w:rFonts w:ascii="Consolas" w:eastAsia="Consolas" w:hAnsi="Consolas" w:cs="Consolas"/>
+          <w:sz w:val="19"/>
+          <w:szCs w:val="19"/>
+        </w:rPr>
+        <w:t>|----+----------------------------------&gt;</w:t>
+      </w:r>
+      <w:r>
+        <w:rPr>
+          <w:rFonts w:ascii="Consolas" w:hAnsi="Consolas"/>
+          <w:sz w:val="19"/>
+        </w:rPr>
+        <w:t xml:space="preserve"> Ring: GND</w:t>
+      </w:r>
+      <w:r>
+        <w:rPr>
+          <w:rFonts w:ascii="Consolas" w:hAnsi="Consolas"/>
+          <w:sz w:val="19"/>
+        </w:rPr>
         <w:br/>
         <w:t>| (Pin20)|</w:t>
       </w:r>
       <w:r>
+        <w:rPr>
+          <w:rFonts w:ascii="Consolas" w:hAnsi="Consolas"/>
+          <w:sz w:val="19"/>
+        </w:rPr>
         <w:br/>
         <w:t>|        |</w:t>
       </w:r>
       <w:r>
+        <w:rPr>
+          <w:rFonts w:ascii="Consolas" w:hAnsi="Consolas"/>
+          <w:sz w:val="19"/>
+        </w:rPr>
         <w:br/>
         <w:t>| GPIO10 |-----[ 220 Ohm ]------------------------&gt; Ring: DI (Data Input)</w:t>
       </w:r>
       <w:r>
+        <w:rPr>
+          <w:rFonts w:ascii="Consolas" w:hAnsi="Consolas"/>
+          <w:sz w:val="19"/>
+        </w:rPr>
         <w:br/>
         <w:t>| (Pin19)|</w:t>
       </w:r>
       <w:r>
+        <w:rPr>
+          <w:rFonts w:ascii="Consolas" w:hAnsi="Consolas"/>
+          <w:sz w:val="19"/>
+        </w:rPr>
         <w:br/>
         <w:t>+--------+</w:t>
       </w:r>
-    </w:p>
-    <w:p>
-      <w:pPr>
-        <w:pStyle w:val="Code"/>
-      </w:pPr>
     </w:p>
     <w:p>
       <w:pPr>
@@ -6728,7 +6858,13 @@
         <w:spacing w:after="90"/>
       </w:pPr>
       <w:r>
-        <w:t>Datenfluss: Pi GPIO 10 → 220 Ohm-Widerstand → Ring DI.</w:t>
+        <w:t>Datenfluss: Pi GPIO 10 → 220</w:t>
+      </w:r>
+      <w:r>
+        <w:t>-</w:t>
+      </w:r>
+      <w:r>
+        <w:t>Ohm-Widerstand → Ring DI.</w:t>
       </w:r>
     </w:p>
     <w:p>
@@ -6763,7 +6899,7 @@
         <w:spacing w:after="90"/>
       </w:pPr>
       <w:r>
-        <w:t>Modus: M (Manuell)</w:t>
+        <w:t>Modus: A (Zeitautomatik/Blendenautomatik) - Blende wird vorgegeben, die Kamera berechnet die Belichtungszeit selbst; geändert in der Sprint-11-Nachbesserung, vorher M/Manuell</w:t>
       </w:r>
     </w:p>
     <w:p>
@@ -6830,7 +6966,61 @@
           <w:sz w:val="21"/>
           <w:szCs w:val="21"/>
         </w:rPr>
-        <w:t>Hinweis (Sprint 11): ISO und Blende lassen sich seither direkt über das Service-Menü („Kamera-Einstellungen“) über die bestehende USB-Verbindung anpassen, ohne die Kamera aus dem Gehäuse zu nehmen und Kabel zu lösen (siehe hw_camera_settings_provider.py sowie das Kapitel „Service-/Admin-Menü“). Voraussetzung bleibt weiterhin der Modus M; der gültige Blenden-Wertebereich hängt vom montierten Objektiv ab und wird live von der Kamera gelesen, nie hartkodiert.</w:t>
+        <w:t xml:space="preserve">Hinweis (Sprint 11): ISO und Blende lassen sich seither direkt über das Service-Menü („Kamera-Einstellungen“) über die bestehende USB-Verbindung anpassen, ohne die Kamera aus dem Gehäuse zu nehmen und Kabel zu lösen (siehe hw_camera_settings_provider.py sowie das Kapitel „Service-/Admin-Menü“). Voraussetzung </w:t>
+      </w:r>
+      <w:r>
+        <w:rPr>
+          <w:i/>
+          <w:iCs/>
+          <w:sz w:val="21"/>
+          <w:szCs w:val="21"/>
+        </w:rPr>
+        <w:t>ist ein Modus,</w:t>
+      </w:r>
+      <w:r>
+        <w:rPr>
+          <w:i/>
+          <w:iCs/>
+          <w:sz w:val="21"/>
+          <w:szCs w:val="21"/>
+        </w:rPr>
+        <w:t xml:space="preserve"> der </w:t>
+      </w:r>
+      <w:r>
+        <w:rPr>
+          <w:i/>
+          <w:iCs/>
+          <w:sz w:val="21"/>
+          <w:szCs w:val="21"/>
+        </w:rPr>
+        <w:t>eine manuelle Blendenwahl zulässt (A oder</w:t>
+      </w:r>
+      <w:r>
+        <w:rPr>
+          <w:i/>
+          <w:iCs/>
+          <w:sz w:val="21"/>
+          <w:szCs w:val="21"/>
+        </w:rPr>
+        <w:t xml:space="preserve"> M;</w:t>
+      </w:r>
+      <w:r>
+        <w:rPr>
+          <w:i/>
+          <w:iCs/>
+          <w:sz w:val="21"/>
+          <w:szCs w:val="21"/>
+        </w:rPr>
+        <w:t xml:space="preserve"> seit der Sprint-11-Nachbesserung wird A/Zeitautomatik genutzt);</w:t>
+      </w:r>
+      <w:r>
+        <w:rPr>
+          <w:i/>
+          <w:iCs/>
+          <w:sz w:val="21"/>
+          <w:szCs w:val="21"/>
+        </w:rPr>
+        <w:t xml:space="preserve"> der gültige Blenden-Wertebereich hängt vom montierten Objektiv ab und wird live von der Kamera gelesen, nie hartkodiert.</w:t>
       </w:r>
     </w:p>
     <w:p>
@@ -6851,10 +7041,10 @@
           <w:noProof/>
         </w:rPr>
         <w:drawing>
-          <wp:inline distT="0" distB="0" distL="0" distR="0" wp14:anchorId="24520C14" wp14:editId="73484AAE">
-            <wp:extent cx="3615055" cy="2711450"/>
-            <wp:effectExtent l="0" t="0" r="4445" b="0"/>
-            <wp:docPr id="11511881" name="Grafik 10" descr="Ein Bild, das Text, Screenshot, Multimedia-Software, Software enthält.&#10;&#10;KI-generierte Inhalte können fehlerhaft sein."/>
+          <wp:inline distT="0" distB="0" distL="0" distR="0" wp14:anchorId="210A2DF4" wp14:editId="568F0236">
+            <wp:extent cx="3619500" cy="2714625"/>
+            <wp:effectExtent l="0" t="0" r="0" b="0"/>
+            <wp:docPr id="1528579807" name="Grafik 1528579807" descr="Ein Bild, das Text, Screenshot, Multimedia-Software, Software enthält.&#10;&#10;KI-generierte Inhalte können fehlerhaft sein."/>
             <wp:cNvGraphicFramePr>
               <a:graphicFrameLocks xmlns:a="http://schemas.openxmlformats.org/drawingml/2006/main" noChangeAspect="1"/>
             </wp:cNvGraphicFramePr>
@@ -6862,19 +7052,13 @@
               <a:graphicData uri="http://schemas.openxmlformats.org/drawingml/2006/picture">
                 <pic:pic xmlns:pic="http://schemas.openxmlformats.org/drawingml/2006/picture">
                   <pic:nvPicPr>
-                    <pic:cNvPr id="11511881" name="Grafik 10" descr="Ein Bild, das Text, Screenshot, Multimedia-Software, Software enthält.&#10;&#10;KI-generierte Inhalte können fehlerhaft sein."/>
+                    <pic:cNvPr id="1528579807" name="Grafik 1528579807" descr="Ein Bild, das Text, Screenshot, Multimedia-Software, Software enthält.&#10;&#10;KI-generierte Inhalte können fehlerhaft sein."/>
                     <pic:cNvPicPr>
                       <a:picLocks noChangeAspect="1" noChangeArrowheads="1"/>
                     </pic:cNvPicPr>
                   </pic:nvPicPr>
                   <pic:blipFill>
-                    <a:blip r:embed="rId8" cstate="print">
-                      <a:extLst>
-                        <a:ext uri="{28A0092B-C50C-407E-A947-70E740481C1C}">
-                          <a14:useLocalDpi xmlns:a14="http://schemas.microsoft.com/office/drawing/2010/main" val="0"/>
-                        </a:ext>
-                      </a:extLst>
-                    </a:blip>
+                    <a:blip r:embed="rId8"/>
                     <a:srcRect/>
                     <a:stretch>
                       <a:fillRect/>
@@ -6883,15 +7067,11 @@
                   <pic:spPr bwMode="auto">
                     <a:xfrm>
                       <a:off x="0" y="0"/>
-                      <a:ext cx="3615055" cy="2711450"/>
+                      <a:ext cx="3619500" cy="2714625"/>
                     </a:xfrm>
                     <a:prstGeom prst="rect">
                       <a:avLst/>
                     </a:prstGeom>
-                    <a:noFill/>
-                    <a:ln>
-                      <a:noFill/>
-                    </a:ln>
                   </pic:spPr>
                 </pic:pic>
               </a:graphicData>
@@ -6911,10 +7091,8 @@
       <w:r>
         <w:rPr>
           <w:i/>
-          <w:iCs/>
           <w:color w:val="555555"/>
           <w:sz w:val="18"/>
-          <w:szCs w:val="18"/>
           <w:lang w:val="en-US"/>
         </w:rPr>
         <w:t>MC-DC2-Stecker (Quelle: nikonites.com/forum/threads/help-with-plug.41380)</w:t>
@@ -6997,10 +7175,10 @@
         </w:rPr>
         <w:lastRenderedPageBreak/>
         <w:drawing>
-          <wp:inline distT="0" distB="0" distL="0" distR="0" wp14:anchorId="7AA62990" wp14:editId="00483754">
-            <wp:extent cx="2092960" cy="4429125"/>
-            <wp:effectExtent l="0" t="0" r="2540" b="9525"/>
-            <wp:docPr id="1343198557" name="Grafik 9" descr="Ein Bild, das Text, Screenshot, Diagramm, Schrift enthält.&#10;&#10;KI-generierte Inhalte können fehlerhaft sein."/>
+          <wp:inline distT="0" distB="0" distL="0" distR="0" wp14:anchorId="58897CEA" wp14:editId="4754B8A5">
+            <wp:extent cx="2095500" cy="4429125"/>
+            <wp:effectExtent l="0" t="0" r="0" b="0"/>
+            <wp:docPr id="1386816165" name="Grafik 1386816165" descr="Ein Bild, das Text, Screenshot, Diagramm, Schrift enthält.&#10;&#10;KI-generierte Inhalte können fehlerhaft sein."/>
             <wp:cNvGraphicFramePr>
               <a:graphicFrameLocks xmlns:a="http://schemas.openxmlformats.org/drawingml/2006/main" noChangeAspect="1"/>
             </wp:cNvGraphicFramePr>
@@ -7008,19 +7186,13 @@
               <a:graphicData uri="http://schemas.openxmlformats.org/drawingml/2006/picture">
                 <pic:pic xmlns:pic="http://schemas.openxmlformats.org/drawingml/2006/picture">
                   <pic:nvPicPr>
-                    <pic:cNvPr id="1343198557" name="Grafik 9" descr="Ein Bild, das Text, Screenshot, Diagramm, Schrift enthält.&#10;&#10;KI-generierte Inhalte können fehlerhaft sein."/>
+                    <pic:cNvPr id="1386816165" name="Grafik 1386816165" descr="Ein Bild, das Text, Screenshot, Diagramm, Schrift enthält.&#10;&#10;KI-generierte Inhalte können fehlerhaft sein."/>
                     <pic:cNvPicPr>
                       <a:picLocks noChangeAspect="1" noChangeArrowheads="1"/>
                     </pic:cNvPicPr>
                   </pic:nvPicPr>
                   <pic:blipFill>
-                    <a:blip r:embed="rId9">
-                      <a:extLst>
-                        <a:ext uri="{28A0092B-C50C-407E-A947-70E740481C1C}">
-                          <a14:useLocalDpi xmlns:a14="http://schemas.microsoft.com/office/drawing/2010/main" val="0"/>
-                        </a:ext>
-                      </a:extLst>
-                    </a:blip>
+                    <a:blip r:embed="rId9"/>
                     <a:srcRect/>
                     <a:stretch>
                       <a:fillRect/>
@@ -7029,15 +7201,11 @@
                   <pic:spPr bwMode="auto">
                     <a:xfrm>
                       <a:off x="0" y="0"/>
-                      <a:ext cx="2092960" cy="4429125"/>
+                      <a:ext cx="2095500" cy="4429125"/>
                     </a:xfrm>
                     <a:prstGeom prst="rect">
                       <a:avLst/>
                     </a:prstGeom>
-                    <a:noFill/>
-                    <a:ln>
-                      <a:noFill/>
-                    </a:ln>
                   </pic:spPr>
                 </pic:pic>
               </a:graphicData>
@@ -7050,6 +7218,8 @@
       <w:pPr>
         <w:spacing w:after="240"/>
         <w:jc w:val="center"/>
+      </w:pPr>
+      <w:r>
         <w:rPr>
           <w:i/>
           <w:iCs/>
@@ -7057,7 +7227,8 @@
           <w:sz w:val="18"/>
           <w:szCs w:val="18"/>
         </w:rPr>
-      </w:pPr>
+        <w:t xml:space="preserve">Verdrahtung Nikon D3300 – Optokoppler – Raspberry. Im Bild sind 470 </w:t>
+      </w:r>
       <w:r>
         <w:rPr>
           <w:i/>
@@ -7066,18 +7237,8 @@
           <w:sz w:val="18"/>
           <w:szCs w:val="18"/>
         </w:rPr>
-        <w:t>Verdrahtung Nikon D3300 – Optokoppler – Raspberry. Im Bild sind 470 Ohm eingezeichnet</w:t>
-      </w:r>
-    </w:p>
-    <w:p>
-      <w:pPr>
-        <w:numPr>
-          <w:ilvl w:val="0"/>
-          <w:numId w:val="2"/>
-        </w:numPr>
-        <w:spacing w:after="240"/>
-        <w:jc w:val="center"/>
-      </w:pPr>
+        <w:t>Ω</w:t>
+      </w:r>
       <w:r>
         <w:rPr>
           <w:i/>
@@ -7086,7 +7247,47 @@
           <w:sz w:val="18"/>
           <w:szCs w:val="18"/>
         </w:rPr>
-        <w:t xml:space="preserve"> tatsächlich verwendet: 220 Ohm (siehe GPIO-Kapitel).</w:t>
+        <w:t xml:space="preserve"> eingezeichnet</w:t>
+      </w:r>
+      <w:r>
+        <w:rPr>
+          <w:i/>
+          <w:iCs/>
+          <w:color w:val="555555"/>
+          <w:sz w:val="18"/>
+          <w:szCs w:val="18"/>
+        </w:rPr>
+        <w:t xml:space="preserve"> —</w:t>
+      </w:r>
+      <w:r>
+        <w:rPr>
+          <w:i/>
+          <w:iCs/>
+          <w:color w:val="555555"/>
+          <w:sz w:val="18"/>
+          <w:szCs w:val="18"/>
+        </w:rPr>
+        <w:t xml:space="preserve"> tatsächlich verwendet: 220 </w:t>
+      </w:r>
+      <w:r>
+        <w:rPr>
+          <w:i/>
+          <w:iCs/>
+          <w:color w:val="555555"/>
+          <w:sz w:val="18"/>
+          <w:szCs w:val="18"/>
+        </w:rPr>
+        <w:t>Ω</w:t>
+      </w:r>
+      <w:r>
+        <w:rPr>
+          <w:i/>
+          <w:iCs/>
+          <w:color w:val="555555"/>
+          <w:sz w:val="18"/>
+          <w:szCs w:val="18"/>
+        </w:rPr>
+        <w:t xml:space="preserve"> (siehe GPIO-Kapitel).</w:t>
       </w:r>
     </w:p>
     <w:p>
@@ -7115,10 +7316,10 @@
           <w:noProof/>
         </w:rPr>
         <w:drawing>
-          <wp:inline distT="0" distB="0" distL="0" distR="0" wp14:anchorId="53957265" wp14:editId="6D7F4690">
-            <wp:extent cx="2668905" cy="1855470"/>
+          <wp:inline distT="0" distB="0" distL="0" distR="0" wp14:anchorId="244DAC49" wp14:editId="183C626B">
+            <wp:extent cx="2667000" cy="1857375"/>
             <wp:effectExtent l="0" t="0" r="0" b="0"/>
-            <wp:docPr id="1671420273" name="Grafik 8" descr="Ein Bild, das Gerät, Elektronisches Gerät, Multimedia, Text enthält.&#10;&#10;KI-generierte Inhalte können fehlerhaft sein."/>
+            <wp:docPr id="415783414" name="Grafik 415783414" descr="Ein Bild, das Gerät, Elektronisches Gerät, Multimedia, Text enthält.&#10;&#10;KI-generierte Inhalte können fehlerhaft sein."/>
             <wp:cNvGraphicFramePr>
               <a:graphicFrameLocks xmlns:a="http://schemas.openxmlformats.org/drawingml/2006/main" noChangeAspect="1"/>
             </wp:cNvGraphicFramePr>
@@ -7126,19 +7327,13 @@
               <a:graphicData uri="http://schemas.openxmlformats.org/drawingml/2006/picture">
                 <pic:pic xmlns:pic="http://schemas.openxmlformats.org/drawingml/2006/picture">
                   <pic:nvPicPr>
-                    <pic:cNvPr id="1671420273" name="Grafik 8" descr="Ein Bild, das Gerät, Elektronisches Gerät, Multimedia, Text enthält.&#10;&#10;KI-generierte Inhalte können fehlerhaft sein."/>
+                    <pic:cNvPr id="415783414" name="Grafik 415783414" descr="Ein Bild, das Gerät, Elektronisches Gerät, Multimedia, Text enthält.&#10;&#10;KI-generierte Inhalte können fehlerhaft sein."/>
                     <pic:cNvPicPr>
                       <a:picLocks noChangeAspect="1" noChangeArrowheads="1"/>
                     </pic:cNvPicPr>
                   </pic:nvPicPr>
                   <pic:blipFill>
-                    <a:blip r:embed="rId10">
-                      <a:extLst>
-                        <a:ext uri="{28A0092B-C50C-407E-A947-70E740481C1C}">
-                          <a14:useLocalDpi xmlns:a14="http://schemas.microsoft.com/office/drawing/2010/main" val="0"/>
-                        </a:ext>
-                      </a:extLst>
-                    </a:blip>
+                    <a:blip r:embed="rId10"/>
                     <a:srcRect/>
                     <a:stretch>
                       <a:fillRect/>
@@ -7147,15 +7342,11 @@
                   <pic:spPr bwMode="auto">
                     <a:xfrm>
                       <a:off x="0" y="0"/>
-                      <a:ext cx="2668905" cy="1855470"/>
+                      <a:ext cx="2667000" cy="1857375"/>
                     </a:xfrm>
                     <a:prstGeom prst="rect">
                       <a:avLst/>
                     </a:prstGeom>
-                    <a:noFill/>
-                    <a:ln>
-                      <a:noFill/>
-                    </a:ln>
                   </pic:spPr>
                 </pic:pic>
               </a:graphicData>
@@ -7174,10 +7365,10 @@
           <w:noProof/>
         </w:rPr>
         <w:drawing>
-          <wp:inline distT="0" distB="0" distL="0" distR="0" wp14:anchorId="27527AEA" wp14:editId="46C2F33B">
-            <wp:extent cx="2668905" cy="1945005"/>
+          <wp:inline distT="0" distB="0" distL="0" distR="0" wp14:anchorId="254904E7" wp14:editId="5F98597E">
+            <wp:extent cx="2667000" cy="1943100"/>
             <wp:effectExtent l="0" t="0" r="0" b="0"/>
-            <wp:docPr id="1579579187" name="Grafik 7" descr="Ein Bild, das Text, Screenshot, Spielstandanzeige, Zahl enthält.&#10;&#10;KI-generierte Inhalte können fehlerhaft sein."/>
+            <wp:docPr id="26574583" name="Grafik 26574583" descr="Ein Bild, das Text, Screenshot, Spielstandanzeige, Zahl enthält.&#10;&#10;KI-generierte Inhalte können fehlerhaft sein."/>
             <wp:cNvGraphicFramePr>
               <a:graphicFrameLocks xmlns:a="http://schemas.openxmlformats.org/drawingml/2006/main" noChangeAspect="1"/>
             </wp:cNvGraphicFramePr>
@@ -7185,19 +7376,13 @@
               <a:graphicData uri="http://schemas.openxmlformats.org/drawingml/2006/picture">
                 <pic:pic xmlns:pic="http://schemas.openxmlformats.org/drawingml/2006/picture">
                   <pic:nvPicPr>
-                    <pic:cNvPr id="1579579187" name="Grafik 7" descr="Ein Bild, das Text, Screenshot, Spielstandanzeige, Zahl enthält.&#10;&#10;KI-generierte Inhalte können fehlerhaft sein."/>
+                    <pic:cNvPr id="26574583" name="Grafik 26574583" descr="Ein Bild, das Text, Screenshot, Spielstandanzeige, Zahl enthält.&#10;&#10;KI-generierte Inhalte können fehlerhaft sein."/>
                     <pic:cNvPicPr>
                       <a:picLocks noChangeAspect="1" noChangeArrowheads="1"/>
                     </pic:cNvPicPr>
                   </pic:nvPicPr>
                   <pic:blipFill>
-                    <a:blip r:embed="rId11">
-                      <a:extLst>
-                        <a:ext uri="{28A0092B-C50C-407E-A947-70E740481C1C}">
-                          <a14:useLocalDpi xmlns:a14="http://schemas.microsoft.com/office/drawing/2010/main" val="0"/>
-                        </a:ext>
-                      </a:extLst>
-                    </a:blip>
+                    <a:blip r:embed="rId11"/>
                     <a:srcRect/>
                     <a:stretch>
                       <a:fillRect/>
@@ -7206,15 +7391,11 @@
                   <pic:spPr bwMode="auto">
                     <a:xfrm>
                       <a:off x="0" y="0"/>
-                      <a:ext cx="2668905" cy="1945005"/>
+                      <a:ext cx="2667000" cy="1943100"/>
                     </a:xfrm>
                     <a:prstGeom prst="rect">
                       <a:avLst/>
                     </a:prstGeom>
-                    <a:noFill/>
-                    <a:ln>
-                      <a:noFill/>
-                    </a:ln>
                   </pic:spPr>
                 </pic:pic>
               </a:graphicData>
@@ -7236,15 +7417,15 @@
           <w:sz w:val="18"/>
           <w:szCs w:val="18"/>
         </w:rPr>
+        <w:t>I-Taste (links) und Fokus-Moduswahl AF-S/AF-F/MF (rechts)</w:t>
+      </w:r>
+    </w:p>
+    <w:p>
+      <w:pPr>
+        <w:pStyle w:val="berschrift2"/>
+      </w:pPr>
+      <w:r>
         <w:lastRenderedPageBreak/>
-        <w:t>I-Taste (links) und Fokus-Moduswahl AF-S/AF-F/MF (rechts)</w:t>
-      </w:r>
-    </w:p>
-    <w:p>
-      <w:pPr>
-        <w:pStyle w:val="berschrift2"/>
-      </w:pPr>
-      <w:r>
         <w:t>Die Darstellung im LiveView</w:t>
       </w:r>
     </w:p>
@@ -7266,10 +7447,10 @@
           <w:noProof/>
         </w:rPr>
         <w:drawing>
-          <wp:inline distT="0" distB="0" distL="0" distR="0" wp14:anchorId="22421DE7" wp14:editId="3FF9FC78">
-            <wp:extent cx="2854325" cy="1997710"/>
-            <wp:effectExtent l="0" t="0" r="3175" b="2540"/>
-            <wp:docPr id="107657010" name="Grafik 6" descr="Ein Bild, das Auto, Kamera enthält.&#10;&#10;KI-generierte Inhalte können fehlerhaft sein."/>
+          <wp:inline distT="0" distB="0" distL="0" distR="0" wp14:anchorId="2C161FCE" wp14:editId="72AE2092">
+            <wp:extent cx="2857500" cy="2000250"/>
+            <wp:effectExtent l="0" t="0" r="0" b="0"/>
+            <wp:docPr id="260381689" name="Grafik 260381689" descr="Ein Bild, das Auto, Kamera enthält.&#10;&#10;KI-generierte Inhalte können fehlerhaft sein."/>
             <wp:cNvGraphicFramePr>
               <a:graphicFrameLocks xmlns:a="http://schemas.openxmlformats.org/drawingml/2006/main" noChangeAspect="1"/>
             </wp:cNvGraphicFramePr>
@@ -7277,19 +7458,13 @@
               <a:graphicData uri="http://schemas.openxmlformats.org/drawingml/2006/picture">
                 <pic:pic xmlns:pic="http://schemas.openxmlformats.org/drawingml/2006/picture">
                   <pic:nvPicPr>
-                    <pic:cNvPr id="107657010" name="Grafik 6" descr="Ein Bild, das Auto, Kamera enthält.&#10;&#10;KI-generierte Inhalte können fehlerhaft sein."/>
+                    <pic:cNvPr id="260381689" name="Grafik 260381689" descr="Ein Bild, das Auto, Kamera enthält.&#10;&#10;KI-generierte Inhalte können fehlerhaft sein."/>
                     <pic:cNvPicPr>
                       <a:picLocks noChangeAspect="1" noChangeArrowheads="1"/>
                     </pic:cNvPicPr>
                   </pic:nvPicPr>
                   <pic:blipFill>
-                    <a:blip r:embed="rId12">
-                      <a:extLst>
-                        <a:ext uri="{28A0092B-C50C-407E-A947-70E740481C1C}">
-                          <a14:useLocalDpi xmlns:a14="http://schemas.microsoft.com/office/drawing/2010/main" val="0"/>
-                        </a:ext>
-                      </a:extLst>
-                    </a:blip>
+                    <a:blip r:embed="rId12"/>
                     <a:srcRect/>
                     <a:stretch>
                       <a:fillRect/>
@@ -7298,15 +7473,11 @@
                   <pic:spPr bwMode="auto">
                     <a:xfrm>
                       <a:off x="0" y="0"/>
-                      <a:ext cx="2854325" cy="1997710"/>
+                      <a:ext cx="2857500" cy="2000250"/>
                     </a:xfrm>
                     <a:prstGeom prst="rect">
                       <a:avLst/>
                     </a:prstGeom>
-                    <a:noFill/>
-                    <a:ln>
-                      <a:noFill/>
-                    </a:ln>
                   </pic:spPr>
                 </pic:pic>
               </a:graphicData>
@@ -7349,10 +7520,10 @@
           <w:noProof/>
         </w:rPr>
         <w:drawing>
-          <wp:inline distT="0" distB="0" distL="0" distR="0" wp14:anchorId="5D81F7EA" wp14:editId="74575FDB">
-            <wp:extent cx="2859405" cy="1960880"/>
-            <wp:effectExtent l="0" t="0" r="0" b="1270"/>
-            <wp:docPr id="265019795" name="Grafik 5" descr="Ein Bild, das Gamecontroller, Joystick, Elektronisches Gerät, Gerät enthält.&#10;&#10;KI-generierte Inhalte können fehlerhaft sein."/>
+          <wp:inline distT="0" distB="0" distL="0" distR="0" wp14:anchorId="06FC572B" wp14:editId="1D246D2A">
+            <wp:extent cx="2857500" cy="1962150"/>
+            <wp:effectExtent l="0" t="0" r="0" b="0"/>
+            <wp:docPr id="301401528" name="Grafik 301401528" descr="Ein Bild, das Gamecontroller, Joystick, Elektronisches Gerät, Gerät enthält.&#10;&#10;KI-generierte Inhalte können fehlerhaft sein."/>
             <wp:cNvGraphicFramePr>
               <a:graphicFrameLocks xmlns:a="http://schemas.openxmlformats.org/drawingml/2006/main" noChangeAspect="1"/>
             </wp:cNvGraphicFramePr>
@@ -7360,19 +7531,13 @@
               <a:graphicData uri="http://schemas.openxmlformats.org/drawingml/2006/picture">
                 <pic:pic xmlns:pic="http://schemas.openxmlformats.org/drawingml/2006/picture">
                   <pic:nvPicPr>
-                    <pic:cNvPr id="265019795" name="Grafik 5" descr="Ein Bild, das Gamecontroller, Joystick, Elektronisches Gerät, Gerät enthält.&#10;&#10;KI-generierte Inhalte können fehlerhaft sein."/>
+                    <pic:cNvPr id="301401528" name="Grafik 301401528" descr="Ein Bild, das Gamecontroller, Joystick, Elektronisches Gerät, Gerät enthält.&#10;&#10;KI-generierte Inhalte können fehlerhaft sein."/>
                     <pic:cNvPicPr>
                       <a:picLocks noChangeAspect="1" noChangeArrowheads="1"/>
                     </pic:cNvPicPr>
                   </pic:nvPicPr>
                   <pic:blipFill>
-                    <a:blip r:embed="rId13">
-                      <a:extLst>
-                        <a:ext uri="{28A0092B-C50C-407E-A947-70E740481C1C}">
-                          <a14:useLocalDpi xmlns:a14="http://schemas.microsoft.com/office/drawing/2010/main" val="0"/>
-                        </a:ext>
-                      </a:extLst>
-                    </a:blip>
+                    <a:blip r:embed="rId13"/>
                     <a:srcRect/>
                     <a:stretch>
                       <a:fillRect/>
@@ -7381,15 +7546,11 @@
                   <pic:spPr bwMode="auto">
                     <a:xfrm>
                       <a:off x="0" y="0"/>
-                      <a:ext cx="2859405" cy="1960880"/>
+                      <a:ext cx="2857500" cy="1962150"/>
                     </a:xfrm>
                     <a:prstGeom prst="rect">
                       <a:avLst/>
                     </a:prstGeom>
-                    <a:noFill/>
-                    <a:ln>
-                      <a:noFill/>
-                    </a:ln>
                   </pic:spPr>
                 </pic:pic>
               </a:graphicData>
@@ -7408,10 +7569,10 @@
           <w:noProof/>
         </w:rPr>
         <w:drawing>
-          <wp:inline distT="0" distB="0" distL="0" distR="0" wp14:anchorId="5E10B368" wp14:editId="570553B6">
-            <wp:extent cx="2479040" cy="1860550"/>
-            <wp:effectExtent l="0" t="0" r="0" b="6350"/>
-            <wp:docPr id="454348676" name="Grafik 4" descr="Ein Bild, das Text, Screenshot, Multimedia, Medien enthält.&#10;&#10;KI-generierte Inhalte können fehlerhaft sein."/>
+          <wp:inline distT="0" distB="0" distL="0" distR="0" wp14:anchorId="77716CAF" wp14:editId="197C9BEF">
+            <wp:extent cx="2476500" cy="1857375"/>
+            <wp:effectExtent l="0" t="0" r="0" b="0"/>
+            <wp:docPr id="1075318647" name="Grafik 1075318647" descr="Ein Bild, das Text, Screenshot, Multimedia, Medien enthält.&#10;&#10;KI-generierte Inhalte können fehlerhaft sein."/>
             <wp:cNvGraphicFramePr>
               <a:graphicFrameLocks xmlns:a="http://schemas.openxmlformats.org/drawingml/2006/main" noChangeAspect="1"/>
             </wp:cNvGraphicFramePr>
@@ -7419,19 +7580,13 @@
               <a:graphicData uri="http://schemas.openxmlformats.org/drawingml/2006/picture">
                 <pic:pic xmlns:pic="http://schemas.openxmlformats.org/drawingml/2006/picture">
                   <pic:nvPicPr>
-                    <pic:cNvPr id="454348676" name="Grafik 4" descr="Ein Bild, das Text, Screenshot, Multimedia, Medien enthält.&#10;&#10;KI-generierte Inhalte können fehlerhaft sein."/>
+                    <pic:cNvPr id="1075318647" name="Grafik 1075318647" descr="Ein Bild, das Text, Screenshot, Multimedia, Medien enthält.&#10;&#10;KI-generierte Inhalte können fehlerhaft sein."/>
                     <pic:cNvPicPr>
                       <a:picLocks noChangeAspect="1" noChangeArrowheads="1"/>
                     </pic:cNvPicPr>
                   </pic:nvPicPr>
                   <pic:blipFill>
-                    <a:blip r:embed="rId14">
-                      <a:extLst>
-                        <a:ext uri="{28A0092B-C50C-407E-A947-70E740481C1C}">
-                          <a14:useLocalDpi xmlns:a14="http://schemas.microsoft.com/office/drawing/2010/main" val="0"/>
-                        </a:ext>
-                      </a:extLst>
-                    </a:blip>
+                    <a:blip r:embed="rId14"/>
                     <a:srcRect/>
                     <a:stretch>
                       <a:fillRect/>
@@ -7440,15 +7595,11 @@
                   <pic:spPr bwMode="auto">
                     <a:xfrm>
                       <a:off x="0" y="0"/>
-                      <a:ext cx="2479040" cy="1860550"/>
+                      <a:ext cx="2476500" cy="1857375"/>
                     </a:xfrm>
                     <a:prstGeom prst="rect">
                       <a:avLst/>
                     </a:prstGeom>
-                    <a:noFill/>
-                    <a:ln>
-                      <a:noFill/>
-                    </a:ln>
                   </pic:spPr>
                 </pic:pic>
               </a:graphicData>
@@ -7478,6 +7629,7 @@
         <w:pStyle w:val="berschrift2"/>
       </w:pPr>
       <w:r>
+        <w:lastRenderedPageBreak/>
         <w:t>Auslöse-Taster (physikalisch)</w:t>
       </w:r>
     </w:p>
@@ -7491,10 +7643,10 @@
           <w:noProof/>
         </w:rPr>
         <w:drawing>
-          <wp:inline distT="0" distB="0" distL="0" distR="0" wp14:anchorId="41BF9019" wp14:editId="28DE4D4D">
-            <wp:extent cx="898525" cy="898525"/>
+          <wp:inline distT="0" distB="0" distL="0" distR="0" wp14:anchorId="64C3D85D" wp14:editId="5C76D1BA">
+            <wp:extent cx="2476500" cy="2476500"/>
             <wp:effectExtent l="0" t="0" r="0" b="0"/>
-            <wp:docPr id="16360672" name="Grafik 3" descr="Ein Bild, das Schwarz, Dunkelheit enthält.&#10;&#10;KI-generierte Inhalte können fehlerhaft sein."/>
+            <wp:docPr id="230432739" name="Grafik 230432739" descr="Ein Bild, das Schwarz, Dunkelheit enthält.&#10;&#10;KI-generierte Inhalte können fehlerhaft sein."/>
             <wp:cNvGraphicFramePr>
               <a:graphicFrameLocks xmlns:a="http://schemas.openxmlformats.org/drawingml/2006/main" noChangeAspect="1"/>
             </wp:cNvGraphicFramePr>
@@ -7502,19 +7654,13 @@
               <a:graphicData uri="http://schemas.openxmlformats.org/drawingml/2006/picture">
                 <pic:pic xmlns:pic="http://schemas.openxmlformats.org/drawingml/2006/picture">
                   <pic:nvPicPr>
-                    <pic:cNvPr id="16360672" name="Grafik 3" descr="Ein Bild, das Schwarz, Dunkelheit enthält.&#10;&#10;KI-generierte Inhalte können fehlerhaft sein."/>
+                    <pic:cNvPr id="230432739" name="Grafik 230432739" descr="Ein Bild, das Schwarz, Dunkelheit enthält.&#10;&#10;KI-generierte Inhalte können fehlerhaft sein."/>
                     <pic:cNvPicPr>
                       <a:picLocks noChangeAspect="1" noChangeArrowheads="1"/>
                     </pic:cNvPicPr>
                   </pic:nvPicPr>
                   <pic:blipFill>
-                    <a:blip r:embed="rId15" cstate="print">
-                      <a:extLst>
-                        <a:ext uri="{28A0092B-C50C-407E-A947-70E740481C1C}">
-                          <a14:useLocalDpi xmlns:a14="http://schemas.microsoft.com/office/drawing/2010/main" val="0"/>
-                        </a:ext>
-                      </a:extLst>
-                    </a:blip>
+                    <a:blip r:embed="rId15"/>
                     <a:srcRect/>
                     <a:stretch>
                       <a:fillRect/>
@@ -7523,15 +7669,11 @@
                   <pic:spPr bwMode="auto">
                     <a:xfrm>
                       <a:off x="0" y="0"/>
-                      <a:ext cx="898525" cy="898525"/>
+                      <a:ext cx="2476500" cy="2476500"/>
                     </a:xfrm>
                     <a:prstGeom prst="rect">
                       <a:avLst/>
                     </a:prstGeom>
-                    <a:noFill/>
-                    <a:ln>
-                      <a:noFill/>
-                    </a:ln>
                   </pic:spPr>
                 </pic:pic>
               </a:graphicData>
@@ -7561,7 +7703,6 @@
         <w:spacing w:after="160"/>
       </w:pPr>
       <w:r>
-        <w:lastRenderedPageBreak/>
         <w:t>Da die im Taster integrierte LED für 5V DC ausgelegt ist, um ihre maximale Leuchtkraft zu entfalten, darf sie keinesfalls direkt an einen Steuer-Pin des Raspberry Pi 5 angeschlossen werden — dessen GPIO-Schnittstellen arbeiten strikt mit 3,3V Logikpegeln und verkraften nur minimale Ströme (10-15 mA). Die sichere Entkopplung erfolgt über eine Transistorschaltung (siehe Verkabelungskapitel).</w:t>
       </w:r>
     </w:p>
@@ -7589,25 +7730,12 @@
         <w:t xml:space="preserve">Die Live-Vorschau läuft stattdessen über </w:t>
       </w:r>
       <w:r>
-        <w:rPr>
-          <w:rStyle w:val="CodeZchn"/>
-        </w:rPr>
-        <w:t>gphoto2s capture_preview()</w:t>
-      </w:r>
-      <w:r>
-        <w:rPr>
-          <w:sz w:val="18"/>
-          <w:szCs w:val="18"/>
-        </w:rPr>
-        <w:t xml:space="preserve"> </w:t>
+        <w:t xml:space="preserve">gphoto2s capture_preview() </w:t>
       </w:r>
       <w:r>
         <w:t xml:space="preserve">via USB (siehe </w:t>
       </w:r>
       <w:r>
-        <w:rPr>
-          <w:rStyle w:val="CodeZchn"/>
-        </w:rPr>
         <w:t>hw_gphoto2_preview_provider.py</w:t>
       </w:r>
       <w:r>
@@ -7636,18 +7764,12 @@
         <w:t>Vollständige Absicherungsmaßnahmen (</w:t>
       </w:r>
       <w:r>
-        <w:rPr>
-          <w:rStyle w:val="CodeZchn"/>
-        </w:rPr>
         <w:t>fail2ban</w:t>
       </w:r>
       <w:r>
         <w:t xml:space="preserve">, SSH-Härtung, Update-Benachrichtigung) siehe </w:t>
       </w:r>
       <w:r>
-        <w:rPr>
-          <w:rStyle w:val="CodeZchn"/>
-        </w:rPr>
         <w:t>README.md</w:t>
       </w:r>
       <w:r>
@@ -8047,10 +8169,10 @@
           <w:noProof/>
         </w:rPr>
         <w:drawing>
-          <wp:inline distT="0" distB="0" distL="0" distR="0" wp14:anchorId="6D07D776" wp14:editId="020C31C7">
-            <wp:extent cx="4001135" cy="1664970"/>
+          <wp:inline distT="0" distB="0" distL="0" distR="0" wp14:anchorId="4DA41E40" wp14:editId="5558A55C">
+            <wp:extent cx="4000500" cy="1666875"/>
             <wp:effectExtent l="0" t="0" r="0" b="0"/>
-            <wp:docPr id="350359564" name="Grafik 2" descr="Ein Bild, das Text, Screenshot, Schrift, Software enthält.&#10;&#10;KI-generierte Inhalte können fehlerhaft sein."/>
+            <wp:docPr id="1572401057" name="Grafik 1572401057" descr="Ein Bild, das Text, Screenshot, Schrift, Software enthält.&#10;&#10;KI-generierte Inhalte können fehlerhaft sein."/>
             <wp:cNvGraphicFramePr>
               <a:graphicFrameLocks xmlns:a="http://schemas.openxmlformats.org/drawingml/2006/main" noChangeAspect="1"/>
             </wp:cNvGraphicFramePr>
@@ -8058,19 +8180,13 @@
               <a:graphicData uri="http://schemas.openxmlformats.org/drawingml/2006/picture">
                 <pic:pic xmlns:pic="http://schemas.openxmlformats.org/drawingml/2006/picture">
                   <pic:nvPicPr>
-                    <pic:cNvPr id="350359564" name="Grafik 2" descr="Ein Bild, das Text, Screenshot, Schrift, Software enthält.&#10;&#10;KI-generierte Inhalte können fehlerhaft sein."/>
+                    <pic:cNvPr id="1572401057" name="Grafik 1572401057" descr="Ein Bild, das Text, Screenshot, Schrift, Software enthält.&#10;&#10;KI-generierte Inhalte können fehlerhaft sein."/>
                     <pic:cNvPicPr>
                       <a:picLocks noChangeAspect="1" noChangeArrowheads="1"/>
                     </pic:cNvPicPr>
                   </pic:nvPicPr>
                   <pic:blipFill>
-                    <a:blip r:embed="rId16" cstate="print">
-                      <a:extLst>
-                        <a:ext uri="{28A0092B-C50C-407E-A947-70E740481C1C}">
-                          <a14:useLocalDpi xmlns:a14="http://schemas.microsoft.com/office/drawing/2010/main" val="0"/>
-                        </a:ext>
-                      </a:extLst>
-                    </a:blip>
+                    <a:blip r:embed="rId16"/>
                     <a:srcRect/>
                     <a:stretch>
                       <a:fillRect/>
@@ -8079,15 +8195,11 @@
                   <pic:spPr bwMode="auto">
                     <a:xfrm>
                       <a:off x="0" y="0"/>
-                      <a:ext cx="4001135" cy="1664970"/>
+                      <a:ext cx="4000500" cy="1666875"/>
                     </a:xfrm>
                     <a:prstGeom prst="rect">
                       <a:avLst/>
                     </a:prstGeom>
-                    <a:noFill/>
-                    <a:ln>
-                      <a:noFill/>
-                    </a:ln>
                   </pic:spPr>
                 </pic:pic>
               </a:graphicData>
@@ -8122,10 +8234,10 @@
           <w:noProof/>
         </w:rPr>
         <w:drawing>
-          <wp:inline distT="0" distB="0" distL="0" distR="0" wp14:anchorId="60E1B58A" wp14:editId="393D5C56">
-            <wp:extent cx="4001135" cy="412115"/>
-            <wp:effectExtent l="0" t="0" r="0" b="6985"/>
-            <wp:docPr id="1713491484" name="Grafik 1"/>
+          <wp:inline distT="0" distB="0" distL="0" distR="0" wp14:anchorId="46F6966F" wp14:editId="7CF60AB8">
+            <wp:extent cx="4000500" cy="409575"/>
+            <wp:effectExtent l="0" t="0" r="0" b="0"/>
+            <wp:docPr id="1545347845" name="Grafik 1545347845"/>
             <wp:cNvGraphicFramePr>
               <a:graphicFrameLocks xmlns:a="http://schemas.openxmlformats.org/drawingml/2006/main" noChangeAspect="1"/>
             </wp:cNvGraphicFramePr>
@@ -8133,19 +8245,13 @@
               <a:graphicData uri="http://schemas.openxmlformats.org/drawingml/2006/picture">
                 <pic:pic xmlns:pic="http://schemas.openxmlformats.org/drawingml/2006/picture">
                   <pic:nvPicPr>
-                    <pic:cNvPr id="0" name="Grafik 1545347845"/>
+                    <pic:cNvPr id="0" name=""/>
                     <pic:cNvPicPr>
                       <a:picLocks noChangeAspect="1" noChangeArrowheads="1"/>
                     </pic:cNvPicPr>
                   </pic:nvPicPr>
                   <pic:blipFill>
-                    <a:blip r:embed="rId17" cstate="print">
-                      <a:extLst>
-                        <a:ext uri="{28A0092B-C50C-407E-A947-70E740481C1C}">
-                          <a14:useLocalDpi xmlns:a14="http://schemas.microsoft.com/office/drawing/2010/main" val="0"/>
-                        </a:ext>
-                      </a:extLst>
-                    </a:blip>
+                    <a:blip r:embed="rId17"/>
                     <a:srcRect/>
                     <a:stretch>
                       <a:fillRect/>
@@ -8154,15 +8260,11 @@
                   <pic:spPr bwMode="auto">
                     <a:xfrm>
                       <a:off x="0" y="0"/>
-                      <a:ext cx="4001135" cy="412115"/>
+                      <a:ext cx="4000500" cy="409575"/>
                     </a:xfrm>
                     <a:prstGeom prst="rect">
                       <a:avLst/>
                     </a:prstGeom>
-                    <a:noFill/>
-                    <a:ln>
-                      <a:noFill/>
-                    </a:ln>
                   </pic:spPr>
                 </pic:pic>
               </a:graphicData>
@@ -8459,8 +8561,16 @@
       <w:tblGrid>
         <w:gridCol w:w="1400"/>
         <w:gridCol w:w="1800"/>
-        <w:gridCol w:w="2145"/>
-        <w:gridCol w:w="4455"/>
+        <w:gridCol w:w="3100"/>
+        <w:gridCol w:w="3500"/>
+        <w:tblGridChange w:id="0">
+          <w:tblGrid>
+            <w:gridCol w:w="1400"/>
+            <w:gridCol w:w="1800"/>
+            <w:gridCol w:w="3100"/>
+            <w:gridCol w:w="3500"/>
+          </w:tblGrid>
+        </w:tblGridChange>
       </w:tblGrid>
       <w:tr>
         <w:trPr>
@@ -8514,7 +8624,7 @@
         </w:tc>
         <w:tc>
           <w:tcPr>
-            <w:tcW w:w="2145" w:type="dxa"/>
+            <w:tcW w:w="3100" w:type="dxa"/>
             <w:shd w:val="clear" w:color="auto" w:fill="DCE6F1"/>
             <w:tcMar>
               <w:top w:w="60" w:type="dxa"/>
@@ -8537,7 +8647,7 @@
         </w:tc>
         <w:tc>
           <w:tcPr>
-            <w:tcW w:w="4455" w:type="dxa"/>
+            <w:tcW w:w="3500" w:type="dxa"/>
             <w:shd w:val="clear" w:color="auto" w:fill="DCE6F1"/>
             <w:tcMar>
               <w:top w:w="60" w:type="dxa"/>
@@ -8602,7 +8712,7 @@
         </w:tc>
         <w:tc>
           <w:tcPr>
-            <w:tcW w:w="2145" w:type="dxa"/>
+            <w:tcW w:w="3100" w:type="dxa"/>
             <w:tcMar>
               <w:top w:w="60" w:type="dxa"/>
               <w:left w:w="100" w:type="dxa"/>
@@ -8622,7 +8732,7 @@
         </w:tc>
         <w:tc>
           <w:tcPr>
-            <w:tcW w:w="4455" w:type="dxa"/>
+            <w:tcW w:w="3500" w:type="dxa"/>
             <w:tcMar>
               <w:top w:w="60" w:type="dxa"/>
               <w:left w:w="100" w:type="dxa"/>
@@ -8684,7 +8794,7 @@
         </w:tc>
         <w:tc>
           <w:tcPr>
-            <w:tcW w:w="2145" w:type="dxa"/>
+            <w:tcW w:w="3100" w:type="dxa"/>
             <w:tcMar>
               <w:top w:w="60" w:type="dxa"/>
               <w:left w:w="100" w:type="dxa"/>
@@ -8704,7 +8814,7 @@
         </w:tc>
         <w:tc>
           <w:tcPr>
-            <w:tcW w:w="4455" w:type="dxa"/>
+            <w:tcW w:w="3500" w:type="dxa"/>
             <w:tcMar>
               <w:top w:w="60" w:type="dxa"/>
               <w:left w:w="100" w:type="dxa"/>
@@ -8766,7 +8876,7 @@
         </w:tc>
         <w:tc>
           <w:tcPr>
-            <w:tcW w:w="2145" w:type="dxa"/>
+            <w:tcW w:w="3100" w:type="dxa"/>
             <w:tcMar>
               <w:top w:w="60" w:type="dxa"/>
               <w:left w:w="100" w:type="dxa"/>
@@ -8786,7 +8896,7 @@
         </w:tc>
         <w:tc>
           <w:tcPr>
-            <w:tcW w:w="4455" w:type="dxa"/>
+            <w:tcW w:w="3500" w:type="dxa"/>
             <w:tcMar>
               <w:top w:w="60" w:type="dxa"/>
               <w:left w:w="100" w:type="dxa"/>
@@ -8849,7 +8959,7 @@
         </w:tc>
         <w:tc>
           <w:tcPr>
-            <w:tcW w:w="2145" w:type="dxa"/>
+            <w:tcW w:w="3100" w:type="dxa"/>
             <w:tcMar>
               <w:top w:w="60" w:type="dxa"/>
               <w:left w:w="100" w:type="dxa"/>
@@ -8869,7 +8979,7 @@
         </w:tc>
         <w:tc>
           <w:tcPr>
-            <w:tcW w:w="4455" w:type="dxa"/>
+            <w:tcW w:w="3500" w:type="dxa"/>
             <w:tcMar>
               <w:top w:w="60" w:type="dxa"/>
               <w:left w:w="100" w:type="dxa"/>
@@ -8931,7 +9041,7 @@
         </w:tc>
         <w:tc>
           <w:tcPr>
-            <w:tcW w:w="2145" w:type="dxa"/>
+            <w:tcW w:w="3100" w:type="dxa"/>
             <w:tcMar>
               <w:top w:w="60" w:type="dxa"/>
               <w:left w:w="100" w:type="dxa"/>
@@ -8951,7 +9061,7 @@
         </w:tc>
         <w:tc>
           <w:tcPr>
-            <w:tcW w:w="4455" w:type="dxa"/>
+            <w:tcW w:w="3500" w:type="dxa"/>
             <w:tcMar>
               <w:top w:w="60" w:type="dxa"/>
               <w:left w:w="100" w:type="dxa"/>
@@ -8979,9 +9089,6 @@
         <w:t xml:space="preserve">VNC für den Admin-Laptop bewusst nicht als eigene </w:t>
       </w:r>
       <w:r>
-        <w:rPr>
-          <w:rStyle w:val="CodeZchn"/>
-        </w:rPr>
         <w:t>ufw</w:t>
       </w:r>
       <w:r>
@@ -8990,25 +9097,24 @@
     </w:p>
     <w:p>
       <w:pPr>
-        <w:pStyle w:val="Code"/>
-      </w:pPr>
-    </w:p>
-    <w:p>
-      <w:pPr>
-        <w:pStyle w:val="Code"/>
-      </w:pPr>
-      <w:r>
+        <w:shd w:val="clear" w:color="auto" w:fill="F0F0F0"/>
+        <w:spacing w:before="80" w:after="160"/>
+      </w:pPr>
+      <w:r>
+        <w:rPr>
+          <w:rFonts w:ascii="Consolas" w:hAnsi="Consolas"/>
+          <w:sz w:val="19"/>
+        </w:rPr>
         <w:t>ssh -L 5901:localhost:5900 photobox@192.168.0.10</w:t>
       </w:r>
       <w:r>
+        <w:rPr>
+          <w:rFonts w:ascii="Consolas" w:hAnsi="Consolas"/>
+          <w:sz w:val="19"/>
+        </w:rPr>
         <w:br/>
         <w:t># danach VNC-Viewer gegen localhost:5901 verbinden</w:t>
       </w:r>
-    </w:p>
-    <w:p>
-      <w:pPr>
-        <w:pStyle w:val="Code"/>
-      </w:pPr>
     </w:p>
     <w:p>
       <w:pPr>
@@ -9489,7 +9595,7 @@
           <w:szCs w:val="19"/>
         </w:rPr>
         <w:br/>
-        <w:t>├── start_fotobox.sh           # Autostart-Skript mit Neustart-Schleife</w:t>
+        <w:t>├── start_fotobox.sh          # Autostart-Skript mit Neustart-Schleife</w:t>
       </w:r>
       <w:r>
         <w:rPr>
@@ -9507,7 +9613,7 @@
           <w:szCs w:val="19"/>
         </w:rPr>
         <w:br/>
-        <w:t>├── app_with_hw.py             # Haupteinstiegspunkt, Event-Loop, Hardware-Wiring</w:t>
+        <w:t>├── app_with_hw.py            # Haupteinstiegspunkt, Event-Loop, Hardware-Wiring</w:t>
       </w:r>
       <w:r>
         <w:rPr>
@@ -9516,7 +9622,7 @@
           <w:szCs w:val="19"/>
         </w:rPr>
         <w:br/>
-        <w:t>├── config.py                  # Zentrale Konfiguration (AppConfig + Unter-Configs)</w:t>
+        <w:t>├── config.py                 # Zentrale Konfiguration (AppConfig + Unter-Configs)</w:t>
       </w:r>
       <w:r>
         <w:rPr>
@@ -9525,7 +9631,7 @@
           <w:szCs w:val="19"/>
         </w:rPr>
         <w:br/>
-        <w:t>├── models.py                  # AppModel, TimerState, SessionState, UiState</w:t>
+        <w:t>├── models.py                 # AppModel, TimerState, SessionState, UiState</w:t>
       </w:r>
       <w:r>
         <w:rPr>
@@ -9534,7 +9640,7 @@
           <w:szCs w:val="19"/>
         </w:rPr>
         <w:br/>
-        <w:t>├── events.py                  # EventType-Enum</w:t>
+        <w:t>├── events.py                 # EventType-Enum</w:t>
       </w:r>
       <w:r>
         <w:rPr>
@@ -9543,7 +9649,7 @@
           <w:szCs w:val="19"/>
         </w:rPr>
         <w:br/>
-        <w:t>├── states.py                  # AppState-Enum (autoritativ)</w:t>
+        <w:t>├── states.py                 # AppState-Enum (autoritativ)</w:t>
       </w:r>
       <w:r>
         <w:rPr>
@@ -9552,7 +9658,7 @@
           <w:szCs w:val="19"/>
         </w:rPr>
         <w:br/>
-        <w:t>├── state_machine.py           # StateMachine, TransitionResult (hardwarefrei)</w:t>
+        <w:t>├── state_machine.py          # StateMachine, TransitionResult (hardwarefrei)</w:t>
       </w:r>
       <w:r>
         <w:rPr>
@@ -9561,7 +9667,7 @@
           <w:szCs w:val="19"/>
         </w:rPr>
         <w:br/>
-        <w:t>├── layout.py                  # Layout-Rects fuer Buttons &amp; Elemente</w:t>
+        <w:t>├── layout.py                 # Layout-Rects fuer Buttons &amp; Elemente</w:t>
       </w:r>
       <w:r>
         <w:rPr>
@@ -9588,7 +9694,7 @@
           <w:szCs w:val="19"/>
         </w:rPr>
         <w:br/>
-        <w:t>├── led_service.py             # LedEffect-Enum</w:t>
+        <w:t>├── led_service.py            # LedEffect-Enum</w:t>
       </w:r>
       <w:r>
         <w:rPr>
@@ -9597,7 +9703,7 @@
           <w:szCs w:val="19"/>
         </w:rPr>
         <w:br/>
-        <w:t>├── hw_led_provider.py         # WS2812 LED-Ring Ansteuerung (SPI0/GPIO10)</w:t>
+        <w:t>├── hw_led_provider.py        # WS2812 LED-Ring Ansteuerung (SPI0/GPIO10)</w:t>
       </w:r>
       <w:r>
         <w:rPr>
@@ -9606,7 +9712,7 @@
           <w:szCs w:val="19"/>
         </w:rPr>
         <w:br/>
-        <w:t>├── led_shutdown.py            # LED-Animation fuer den Abschieds-Screen</w:t>
+        <w:t>├── led_shutdown.py           # LED-Animation fuer den Abschieds-Screen</w:t>
       </w:r>
       <w:r>
         <w:rPr>
@@ -9615,7 +9721,7 @@
           <w:szCs w:val="19"/>
         </w:rPr>
         <w:br/>
-        <w:t>├── hw_button_provider.py      # Trigger-Button (GPIO15/16) + Shutter (GPIO17)</w:t>
+        <w:t>├── hw_button_provider.py     # Trigger-Button (GPIO15/16) + Shutter (GPIO17)</w:t>
       </w:r>
       <w:r>
         <w:rPr>
@@ -9624,7 +9730,7 @@
           <w:szCs w:val="19"/>
         </w:rPr>
         <w:br/>
-        <w:t>├── hw_capture_provider.py     # Nikon D3300 Capture via gphoto2 (Hintergrund-Thread, Sprint 11)</w:t>
+        <w:t>├── hw_capture_provider.py    # Nikon D3300 Capture via gphoto2 (Hintergrund-Thread, Sprint 11)</w:t>
       </w:r>
       <w:r>
         <w:rPr>
@@ -9655,13 +9761,18 @@
       </w:r>
       <w:r>
         <w:rPr>
+          <w:rFonts w:ascii="Consolas" w:hAnsi="Consolas"/>
+          <w:sz w:val="19"/>
+        </w:rPr>
+        <w:t>hw_grabber_provider.py</w:t>
+      </w:r>
+      <w:r>
+        <w:rPr>
           <w:rFonts w:ascii="Consolas" w:eastAsia="Consolas" w:hAnsi="Consolas" w:cs="Consolas"/>
-          <w:i/>
-          <w:iCs/>
           <w:sz w:val="19"/>
           <w:szCs w:val="19"/>
         </w:rPr>
-        <w:t>hw_grabber_provider.py</w:t>
+        <w:t xml:space="preserve">    # (nicht mehr verwendet - HDMI-Grabber verworfen)</w:t>
       </w:r>
       <w:r>
         <w:rPr>
@@ -9669,7 +9780,8 @@
           <w:sz w:val="19"/>
           <w:szCs w:val="19"/>
         </w:rPr>
-        <w:t xml:space="preserve">     # (nicht mehr verwendet - HDMI-Grabber verworfen)</w:t>
+        <w:br/>
+        <w:t>│</w:t>
       </w:r>
       <w:r>
         <w:rPr>
@@ -9678,6 +9790,24 @@
           <w:szCs w:val="19"/>
         </w:rPr>
         <w:br/>
+        <w:t>├── fake_capture_service.py   # Fixture-basierte Provider fuer Entwicklung ohne Hardware</w:t>
+      </w:r>
+      <w:r>
+        <w:rPr>
+          <w:rFonts w:ascii="Consolas" w:eastAsia="Consolas" w:hAnsi="Consolas" w:cs="Consolas"/>
+          <w:sz w:val="19"/>
+          <w:szCs w:val="19"/>
+        </w:rPr>
+        <w:br/>
+        <w:t>├── fake_preview_service.py</w:t>
+      </w:r>
+      <w:r>
+        <w:rPr>
+          <w:rFonts w:ascii="Consolas" w:eastAsia="Consolas" w:hAnsi="Consolas" w:cs="Consolas"/>
+          <w:sz w:val="19"/>
+          <w:szCs w:val="19"/>
+        </w:rPr>
+        <w:br/>
         <w:t>│</w:t>
       </w:r>
       <w:r>
@@ -9687,7 +9817,7 @@
           <w:szCs w:val="19"/>
         </w:rPr>
         <w:br/>
-        <w:t>├── fake_capture_service.py    # Fixture-basierte Provider fuer Entwicklung ohne Hardware</w:t>
+        <w:t>├── gallery_service.py        # Foto-Listing, Thumbnail-/Vollbild-Cache, Loeschen</w:t>
       </w:r>
       <w:r>
         <w:rPr>
@@ -9696,7 +9826,7 @@
           <w:szCs w:val="19"/>
         </w:rPr>
         <w:br/>
-        <w:t>├── fake_preview_service.py</w:t>
+        <w:t>├── storage_service.py        # Export ins Web-Verzeichnis, Datei-Operationen</w:t>
       </w:r>
       <w:r>
         <w:rPr>
@@ -9705,6 +9835,51 @@
           <w:szCs w:val="19"/>
         </w:rPr>
         <w:br/>
+        <w:t>├── storage_alarm.py          # Speicherplatz-Alarm (Alarmstufen)</w:t>
+      </w:r>
+      <w:r>
+        <w:rPr>
+          <w:rFonts w:ascii="Consolas" w:eastAsia="Consolas" w:hAnsi="Consolas" w:cs="Consolas"/>
+          <w:sz w:val="19"/>
+          <w:szCs w:val="19"/>
+        </w:rPr>
+        <w:br/>
+        <w:t>├── capture_timing.py         # NEU (Sprint 11): EMA-Schaetzung der Bilduebertragungsdauer</w:t>
+      </w:r>
+      <w:r>
+        <w:rPr>
+          <w:rFonts w:ascii="Consolas" w:eastAsia="Consolas" w:hAnsi="Consolas" w:cs="Consolas"/>
+          <w:sz w:val="19"/>
+          <w:szCs w:val="19"/>
+        </w:rPr>
+        <w:br/>
+        <w:t>├── qr_service.py             # QR-Code-Erzeugung</w:t>
+      </w:r>
+      <w:r>
+        <w:rPr>
+          <w:rFonts w:ascii="Consolas" w:eastAsia="Consolas" w:hAnsi="Consolas" w:cs="Consolas"/>
+          <w:sz w:val="19"/>
+          <w:szCs w:val="19"/>
+        </w:rPr>
+        <w:br/>
+        <w:t>├── button_service.py         # Hilfslogik fuer Taster-Events</w:t>
+      </w:r>
+      <w:r>
+        <w:rPr>
+          <w:rFonts w:ascii="Consolas" w:eastAsia="Consolas" w:hAnsi="Consolas" w:cs="Consolas"/>
+          <w:sz w:val="19"/>
+          <w:szCs w:val="19"/>
+        </w:rPr>
+        <w:br/>
+        <w:t>├── shutdown_service.py       # Geheim-Geste-Erkennung + PIN-Sperre</w:t>
+      </w:r>
+      <w:r>
+        <w:rPr>
+          <w:rFonts w:ascii="Consolas" w:eastAsia="Consolas" w:hAnsi="Consolas" w:cs="Consolas"/>
+          <w:sz w:val="19"/>
+          <w:szCs w:val="19"/>
+        </w:rPr>
+        <w:br/>
         <w:t>│</w:t>
       </w:r>
       <w:r>
@@ -9714,7 +9889,7 @@
           <w:szCs w:val="19"/>
         </w:rPr>
         <w:br/>
-        <w:t>├── gallery_service.py         # Foto-Listing, Thumbnail-/Vollbild-Cache, Loeschen</w:t>
+        <w:t>├── admin_menu.py             # Service-Menue: Button-Raster, zentrale Definition</w:t>
       </w:r>
       <w:r>
         <w:rPr>
@@ -9723,7 +9898,7 @@
           <w:szCs w:val="19"/>
         </w:rPr>
         <w:br/>
-        <w:t>├── storage_service.py         # Export ins Web-Verzeichnis, Datei-Operationen</w:t>
+        <w:t>├── admin_diagnostics.py      # Diagnosefunktionen fuer 'Status / Diagnose'</w:t>
       </w:r>
       <w:r>
         <w:rPr>
@@ -9732,7 +9907,7 @@
           <w:szCs w:val="19"/>
         </w:rPr>
         <w:br/>
-        <w:t>├── storage_alarm.py           # Speicherplatz-Alarm (Alarmstufen)</w:t>
+        <w:t>├── admin_usb_export.py       # USB-Export-Logik (SHA256, Konflikterkennung)</w:t>
       </w:r>
       <w:r>
         <w:rPr>
@@ -9741,7 +9916,7 @@
           <w:szCs w:val="19"/>
         </w:rPr>
         <w:br/>
-        <w:t>├── capture_timing.py          # NEU (Sprint 11): EMA-Schaetzung der Bilduebertragungsdauer</w:t>
+        <w:t>├── admin_usb_service.py      # USB-Stick-Erkennung/Mount</w:t>
       </w:r>
       <w:r>
         <w:rPr>
@@ -9750,7 +9925,7 @@
           <w:szCs w:val="19"/>
         </w:rPr>
         <w:br/>
-        <w:t>├── qr_service.py              # QR-Code-Erzeugung</w:t>
+        <w:t>├── admin_delete_service.py   # 'Alle Bilder loeschen' mit Protokoll</w:t>
       </w:r>
       <w:r>
         <w:rPr>
@@ -9759,7 +9934,7 @@
           <w:szCs w:val="19"/>
         </w:rPr>
         <w:br/>
-        <w:t>├── button_service.py          # Hilfslogik fuer Taster-Events</w:t>
+        <w:t>│</w:t>
       </w:r>
       <w:r>
         <w:rPr>
@@ -9768,7 +9943,7 @@
           <w:szCs w:val="19"/>
         </w:rPr>
         <w:br/>
-        <w:t>├── shutdown_service.py        # Geheim-Geste-Erkennung + PIN-Sperre</w:t>
+        <w:t>├── check_updates.py          # Update-Benachrichtigung (apt/EEPROM/Router-Firmware)</w:t>
       </w:r>
       <w:r>
         <w:rPr>
@@ -9786,7 +9961,7 @@
           <w:szCs w:val="19"/>
         </w:rPr>
         <w:br/>
-        <w:t>├── admin_menu.py              # Service-Menue: Button-Raster, zentrale Definition</w:t>
+        <w:t>├── local_secrets.py          # NICHT versioniert - PIN, Geste, SMTP-Zugangsdaten</w:t>
       </w:r>
       <w:r>
         <w:rPr>
@@ -9795,7 +9970,7 @@
           <w:szCs w:val="19"/>
         </w:rPr>
         <w:br/>
-        <w:t>├── admin_diagnostics.py       # Diagnosefunktionen fuer 'Status / Diagnose'</w:t>
+        <w:t>├── local_secrets_example.py  # Versionierte Vorlage fuer lokal_secrets.py</w:t>
       </w:r>
       <w:r>
         <w:rPr>
@@ -9804,7 +9979,7 @@
           <w:szCs w:val="19"/>
         </w:rPr>
         <w:br/>
-        <w:t>├── admin_usb_export.py        # USB-Export-Logik (SHA256, Konflikterkennung)</w:t>
+        <w:t>├── event_config.json         # NICHT versioniert - Titel, Praefix, Gaeste-WLAN-PW</w:t>
       </w:r>
       <w:r>
         <w:rPr>
@@ -9813,7 +9988,7 @@
           <w:szCs w:val="19"/>
         </w:rPr>
         <w:br/>
-        <w:t>├── admin_usb_service.py       # USB-Stick-Erkennung/Mount</w:t>
+        <w:t>├── event_config_example.json # Versionierte Vorlage fuer event_config.json</w:t>
       </w:r>
       <w:r>
         <w:rPr>
@@ -9822,7 +9997,7 @@
           <w:szCs w:val="19"/>
         </w:rPr>
         <w:br/>
-        <w:t>├── admin_delete_service.py    # 'Alle Bilder loeschen' mit Protokoll</w:t>
+        <w:t>│</w:t>
       </w:r>
       <w:r>
         <w:rPr>
@@ -9831,6 +10006,33 @@
           <w:szCs w:val="19"/>
         </w:rPr>
         <w:br/>
+        <w:t>├── assets/</w:t>
+      </w:r>
+      <w:r>
+        <w:rPr>
+          <w:rFonts w:ascii="Consolas" w:eastAsia="Consolas" w:hAnsi="Consolas" w:cs="Consolas"/>
+          <w:sz w:val="19"/>
+          <w:szCs w:val="19"/>
+        </w:rPr>
+        <w:br/>
+        <w:t>│   ├── hauptmenu_wallpaper.png</w:t>
+      </w:r>
+      <w:r>
+        <w:rPr>
+          <w:rFonts w:ascii="Consolas" w:eastAsia="Consolas" w:hAnsi="Consolas" w:cs="Consolas"/>
+          <w:sz w:val="19"/>
+          <w:szCs w:val="19"/>
+        </w:rPr>
+        <w:br/>
+        <w:t>│   └── bitte_laecheln.png</w:t>
+      </w:r>
+      <w:r>
+        <w:rPr>
+          <w:rFonts w:ascii="Consolas" w:eastAsia="Consolas" w:hAnsi="Consolas" w:cs="Consolas"/>
+          <w:sz w:val="19"/>
+          <w:szCs w:val="19"/>
+        </w:rPr>
+        <w:br/>
         <w:t>│</w:t>
       </w:r>
       <w:r>
@@ -9840,7 +10042,7 @@
           <w:szCs w:val="19"/>
         </w:rPr>
         <w:br/>
-        <w:t>├── check_updates.py           # Update-Benachrichtigung (apt/EEPROM/Router-Firmware)</w:t>
+        <w:t>├── data/                     # Laufzeitdaten (nicht versioniert)</w:t>
       </w:r>
       <w:r>
         <w:rPr>
@@ -9849,7 +10051,7 @@
           <w:szCs w:val="19"/>
         </w:rPr>
         <w:br/>
-        <w:t>│</w:t>
+        <w:t>│   ├── logs/</w:t>
       </w:r>
       <w:r>
         <w:rPr>
@@ -9858,7 +10060,7 @@
           <w:szCs w:val="19"/>
         </w:rPr>
         <w:br/>
-        <w:t>├── local_secrets.py           # NICHT versioniert - PIN, Geste, SMTP-Zugangsdaten</w:t>
+        <w:t>│   │   ├── fotobox.log       # Laufzeit-Log (Autostart-Schleife)</w:t>
       </w:r>
       <w:r>
         <w:rPr>
@@ -9867,7 +10069,7 @@
           <w:szCs w:val="19"/>
         </w:rPr>
         <w:br/>
-        <w:t>├── local_secrets_example.py   # Versionierte Vorlage fuer lokal_secrets.py</w:t>
+        <w:t>│   │   └── usb_export.log    # Protokoll aller USB-Export-Aktionen</w:t>
       </w:r>
       <w:r>
         <w:rPr>
@@ -9876,7 +10078,7 @@
           <w:szCs w:val="19"/>
         </w:rPr>
         <w:br/>
-        <w:t>├── event_config.json          # NICHT versioniert - Titel, Praefix, Gaeste-WLAN-PW</w:t>
+        <w:t>│   ├── web/                  # von nginx ausgelieferte Fotos (.../fotos/)</w:t>
       </w:r>
       <w:r>
         <w:rPr>
@@ -9885,7 +10087,7 @@
           <w:szCs w:val="19"/>
         </w:rPr>
         <w:br/>
-        <w:t>├── event_config_example.json  # Versionierte Vorlage fuer event_config.json</w:t>
+        <w:t>│   │   └── testbild.png      # geschuetzt, siehe Kapitel 'Geschuetzte Dateien'</w:t>
       </w:r>
       <w:r>
         <w:rPr>
@@ -9894,7 +10096,7 @@
           <w:szCs w:val="19"/>
         </w:rPr>
         <w:br/>
-        <w:t>│</w:t>
+        <w:t>│   ├── cache/</w:t>
       </w:r>
       <w:r>
         <w:rPr>
@@ -9903,7 +10105,7 @@
           <w:szCs w:val="19"/>
         </w:rPr>
         <w:br/>
-        <w:t>├── assets/</w:t>
+        <w:t>│   ├── photos/                # Original-Fotos</w:t>
       </w:r>
       <w:r>
         <w:rPr>
@@ -9912,7 +10114,7 @@
           <w:szCs w:val="19"/>
         </w:rPr>
         <w:br/>
-        <w:t>│   ├── hauptmenu_wallpaper.png</w:t>
+        <w:t>│   │   ├── example_01.jpg    # geschuetzt (Fly-In-Fallback)</w:t>
       </w:r>
       <w:r>
         <w:rPr>
@@ -9921,7 +10123,7 @@
           <w:szCs w:val="19"/>
         </w:rPr>
         <w:br/>
-        <w:t>│   └── bitte_laecheln.png</w:t>
+        <w:t>│   │   ├── example_02.jpg    # geschuetzt</w:t>
       </w:r>
       <w:r>
         <w:rPr>
@@ -9930,7 +10132,7 @@
           <w:szCs w:val="19"/>
         </w:rPr>
         <w:br/>
-        <w:t>│</w:t>
+        <w:t>│   │   ├── example_03.jpg    # geschuetzt</w:t>
       </w:r>
       <w:r>
         <w:rPr>
@@ -9939,7 +10141,7 @@
           <w:szCs w:val="19"/>
         </w:rPr>
         <w:br/>
-        <w:t>├── data/                      # Laufzeitdaten (nicht versioniert)</w:t>
+        <w:t>│   │   └── ...</w:t>
       </w:r>
       <w:r>
         <w:rPr>
@@ -9948,7 +10150,7 @@
           <w:szCs w:val="19"/>
         </w:rPr>
         <w:br/>
-        <w:t>│   ├── logs/</w:t>
+        <w:t>│   ├── shutdown_lockout.json  # PIN-Sperrzaehler (persistent)</w:t>
       </w:r>
       <w:r>
         <w:rPr>
@@ -9957,106 +10159,7 @@
           <w:szCs w:val="19"/>
         </w:rPr>
         <w:br/>
-        <w:t>│   │   ├── fotobox.log        # Laufzeit-Log (Autostart-Schleife)</w:t>
-      </w:r>
-      <w:r>
-        <w:rPr>
-          <w:rFonts w:ascii="Consolas" w:eastAsia="Consolas" w:hAnsi="Consolas" w:cs="Consolas"/>
-          <w:sz w:val="19"/>
-          <w:szCs w:val="19"/>
-        </w:rPr>
-        <w:br/>
-        <w:t>│   │   └── usb_export.log     # Protokoll aller USB-Export-Aktionen</w:t>
-      </w:r>
-      <w:r>
-        <w:rPr>
-          <w:rFonts w:ascii="Consolas" w:eastAsia="Consolas" w:hAnsi="Consolas" w:cs="Consolas"/>
-          <w:sz w:val="19"/>
-          <w:szCs w:val="19"/>
-        </w:rPr>
-        <w:br/>
-        <w:t>│   ├── web/                   # von nginx ausgelieferte Fotos (.../fotos/)</w:t>
-      </w:r>
-      <w:r>
-        <w:rPr>
-          <w:rFonts w:ascii="Consolas" w:eastAsia="Consolas" w:hAnsi="Consolas" w:cs="Consolas"/>
-          <w:sz w:val="19"/>
-          <w:szCs w:val="19"/>
-        </w:rPr>
-        <w:br/>
-        <w:t>│   │   └── testbild.png       # geschuetzt, siehe Kapitel 'Geschuetzte Dateien'</w:t>
-      </w:r>
-      <w:r>
-        <w:rPr>
-          <w:rFonts w:ascii="Consolas" w:eastAsia="Consolas" w:hAnsi="Consolas" w:cs="Consolas"/>
-          <w:sz w:val="19"/>
-          <w:szCs w:val="19"/>
-        </w:rPr>
-        <w:br/>
-        <w:t>│   ├── cache/</w:t>
-      </w:r>
-      <w:r>
-        <w:rPr>
-          <w:rFonts w:ascii="Consolas" w:eastAsia="Consolas" w:hAnsi="Consolas" w:cs="Consolas"/>
-          <w:sz w:val="19"/>
-          <w:szCs w:val="19"/>
-        </w:rPr>
-        <w:br/>
-        <w:t>│   ├── photos/                # Original-Fotos</w:t>
-      </w:r>
-      <w:r>
-        <w:rPr>
-          <w:rFonts w:ascii="Consolas" w:eastAsia="Consolas" w:hAnsi="Consolas" w:cs="Consolas"/>
-          <w:sz w:val="19"/>
-          <w:szCs w:val="19"/>
-        </w:rPr>
-        <w:br/>
-        <w:t>│   │   ├── example_01.jpg     # geschuetzt (Fly-In-Fallback)</w:t>
-      </w:r>
-      <w:r>
-        <w:rPr>
-          <w:rFonts w:ascii="Consolas" w:eastAsia="Consolas" w:hAnsi="Consolas" w:cs="Consolas"/>
-          <w:sz w:val="19"/>
-          <w:szCs w:val="19"/>
-        </w:rPr>
-        <w:br/>
-        <w:t>│   │   ├── example_02.jpg     # geschuetzt</w:t>
-      </w:r>
-      <w:r>
-        <w:rPr>
-          <w:rFonts w:ascii="Consolas" w:eastAsia="Consolas" w:hAnsi="Consolas" w:cs="Consolas"/>
-          <w:sz w:val="19"/>
-          <w:szCs w:val="19"/>
-        </w:rPr>
-        <w:br/>
-        <w:t>│   │   ├── example_03.jpg     # geschuetzt</w:t>
-      </w:r>
-      <w:r>
-        <w:rPr>
-          <w:rFonts w:ascii="Consolas" w:eastAsia="Consolas" w:hAnsi="Consolas" w:cs="Consolas"/>
-          <w:sz w:val="19"/>
-          <w:szCs w:val="19"/>
-        </w:rPr>
-        <w:br/>
-        <w:t>│   │   └── ...</w:t>
-      </w:r>
-      <w:r>
-        <w:rPr>
-          <w:rFonts w:ascii="Consolas" w:eastAsia="Consolas" w:hAnsi="Consolas" w:cs="Consolas"/>
-          <w:sz w:val="19"/>
-          <w:szCs w:val="19"/>
-        </w:rPr>
-        <w:br/>
-        <w:t>│   ├── shutdown_lockout.json  # PIN-Sperrzaehler (persistent)</w:t>
-      </w:r>
-      <w:r>
-        <w:rPr>
-          <w:rFonts w:ascii="Consolas" w:eastAsia="Consolas" w:hAnsi="Consolas" w:cs="Consolas"/>
-          <w:sz w:val="19"/>
-          <w:szCs w:val="19"/>
-        </w:rPr>
-        <w:br/>
-        <w:t>│   └── capture_timing.json    # NEU (Sprint 11): EMA-Schaetzung Uebertragungsdauer</w:t>
+        <w:t>│   └── capture_timing.json  # NEU (Sprint 11): EMA-Schaetzung Uebertragungsdauer</w:t>
       </w:r>
       <w:r>
         <w:rPr>
@@ -10118,7 +10221,6 @@
         <w:t>Hinweis: hw_grabber_provider.py ist ein Relikt des verworfenen HDMI-Grabber-Ansatzes (siehe Kapitel „HDMI-Grabber – abgebaut“) und wird nicht mehr aufgerufen.</w:t>
       </w:r>
     </w:p>
-    <w:p/>
     <w:p/>
     <w:sectPr>
       <w:pgSz w:w="11906" w:h="16838"/>
@@ -10742,6 +10844,7 @@
   </w:style>
   <w:style w:type="paragraph" w:styleId="berschrift1">
     <w:name w:val="heading 1"/>
+    <w:link w:val="berschrift1Zchn"/>
     <w:uiPriority w:val="9"/>
     <w:qFormat/>
     <w:pPr>
@@ -10759,6 +10862,7 @@
   </w:style>
   <w:style w:type="paragraph" w:styleId="berschrift2">
     <w:name w:val="heading 2"/>
+    <w:link w:val="berschrift2Zchn"/>
     <w:uiPriority w:val="9"/>
     <w:unhideWhenUsed/>
     <w:qFormat/>
@@ -10777,6 +10881,7 @@
   </w:style>
   <w:style w:type="paragraph" w:styleId="berschrift3">
     <w:name w:val="heading 3"/>
+    <w:link w:val="berschrift3Zchn"/>
     <w:uiPriority w:val="9"/>
     <w:unhideWhenUsed/>
     <w:qFormat/>
@@ -10978,6 +11083,48 @@
       <w:sz w:val="18"/>
       <w:szCs w:val="18"/>
       <w:shd w:val="clear" w:color="auto" w:fill="D9D9D9"/>
+    </w:rPr>
+  </w:style>
+  <w:style w:type="character" w:customStyle="1" w:styleId="berschrift1Zchn">
+    <w:name w:val="Überschrift 1 Zchn"/>
+    <w:basedOn w:val="Absatz-Standardschriftart"/>
+    <w:link w:val="berschrift1"/>
+    <w:uiPriority w:val="9"/>
+    <w:rsid w:val="006A0D5F"/>
+    <w:rPr>
+      <w:b/>
+      <w:bCs/>
+      <w:color w:val="1F4E79"/>
+      <w:sz w:val="32"/>
+      <w:szCs w:val="32"/>
+    </w:rPr>
+  </w:style>
+  <w:style w:type="character" w:customStyle="1" w:styleId="berschrift2Zchn">
+    <w:name w:val="Überschrift 2 Zchn"/>
+    <w:basedOn w:val="Absatz-Standardschriftart"/>
+    <w:link w:val="berschrift2"/>
+    <w:uiPriority w:val="9"/>
+    <w:rsid w:val="006A0D5F"/>
+    <w:rPr>
+      <w:b/>
+      <w:bCs/>
+      <w:color w:val="2E74B5"/>
+      <w:sz w:val="26"/>
+      <w:szCs w:val="26"/>
+    </w:rPr>
+  </w:style>
+  <w:style w:type="character" w:customStyle="1" w:styleId="berschrift3Zchn">
+    <w:name w:val="Überschrift 3 Zchn"/>
+    <w:basedOn w:val="Absatz-Standardschriftart"/>
+    <w:link w:val="berschrift3"/>
+    <w:uiPriority w:val="9"/>
+    <w:rsid w:val="006A0D5F"/>
+    <w:rPr>
+      <w:b/>
+      <w:bCs/>
+      <w:color w:val="1F4E79"/>
+      <w:sz w:val="23"/>
+      <w:szCs w:val="23"/>
     </w:rPr>
   </w:style>
 </w:styles>

--- a/docs/fotobox_dokumentation.docx
+++ b/docs/fotobox_dokumentation.docx
@@ -21,14 +21,36 @@
       <w:pPr>
         <w:spacing w:after="400"/>
         <w:jc w:val="center"/>
+        <w:rPr>
+          <w:lang w:val="en-US"/>
+        </w:rPr>
       </w:pPr>
       <w:r>
         <w:rPr>
           <w:i/>
           <w:iCs/>
           <w:color w:val="555555"/>
-        </w:rPr>
-        <w:t>Stand: 3. August 2026 · Raspberry Pi 5, Debian trixie</w:t>
+          <w:lang w:val="en-US"/>
+        </w:rPr>
+        <w:t xml:space="preserve">Stand: </w:t>
+      </w:r>
+      <w:r>
+        <w:rPr>
+          <w:i/>
+          <w:iCs/>
+          <w:color w:val="555555"/>
+          <w:lang w:val="en-US"/>
+        </w:rPr>
+        <w:t>5. August</w:t>
+      </w:r>
+      <w:r>
+        <w:rPr>
+          <w:i/>
+          <w:iCs/>
+          <w:color w:val="555555"/>
+          <w:lang w:val="en-US"/>
+        </w:rPr>
+        <w:t xml:space="preserve"> 2026</w:t>
       </w:r>
     </w:p>
     <w:p>
@@ -83,13 +105,7 @@
         <w:spacing w:after="160"/>
       </w:pPr>
       <w:r>
-        <w:t xml:space="preserve">Die Software steuert Peripherie und Benutzeroberfläche als unidirektionale State Machine: jedes Ereignis (Touch, Taster, Timer) wird gegen den aktuellen AppState geprüft und liefert ein neues Modell plus auszuführende Aktionen zurück. Die folgende Liste nennt die tatsächlichen Zustandsnamen aus </w:t>
-      </w:r>
-      <w:r>
-        <w:t xml:space="preserve">states.py </w:t>
-      </w:r>
-      <w:r>
-        <w:t>(autoritativ) mit ihrer Bedeutung für den Gast-Ablauf.</w:t>
+        <w:t>Die Software steuert Peripherie und Benutzeroberfläche als unidirektionale State Machine: jedes Ereignis (Touch, Taster, Timer) wird gegen den aktuellen AppState geprüft und liefert ein neues Modell plus auszuführende Aktionen zurück. Die folgende Liste nennt die tatsächlichen Zustandsnamen aus states.py (autoritativ) mit ihrer Bedeutung für den Gast-Ablauf.</w:t>
       </w:r>
     </w:p>
     <w:tbl>
@@ -740,14 +756,7 @@
                 <w:sz w:val="19"/>
                 <w:szCs w:val="19"/>
               </w:rPr>
-              <w:t xml:space="preserve">Sicherheitsabfrage vor dem Löschen des aktuellen Fotos. LED-Ring: rotes Blinken. 30s ohne Interaktion → automatisches Löschen, zurück </w:t>
-            </w:r>
-            <w:r>
-              <w:rPr>
-                <w:sz w:val="19"/>
-                <w:szCs w:val="19"/>
-              </w:rPr>
-              <w:t>in einen neuen COUNTDOWN (seit der Sprint-11-Nachbesserung; vorher MAIN_MENU) - der Gast wollte in aller Regel gleich ein neues Foto aufnehmen.</w:t>
+              <w:t>Sicherheitsabfrage vor dem Löschen des aktuellen Fotos. LED-Ring: rotes Blinken. 30s ohne Interaktion → automatisches Löschen, zurück zu MAIN_MENU.</w:t>
             </w:r>
           </w:p>
         </w:tc>
@@ -1085,13 +1094,7 @@
         <w:spacing w:after="90"/>
       </w:pPr>
       <w:r>
-        <w:t xml:space="preserve">Bei korrekter PIN erscheint der Abschieds-Screen mit einer Sonnenuntergangs-Animation am LED-Ring (ca. 9 Sekunden, led_shutdown.py); danach führt die App </w:t>
-      </w:r>
-      <w:r>
-        <w:t>shutdown -h</w:t>
-      </w:r>
-      <w:r>
-        <w:t xml:space="preserve"> now aus.</w:t>
+        <w:t>Bei korrekter PIN erscheint der Abschieds-Screen mit einer Sonnenuntergangs-Animation am LED-Ring (ca. 9 Sekunden, led_shutdown.py); danach führt die App shutdown -h now aus.</w:t>
       </w:r>
     </w:p>
     <w:p>
@@ -1199,13 +1202,7 @@
         <w:spacing w:after="160"/>
       </w:pPr>
       <w:r>
-        <w:t xml:space="preserve">Die drei Geste-Werte sind optional (Fallback in </w:t>
-      </w:r>
-      <w:r>
-        <w:t>config.py</w:t>
-      </w:r>
-      <w:r>
-        <w:t>); nur die PIN ist Pflicht. Nicht-geheime Parameter (Sperr-Zeiten, Farben der Fehler-Optik, Animationsdauer goodbye_seconds) stehen in config.py in der Unter-Config ShutdownConfig.</w:t>
+        <w:t>Die drei Geste-Werte sind optional (Fallback in config.py); nur die PIN ist Pflicht. Nicht-geheime Parameter (Sperr-Zeiten, Farben der Fehler-Optik, Animationsdauer goodbye_seconds) stehen in config.py in der Unter-Config ShutdownConfig.</w:t>
       </w:r>
     </w:p>
     <w:p>
@@ -1222,13 +1219,7 @@
         <w:spacing w:after="160"/>
       </w:pPr>
       <w:r>
-        <w:t xml:space="preserve">Nach max_pin_attempts Fehlversuchen (Standard 3) wird für lockout_seconds (Standard 30 Minuten) gesperrt. Zähler und Sperre liegen in </w:t>
-      </w:r>
-      <w:r>
-        <w:t>data/shutdown_lockout.json</w:t>
-      </w:r>
-      <w:r>
-        <w:t xml:space="preserve"> und überstehen einen Neustart, ein Reboot hebt die Sperre also nicht auf (Schutz gegen Reboot-Bypass). Von Hand zurücksetzen:</w:t>
+        <w:t>Nach max_pin_attempts Fehlversuchen (Standard 3) wird für lockout_seconds (Standard 30 Minuten) gesperrt. Zähler und Sperre liegen in data/shutdown_lockout.json und überstehen einen Neustart, ein Reboot hebt die Sperre also nicht auf (Schutz gegen Reboot-Bypass). Von Hand zurücksetzen:</w:t>
       </w:r>
     </w:p>
     <w:p>
@@ -1282,10 +1273,7 @@
         <w:spacing w:after="160"/>
       </w:pPr>
       <w:r>
-        <w:t>app_with_hw.py</w:t>
-      </w:r>
-      <w:r>
-        <w:t xml:space="preserve"> läuft ohnehin als root, daher genügt der direkte shutdown-Aufruf; die restriktive sudoers-Regel muss dafür nicht erweitert werden. Ein während der Entwicklung genutzter Debug-Hotkey wurde für den Produktivbetrieb bewusst wieder entfernt, damit im Code keine Abkürzung in den Shutdown-Pfad verbleibt. Der einzige Weg ist Geste, dann PIN, dann Sperre.</w:t>
+        <w:t>app_with_hw.py läuft ohnehin als root, daher genügt der direkte shutdown-Aufruf; die restriktive sudoers-Regel muss dafür nicht erweitert werden. Ein während der Entwicklung genutzter Debug-Hotkey wurde für den Produktivbetrieb bewusst wieder entfernt, damit im Code keine Abkürzung in den Shutdown-Pfad verbleibt. Der einzige Weg ist Geste, dann PIN, dann Sperre.</w:t>
       </w:r>
     </w:p>
     <w:p>
@@ -1301,13 +1289,7 @@
         <w:spacing w:after="160"/>
       </w:pPr>
       <w:r>
-        <w:t xml:space="preserve">Über die versteckte Geste plus PIN erreichbar (siehe voriges Kapitel). Sieben Punkte im festen 2×4-Raster (seit Sprint 11 — vorher 2×3, siehe „Kamera-Einstellungen“ unten; die neue Zeile wurde bewusst oberhalb von „Zurück“/„Alle Bilder löschen“ eingefügt, damit deren Eck-Platzierung unverändert bleibt), zentral definiert in </w:t>
-      </w:r>
-      <w:r>
-        <w:t>admin_menu.py</w:t>
-      </w:r>
-      <w:r>
-        <w:t xml:space="preserve"> (Beschriftung, Rasterposition, Farbe und ausgelöstes Event an einer Stelle, damit Renderer und Treffererkennung nicht auseinanderlaufen können).</w:t>
+        <w:t>Über die versteckte Geste plus PIN erreichbar (siehe voriges Kapitel). Sieben Punkte im festen 2×4-Raster (seit Sprint 11 — vorher 2×3, siehe „Kamera-Einstellungen“ unten; die neue Zeile wurde bewusst oberhalb von „Zurück“/„Alle Bilder löschen“ eingefügt, damit deren Eck-Platzierung unverändert bleibt), zentral definiert in admin_menu.py (Beschriftung, Rasterposition, Farbe und ausgelöstes Event an einer Stelle, damit Renderer und Treffererkennung nicht auseinanderlaufen können).</w:t>
       </w:r>
     </w:p>
     <w:tbl>
@@ -1503,20 +1485,7 @@
                 <w:sz w:val="19"/>
                 <w:szCs w:val="19"/>
               </w:rPr>
-              <w:t xml:space="preserve">Kurzer Zwischenscreen, danach beendet sich die App — </w:t>
-            </w:r>
-            <w:r>
-              <w:rPr>
-                <w:sz w:val="19"/>
-              </w:rPr>
-              <w:t>start_fotobox.sh</w:t>
-            </w:r>
-            <w:r>
-              <w:rPr>
-                <w:sz w:val="19"/>
-                <w:szCs w:val="19"/>
-              </w:rPr>
-              <w:t xml:space="preserve"> startet automatisch neu.</w:t>
+              <w:t>Kurzer Zwischenscreen, danach beendet sich die App — start_fotobox.sh startet automatisch neu.</w:t>
             </w:r>
           </w:p>
         </w:tc>
@@ -1600,48 +1569,7 @@
                 <w:sz w:val="19"/>
                 <w:szCs w:val="19"/>
               </w:rPr>
-              <w:t>NEU (Sprint 11): ISO und Blende direkt über die bestehende USB-Verbindung anpassen (</w:t>
-            </w:r>
-            <w:r>
-              <w:rPr>
-                <w:sz w:val="19"/>
-              </w:rPr>
-              <w:t>hw_camera_settings_provider.py</w:t>
-            </w:r>
-            <w:r>
-              <w:rPr>
-                <w:sz w:val="19"/>
-                <w:szCs w:val="19"/>
-              </w:rPr>
-              <w:t xml:space="preserve">), ohne die Kamera aus dem Gehäuse zu nehmen, Kabel zu lösen und danach neu auszurichten. Gültige Werte werden live von der Kamera gelesen (abhängig vom montierten Objektiv), die Kamera </w:t>
-            </w:r>
-            <w:r>
-              <w:rPr>
-                <w:sz w:val="19"/>
-                <w:szCs w:val="19"/>
-              </w:rPr>
-              <w:t>sollte</w:t>
-            </w:r>
-            <w:r>
-              <w:rPr>
-                <w:sz w:val="19"/>
-                <w:szCs w:val="19"/>
-              </w:rPr>
-              <w:t xml:space="preserve"> im Modus </w:t>
-            </w:r>
-            <w:r>
-              <w:rPr>
-                <w:sz w:val="19"/>
-                <w:szCs w:val="19"/>
-              </w:rPr>
-              <w:t xml:space="preserve">A (Zeitautomatik) oder </w:t>
-            </w:r>
-            <w:r>
-              <w:rPr>
-                <w:sz w:val="19"/>
-                <w:szCs w:val="19"/>
-              </w:rPr>
-              <w:t>M stehen.</w:t>
+              <w:t>NEU (Sprint 11): ISO und Blende direkt über die bestehende USB-Verbindung anpassen (hw_camera_settings_provider.py), ohne die Kamera aus dem Gehäuse zu nehmen, Kabel zu lösen und danach neu auszurichten. Gültige Werte werden live von der Kamera gelesen (abhängig vom montierten Objektiv), die Kamera muss im Modus M stehen.</w:t>
             </w:r>
           </w:p>
         </w:tc>
@@ -1727,13 +1655,6 @@
               </w:rPr>
               <w:t>Löscht Fotos auf Pi und Kamera-Speicherkarte mit Protokoll; geschützte Dateien bleiben erhalten.</w:t>
             </w:r>
-            <w:r>
-              <w:rPr>
-                <w:sz w:val="19"/>
-                <w:szCs w:val="19"/>
-              </w:rPr>
-              <w:t xml:space="preserve"> Seit der Sprint-11-Nachbesserung begleitet eine Shredder-Animation (Bilddatei-Symbole fallen von oben in einen Shredder und kommen unten als Schnipsel heraus) zusätzlich zum Fortschrittsbalken den Löschlauf - rein optisch, ohne eigenen Bezug zu einzelnen tatsächlich gelöschten Dateien.</w:t>
-            </w:r>
           </w:p>
         </w:tc>
       </w:tr>
@@ -1751,13 +1672,7 @@
         <w:spacing w:after="160"/>
       </w:pPr>
       <w:r>
-        <w:t>Bei jedem Aufruf synchron ermittelt (</w:t>
-      </w:r>
-      <w:r>
-        <w:t>admin_diagnostics.py</w:t>
-      </w:r>
-      <w:r>
-        <w:t>), unabhängig voneinander — eine nicht erreichbare Quelle unterdrückt nicht die übrigen Zeilen:</w:t>
+        <w:t>Bei jedem Aufruf synchron ermittelt (admin_diagnostics.py), unabhängig voneinander — eine nicht erreichbare Quelle unterdrückt nicht die übrigen Zeilen:</w:t>
       </w:r>
     </w:p>
     <w:p>
@@ -1796,14 +1711,7 @@
         <w:spacing w:after="90"/>
       </w:pPr>
       <w:r>
-        <w:lastRenderedPageBreak/>
-        <w:t>Kamera-Verbindung (</w:t>
-      </w:r>
-      <w:r>
-        <w:t>gphoto2 --auto-detect</w:t>
-      </w:r>
-      <w:r>
-        <w:t>, ohne den laufenden Vorschau-Betrieb zu stören)</w:t>
+        <w:t>Kamera-Verbindung (gphoto2 --auto-detect, ohne den laufenden Vorschau-Betrieb zu stören)</w:t>
       </w:r>
     </w:p>
     <w:p>
@@ -1829,6 +1737,7 @@
         <w:spacing w:after="90"/>
       </w:pPr>
       <w:r>
+        <w:lastRenderedPageBreak/>
         <w:t>Vorhandensein aller geschützten Dateien (siehe unten), fehlende werden namentlich benannt</w:t>
       </w:r>
     </w:p>
@@ -1931,19 +1840,7 @@
         <w:spacing w:after="90"/>
       </w:pPr>
       <w:r>
-        <w:t xml:space="preserve">„Umbenennen“ (Standard, nicht-destruktiv): die vorhandene Datei auf dem Stick bleibt unangetastet, die neue Datei bekommt das Schema </w:t>
-      </w:r>
-      <w:r>
-        <w:t>name_001.jpg</w:t>
-      </w:r>
-      <w:r>
-        <w:t xml:space="preserve">, </w:t>
-      </w:r>
-      <w:r>
-        <w:t>name_002.jpg</w:t>
-      </w:r>
-      <w:r>
-        <w:t>, ...</w:t>
+        <w:t>„Umbenennen“ (Standard, nicht-destruktiv): die vorhandene Datei auf dem Stick bleibt unangetastet, die neue Datei bekommt das Schema name_001.jpg, name_002.jpg, ...</w:t>
       </w:r>
     </w:p>
     <w:p>
@@ -2013,19 +1910,7 @@
         <w:spacing w:after="160"/>
       </w:pPr>
       <w:r>
-        <w:t xml:space="preserve">Löscht an drei Orten: </w:t>
-      </w:r>
-      <w:r>
-        <w:t>data/photos/</w:t>
-      </w:r>
-      <w:r>
-        <w:t xml:space="preserve"> (Originale), </w:t>
-      </w:r>
-      <w:r>
-        <w:t>data/web/</w:t>
-      </w:r>
-      <w:r>
-        <w:t xml:space="preserve"> (exportierte Kopien für den QR-Download — leicht zu vergessen, aber über nginx im Gäste-WLAN erreichbar) und die Kamera-Speicherkarte per gphoto2. Jede Datei wird vor dem Entfernen einmal mit Nullen überschrieben (Best-Effort-Zusatz).</w:t>
+        <w:t>Löscht an drei Orten: data/photos/ (Originale), data/web/ (exportierte Kopien für den QR-Download — leicht zu vergessen, aber über nginx im Gäste-WLAN erreichbar) und die Kamera-Speicherkarte per gphoto2. Jede Datei wird vor dem Entfernen einmal mit Nullen überschrieben (Best-Effort-Zusatz).</w:t>
       </w:r>
     </w:p>
     <w:p>
@@ -2048,13 +1933,7 @@
         <w:spacing w:after="160"/>
       </w:pPr>
       <w:r>
-        <w:t xml:space="preserve">Ein Löschprotokoll wird ausschließlich lokal unter </w:t>
-      </w:r>
-      <w:r>
-        <w:t>data/logs/</w:t>
-      </w:r>
-      <w:r>
-        <w:t xml:space="preserve"> abgelegt (nicht auf einem USB-Stick) und listet jede gelöschte Datei mit Größe und Änderungszeitpunkt auf. Die vier geschützten Dateien (siehe unten) überleben jeden Löschlauf.</w:t>
+        <w:t>Ein Löschprotokoll wird ausschließlich lokal unter data/logs/ abgelegt (nicht auf einem USB-Stick) und listet jede gelöschte Datei mit Größe und Änderungszeitpunkt auf. Die vier geschützten Dateien (siehe unten) überleben jeden Löschlauf.</w:t>
       </w:r>
     </w:p>
     <w:p>
@@ -2070,10 +1949,7 @@
         <w:spacing w:after="160"/>
       </w:pPr>
       <w:r>
-        <w:t>storage_alarm.py</w:t>
-      </w:r>
-      <w:r>
-        <w:t xml:space="preserve"> prüft periodisch (Standard alle 30 Sekunden) den freien Speicherplatz und leitet daraus eine von drei Alarmstufen ab. Die durchschnittliche Fotogröße für die Rest-Kapazitäts-Schätzung wird aus den tatsächlich vorhandenen Fotos berechnet; existieren noch keine, greift ein konfigurierbarer Erfahrungswert (Standard 13 MB, aus einer echten Veranstaltung: 775 MB bei 63 Aufnahmen).</w:t>
+        <w:t>storage_alarm.py prüft periodisch (Standard alle 30 Sekunden) den freien Speicherplatz und leitet daraus eine von drei Alarmstufen ab. Die durchschnittliche Fotogröße für die Rest-Kapazitäts-Schätzung wird aus den tatsächlich vorhandenen Fotos berechnet; existieren noch keine, greift ein konfigurierbarer Erfahrungswert (Standard 13 MB, aus einer echten Veranstaltung: 775 MB bei 63 Aufnahmen).</w:t>
       </w:r>
     </w:p>
     <w:tbl>
@@ -2313,48 +2189,55 @@
                 <w:sz w:val="19"/>
                 <w:szCs w:val="19"/>
               </w:rPr>
+              <w:t>2 — kritisch</w:t>
+            </w:r>
+          </w:p>
+        </w:tc>
+        <w:tc>
+          <w:tcPr>
+            <w:tcW w:w="1700" w:type="dxa"/>
+            <w:tcMar>
+              <w:top w:w="60" w:type="dxa"/>
+              <w:left w:w="100" w:type="dxa"/>
+              <w:bottom w:w="60" w:type="dxa"/>
+              <w:right w:w="100" w:type="dxa"/>
+            </w:tcMar>
+          </w:tcPr>
+          <w:p>
+            <w:r>
+              <w:rPr>
+                <w:sz w:val="19"/>
+                <w:szCs w:val="19"/>
+              </w:rPr>
+              <w:t>≤ 5% frei</w:t>
+            </w:r>
+          </w:p>
+        </w:tc>
+        <w:tc>
+          <w:tcPr>
+            <w:tcW w:w="5300" w:type="dxa"/>
+            <w:tcMar>
+              <w:top w:w="60" w:type="dxa"/>
+              <w:left w:w="100" w:type="dxa"/>
+              <w:bottom w:w="60" w:type="dxa"/>
+              <w:right w:w="100" w:type="dxa"/>
+            </w:tcMar>
+          </w:tcPr>
+          <w:p>
+            <w:r>
+              <w:rPr>
+                <w:sz w:val="19"/>
+                <w:szCs w:val="19"/>
+              </w:rPr>
+              <w:t>Keine neuen Aufnahmen mehr möglich (Sperre auf MAIN_MENU und GALLERY_EMPTY); Bildschirm zeigt einen blinkenden roten Rahmen mit dem Text „ACHTUNG: Bitte Techniker rufen!“, LED-</w:t>
+            </w:r>
+            <w:r>
+              <w:rPr>
+                <w:sz w:val="19"/>
+                <w:szCs w:val="19"/>
+              </w:rPr>
               <w:lastRenderedPageBreak/>
-              <w:t>2 — kritisch</w:t>
-            </w:r>
-          </w:p>
-        </w:tc>
-        <w:tc>
-          <w:tcPr>
-            <w:tcW w:w="1700" w:type="dxa"/>
-            <w:tcMar>
-              <w:top w:w="60" w:type="dxa"/>
-              <w:left w:w="100" w:type="dxa"/>
-              <w:bottom w:w="60" w:type="dxa"/>
-              <w:right w:w="100" w:type="dxa"/>
-            </w:tcMar>
-          </w:tcPr>
-          <w:p>
-            <w:r>
-              <w:rPr>
-                <w:sz w:val="19"/>
-                <w:szCs w:val="19"/>
-              </w:rPr>
-              <w:t>≤ 5% frei</w:t>
-            </w:r>
-          </w:p>
-        </w:tc>
-        <w:tc>
-          <w:tcPr>
-            <w:tcW w:w="5300" w:type="dxa"/>
-            <w:tcMar>
-              <w:top w:w="60" w:type="dxa"/>
-              <w:left w:w="100" w:type="dxa"/>
-              <w:bottom w:w="60" w:type="dxa"/>
-              <w:right w:w="100" w:type="dxa"/>
-            </w:tcMar>
-          </w:tcPr>
-          <w:p>
-            <w:r>
-              <w:rPr>
-                <w:sz w:val="19"/>
-                <w:szCs w:val="19"/>
-              </w:rPr>
-              <w:t>Keine neuen Aufnahmen mehr möglich (Sperre auf MAIN_MENU und GALLERY_EMPTY); Bildschirm zeigt einen blinkenden roten Rahmen mit dem Text „ACHTUNG: Bitte Techniker rufen!“, LED-Ring erzwingt schnelles Rot-Blinken (5 Hz, derselbe Effekt wie ERROR_SCREEN).</w:t>
+              <w:t>Ring erzwingt schnelles Rot-Blinken (5 Hz, derselbe Effekt wie ERROR_SCREEN).</w:t>
             </w:r>
           </w:p>
         </w:tc>
@@ -2365,6 +2248,7 @@
         <w:spacing w:after="160"/>
       </w:pPr>
       <w:r>
+        <w:lastRenderedPageBreak/>
         <w:t>Die Sperre betrifft ausschließlich das Starten einer NEUEN Aufnahme — bereits vorhandene Fotos können weiterhin angesehen und über das Service-Menü gelöscht werden (was ja Platz schafft). Sobald wieder ausreichend Speicher frei ist, verschwindet die Sperre automatisch bei der nächsten periodischen Prüfung, ohne App-Neustart.</w:t>
       </w:r>
     </w:p>
@@ -2402,13 +2286,7 @@
         <w:spacing w:after="160"/>
       </w:pPr>
       <w:r>
-        <w:t xml:space="preserve">Titel, Foto-Präfix und Gäste-WLAN-Passwort ändern sich mit jeder Veranstaltung und liegen daher nicht im Code, sondern in </w:t>
-      </w:r>
-      <w:r>
-        <w:t>event_config.json</w:t>
-      </w:r>
-      <w:r>
-        <w:t xml:space="preserve"> im Hauptverzeichnis (nicht versioniert, analog zu local_secrets.py — beide sind „Setup-Dateien“, die von Hand vor jedem Event angepasst werden, im Unterschied zu Laufzeitdaten unter data/).</w:t>
+        <w:t>Titel, Foto-Präfix und Gäste-WLAN-Passwort ändern sich mit jeder Veranstaltung und liegen daher nicht im Code, sondern in event_config.json im Hauptverzeichnis (nicht versioniert, analog zu local_secrets.py — beide sind „Setup-Dateien“, die von Hand vor jedem Event angepasst werden, im Unterschied zu Laufzeitdaten unter data/).</w:t>
       </w:r>
     </w:p>
     <w:p>
@@ -2421,16 +2299,18 @@
       </w:pPr>
       <w:r>
         <w:rPr>
-          <w:rFonts w:ascii="Consolas" w:hAnsi="Consolas"/>
-          <w:sz w:val="19"/>
+          <w:rFonts w:ascii="Consolas" w:eastAsia="Consolas" w:hAnsi="Consolas" w:cs="Consolas"/>
+          <w:sz w:val="19"/>
+          <w:szCs w:val="19"/>
           <w:lang w:val="en-US"/>
         </w:rPr>
         <w:t>cp event_config_example.json event_config.json</w:t>
       </w:r>
       <w:r>
         <w:rPr>
-          <w:rFonts w:ascii="Consolas" w:hAnsi="Consolas"/>
-          <w:sz w:val="19"/>
+          <w:rFonts w:ascii="Consolas" w:eastAsia="Consolas" w:hAnsi="Consolas" w:cs="Consolas"/>
+          <w:sz w:val="19"/>
+          <w:szCs w:val="19"/>
           <w:lang w:val="en-US"/>
         </w:rPr>
         <w:br/>
@@ -2444,16 +2324,18 @@
       </w:pPr>
       <w:r>
         <w:rPr>
-          <w:rFonts w:ascii="Consolas" w:hAnsi="Consolas"/>
-          <w:sz w:val="19"/>
+          <w:rFonts w:ascii="Consolas" w:eastAsia="Consolas" w:hAnsi="Consolas" w:cs="Consolas"/>
+          <w:sz w:val="19"/>
+          <w:szCs w:val="19"/>
           <w:lang w:val="en-US"/>
         </w:rPr>
         <w:t>{</w:t>
       </w:r>
       <w:r>
         <w:rPr>
-          <w:rFonts w:ascii="Consolas" w:hAnsi="Consolas"/>
-          <w:sz w:val="19"/>
+          <w:rFonts w:ascii="Consolas" w:eastAsia="Consolas" w:hAnsi="Consolas" w:cs="Consolas"/>
+          <w:sz w:val="19"/>
+          <w:szCs w:val="19"/>
           <w:lang w:val="en-US"/>
         </w:rPr>
         <w:br/>
@@ -2461,8 +2343,9 @@
       </w:r>
       <w:r>
         <w:rPr>
-          <w:rFonts w:ascii="Consolas" w:hAnsi="Consolas"/>
-          <w:sz w:val="19"/>
+          <w:rFonts w:ascii="Consolas" w:eastAsia="Consolas" w:hAnsi="Consolas" w:cs="Consolas"/>
+          <w:sz w:val="19"/>
+          <w:szCs w:val="19"/>
           <w:lang w:val="en-US"/>
         </w:rPr>
         <w:br/>
@@ -2470,8 +2353,9 @@
       </w:r>
       <w:r>
         <w:rPr>
-          <w:rFonts w:ascii="Consolas" w:hAnsi="Consolas"/>
-          <w:sz w:val="19"/>
+          <w:rFonts w:ascii="Consolas" w:eastAsia="Consolas" w:hAnsi="Consolas" w:cs="Consolas"/>
+          <w:sz w:val="19"/>
+          <w:szCs w:val="19"/>
           <w:lang w:val="en-US"/>
         </w:rPr>
         <w:br/>
@@ -2479,16 +2363,18 @@
       </w:r>
       <w:r>
         <w:rPr>
-          <w:rFonts w:ascii="Consolas" w:hAnsi="Consolas"/>
-          <w:sz w:val="19"/>
+          <w:rFonts w:ascii="Consolas" w:eastAsia="Consolas" w:hAnsi="Consolas" w:cs="Consolas"/>
+          <w:sz w:val="19"/>
+          <w:szCs w:val="19"/>
           <w:lang w:val="en-US"/>
         </w:rPr>
         <w:br/>
       </w:r>
       <w:r>
         <w:rPr>
-          <w:rFonts w:ascii="Consolas" w:hAnsi="Consolas"/>
-          <w:sz w:val="19"/>
+          <w:rFonts w:ascii="Consolas" w:eastAsia="Consolas" w:hAnsi="Consolas" w:cs="Consolas"/>
+          <w:sz w:val="19"/>
+          <w:szCs w:val="19"/>
         </w:rPr>
         <w:t>}</w:t>
       </w:r>
@@ -2740,20 +2626,7 @@
                 <w:sz w:val="19"/>
                 <w:szCs w:val="19"/>
               </w:rPr>
-              <w:t xml:space="preserve">Diagnosebild, per nginx unter </w:t>
-            </w:r>
-            <w:r>
-              <w:rPr>
-                <w:sz w:val="19"/>
-              </w:rPr>
-              <w:t>/fotos/testbild.png</w:t>
-            </w:r>
-            <w:r>
-              <w:rPr>
-                <w:sz w:val="19"/>
-                <w:szCs w:val="19"/>
-              </w:rPr>
-              <w:t xml:space="preserve"> erreichbar, nirgends in der App sichtbar.</w:t>
+              <w:t>Diagnosebild, per nginx unter /fotos/testbild.png erreichbar, nirgends in der App sichtbar.</w:t>
             </w:r>
           </w:p>
         </w:tc>
@@ -2780,25 +2653,7 @@
         <w:spacing w:after="160"/>
       </w:pPr>
       <w:r>
-        <w:t>Diese Tabelle bildet den tatsächlichen Code-Stand ab (</w:t>
-      </w:r>
-      <w:r>
-        <w:t>app_with_hw.py::_sync_led / _sync_button_led</w:t>
-      </w:r>
-      <w:r>
-        <w:t xml:space="preserve">, </w:t>
-      </w:r>
-      <w:r>
-        <w:t>led_service.py</w:t>
-      </w:r>
-      <w:r>
-        <w:t xml:space="preserve">, </w:t>
-      </w:r>
-      <w:r>
-        <w:t>hw_led_provider.py</w:t>
-      </w:r>
-      <w:r>
-        <w:t>) und wird bei jeder neuen LED-relevanten Änderung aktualisiert.</w:t>
+        <w:t>Diese Tabelle bildet den tatsächlichen Code-Stand ab (app_with_hw.py::_sync_led / _sync_button_led, led_service.py, hw_led_provider.py) und wird bei jeder neuen LED-relevanten Änderung aktualisiert.</w:t>
       </w:r>
     </w:p>
     <w:tbl>
@@ -2979,9 +2834,9 @@
             <w:r>
               <w:rPr>
                 <w:sz w:val="19"/>
+                <w:szCs w:val="19"/>
                 <w:lang w:val="en-US"/>
               </w:rPr>
-              <w:lastRenderedPageBreak/>
               <w:t>MAIN_MENU, ATTRACT_GALLERY, TERMS</w:t>
             </w:r>
           </w:p>
@@ -3044,6 +2899,7 @@
                 <w:sz w:val="19"/>
                 <w:szCs w:val="19"/>
               </w:rPr>
+              <w:lastRenderedPageBreak/>
               <w:t>GALLERY_GRID</w:t>
             </w:r>
           </w:p>
@@ -3977,6 +3833,7 @@
             <w:r>
               <w:rPr>
                 <w:sz w:val="19"/>
+                <w:szCs w:val="19"/>
                 <w:lang w:val="en-US"/>
               </w:rPr>
               <w:t>ADMIN_MENU, ADMIN_STATUS, ADMIN_CAMERA_SETTINGS, ADMIN_DELETE_DONE, ADMIN_USB_READY, ADMIN_USB_REMOVE, ADMIN_USB_EXPORT_DONE</w:t>
@@ -4044,6 +3901,7 @@
             <w:r>
               <w:rPr>
                 <w:sz w:val="19"/>
+                <w:szCs w:val="19"/>
                 <w:lang w:val="en-US"/>
               </w:rPr>
               <w:t>ADMIN_RESTART_PENDING, ADMIN_USB_CHECK, ADMIN_USB_EJECT</w:t>
@@ -4111,6 +3969,7 @@
             <w:r>
               <w:rPr>
                 <w:sz w:val="19"/>
+                <w:szCs w:val="19"/>
                 <w:lang w:val="en-US"/>
               </w:rPr>
               <w:t>ADMIN_DELETE_CONFIRM, ADMIN_DELETE_RUNNING</w:t>
@@ -4240,6 +4099,7 @@
             <w:r>
               <w:rPr>
                 <w:sz w:val="19"/>
+                <w:szCs w:val="19"/>
                 <w:lang w:val="en-US"/>
               </w:rPr>
               <w:t>ADMIN_USB_PROBLEM, ADMIN_USB_CONFLICTS</w:t>
@@ -4307,6 +4167,7 @@
             <w:r>
               <w:rPr>
                 <w:sz w:val="19"/>
+                <w:szCs w:val="19"/>
                 <w:lang w:val="en-US"/>
               </w:rPr>
               <w:t>ADMIN_USB_COPY, ADMIN_USB_RESOLVE</w:t>
@@ -4462,31 +4323,35 @@
       </w:pPr>
       <w:r>
         <w:rPr>
-          <w:rFonts w:ascii="Consolas" w:hAnsi="Consolas"/>
-          <w:sz w:val="19"/>
+          <w:rFonts w:ascii="Consolas" w:eastAsia="Consolas" w:hAnsi="Consolas" w:cs="Consolas"/>
+          <w:sz w:val="19"/>
+          <w:szCs w:val="19"/>
         </w:rPr>
         <w:t>sudo apt update</w:t>
       </w:r>
       <w:r>
         <w:rPr>
-          <w:rFonts w:ascii="Consolas" w:hAnsi="Consolas"/>
-          <w:sz w:val="19"/>
+          <w:rFonts w:ascii="Consolas" w:eastAsia="Consolas" w:hAnsi="Consolas" w:cs="Consolas"/>
+          <w:sz w:val="19"/>
+          <w:szCs w:val="19"/>
         </w:rPr>
         <w:br/>
         <w:t>sudo apt upgrade -y</w:t>
       </w:r>
       <w:r>
         <w:rPr>
-          <w:rFonts w:ascii="Consolas" w:hAnsi="Consolas"/>
-          <w:sz w:val="19"/>
+          <w:rFonts w:ascii="Consolas" w:eastAsia="Consolas" w:hAnsi="Consolas" w:cs="Consolas"/>
+          <w:sz w:val="19"/>
+          <w:szCs w:val="19"/>
         </w:rPr>
         <w:br/>
         <w:t>sudo apt install python3-pygame python3-qrcode python3-pil \</w:t>
       </w:r>
       <w:r>
         <w:rPr>
-          <w:rFonts w:ascii="Consolas" w:hAnsi="Consolas"/>
-          <w:sz w:val="19"/>
+          <w:rFonts w:ascii="Consolas" w:eastAsia="Consolas" w:hAnsi="Consolas" w:cs="Consolas"/>
+          <w:sz w:val="19"/>
+          <w:szCs w:val="19"/>
         </w:rPr>
         <w:br/>
         <w:t xml:space="preserve">    python3-gphoto2 libgphoto2-6 ufw -y</w:t>
@@ -4518,7 +4383,7 @@
           <w:noProof/>
         </w:rPr>
         <w:drawing>
-          <wp:inline distT="0" distB="0" distL="0" distR="0" wp14:anchorId="31D55B27" wp14:editId="3AB1FB11">
+          <wp:inline distT="0" distB="0" distL="0" distR="0" wp14:anchorId="3B673B58" wp14:editId="4FBAB676">
             <wp:extent cx="4381500" cy="3276600"/>
             <wp:effectExtent l="0" t="0" r="0" b="0"/>
             <wp:docPr id="1" name="Grafik 1" descr="Ein Bild, das Text, Screenshot, Software, Display enthält.&#10;&#10;KI-generierte Inhalte können fehlerhaft sein."/>
@@ -4603,8 +4468,9 @@
       </w:pPr>
       <w:r>
         <w:rPr>
-          <w:rFonts w:ascii="Consolas" w:hAnsi="Consolas"/>
-          <w:sz w:val="19"/>
+          <w:rFonts w:ascii="Consolas" w:eastAsia="Consolas" w:hAnsi="Consolas" w:cs="Consolas"/>
+          <w:sz w:val="19"/>
+          <w:szCs w:val="19"/>
         </w:rPr>
         <w:t>sudo raspi-config</w:t>
       </w:r>
@@ -4617,14 +4483,8 @@
           <w:numId w:val="1"/>
         </w:numPr>
         <w:spacing w:after="90"/>
-        <w:rPr>
-          <w:lang w:val="en-US"/>
-        </w:rPr>
-      </w:pPr>
-      <w:r>
-        <w:rPr>
-          <w:lang w:val="en-US"/>
-        </w:rPr>
+      </w:pPr>
+      <w:r>
         <w:t>Display Options → Screen Blanking → No</w:t>
       </w:r>
     </w:p>
@@ -4639,7 +4499,7 @@
         </w:rPr>
         <w:lastRenderedPageBreak/>
         <w:drawing>
-          <wp:inline distT="0" distB="0" distL="0" distR="0" wp14:anchorId="3E901713" wp14:editId="58F98A99">
+          <wp:inline distT="0" distB="0" distL="0" distR="0" wp14:anchorId="30908F00" wp14:editId="48F6ABCD">
             <wp:extent cx="4381500" cy="3038475"/>
             <wp:effectExtent l="0" t="0" r="0" b="0"/>
             <wp:docPr id="1523891900" name="Grafik 1523891900" descr="Ein Bild, das Text, Screenshot, Software, Multimedia-Software enthält.&#10;&#10;KI-generierte Inhalte können fehlerhaft sein."/>
@@ -4707,13 +4567,7 @@
         <w:spacing w:after="160"/>
       </w:pPr>
       <w:r>
-        <w:t xml:space="preserve">In </w:t>
-      </w:r>
-      <w:r>
-        <w:t>/boot/firmware/config.txt</w:t>
-      </w:r>
-      <w:r>
-        <w:t>:</w:t>
+        <w:t>In /boot/firmware/config.txt:</w:t>
       </w:r>
     </w:p>
     <w:p>
@@ -4723,15 +4577,17 @@
       </w:pPr>
       <w:r>
         <w:rPr>
-          <w:rFonts w:ascii="Consolas" w:hAnsi="Consolas"/>
-          <w:sz w:val="19"/>
+          <w:rFonts w:ascii="Consolas" w:eastAsia="Consolas" w:hAnsi="Consolas" w:cs="Consolas"/>
+          <w:sz w:val="19"/>
+          <w:szCs w:val="19"/>
         </w:rPr>
         <w:t># Bluetooth komplett deaktivieren</w:t>
       </w:r>
       <w:r>
         <w:rPr>
-          <w:rFonts w:ascii="Consolas" w:hAnsi="Consolas"/>
-          <w:sz w:val="19"/>
+          <w:rFonts w:ascii="Consolas" w:eastAsia="Consolas" w:hAnsi="Consolas" w:cs="Consolas"/>
+          <w:sz w:val="19"/>
+          <w:szCs w:val="19"/>
         </w:rPr>
         <w:br/>
         <w:t>dtoverlay=disable-bt</w:t>
@@ -4782,8 +4638,9 @@
       </w:pPr>
       <w:r>
         <w:rPr>
-          <w:rFonts w:ascii="Consolas" w:hAnsi="Consolas"/>
-          <w:sz w:val="19"/>
+          <w:rFonts w:ascii="Consolas" w:eastAsia="Consolas" w:hAnsi="Consolas" w:cs="Consolas"/>
+          <w:sz w:val="19"/>
+          <w:szCs w:val="19"/>
         </w:rPr>
         <w:t>sudo raspi-config</w:t>
       </w:r>
@@ -4796,14 +4653,8 @@
           <w:numId w:val="1"/>
         </w:numPr>
         <w:spacing w:after="90"/>
-        <w:rPr>
-          <w:lang w:val="en-US"/>
-        </w:rPr>
-      </w:pPr>
-      <w:r>
-        <w:rPr>
-          <w:lang w:val="en-US"/>
-        </w:rPr>
+      </w:pPr>
+      <w:r>
         <w:t>3 Interface Options → I3 VNC → Enable</w:t>
       </w:r>
     </w:p>
@@ -4833,8 +4684,9 @@
       </w:pPr>
       <w:r>
         <w:rPr>
-          <w:rFonts w:ascii="Consolas" w:hAnsi="Consolas"/>
-          <w:sz w:val="19"/>
+          <w:rFonts w:ascii="Consolas" w:eastAsia="Consolas" w:hAnsi="Consolas" w:cs="Consolas"/>
+          <w:sz w:val="19"/>
+          <w:szCs w:val="19"/>
         </w:rPr>
         <w:t>sudo reboot</w:t>
       </w:r>
@@ -4865,16 +4717,18 @@
       </w:pPr>
       <w:r>
         <w:rPr>
-          <w:rFonts w:ascii="Consolas" w:hAnsi="Consolas"/>
-          <w:sz w:val="19"/>
+          <w:rFonts w:ascii="Consolas" w:eastAsia="Consolas" w:hAnsi="Consolas" w:cs="Consolas"/>
+          <w:sz w:val="19"/>
+          <w:szCs w:val="19"/>
           <w:lang w:val="en-US"/>
         </w:rPr>
         <w:t>sudo systemctl stop wayvnc</w:t>
       </w:r>
       <w:r>
         <w:rPr>
-          <w:rFonts w:ascii="Consolas" w:hAnsi="Consolas"/>
-          <w:sz w:val="19"/>
+          <w:rFonts w:ascii="Consolas" w:eastAsia="Consolas" w:hAnsi="Consolas" w:cs="Consolas"/>
+          <w:sz w:val="19"/>
+          <w:szCs w:val="19"/>
           <w:lang w:val="en-US"/>
         </w:rPr>
         <w:br/>
@@ -4905,16 +4759,18 @@
       </w:pPr>
       <w:r>
         <w:rPr>
-          <w:rFonts w:ascii="Consolas" w:hAnsi="Consolas"/>
-          <w:sz w:val="19"/>
+          <w:rFonts w:ascii="Consolas" w:eastAsia="Consolas" w:hAnsi="Consolas" w:cs="Consolas"/>
+          <w:sz w:val="19"/>
+          <w:szCs w:val="19"/>
           <w:lang w:val="en-US"/>
         </w:rPr>
         <w:t># Fix für grauen VNC-Bildschirm bei Headless-Boot</w:t>
       </w:r>
       <w:r>
         <w:rPr>
-          <w:rFonts w:ascii="Consolas" w:hAnsi="Consolas"/>
-          <w:sz w:val="19"/>
+          <w:rFonts w:ascii="Consolas" w:eastAsia="Consolas" w:hAnsi="Consolas" w:cs="Consolas"/>
+          <w:sz w:val="19"/>
+          <w:szCs w:val="19"/>
           <w:lang w:val="en-US"/>
         </w:rPr>
         <w:br/>
@@ -4922,8 +4778,9 @@
       </w:r>
       <w:r>
         <w:rPr>
-          <w:rFonts w:ascii="Consolas" w:hAnsi="Consolas"/>
-          <w:sz w:val="19"/>
+          <w:rFonts w:ascii="Consolas" w:eastAsia="Consolas" w:hAnsi="Consolas" w:cs="Consolas"/>
+          <w:sz w:val="19"/>
+          <w:szCs w:val="19"/>
           <w:lang w:val="en-US"/>
         </w:rPr>
         <w:br/>
@@ -4931,8 +4788,9 @@
       </w:r>
       <w:r>
         <w:rPr>
-          <w:rFonts w:ascii="Consolas" w:hAnsi="Consolas"/>
-          <w:sz w:val="19"/>
+          <w:rFonts w:ascii="Consolas" w:eastAsia="Consolas" w:hAnsi="Consolas" w:cs="Consolas"/>
+          <w:sz w:val="19"/>
+          <w:szCs w:val="19"/>
           <w:lang w:val="en-US"/>
         </w:rPr>
         <w:br/>
@@ -4946,8 +4804,9 @@
       </w:pPr>
       <w:r>
         <w:rPr>
-          <w:rFonts w:ascii="Consolas" w:hAnsi="Consolas"/>
-          <w:sz w:val="19"/>
+          <w:rFonts w:ascii="Consolas" w:eastAsia="Consolas" w:hAnsi="Consolas" w:cs="Consolas"/>
+          <w:sz w:val="19"/>
+          <w:szCs w:val="19"/>
         </w:rPr>
         <w:t>sudo reboot</w:t>
       </w:r>
@@ -5646,6 +5505,7 @@
             <w:r>
               <w:rPr>
                 <w:sz w:val="19"/>
+                <w:szCs w:val="19"/>
                 <w:lang w:val="en-US"/>
               </w:rPr>
               <w:t>Shutter-Trigger (Ausgang, active LOW)</w:t>
@@ -5897,6 +5757,7 @@
             <w:r>
               <w:rPr>
                 <w:sz w:val="19"/>
+                <w:szCs w:val="19"/>
                 <w:lang w:val="en-US"/>
               </w:rPr>
               <w:t>LED-Ring DI (SPI0 MOSI, neopixel_spi)</w:t>
@@ -6017,7 +5878,7 @@
           <w:noProof/>
         </w:rPr>
         <w:drawing>
-          <wp:inline distT="0" distB="0" distL="0" distR="0" wp14:anchorId="6D43853F" wp14:editId="7846FE19">
+          <wp:inline distT="0" distB="0" distL="0" distR="0" wp14:anchorId="63AE1671" wp14:editId="3A29B6A2">
             <wp:extent cx="4762500" cy="2733675"/>
             <wp:effectExtent l="0" t="0" r="0" b="0"/>
             <wp:docPr id="1585162868" name="Grafik 1585162868" descr="Ein Bild, das Text, Zahl enthält.&#10;&#10;KI-generierte Inhalte können fehlerhaft sein."/>
@@ -6140,30 +6001,34 @@
       </w:pPr>
       <w:r>
         <w:rPr>
-          <w:rFonts w:ascii="Consolas" w:hAnsi="Consolas"/>
-          <w:sz w:val="19"/>
+          <w:rFonts w:ascii="Consolas" w:eastAsia="Consolas" w:hAnsi="Consolas" w:cs="Consolas"/>
+          <w:sz w:val="19"/>
+          <w:szCs w:val="19"/>
         </w:rPr>
         <w:t>GPIO 15 (Pin 10) --[interner Pull-up]--&gt; Taster-Pin 1</w:t>
       </w:r>
       <w:r>
         <w:rPr>
-          <w:rFonts w:ascii="Consolas" w:hAnsi="Consolas"/>
-          <w:sz w:val="19"/>
+          <w:rFonts w:ascii="Consolas" w:eastAsia="Consolas" w:hAnsi="Consolas" w:cs="Consolas"/>
+          <w:sz w:val="19"/>
+          <w:szCs w:val="19"/>
         </w:rPr>
         <w:br/>
         <w:t>GND (Pin 14)     ------------------------&gt; Taster-Pin 2</w:t>
       </w:r>
       <w:r>
         <w:rPr>
-          <w:rFonts w:ascii="Consolas" w:hAnsi="Consolas"/>
-          <w:sz w:val="19"/>
-        </w:rPr>
-        <w:br/>
-      </w:r>
-      <w:r>
-        <w:rPr>
-          <w:rFonts w:ascii="Consolas" w:hAnsi="Consolas"/>
-          <w:sz w:val="19"/>
+          <w:rFonts w:ascii="Consolas" w:eastAsia="Consolas" w:hAnsi="Consolas" w:cs="Consolas"/>
+          <w:sz w:val="19"/>
+          <w:szCs w:val="19"/>
+        </w:rPr>
+        <w:br/>
+      </w:r>
+      <w:r>
+        <w:rPr>
+          <w:rFonts w:ascii="Consolas" w:eastAsia="Consolas" w:hAnsi="Consolas" w:cs="Consolas"/>
+          <w:sz w:val="19"/>
+          <w:szCs w:val="19"/>
         </w:rPr>
         <w:br/>
         <w:t>-&gt; Druck zieht GPIO 15 auf LOW</w:t>
@@ -6192,203 +6057,212 @@
       </w:pPr>
       <w:r>
         <w:rPr>
-          <w:rFonts w:ascii="Consolas" w:hAnsi="Consolas"/>
-          <w:sz w:val="19"/>
-        </w:rPr>
-        <w:t xml:space="preserve">TO-92 </w:t>
-      </w:r>
-      <w:r>
-        <w:rPr>
-          <w:rFonts w:ascii="Consolas" w:eastAsia="Consolas" w:hAnsi="Consolas" w:cs="Consolas"/>
-          <w:sz w:val="19"/>
-          <w:szCs w:val="19"/>
-        </w:rPr>
-        <w:t>Gehaeuse</w:t>
-      </w:r>
-      <w:r>
-        <w:rPr>
-          <w:rFonts w:ascii="Consolas" w:hAnsi="Consolas"/>
-          <w:sz w:val="19"/>
-        </w:rPr>
-        <w:t xml:space="preserve"> (flache Seite vorn)</w:t>
-      </w:r>
-      <w:r>
-        <w:rPr>
-          <w:rFonts w:ascii="Consolas" w:hAnsi="Consolas"/>
-          <w:sz w:val="19"/>
+          <w:rFonts w:ascii="Consolas" w:eastAsia="Consolas" w:hAnsi="Consolas" w:cs="Consolas"/>
+          <w:sz w:val="19"/>
+          <w:szCs w:val="19"/>
+        </w:rPr>
+        <w:t>TO-92 Gehaeuse (flache Seite vorn)</w:t>
+      </w:r>
+      <w:r>
+        <w:rPr>
+          <w:rFonts w:ascii="Consolas" w:eastAsia="Consolas" w:hAnsi="Consolas" w:cs="Consolas"/>
+          <w:sz w:val="19"/>
+          <w:szCs w:val="19"/>
         </w:rPr>
         <w:br/>
         <w:t xml:space="preserve">   .------.</w:t>
       </w:r>
       <w:r>
         <w:rPr>
-          <w:rFonts w:ascii="Consolas" w:hAnsi="Consolas"/>
-          <w:sz w:val="19"/>
+          <w:rFonts w:ascii="Consolas" w:eastAsia="Consolas" w:hAnsi="Consolas" w:cs="Consolas"/>
+          <w:sz w:val="19"/>
+          <w:szCs w:val="19"/>
         </w:rPr>
         <w:br/>
         <w:t xml:space="preserve">  /        \</w:t>
       </w:r>
       <w:r>
         <w:rPr>
-          <w:rFonts w:ascii="Consolas" w:hAnsi="Consolas"/>
-          <w:sz w:val="19"/>
+          <w:rFonts w:ascii="Consolas" w:eastAsia="Consolas" w:hAnsi="Consolas" w:cs="Consolas"/>
+          <w:sz w:val="19"/>
+          <w:szCs w:val="19"/>
         </w:rPr>
         <w:br/>
         <w:t xml:space="preserve"> |  BC547   |</w:t>
       </w:r>
       <w:r>
         <w:rPr>
-          <w:rFonts w:ascii="Consolas" w:hAnsi="Consolas"/>
-          <w:sz w:val="19"/>
+          <w:rFonts w:ascii="Consolas" w:eastAsia="Consolas" w:hAnsi="Consolas" w:cs="Consolas"/>
+          <w:sz w:val="19"/>
+          <w:szCs w:val="19"/>
         </w:rPr>
         <w:br/>
         <w:t xml:space="preserve"> |__________|</w:t>
       </w:r>
       <w:r>
         <w:rPr>
-          <w:rFonts w:ascii="Consolas" w:hAnsi="Consolas"/>
-          <w:sz w:val="19"/>
+          <w:rFonts w:ascii="Consolas" w:eastAsia="Consolas" w:hAnsi="Consolas" w:cs="Consolas"/>
+          <w:sz w:val="19"/>
+          <w:szCs w:val="19"/>
         </w:rPr>
         <w:br/>
         <w:t xml:space="preserve">    |  |  |</w:t>
       </w:r>
       <w:r>
         <w:rPr>
-          <w:rFonts w:ascii="Consolas" w:hAnsi="Consolas"/>
-          <w:sz w:val="19"/>
+          <w:rFonts w:ascii="Consolas" w:eastAsia="Consolas" w:hAnsi="Consolas" w:cs="Consolas"/>
+          <w:sz w:val="19"/>
+          <w:szCs w:val="19"/>
         </w:rPr>
         <w:br/>
         <w:t xml:space="preserve">    C  B  E</w:t>
       </w:r>
       <w:r>
         <w:rPr>
-          <w:rFonts w:ascii="Consolas" w:hAnsi="Consolas"/>
-          <w:sz w:val="19"/>
+          <w:rFonts w:ascii="Consolas" w:eastAsia="Consolas" w:hAnsi="Consolas" w:cs="Consolas"/>
+          <w:sz w:val="19"/>
+          <w:szCs w:val="19"/>
         </w:rPr>
         <w:br/>
         <w:t xml:space="preserve">    |  |  |</w:t>
       </w:r>
       <w:r>
         <w:rPr>
-          <w:rFonts w:ascii="Consolas" w:hAnsi="Consolas"/>
-          <w:sz w:val="19"/>
+          <w:rFonts w:ascii="Consolas" w:eastAsia="Consolas" w:hAnsi="Consolas" w:cs="Consolas"/>
+          <w:sz w:val="19"/>
+          <w:szCs w:val="19"/>
         </w:rPr>
         <w:br/>
         <w:t xml:space="preserve">    |  |  +---&gt; Emitter (E) --&gt; GND (Pin 34)</w:t>
       </w:r>
       <w:r>
         <w:rPr>
-          <w:rFonts w:ascii="Consolas" w:hAnsi="Consolas"/>
-          <w:sz w:val="19"/>
+          <w:rFonts w:ascii="Consolas" w:eastAsia="Consolas" w:hAnsi="Consolas" w:cs="Consolas"/>
+          <w:sz w:val="19"/>
+          <w:szCs w:val="19"/>
         </w:rPr>
         <w:br/>
         <w:t xml:space="preserve">    |  +------&gt; Basis (B) --&gt; [1 kOhm] --&gt; GPIO 16 (Pin 36)</w:t>
       </w:r>
       <w:r>
         <w:rPr>
-          <w:rFonts w:ascii="Consolas" w:hAnsi="Consolas"/>
-          <w:sz w:val="19"/>
+          <w:rFonts w:ascii="Consolas" w:eastAsia="Consolas" w:hAnsi="Consolas" w:cs="Consolas"/>
+          <w:sz w:val="19"/>
+          <w:szCs w:val="19"/>
         </w:rPr>
         <w:br/>
         <w:t xml:space="preserve">    +---------&gt; Kollektor (C) --&gt; Taster-LED Minuspol (-)</w:t>
       </w:r>
       <w:r>
         <w:rPr>
-          <w:rFonts w:ascii="Consolas" w:hAnsi="Consolas"/>
-          <w:sz w:val="19"/>
-        </w:rPr>
-        <w:br/>
-      </w:r>
-      <w:r>
-        <w:rPr>
-          <w:rFonts w:ascii="Consolas" w:hAnsi="Consolas"/>
-          <w:sz w:val="19"/>
+          <w:rFonts w:ascii="Consolas" w:eastAsia="Consolas" w:hAnsi="Consolas" w:cs="Consolas"/>
+          <w:sz w:val="19"/>
+          <w:szCs w:val="19"/>
+        </w:rPr>
+        <w:br/>
+      </w:r>
+      <w:r>
+        <w:rPr>
+          <w:rFonts w:ascii="Consolas" w:eastAsia="Consolas" w:hAnsi="Consolas" w:cs="Consolas"/>
+          <w:sz w:val="19"/>
+          <w:szCs w:val="19"/>
         </w:rPr>
         <w:br/>
         <w:t>Schaltplan-Logik:</w:t>
       </w:r>
       <w:r>
         <w:rPr>
-          <w:rFonts w:ascii="Consolas" w:hAnsi="Consolas"/>
-          <w:sz w:val="19"/>
-        </w:rPr>
-        <w:br/>
-      </w:r>
-      <w:r>
-        <w:rPr>
-          <w:rFonts w:ascii="Consolas" w:hAnsi="Consolas"/>
-          <w:sz w:val="19"/>
+          <w:rFonts w:ascii="Consolas" w:eastAsia="Consolas" w:hAnsi="Consolas" w:cs="Consolas"/>
+          <w:sz w:val="19"/>
+          <w:szCs w:val="19"/>
+        </w:rPr>
+        <w:br/>
+      </w:r>
+      <w:r>
+        <w:rPr>
+          <w:rFonts w:ascii="Consolas" w:eastAsia="Consolas" w:hAnsi="Consolas" w:cs="Consolas"/>
+          <w:sz w:val="19"/>
+          <w:szCs w:val="19"/>
         </w:rPr>
         <w:br/>
         <w:t>[Raspi 5V, Pin 4] ---------&gt; (+) [Taster-LED] (-)</w:t>
       </w:r>
       <w:r>
         <w:rPr>
-          <w:rFonts w:ascii="Consolas" w:hAnsi="Consolas"/>
-          <w:sz w:val="19"/>
+          <w:rFonts w:ascii="Consolas" w:eastAsia="Consolas" w:hAnsi="Consolas" w:cs="Consolas"/>
+          <w:sz w:val="19"/>
+          <w:szCs w:val="19"/>
         </w:rPr>
         <w:br/>
         <w:t xml:space="preserve">                                        |</w:t>
       </w:r>
       <w:r>
         <w:rPr>
-          <w:rFonts w:ascii="Consolas" w:hAnsi="Consolas"/>
-          <w:sz w:val="19"/>
+          <w:rFonts w:ascii="Consolas" w:eastAsia="Consolas" w:hAnsi="Consolas" w:cs="Consolas"/>
+          <w:sz w:val="19"/>
+          <w:szCs w:val="19"/>
         </w:rPr>
         <w:br/>
         <w:t xml:space="preserve">                                        v</w:t>
       </w:r>
       <w:r>
         <w:rPr>
-          <w:rFonts w:ascii="Consolas" w:hAnsi="Consolas"/>
-          <w:sz w:val="19"/>
+          <w:rFonts w:ascii="Consolas" w:eastAsia="Consolas" w:hAnsi="Consolas" w:cs="Consolas"/>
+          <w:sz w:val="19"/>
+          <w:szCs w:val="19"/>
         </w:rPr>
         <w:br/>
         <w:t xml:space="preserve">                                  (Kollektor C)</w:t>
       </w:r>
       <w:r>
         <w:rPr>
-          <w:rFonts w:ascii="Consolas" w:hAnsi="Consolas"/>
-          <w:sz w:val="19"/>
-        </w:rPr>
-        <w:br/>
-      </w:r>
-      <w:r>
-        <w:rPr>
-          <w:rFonts w:ascii="Consolas" w:hAnsi="Consolas"/>
-          <w:sz w:val="19"/>
+          <w:rFonts w:ascii="Consolas" w:eastAsia="Consolas" w:hAnsi="Consolas" w:cs="Consolas"/>
+          <w:sz w:val="19"/>
+          <w:szCs w:val="19"/>
+        </w:rPr>
+        <w:br/>
+      </w:r>
+      <w:r>
+        <w:rPr>
+          <w:rFonts w:ascii="Consolas" w:eastAsia="Consolas" w:hAnsi="Consolas" w:cs="Consolas"/>
+          <w:sz w:val="19"/>
+          <w:szCs w:val="19"/>
         </w:rPr>
         <w:br/>
         <w:t>[Raspi GPIO 16, Pin 36] ---&gt; [1 kOhm] ---&gt; (Basis B) [NPN-Transistor]</w:t>
       </w:r>
       <w:r>
         <w:rPr>
-          <w:rFonts w:ascii="Consolas" w:hAnsi="Consolas"/>
-          <w:sz w:val="19"/>
+          <w:rFonts w:ascii="Consolas" w:eastAsia="Consolas" w:hAnsi="Consolas" w:cs="Consolas"/>
+          <w:sz w:val="19"/>
+          <w:szCs w:val="19"/>
         </w:rPr>
         <w:br/>
         <w:t xml:space="preserve">                                                (Emitter E)</w:t>
       </w:r>
       <w:r>
         <w:rPr>
-          <w:rFonts w:ascii="Consolas" w:hAnsi="Consolas"/>
-          <w:sz w:val="19"/>
+          <w:rFonts w:ascii="Consolas" w:eastAsia="Consolas" w:hAnsi="Consolas" w:cs="Consolas"/>
+          <w:sz w:val="19"/>
+          <w:szCs w:val="19"/>
         </w:rPr>
         <w:br/>
         <w:t xml:space="preserve">                                                     |</w:t>
       </w:r>
       <w:r>
         <w:rPr>
-          <w:rFonts w:ascii="Consolas" w:hAnsi="Consolas"/>
-          <w:sz w:val="19"/>
+          <w:rFonts w:ascii="Consolas" w:eastAsia="Consolas" w:hAnsi="Consolas" w:cs="Consolas"/>
+          <w:sz w:val="19"/>
+          <w:szCs w:val="19"/>
         </w:rPr>
         <w:br/>
         <w:t xml:space="preserve">                                                     v</w:t>
       </w:r>
       <w:r>
         <w:rPr>
-          <w:rFonts w:ascii="Consolas" w:hAnsi="Consolas"/>
-          <w:sz w:val="19"/>
+          <w:rFonts w:ascii="Consolas" w:eastAsia="Consolas" w:hAnsi="Consolas" w:cs="Consolas"/>
+          <w:sz w:val="19"/>
+          <w:szCs w:val="19"/>
         </w:rPr>
         <w:br/>
         <w:t xml:space="preserve">                                          [Raspi GND, Pin 34]</w:t>
@@ -6417,176 +6291,131 @@
       </w:pPr>
       <w:r>
         <w:rPr>
-          <w:rFonts w:ascii="Consolas" w:hAnsi="Consolas"/>
-          <w:sz w:val="19"/>
+          <w:rFonts w:ascii="Consolas" w:eastAsia="Consolas" w:hAnsi="Consolas" w:cs="Consolas"/>
+          <w:sz w:val="19"/>
+          <w:szCs w:val="19"/>
         </w:rPr>
         <w:t>Raspberry Pi        OPTOKOPPLER (PC817)         Nikon D3300</w:t>
       </w:r>
       <w:r>
         <w:rPr>
-          <w:rFonts w:ascii="Consolas" w:hAnsi="Consolas"/>
-          <w:sz w:val="19"/>
+          <w:rFonts w:ascii="Consolas" w:eastAsia="Consolas" w:hAnsi="Consolas" w:cs="Consolas"/>
+          <w:sz w:val="19"/>
+          <w:szCs w:val="19"/>
         </w:rPr>
         <w:br/>
         <w:t xml:space="preserve">                        +--------+</w:t>
       </w:r>
       <w:r>
         <w:rPr>
-          <w:rFonts w:ascii="Consolas" w:hAnsi="Consolas"/>
-          <w:sz w:val="19"/>
-        </w:rPr>
-        <w:br/>
-        <w:t xml:space="preserve">Pin 11 (GPIO17) -&gt; 220 Ohm -&gt; | 1    4 | </w:t>
-      </w:r>
-      <w:r>
-        <w:rPr>
-          <w:rFonts w:ascii="Consolas" w:eastAsia="Consolas" w:hAnsi="Consolas" w:cs="Consolas"/>
-          <w:sz w:val="19"/>
-          <w:szCs w:val="19"/>
-        </w:rPr>
-        <w:t>===&gt;</w:t>
-      </w:r>
-      <w:r>
-        <w:rPr>
-          <w:rFonts w:ascii="Consolas" w:hAnsi="Consolas"/>
-          <w:sz w:val="19"/>
-        </w:rPr>
-        <w:t xml:space="preserve"> Pin 5 (FOCUS) + Pin 6 (SHUTTER)</w:t>
-      </w:r>
-      <w:r>
-        <w:rPr>
-          <w:rFonts w:ascii="Consolas" w:hAnsi="Consolas"/>
-          <w:sz w:val="19"/>
-        </w:rPr>
-        <w:br/>
-        <w:t xml:space="preserve">                       </w:t>
-      </w:r>
-      <w:r>
-        <w:rPr>
-          <w:rFonts w:ascii="Consolas" w:eastAsia="Consolas" w:hAnsi="Consolas" w:cs="Consolas"/>
-          <w:sz w:val="19"/>
-          <w:szCs w:val="19"/>
-        </w:rPr>
-        <w:t>|        |</w:t>
-      </w:r>
-      <w:r>
-        <w:rPr>
-          <w:rFonts w:ascii="Consolas" w:hAnsi="Consolas"/>
-          <w:sz w:val="19"/>
-        </w:rPr>
-        <w:t xml:space="preserve">        (beide </w:t>
-      </w:r>
-      <w:r>
-        <w:rPr>
-          <w:rFonts w:ascii="Consolas" w:eastAsia="Consolas" w:hAnsi="Consolas" w:cs="Consolas"/>
-          <w:sz w:val="19"/>
-          <w:szCs w:val="19"/>
-        </w:rPr>
-        <w:t>zusammengeloetet</w:t>
-      </w:r>
-      <w:r>
-        <w:rPr>
-          <w:rFonts w:ascii="Consolas" w:hAnsi="Consolas"/>
-          <w:sz w:val="19"/>
-        </w:rPr>
-        <w:t>!)</w:t>
-      </w:r>
-      <w:r>
-        <w:rPr>
-          <w:rFonts w:ascii="Consolas" w:hAnsi="Consolas"/>
-          <w:sz w:val="19"/>
-        </w:rPr>
-        <w:br/>
-        <w:t xml:space="preserve">Pin 9 (GND) -----------------&gt; | 2    3 | </w:t>
-      </w:r>
-      <w:r>
-        <w:rPr>
-          <w:rFonts w:ascii="Consolas" w:eastAsia="Consolas" w:hAnsi="Consolas" w:cs="Consolas"/>
-          <w:sz w:val="19"/>
-          <w:szCs w:val="19"/>
-        </w:rPr>
-        <w:t>===&gt;</w:t>
-      </w:r>
-      <w:r>
-        <w:rPr>
-          <w:rFonts w:ascii="Consolas" w:hAnsi="Consolas"/>
-          <w:sz w:val="19"/>
-        </w:rPr>
-        <w:t xml:space="preserve"> Pin 3 (GND)</w:t>
-      </w:r>
-      <w:r>
-        <w:rPr>
-          <w:rFonts w:ascii="Consolas" w:hAnsi="Consolas"/>
-          <w:sz w:val="19"/>
+          <w:rFonts w:ascii="Consolas" w:eastAsia="Consolas" w:hAnsi="Consolas" w:cs="Consolas"/>
+          <w:sz w:val="19"/>
+          <w:szCs w:val="19"/>
+        </w:rPr>
+        <w:br/>
+        <w:t>Pin 11 (GPIO17) -&gt; 220 Ohm -&gt; | 1    4 | ===&gt; Pin 5 (FOCUS) + Pin 6 (SHUTTER)</w:t>
+      </w:r>
+      <w:r>
+        <w:rPr>
+          <w:rFonts w:ascii="Consolas" w:eastAsia="Consolas" w:hAnsi="Consolas" w:cs="Consolas"/>
+          <w:sz w:val="19"/>
+          <w:szCs w:val="19"/>
+        </w:rPr>
+        <w:br/>
+        <w:t xml:space="preserve">                       |        |        (beide zusammengeloetet!)</w:t>
+      </w:r>
+      <w:r>
+        <w:rPr>
+          <w:rFonts w:ascii="Consolas" w:eastAsia="Consolas" w:hAnsi="Consolas" w:cs="Consolas"/>
+          <w:sz w:val="19"/>
+          <w:szCs w:val="19"/>
+        </w:rPr>
+        <w:br/>
+        <w:t>Pin 9 (GND) -----------------&gt; | 2    3 | ===&gt; Pin 3 (GND)</w:t>
+      </w:r>
+      <w:r>
+        <w:rPr>
+          <w:rFonts w:ascii="Consolas" w:eastAsia="Consolas" w:hAnsi="Consolas" w:cs="Consolas"/>
+          <w:sz w:val="19"/>
+          <w:szCs w:val="19"/>
         </w:rPr>
         <w:br/>
         <w:t xml:space="preserve">                        +--------+</w:t>
       </w:r>
       <w:r>
         <w:rPr>
-          <w:rFonts w:ascii="Consolas" w:hAnsi="Consolas"/>
-          <w:sz w:val="19"/>
-        </w:rPr>
-        <w:br/>
-      </w:r>
-      <w:r>
-        <w:rPr>
-          <w:rFonts w:ascii="Consolas" w:hAnsi="Consolas"/>
-          <w:sz w:val="19"/>
+          <w:rFonts w:ascii="Consolas" w:eastAsia="Consolas" w:hAnsi="Consolas" w:cs="Consolas"/>
+          <w:sz w:val="19"/>
+          <w:szCs w:val="19"/>
+        </w:rPr>
+        <w:br/>
+      </w:r>
+      <w:r>
+        <w:rPr>
+          <w:rFonts w:ascii="Consolas" w:eastAsia="Consolas" w:hAnsi="Consolas" w:cs="Consolas"/>
+          <w:sz w:val="19"/>
+          <w:szCs w:val="19"/>
         </w:rPr>
         <w:br/>
         <w:t>Eingang Optokoppler:</w:t>
       </w:r>
       <w:r>
         <w:rPr>
-          <w:rFonts w:ascii="Consolas" w:hAnsi="Consolas"/>
-          <w:sz w:val="19"/>
+          <w:rFonts w:ascii="Consolas" w:eastAsia="Consolas" w:hAnsi="Consolas" w:cs="Consolas"/>
+          <w:sz w:val="19"/>
+          <w:szCs w:val="19"/>
         </w:rPr>
         <w:br/>
         <w:t xml:space="preserve">  Pi Pin 11 (GPIO17) -&gt; 220 Ohm -&gt; Optokoppler Pin 1</w:t>
       </w:r>
       <w:r>
         <w:rPr>
-          <w:rFonts w:ascii="Consolas" w:hAnsi="Consolas"/>
-          <w:sz w:val="19"/>
+          <w:rFonts w:ascii="Consolas" w:eastAsia="Consolas" w:hAnsi="Consolas" w:cs="Consolas"/>
+          <w:sz w:val="19"/>
+          <w:szCs w:val="19"/>
         </w:rPr>
         <w:br/>
         <w:t xml:space="preserve">  Pi Pin 9 (GND)     -&gt; Optokoppler Pin 2</w:t>
       </w:r>
       <w:r>
         <w:rPr>
-          <w:rFonts w:ascii="Consolas" w:hAnsi="Consolas"/>
-          <w:sz w:val="19"/>
-        </w:rPr>
-        <w:br/>
-      </w:r>
-      <w:r>
-        <w:rPr>
-          <w:rFonts w:ascii="Consolas" w:hAnsi="Consolas"/>
-          <w:sz w:val="19"/>
-        </w:rPr>
-        <w:br/>
-      </w:r>
-      <w:r>
-        <w:rPr>
-          <w:rFonts w:ascii="Consolas" w:hAnsi="Consolas"/>
-          <w:sz w:val="19"/>
+          <w:rFonts w:ascii="Consolas" w:eastAsia="Consolas" w:hAnsi="Consolas" w:cs="Consolas"/>
+          <w:sz w:val="19"/>
+          <w:szCs w:val="19"/>
+        </w:rPr>
+        <w:br/>
+      </w:r>
+      <w:r>
+        <w:rPr>
+          <w:rFonts w:ascii="Consolas" w:eastAsia="Consolas" w:hAnsi="Consolas" w:cs="Consolas"/>
+          <w:sz w:val="19"/>
+          <w:szCs w:val="19"/>
+        </w:rPr>
+        <w:br/>
+      </w:r>
+      <w:r>
+        <w:rPr>
+          <w:rFonts w:ascii="Consolas" w:eastAsia="Consolas" w:hAnsi="Consolas" w:cs="Consolas"/>
+          <w:sz w:val="19"/>
+          <w:szCs w:val="19"/>
         </w:rPr>
         <w:lastRenderedPageBreak/>
         <w:t>Ausgang Optokoppler:</w:t>
       </w:r>
       <w:r>
         <w:rPr>
-          <w:rFonts w:ascii="Consolas" w:hAnsi="Consolas"/>
-          <w:sz w:val="19"/>
+          <w:rFonts w:ascii="Consolas" w:eastAsia="Consolas" w:hAnsi="Consolas" w:cs="Consolas"/>
+          <w:sz w:val="19"/>
+          <w:szCs w:val="19"/>
         </w:rPr>
         <w:br/>
         <w:t xml:space="preserve">  Optokoppler Pin 4 -&gt; Nikon-Stecker Pin 5+6 (FOCUS + SHUTTER)</w:t>
       </w:r>
       <w:r>
         <w:rPr>
-          <w:rFonts w:ascii="Consolas" w:hAnsi="Consolas"/>
-          <w:sz w:val="19"/>
+          <w:rFonts w:ascii="Consolas" w:eastAsia="Consolas" w:hAnsi="Consolas" w:cs="Consolas"/>
+          <w:sz w:val="19"/>
+          <w:szCs w:val="19"/>
         </w:rPr>
         <w:br/>
         <w:t xml:space="preserve">  Optokoppler Pin 3 -&gt; Nikon-Stecker Pin 3 (GND)</w:t>
@@ -6620,13 +6449,7 @@
         <w:spacing w:after="160"/>
       </w:pPr>
       <w:r>
-        <w:t xml:space="preserve">35 LEDs, angesteuert über SPI0 (GPIO 10 / Pin 19) mit der Bibliothek </w:t>
-      </w:r>
-      <w:r>
-        <w:t>neopixel_spi</w:t>
-      </w:r>
-      <w:r>
-        <w:t>. Eigenes 5V/5A-Netzteil für die Stromversorgung des Rings, über eine Diode leicht gedrosselt; 220-Ohm-Schutzwiderstand in der Datenleitung.</w:t>
+        <w:t>35 LEDs, angesteuert über SPI0 (GPIO 10 / Pin 19) mit der Bibliothek neopixel_spi. Eigenes 5V/5A-Netzteil für die Stromversorgung des Rings, über eine Diode leicht gedrosselt; 220-Ohm-Schutzwiderstand in der Datenleitung.</w:t>
       </w:r>
     </w:p>
     <w:p>
@@ -6636,187 +6459,143 @@
       </w:pPr>
       <w:r>
         <w:rPr>
-          <w:rFonts w:ascii="Consolas" w:hAnsi="Consolas"/>
-          <w:sz w:val="19"/>
+          <w:rFonts w:ascii="Consolas" w:eastAsia="Consolas" w:hAnsi="Consolas" w:cs="Consolas"/>
+          <w:sz w:val="19"/>
+          <w:szCs w:val="19"/>
         </w:rPr>
         <w:t>5V/5A Netzteil</w:t>
       </w:r>
       <w:r>
         <w:rPr>
-          <w:rFonts w:ascii="Consolas" w:hAnsi="Consolas"/>
-          <w:sz w:val="19"/>
+          <w:rFonts w:ascii="Consolas" w:eastAsia="Consolas" w:hAnsi="Consolas" w:cs="Consolas"/>
+          <w:sz w:val="19"/>
+          <w:szCs w:val="19"/>
         </w:rPr>
         <w:br/>
         <w:t>+--------+</w:t>
       </w:r>
       <w:r>
         <w:rPr>
-          <w:rFonts w:ascii="Consolas" w:hAnsi="Consolas"/>
-          <w:sz w:val="19"/>
-        </w:rPr>
-        <w:br/>
-        <w:t xml:space="preserve">| +5V    </w:t>
-      </w:r>
-      <w:r>
-        <w:rPr>
-          <w:rFonts w:ascii="Consolas" w:eastAsia="Consolas" w:hAnsi="Consolas" w:cs="Consolas"/>
-          <w:sz w:val="19"/>
-          <w:szCs w:val="19"/>
-        </w:rPr>
-        <w:t>|----[</w:t>
-      </w:r>
-      <w:r>
-        <w:rPr>
-          <w:rFonts w:ascii="Consolas" w:hAnsi="Consolas"/>
-          <w:sz w:val="19"/>
-        </w:rPr>
-        <w:t xml:space="preserve"> Diode: 1N4001 </w:t>
-      </w:r>
-      <w:r>
-        <w:rPr>
-          <w:rFonts w:ascii="Consolas" w:eastAsia="Consolas" w:hAnsi="Consolas" w:cs="Consolas"/>
-          <w:sz w:val="19"/>
-          <w:szCs w:val="19"/>
-        </w:rPr>
-        <w:t>]----&gt;</w:t>
-      </w:r>
-      <w:r>
-        <w:rPr>
-          <w:rFonts w:ascii="Consolas" w:hAnsi="Consolas"/>
-          <w:sz w:val="19"/>
-        </w:rPr>
-        <w:t xml:space="preserve"> Ring: +5V / VCC</w:t>
-      </w:r>
-      <w:r>
-        <w:rPr>
-          <w:rFonts w:ascii="Consolas" w:hAnsi="Consolas"/>
-          <w:sz w:val="19"/>
-        </w:rPr>
-        <w:br/>
-        <w:t xml:space="preserve">|        |   </w:t>
-      </w:r>
-      <w:r>
-        <w:rPr>
-          <w:rFonts w:ascii="Consolas" w:eastAsia="Consolas" w:hAnsi="Consolas" w:cs="Consolas"/>
-          <w:sz w:val="19"/>
-          <w:szCs w:val="19"/>
-        </w:rPr>
-        <w:t xml:space="preserve"> </w:t>
-      </w:r>
-      <w:r>
-        <w:rPr>
-          <w:rFonts w:ascii="Consolas" w:hAnsi="Consolas"/>
-          <w:sz w:val="19"/>
-        </w:rPr>
-        <w:t>(Kathode zeigt zum Ring!)</w:t>
-      </w:r>
-      <w:r>
-        <w:rPr>
-          <w:rFonts w:ascii="Consolas" w:hAnsi="Consolas"/>
-          <w:sz w:val="19"/>
+          <w:rFonts w:ascii="Consolas" w:eastAsia="Consolas" w:hAnsi="Consolas" w:cs="Consolas"/>
+          <w:sz w:val="19"/>
+          <w:szCs w:val="19"/>
+        </w:rPr>
+        <w:br/>
+        <w:t>| +5V    |----[ Diode: 1N4001 ]----&gt; Ring: +5V / VCC</w:t>
+      </w:r>
+      <w:r>
+        <w:rPr>
+          <w:rFonts w:ascii="Consolas" w:eastAsia="Consolas" w:hAnsi="Consolas" w:cs="Consolas"/>
+          <w:sz w:val="19"/>
+          <w:szCs w:val="19"/>
+        </w:rPr>
+        <w:br/>
+        <w:t>|        |    (Kathode zeigt zum Ring!)</w:t>
+      </w:r>
+      <w:r>
+        <w:rPr>
+          <w:rFonts w:ascii="Consolas" w:eastAsia="Consolas" w:hAnsi="Consolas" w:cs="Consolas"/>
+          <w:sz w:val="19"/>
+          <w:szCs w:val="19"/>
         </w:rPr>
         <w:br/>
         <w:t>|        |    [ Elko 470uF ] [ Kerko 100nF ] (parallel, am Ring)</w:t>
       </w:r>
       <w:r>
         <w:rPr>
-          <w:rFonts w:ascii="Consolas" w:hAnsi="Consolas"/>
-          <w:sz w:val="19"/>
+          <w:rFonts w:ascii="Consolas" w:eastAsia="Consolas" w:hAnsi="Consolas" w:cs="Consolas"/>
+          <w:sz w:val="19"/>
+          <w:szCs w:val="19"/>
         </w:rPr>
         <w:br/>
         <w:t>| GND    |----+</w:t>
       </w:r>
       <w:r>
         <w:rPr>
-          <w:rFonts w:ascii="Consolas" w:hAnsi="Consolas"/>
-          <w:sz w:val="19"/>
+          <w:rFonts w:ascii="Consolas" w:eastAsia="Consolas" w:hAnsi="Consolas" w:cs="Consolas"/>
+          <w:sz w:val="19"/>
+          <w:szCs w:val="19"/>
         </w:rPr>
         <w:br/>
         <w:t>+--------+    |</w:t>
       </w:r>
       <w:r>
         <w:rPr>
-          <w:rFonts w:ascii="Consolas" w:hAnsi="Consolas"/>
-          <w:sz w:val="19"/>
+          <w:rFonts w:ascii="Consolas" w:eastAsia="Consolas" w:hAnsi="Consolas" w:cs="Consolas"/>
+          <w:sz w:val="19"/>
+          <w:szCs w:val="19"/>
         </w:rPr>
         <w:br/>
         <w:t xml:space="preserve">              |</w:t>
       </w:r>
       <w:r>
         <w:rPr>
-          <w:rFonts w:ascii="Consolas" w:hAnsi="Consolas"/>
-          <w:sz w:val="19"/>
+          <w:rFonts w:ascii="Consolas" w:eastAsia="Consolas" w:hAnsi="Consolas" w:cs="Consolas"/>
+          <w:sz w:val="19"/>
+          <w:szCs w:val="19"/>
         </w:rPr>
         <w:br/>
         <w:t>Raspberry Pi 5|</w:t>
       </w:r>
       <w:r>
         <w:rPr>
-          <w:rFonts w:ascii="Consolas" w:hAnsi="Consolas"/>
-          <w:sz w:val="19"/>
+          <w:rFonts w:ascii="Consolas" w:eastAsia="Consolas" w:hAnsi="Consolas" w:cs="Consolas"/>
+          <w:sz w:val="19"/>
+          <w:szCs w:val="19"/>
         </w:rPr>
         <w:br/>
         <w:t>+--------+    |</w:t>
       </w:r>
       <w:r>
         <w:rPr>
-          <w:rFonts w:ascii="Consolas" w:hAnsi="Consolas"/>
-          <w:sz w:val="19"/>
-        </w:rPr>
-        <w:br/>
-        <w:t xml:space="preserve">| GND    </w:t>
-      </w:r>
-      <w:r>
-        <w:rPr>
-          <w:rFonts w:ascii="Consolas" w:eastAsia="Consolas" w:hAnsi="Consolas" w:cs="Consolas"/>
-          <w:sz w:val="19"/>
-          <w:szCs w:val="19"/>
-        </w:rPr>
-        <w:t>|----+----------------------------------&gt;</w:t>
-      </w:r>
-      <w:r>
-        <w:rPr>
-          <w:rFonts w:ascii="Consolas" w:hAnsi="Consolas"/>
-          <w:sz w:val="19"/>
-        </w:rPr>
-        <w:t xml:space="preserve"> Ring: GND</w:t>
-      </w:r>
-      <w:r>
-        <w:rPr>
-          <w:rFonts w:ascii="Consolas" w:hAnsi="Consolas"/>
-          <w:sz w:val="19"/>
+          <w:rFonts w:ascii="Consolas" w:eastAsia="Consolas" w:hAnsi="Consolas" w:cs="Consolas"/>
+          <w:sz w:val="19"/>
+          <w:szCs w:val="19"/>
+        </w:rPr>
+        <w:br/>
+        <w:t>| GND    |----+----------------------------------&gt; Ring: GND</w:t>
+      </w:r>
+      <w:r>
+        <w:rPr>
+          <w:rFonts w:ascii="Consolas" w:eastAsia="Consolas" w:hAnsi="Consolas" w:cs="Consolas"/>
+          <w:sz w:val="19"/>
+          <w:szCs w:val="19"/>
         </w:rPr>
         <w:br/>
         <w:t>| (Pin20)|</w:t>
       </w:r>
       <w:r>
         <w:rPr>
-          <w:rFonts w:ascii="Consolas" w:hAnsi="Consolas"/>
-          <w:sz w:val="19"/>
+          <w:rFonts w:ascii="Consolas" w:eastAsia="Consolas" w:hAnsi="Consolas" w:cs="Consolas"/>
+          <w:sz w:val="19"/>
+          <w:szCs w:val="19"/>
         </w:rPr>
         <w:br/>
         <w:t>|        |</w:t>
       </w:r>
       <w:r>
         <w:rPr>
-          <w:rFonts w:ascii="Consolas" w:hAnsi="Consolas"/>
-          <w:sz w:val="19"/>
+          <w:rFonts w:ascii="Consolas" w:eastAsia="Consolas" w:hAnsi="Consolas" w:cs="Consolas"/>
+          <w:sz w:val="19"/>
+          <w:szCs w:val="19"/>
         </w:rPr>
         <w:br/>
         <w:t>| GPIO10 |-----[ 220 Ohm ]------------------------&gt; Ring: DI (Data Input)</w:t>
       </w:r>
       <w:r>
         <w:rPr>
-          <w:rFonts w:ascii="Consolas" w:hAnsi="Consolas"/>
-          <w:sz w:val="19"/>
+          <w:rFonts w:ascii="Consolas" w:eastAsia="Consolas" w:hAnsi="Consolas" w:cs="Consolas"/>
+          <w:sz w:val="19"/>
+          <w:szCs w:val="19"/>
         </w:rPr>
         <w:br/>
         <w:t>| (Pin19)|</w:t>
       </w:r>
       <w:r>
         <w:rPr>
-          <w:rFonts w:ascii="Consolas" w:hAnsi="Consolas"/>
-          <w:sz w:val="19"/>
+          <w:rFonts w:ascii="Consolas" w:eastAsia="Consolas" w:hAnsi="Consolas" w:cs="Consolas"/>
+          <w:sz w:val="19"/>
+          <w:szCs w:val="19"/>
         </w:rPr>
         <w:br/>
         <w:t>+--------+</w:t>
@@ -6858,13 +6637,7 @@
         <w:spacing w:after="90"/>
       </w:pPr>
       <w:r>
-        <w:t>Datenfluss: Pi GPIO 10 → 220</w:t>
-      </w:r>
-      <w:r>
-        <w:t>-</w:t>
-      </w:r>
-      <w:r>
-        <w:t>Ohm-Widerstand → Ring DI.</w:t>
+        <w:t>Datenfluss: Pi GPIO 10 → 220-Ohm-Widerstand → Ring DI.</w:t>
       </w:r>
     </w:p>
     <w:p>
@@ -6899,7 +6672,7 @@
         <w:spacing w:after="90"/>
       </w:pPr>
       <w:r>
-        <w:t>Modus: A (Zeitautomatik/Blendenautomatik) - Blende wird vorgegeben, die Kamera berechnet die Belichtungszeit selbst; geändert in der Sprint-11-Nachbesserung, vorher M/Manuell</w:t>
+        <w:t>Modus: M (Manuell)</w:t>
       </w:r>
     </w:p>
     <w:p>
@@ -6966,61 +6739,7 @@
           <w:sz w:val="21"/>
           <w:szCs w:val="21"/>
         </w:rPr>
-        <w:t xml:space="preserve">Hinweis (Sprint 11): ISO und Blende lassen sich seither direkt über das Service-Menü („Kamera-Einstellungen“) über die bestehende USB-Verbindung anpassen, ohne die Kamera aus dem Gehäuse zu nehmen und Kabel zu lösen (siehe hw_camera_settings_provider.py sowie das Kapitel „Service-/Admin-Menü“). Voraussetzung </w:t>
-      </w:r>
-      <w:r>
-        <w:rPr>
-          <w:i/>
-          <w:iCs/>
-          <w:sz w:val="21"/>
-          <w:szCs w:val="21"/>
-        </w:rPr>
-        <w:t>ist ein Modus,</w:t>
-      </w:r>
-      <w:r>
-        <w:rPr>
-          <w:i/>
-          <w:iCs/>
-          <w:sz w:val="21"/>
-          <w:szCs w:val="21"/>
-        </w:rPr>
-        <w:t xml:space="preserve"> der </w:t>
-      </w:r>
-      <w:r>
-        <w:rPr>
-          <w:i/>
-          <w:iCs/>
-          <w:sz w:val="21"/>
-          <w:szCs w:val="21"/>
-        </w:rPr>
-        <w:t>eine manuelle Blendenwahl zulässt (A oder</w:t>
-      </w:r>
-      <w:r>
-        <w:rPr>
-          <w:i/>
-          <w:iCs/>
-          <w:sz w:val="21"/>
-          <w:szCs w:val="21"/>
-        </w:rPr>
-        <w:t xml:space="preserve"> M;</w:t>
-      </w:r>
-      <w:r>
-        <w:rPr>
-          <w:i/>
-          <w:iCs/>
-          <w:sz w:val="21"/>
-          <w:szCs w:val="21"/>
-        </w:rPr>
-        <w:t xml:space="preserve"> seit der Sprint-11-Nachbesserung wird A/Zeitautomatik genutzt);</w:t>
-      </w:r>
-      <w:r>
-        <w:rPr>
-          <w:i/>
-          <w:iCs/>
-          <w:sz w:val="21"/>
-          <w:szCs w:val="21"/>
-        </w:rPr>
-        <w:t xml:space="preserve"> der gültige Blenden-Wertebereich hängt vom montierten Objektiv ab und wird live von der Kamera gelesen, nie hartkodiert.</w:t>
+        <w:t>Hinweis (Sprint 11): ISO und Blende lassen sich seither direkt über das Service-Menü („Kamera-Einstellungen“) über die bestehende USB-Verbindung anpassen, ohne die Kamera aus dem Gehäuse zu nehmen und Kabel zu lösen (siehe hw_camera_settings_provider.py sowie das Kapitel „Service-/Admin-Menü“). Voraussetzung bleibt weiterhin der Modus M; der gültige Blenden-Wertebereich hängt vom montierten Objektiv ab und wird live von der Kamera gelesen, nie hartkodiert.</w:t>
       </w:r>
     </w:p>
     <w:p>
@@ -7041,7 +6760,7 @@
           <w:noProof/>
         </w:rPr>
         <w:drawing>
-          <wp:inline distT="0" distB="0" distL="0" distR="0" wp14:anchorId="210A2DF4" wp14:editId="568F0236">
+          <wp:inline distT="0" distB="0" distL="0" distR="0" wp14:anchorId="176C8A2C" wp14:editId="6D50328D">
             <wp:extent cx="3619500" cy="2714625"/>
             <wp:effectExtent l="0" t="0" r="0" b="0"/>
             <wp:docPr id="1528579807" name="Grafik 1528579807" descr="Ein Bild, das Text, Screenshot, Multimedia-Software, Software enthält.&#10;&#10;KI-generierte Inhalte können fehlerhaft sein."/>
@@ -7091,8 +6810,10 @@
       <w:r>
         <w:rPr>
           <w:i/>
+          <w:iCs/>
           <w:color w:val="555555"/>
           <w:sz w:val="18"/>
+          <w:szCs w:val="18"/>
           <w:lang w:val="en-US"/>
         </w:rPr>
         <w:t>MC-DC2-Stecker (Quelle: nikonites.com/forum/threads/help-with-plug.41380)</w:t>
@@ -7175,7 +6896,7 @@
         </w:rPr>
         <w:lastRenderedPageBreak/>
         <w:drawing>
-          <wp:inline distT="0" distB="0" distL="0" distR="0" wp14:anchorId="58897CEA" wp14:editId="4754B8A5">
+          <wp:inline distT="0" distB="0" distL="0" distR="0" wp14:anchorId="4B2090BF" wp14:editId="38B032ED">
             <wp:extent cx="2095500" cy="4429125"/>
             <wp:effectExtent l="0" t="0" r="0" b="0"/>
             <wp:docPr id="1386816165" name="Grafik 1386816165" descr="Ein Bild, das Text, Screenshot, Diagramm, Schrift enthält.&#10;&#10;KI-generierte Inhalte können fehlerhaft sein."/>
@@ -7227,67 +6948,7 @@
           <w:sz w:val="18"/>
           <w:szCs w:val="18"/>
         </w:rPr>
-        <w:t xml:space="preserve">Verdrahtung Nikon D3300 – Optokoppler – Raspberry. Im Bild sind 470 </w:t>
-      </w:r>
-      <w:r>
-        <w:rPr>
-          <w:i/>
-          <w:iCs/>
-          <w:color w:val="555555"/>
-          <w:sz w:val="18"/>
-          <w:szCs w:val="18"/>
-        </w:rPr>
-        <w:t>Ω</w:t>
-      </w:r>
-      <w:r>
-        <w:rPr>
-          <w:i/>
-          <w:iCs/>
-          <w:color w:val="555555"/>
-          <w:sz w:val="18"/>
-          <w:szCs w:val="18"/>
-        </w:rPr>
-        <w:t xml:space="preserve"> eingezeichnet</w:t>
-      </w:r>
-      <w:r>
-        <w:rPr>
-          <w:i/>
-          <w:iCs/>
-          <w:color w:val="555555"/>
-          <w:sz w:val="18"/>
-          <w:szCs w:val="18"/>
-        </w:rPr>
-        <w:t xml:space="preserve"> —</w:t>
-      </w:r>
-      <w:r>
-        <w:rPr>
-          <w:i/>
-          <w:iCs/>
-          <w:color w:val="555555"/>
-          <w:sz w:val="18"/>
-          <w:szCs w:val="18"/>
-        </w:rPr>
-        <w:t xml:space="preserve"> tatsächlich verwendet: 220 </w:t>
-      </w:r>
-      <w:r>
-        <w:rPr>
-          <w:i/>
-          <w:iCs/>
-          <w:color w:val="555555"/>
-          <w:sz w:val="18"/>
-          <w:szCs w:val="18"/>
-        </w:rPr>
-        <w:t>Ω</w:t>
-      </w:r>
-      <w:r>
-        <w:rPr>
-          <w:i/>
-          <w:iCs/>
-          <w:color w:val="555555"/>
-          <w:sz w:val="18"/>
-          <w:szCs w:val="18"/>
-        </w:rPr>
-        <w:t xml:space="preserve"> (siehe GPIO-Kapitel).</w:t>
+        <w:t>Verdrahtung Nikon D3300 – Optokoppler – Raspberry. Im Bild sind 470 Ω eingezeichnet — tatsächlich verwendet: 220 Ω (siehe GPIO-Kapitel).</w:t>
       </w:r>
     </w:p>
     <w:p>
@@ -7316,7 +6977,7 @@
           <w:noProof/>
         </w:rPr>
         <w:drawing>
-          <wp:inline distT="0" distB="0" distL="0" distR="0" wp14:anchorId="244DAC49" wp14:editId="183C626B">
+          <wp:inline distT="0" distB="0" distL="0" distR="0" wp14:anchorId="162BDCB2" wp14:editId="5A9E708F">
             <wp:extent cx="2667000" cy="1857375"/>
             <wp:effectExtent l="0" t="0" r="0" b="0"/>
             <wp:docPr id="415783414" name="Grafik 415783414" descr="Ein Bild, das Gerät, Elektronisches Gerät, Multimedia, Text enthält.&#10;&#10;KI-generierte Inhalte können fehlerhaft sein."/>
@@ -7365,7 +7026,7 @@
           <w:noProof/>
         </w:rPr>
         <w:drawing>
-          <wp:inline distT="0" distB="0" distL="0" distR="0" wp14:anchorId="254904E7" wp14:editId="5F98597E">
+          <wp:inline distT="0" distB="0" distL="0" distR="0" wp14:anchorId="40BAB8E3" wp14:editId="0B50FC36">
             <wp:extent cx="2667000" cy="1943100"/>
             <wp:effectExtent l="0" t="0" r="0" b="0"/>
             <wp:docPr id="26574583" name="Grafik 26574583" descr="Ein Bild, das Text, Screenshot, Spielstandanzeige, Zahl enthält.&#10;&#10;KI-generierte Inhalte können fehlerhaft sein."/>
@@ -7447,7 +7108,7 @@
           <w:noProof/>
         </w:rPr>
         <w:drawing>
-          <wp:inline distT="0" distB="0" distL="0" distR="0" wp14:anchorId="2C161FCE" wp14:editId="72AE2092">
+          <wp:inline distT="0" distB="0" distL="0" distR="0" wp14:anchorId="61AB80DB" wp14:editId="3CE86A6D">
             <wp:extent cx="2857500" cy="2000250"/>
             <wp:effectExtent l="0" t="0" r="0" b="0"/>
             <wp:docPr id="260381689" name="Grafik 260381689" descr="Ein Bild, das Auto, Kamera enthält.&#10;&#10;KI-generierte Inhalte können fehlerhaft sein."/>
@@ -7520,7 +7181,7 @@
           <w:noProof/>
         </w:rPr>
         <w:drawing>
-          <wp:inline distT="0" distB="0" distL="0" distR="0" wp14:anchorId="06FC572B" wp14:editId="1D246D2A">
+          <wp:inline distT="0" distB="0" distL="0" distR="0" wp14:anchorId="10CF27A0" wp14:editId="3B47A406">
             <wp:extent cx="2857500" cy="1962150"/>
             <wp:effectExtent l="0" t="0" r="0" b="0"/>
             <wp:docPr id="301401528" name="Grafik 301401528" descr="Ein Bild, das Gamecontroller, Joystick, Elektronisches Gerät, Gerät enthält.&#10;&#10;KI-generierte Inhalte können fehlerhaft sein."/>
@@ -7569,7 +7230,7 @@
           <w:noProof/>
         </w:rPr>
         <w:drawing>
-          <wp:inline distT="0" distB="0" distL="0" distR="0" wp14:anchorId="77716CAF" wp14:editId="197C9BEF">
+          <wp:inline distT="0" distB="0" distL="0" distR="0" wp14:anchorId="244AA0FB" wp14:editId="466C5E82">
             <wp:extent cx="2476500" cy="1857375"/>
             <wp:effectExtent l="0" t="0" r="0" b="0"/>
             <wp:docPr id="1075318647" name="Grafik 1075318647" descr="Ein Bild, das Text, Screenshot, Multimedia, Medien enthält.&#10;&#10;KI-generierte Inhalte können fehlerhaft sein."/>
@@ -7643,7 +7304,7 @@
           <w:noProof/>
         </w:rPr>
         <w:drawing>
-          <wp:inline distT="0" distB="0" distL="0" distR="0" wp14:anchorId="64C3D85D" wp14:editId="5C76D1BA">
+          <wp:inline distT="0" distB="0" distL="0" distR="0" wp14:anchorId="6F82A155" wp14:editId="46728362">
             <wp:extent cx="2476500" cy="2476500"/>
             <wp:effectExtent l="0" t="0" r="0" b="0"/>
             <wp:docPr id="230432739" name="Grafik 230432739" descr="Ein Bild, das Schwarz, Dunkelheit enthält.&#10;&#10;KI-generierte Inhalte können fehlerhaft sein."/>
@@ -7727,19 +7388,7 @@
         <w:spacing w:after="160"/>
       </w:pPr>
       <w:r>
-        <w:t xml:space="preserve">Die Live-Vorschau läuft stattdessen über </w:t>
-      </w:r>
-      <w:r>
-        <w:t xml:space="preserve">gphoto2s capture_preview() </w:t>
-      </w:r>
-      <w:r>
-        <w:t xml:space="preserve">via USB (siehe </w:t>
-      </w:r>
-      <w:r>
-        <w:t>hw_gphoto2_preview_provider.py</w:t>
-      </w:r>
-      <w:r>
-        <w:t>) – ca. 640×424 JPEG-Frames bei ~8 fps, weniger flüssig als HDMI, aber für den Fotobox-Einsatz ausreichend.</w:t>
+        <w:t>Die Live-Vorschau läuft stattdessen über gphoto2s capture_preview() via USB (siehe hw_gphoto2_preview_provider.py) – ca. 640×424 JPEG-Frames bei ~8 fps, weniger flüssig als HDMI, aber für den Fotobox-Einsatz ausreichend.</w:t>
       </w:r>
     </w:p>
     <w:p>
@@ -7761,19 +7410,7 @@
         <w:spacing w:after="160"/>
       </w:pPr>
       <w:r>
-        <w:t>Vollständige Absicherungsmaßnahmen (</w:t>
-      </w:r>
-      <w:r>
-        <w:t>fail2ban</w:t>
-      </w:r>
-      <w:r>
-        <w:t xml:space="preserve">, SSH-Härtung, Update-Benachrichtigung) siehe </w:t>
-      </w:r>
-      <w:r>
-        <w:t>README.md</w:t>
-      </w:r>
-      <w:r>
-        <w:t>, Kapitel „Sicherheit / Härtung“ — hier die Kernkonfiguration zur Referenz beim Verkabeln/Einrichten neuer Hardware.</w:t>
+        <w:t>Vollständige Absicherungsmaßnahmen (fail2ban, SSH-Härtung, Update-Benachrichtigung) siehe README.md, Kapitel „Sicherheit / Härtung“ — hier die Kernkonfiguration zur Referenz beim Verkabeln/Einrichten neuer Hardware.</w:t>
       </w:r>
     </w:p>
     <w:p>
@@ -8169,7 +7806,7 @@
           <w:noProof/>
         </w:rPr>
         <w:drawing>
-          <wp:inline distT="0" distB="0" distL="0" distR="0" wp14:anchorId="4DA41E40" wp14:editId="5558A55C">
+          <wp:inline distT="0" distB="0" distL="0" distR="0" wp14:anchorId="6301C815" wp14:editId="32271E7E">
             <wp:extent cx="4000500" cy="1666875"/>
             <wp:effectExtent l="0" t="0" r="0" b="0"/>
             <wp:docPr id="1572401057" name="Grafik 1572401057" descr="Ein Bild, das Text, Screenshot, Schrift, Software enthält.&#10;&#10;KI-generierte Inhalte können fehlerhaft sein."/>
@@ -8234,7 +7871,7 @@
           <w:noProof/>
         </w:rPr>
         <w:drawing>
-          <wp:inline distT="0" distB="0" distL="0" distR="0" wp14:anchorId="46F6966F" wp14:editId="7CF60AB8">
+          <wp:inline distT="0" distB="0" distL="0" distR="0" wp14:anchorId="15635D65" wp14:editId="2002B2F3">
             <wp:extent cx="4000500" cy="409575"/>
             <wp:effectExtent l="0" t="0" r="0" b="0"/>
             <wp:docPr id="1545347845" name="Grafik 1545347845"/>
@@ -8563,14 +8200,6 @@
         <w:gridCol w:w="1800"/>
         <w:gridCol w:w="3100"/>
         <w:gridCol w:w="3500"/>
-        <w:tblGridChange w:id="0">
-          <w:tblGrid>
-            <w:gridCol w:w="1400"/>
-            <w:gridCol w:w="1800"/>
-            <w:gridCol w:w="3100"/>
-            <w:gridCol w:w="3500"/>
-          </w:tblGrid>
-        </w:tblGridChange>
       </w:tblGrid>
       <w:tr>
         <w:trPr>
@@ -9086,13 +8715,7 @@
         <w:spacing w:after="160"/>
       </w:pPr>
       <w:r>
-        <w:t xml:space="preserve">VNC für den Admin-Laptop bewusst nicht als eigene </w:t>
-      </w:r>
-      <w:r>
-        <w:t>ufw</w:t>
-      </w:r>
-      <w:r>
-        <w:t>-Regel auf Port 5900 freigegeben, sondern per SSH-Tunnel über den bereits offenen Port 22 gefahren:</w:t>
+        <w:t>VNC für den Admin-Laptop bewusst nicht als eigene ufw-Regel auf Port 5900 freigegeben, sondern per SSH-Tunnel über den bereits offenen Port 22 gefahren:</w:t>
       </w:r>
     </w:p>
     <w:p>
@@ -9102,15 +8725,17 @@
       </w:pPr>
       <w:r>
         <w:rPr>
-          <w:rFonts w:ascii="Consolas" w:hAnsi="Consolas"/>
-          <w:sz w:val="19"/>
+          <w:rFonts w:ascii="Consolas" w:eastAsia="Consolas" w:hAnsi="Consolas" w:cs="Consolas"/>
+          <w:sz w:val="19"/>
+          <w:szCs w:val="19"/>
         </w:rPr>
         <w:t>ssh -L 5901:localhost:5900 photobox@192.168.0.10</w:t>
       </w:r>
       <w:r>
         <w:rPr>
-          <w:rFonts w:ascii="Consolas" w:hAnsi="Consolas"/>
-          <w:sz w:val="19"/>
+          <w:rFonts w:ascii="Consolas" w:eastAsia="Consolas" w:hAnsi="Consolas" w:cs="Consolas"/>
+          <w:sz w:val="19"/>
+          <w:szCs w:val="19"/>
         </w:rPr>
         <w:br/>
         <w:t># danach VNC-Viewer gegen localhost:5901 verbinden</w:t>
@@ -9757,22 +9382,7 @@
           <w:szCs w:val="19"/>
         </w:rPr>
         <w:br/>
-        <w:t xml:space="preserve">├── </w:t>
-      </w:r>
-      <w:r>
-        <w:rPr>
-          <w:rFonts w:ascii="Consolas" w:hAnsi="Consolas"/>
-          <w:sz w:val="19"/>
-        </w:rPr>
-        <w:t>hw_grabber_provider.py</w:t>
-      </w:r>
-      <w:r>
-        <w:rPr>
-          <w:rFonts w:ascii="Consolas" w:eastAsia="Consolas" w:hAnsi="Consolas" w:cs="Consolas"/>
-          <w:sz w:val="19"/>
-          <w:szCs w:val="19"/>
-        </w:rPr>
-        <w:t xml:space="preserve">    # (nicht mehr verwendet - HDMI-Grabber verworfen)</w:t>
+        <w:t>├── hw_grabber_provider.py    # (nicht mehr verwendet - HDMI-Grabber verworfen)</w:t>
       </w:r>
       <w:r>
         <w:rPr>
